--- a/notes_d/Exponential/ExponentialApplications2.docx
+++ b/notes_d/Exponential/ExponentialApplications2.docx
@@ -6412,7 +6412,21 @@
         <w:rPr>
           <w:rFonts w:ascii="Times New Roman" w:hAnsi="Times New Roman" w:cs="Times New Roman"/>
         </w:rPr>
-        <w:t xml:space="preserve"> When a worker first starts out, they do not have a lot of extra money to put into savings. They are able to invest $400 per month at </w:t>
+        <w:t xml:space="preserve"> When a worker first starts out, they do not have a lot of extra money to put into savings. They </w:t>
+      </w:r>
+      <w:proofErr w:type="gramStart"/>
+      <w:r>
+        <w:rPr>
+          <w:rFonts w:ascii="Times New Roman" w:hAnsi="Times New Roman" w:cs="Times New Roman"/>
+        </w:rPr>
+        <w:t>are able to</w:t>
+      </w:r>
+      <w:proofErr w:type="gramEnd"/>
+      <w:r>
+        <w:rPr>
+          <w:rFonts w:ascii="Times New Roman" w:hAnsi="Times New Roman" w:cs="Times New Roman"/>
+        </w:rPr>
+        <w:t xml:space="preserve"> invest $400 per month at </w:t>
       </w:r>
       <w:r>
         <w:rPr>
@@ -6442,7 +6456,21 @@
         <w:rPr>
           <w:rFonts w:ascii="Times New Roman" w:hAnsi="Times New Roman" w:cs="Times New Roman"/>
         </w:rPr>
-        <w:t xml:space="preserve">The worker transfers all of the money they have from their first account into a new account with 2.89% interest. </w:t>
+        <w:t xml:space="preserve">The worker transfers </w:t>
+      </w:r>
+      <w:proofErr w:type="gramStart"/>
+      <w:r>
+        <w:rPr>
+          <w:rFonts w:ascii="Times New Roman" w:hAnsi="Times New Roman" w:cs="Times New Roman"/>
+        </w:rPr>
+        <w:t>all of</w:t>
+      </w:r>
+      <w:proofErr w:type="gramEnd"/>
+      <w:r>
+        <w:rPr>
+          <w:rFonts w:ascii="Times New Roman" w:hAnsi="Times New Roman" w:cs="Times New Roman"/>
+        </w:rPr>
+        <w:t xml:space="preserve"> the money they have from their first account into a new account with 2.89% interest. </w:t>
       </w:r>
       <w:r>
         <w:rPr>
@@ -8704,9 +8732,9 @@
     </inkml:brush>
   </inkml:definitions>
   <inkml:trace contextRef="#ctx0" brushRef="#br0">160 247 2784 0 0,'0'0'992'0'0,"13"-26"6673"0"0,-9 22-4779 0 0,-3 5-965 0 0,-3 13-130 0 0,-6 17-511 0 0,0-9-408 0 0,5-10-488 0 0,-1 0 1 0 0,0-1-1 0 0,-1 0 0 0 0,0 0 0 0 0,-8 13 1 0 0,19-60-68 0 0,-4 31-244 0 0,0-1-2 0 0,0 0 1 0 0,0 1 0 0 0,1 0-1 0 0,0 0 1 0 0,6-10 0 0 0,-9 15-65 0 0,1-1 1 0 0,-1 1-1 0 0,1-1 1 0 0,-1 1-1 0 0,1-1 1 0 0,-1 1-1 0 0,1-1 1 0 0,0 1-1 0 0,-1-1 1 0 0,1 1-1 0 0,0 0 1 0 0,-1 0-1 0 0,1-1 1 0 0,0 1-1 0 0,-1 0 1 0 0,1 0-1 0 0,0 0 1 0 0,0 0 0 0 0,-1 0-1 0 0,1 0 1 0 0,1 0-1 0 0,0 0 0 0 0,-1 1 0 0 0,0-1 0 0 0,1 1-1 0 0,-1 0 1 0 0,0-1 0 0 0,0 1 0 0 0,1 0 0 0 0,-1 0 0 0 0,0 0-1 0 0,0 0 1 0 0,0 0 0 0 0,0 0 0 0 0,0 0 0 0 0,0 1-1 0 0,1 1 1 0 0,18 28 374 0 0,3 5-3520 0 0</inkml:trace>
-  <inkml:trace contextRef="#ctx0" brushRef="#br0" timeOffset="156.17">173 337 2048 0 0,'-23'0'13537'0'0,"37"-2"-10483"0"0,27-9-1015 0 0,-17 5-1934 0 0</inkml:trace>
+  <inkml:trace contextRef="#ctx0" brushRef="#br0" timeOffset="156.16">173 337 2048 0 0,'-23'0'13537'0'0,"37"-2"-10483"0"0,27-9-1015 0 0,-17 5-1934 0 0</inkml:trace>
   <inkml:trace contextRef="#ctx0" brushRef="#br0" timeOffset="321">188 199 3744 0 0,'0'0'9280'0'0,"6"2"-7736"0"0,-6 0 8 0 0,2 4-1065 0 0,0 0 9 0 0,1 1-8 0 0,-2 2 8 0 0,0 2-8 0 0,2 0 8 0 0</inkml:trace>
-  <inkml:trace contextRef="#ctx0" brushRef="#br0" timeOffset="703.34">221 20 3648 0 0,'-5'-1'714'0'0,"0"0"0"0"0,1 0 0 0 0,-1 1 0 0 0,0 0 0 0 0,1 0 0 0 0,-1 0 0 0 0,0 0 1 0 0,0 1-1 0 0,1 0 0 0 0,-1 0 0 0 0,1 0 0 0 0,-1 1 0 0 0,1-1 0 0 0,-5 3 0 0 0,2 0-301 0 0,1-1 0 0 0,1 1 0 0 0,-1 1 0 0 0,0-1 1 0 0,1 1-1 0 0,0 0 0 0 0,0 0 0 0 0,-6 9 0 0 0,1 1-138 0 0,0 1 0 0 0,2 0 1 0 0,0 0-1 0 0,1 0 0 0 0,0 1 0 0 0,-6 28 0 0 0,4-10 146 0 0,2 1 0 0 0,-3 59-1 0 0,9-79-259 0 0,1-1-1 0 0,0 1 1 0 0,1-1-1 0 0,1 1 0 0 0,1-1 1 0 0,0 0-1 0 0,1 0 0 0 0,11 27 1 0 0,-13-37-121 0 0,1 1 1 0 0,0-2 0 0 0,0 1 0 0 0,0 0-1 0 0,1-1 1 0 0,-1 1 0 0 0,1-1 0 0 0,0 0-1 0 0,1 0 1 0 0,-1-1 0 0 0,1 1 0 0 0,-1-1-1 0 0,11 5 1 0 0,-7-5 21 0 0,0 0-1 0 0,0 0 1 0 0,0-1-1 0 0,1 0 1 0 0,-1 0-1 0 0,0-1 1 0 0,1 0 0 0 0,14-1-1 0 0,-8-1-28 0 0,0 0-1 0 0,-1-1 1 0 0,1-1-1 0 0,0 0 1 0 0,-1-1-1 0 0,0-1 1 0 0,0 0 0 0 0,-1-1-1 0 0,1-1 1 0 0,19-12-1 0 0,-21 11-23 0 0,0-2 0 0 0,0 1-1 0 0,-1-1 1 0 0,0-1 0 0 0,0 0 0 0 0,-1-1-1 0 0,-1 0 1 0 0,0 0 0 0 0,-1-1 0 0 0,0 0-1 0 0,-1-1 1 0 0,-1 1 0 0 0,0-1-1 0 0,0-1 1 0 0,-2 1 0 0 0,0-1 0 0 0,0 0-1 0 0,-2 0 1 0 0,1 0 0 0 0,-2 0 0 0 0,0 0-1 0 0,-1 0 1 0 0,-1 0 0 0 0,0 0-1 0 0,-1-1 1 0 0,0 1 0 0 0,-1 1 0 0 0,-1-1-1 0 0,-1 0 1 0 0,0 1 0 0 0,-1 0 0 0 0,-8-16-1 0 0,7 17 34 0 0,-1 1 0 0 0,0 0 0 0 0,0 0 0 0 0,-1 1 0 0 0,-19-17 0 0 0,25 25-21 0 0,-1 0 1 0 0,1 0 0 0 0,-1 1-1 0 0,0-1 1 0 0,0 1-1 0 0,0 0 1 0 0,0 0 0 0 0,0 1-1 0 0,-9-3 1 0 0,10 3-3 0 0,0 1 1 0 0,0 0-1 0 0,0 0 0 0 0,0 0 1 0 0,1 0-1 0 0,-1 1 0 0 0,0-1 1 0 0,0 1-1 0 0,0-1 0 0 0,1 1 1 0 0,-1 0-1 0 0,0 0 0 0 0,1 0 1 0 0,-1 0-1 0 0,1 1 1 0 0,-1-1-1 0 0,-2 3 0 0 0,-6 5 69 0 0</inkml:trace>
+  <inkml:trace contextRef="#ctx0" brushRef="#br0" timeOffset="703.33">221 20 3648 0 0,'-5'-1'714'0'0,"0"0"0"0"0,1 0 0 0 0,-1 1 0 0 0,0 0 0 0 0,1 0 0 0 0,-1 0 0 0 0,0 0 1 0 0,0 1-1 0 0,1 0 0 0 0,-1 0 0 0 0,1 0 0 0 0,-1 1 0 0 0,1-1 0 0 0,-5 3 0 0 0,2 0-301 0 0,1-1 0 0 0,1 1 0 0 0,-1 1 0 0 0,0-1 1 0 0,1 1-1 0 0,0 0 0 0 0,0 0 0 0 0,-6 9 0 0 0,1 1-138 0 0,0 1 0 0 0,2 0 1 0 0,0 0-1 0 0,1 0 0 0 0,0 1 0 0 0,-6 28 0 0 0,4-10 146 0 0,2 1 0 0 0,-3 59-1 0 0,9-79-259 0 0,1-1-1 0 0,0 1 1 0 0,1-1-1 0 0,1 1 0 0 0,1-1 1 0 0,0 0-1 0 0,1 0 0 0 0,11 27 1 0 0,-13-37-121 0 0,1 1 1 0 0,0-2 0 0 0,0 1 0 0 0,0 0-1 0 0,1-1 1 0 0,-1 1 0 0 0,1-1 0 0 0,0 0-1 0 0,1 0 1 0 0,-1-1 0 0 0,1 1 0 0 0,-1-1-1 0 0,11 5 1 0 0,-7-5 21 0 0,0 0-1 0 0,0 0 1 0 0,0-1-1 0 0,1 0 1 0 0,-1 0-1 0 0,0-1 1 0 0,1 0 0 0 0,14-1-1 0 0,-8-1-28 0 0,0 0-1 0 0,-1-1 1 0 0,1-1-1 0 0,0 0 1 0 0,-1-1-1 0 0,0-1 1 0 0,0 0 0 0 0,-1-1-1 0 0,1-1 1 0 0,19-12-1 0 0,-21 11-23 0 0,0-2 0 0 0,0 1-1 0 0,-1-1 1 0 0,0-1 0 0 0,0 0 0 0 0,-1-1-1 0 0,-1 0 1 0 0,0 0 0 0 0,-1-1 0 0 0,0 0-1 0 0,-1-1 1 0 0,-1 1 0 0 0,0-1-1 0 0,0-1 1 0 0,-2 1 0 0 0,0-1 0 0 0,0 0-1 0 0,-2 0 1 0 0,1 0 0 0 0,-2 0 0 0 0,0 0-1 0 0,-1 0 1 0 0,-1 0 0 0 0,0 0-1 0 0,-1-1 1 0 0,0 1 0 0 0,-1 1 0 0 0,-1-1-1 0 0,-1 0 1 0 0,0 1 0 0 0,-1 0 0 0 0,-8-16-1 0 0,7 17 34 0 0,-1 1 0 0 0,0 0 0 0 0,0 0 0 0 0,-1 1 0 0 0,-19-17 0 0 0,25 25-21 0 0,-1 0 1 0 0,1 0 0 0 0,-1 1-1 0 0,0-1 1 0 0,0 1-1 0 0,0 0 1 0 0,0 0 0 0 0,0 1-1 0 0,-9-3 1 0 0,10 3-3 0 0,0 1 1 0 0,0 0-1 0 0,0 0 0 0 0,0 0 1 0 0,1 0-1 0 0,-1 1 0 0 0,0-1 1 0 0,0 1-1 0 0,0-1 0 0 0,1 1 1 0 0,-1 0-1 0 0,0 0 0 0 0,1 0 1 0 0,-1 0-1 0 0,1 1 1 0 0,-1-1-1 0 0,-2 3 0 0 0,-6 5 69 0 0</inkml:trace>
 </inkml:ink>
 </file>
 
@@ -8739,7 +8767,7 @@
     </inkml:brush>
   </inkml:definitions>
   <inkml:trace contextRef="#ctx0" brushRef="#br0">24 81 192 0 0,'3'-22'17011'0'0,"-3"22"-16917"0"0,1 0-1 0 0,0 0 0 0 0,-1 0 1 0 0,1-1-1 0 0,0 1 0 0 0,-1 0 1 0 0,1 0-1 0 0,-1 0 0 0 0,1 0 1 0 0,0 0-1 0 0,-1 0 0 0 0,1 0 0 0 0,0 0 1 0 0,-1 0-1 0 0,1 0 0 0 0,0 1 1 0 0,-1-1-1 0 0,1 0 0 0 0,-1 0 1 0 0,1 1-1 0 0,-1-1 0 0 0,1 0 1 0 0,0 1-1 0 0,-1-1 0 0 0,1 0 1 0 0,-1 1-1 0 0,1-1 0 0 0,-1 1 0 0 0,2 1 55 0 0,-1-1 0 0 0,0 1 0 0 0,0 0 0 0 0,0 0-1 0 0,-1-1 1 0 0,1 1 0 0 0,0 0 0 0 0,-1 0-1 0 0,1 3 1 0 0,2 40 1176 0 0,-6-6-527 0 0,-1 0 1 0 0,-10 38-1 0 0,-6 55 605 0 0,20-112-1225 0 0,0-9-180 0 0</inkml:trace>
-  <inkml:trace contextRef="#ctx0" brushRef="#br0" timeOffset="577.83">0 167 5696 0 0,'4'-6'559'0'0,"0"1"1"0"0,0-1-1 0 0,0 1 1 0 0,1 0-1 0 0,-1 0 1 0 0,1 0-1 0 0,0 0 0 0 0,1 1 1 0 0,-1 0-1 0 0,8-4 1 0 0,12-6 3568 0 0,28-12 0 0 0,-36 18-3531 0 0,1 0-62 0 0,-11 6-280 0 0,0-1 0 0 0,0 0 0 0 0,-1 0 1 0 0,1-1-1 0 0,-1 0 0 0 0,0 0 0 0 0,0 0 0 0 0,10-10 0 0 0,-16 14-225 0 0,0 0 0 0 0,0-1 0 0 0,0 1 0 0 0,1 0 0 0 0,-1 0 0 0 0,0 0-1 0 0,0-1 1 0 0,0 1 0 0 0,0 0 0 0 0,1 0 0 0 0,-1 0 0 0 0,0-1 0 0 0,0 1 0 0 0,0 0 0 0 0,0 0 0 0 0,0-1 0 0 0,0 1 0 0 0,0 0 0 0 0,0-1 0 0 0,0 1-1 0 0,0 0 1 0 0,1 0 0 0 0,-2-1 0 0 0,1 1 0 0 0,0 0 0 0 0,0 0 0 0 0,0-1 0 0 0,0 1 0 0 0,0 0 0 0 0,0-1 0 0 0,0 1 0 0 0,0 0 0 0 0,0 0 0 0 0,0-1-1 0 0,0 1 1 0 0,-1 0 0 0 0,1 0 0 0 0,0 0 0 0 0,0-1 0 0 0,-14 0 467 0 0,-15 9 20 0 0,25-7-508 0 0,1 1 0 0 0,0 0 0 0 0,0-1 1 0 0,-1 1-1 0 0,1 1 0 0 0,0-1 0 0 0,1 0 1 0 0,-1 1-1 0 0,0-1 0 0 0,1 1 0 0 0,-3 3 1 0 0,4-4-13 0 0,0 0 0 0 0,0 1 0 0 0,1-1 0 0 0,-1 0-1 0 0,1 0 1 0 0,0 1 0 0 0,-1-1 0 0 0,1 0 0 0 0,0 0 0 0 0,0 1 0 0 0,0-1 0 0 0,1 0 0 0 0,-1 1 0 0 0,0-1 0 0 0,1 0 0 0 0,0 0 0 0 0,-1 0 0 0 0,3 4 0 0 0,1 8-4 0 0,-1-1 0 0 0,0 1-1 0 0,-1-1 1 0 0,0 1 0 0 0,-1 0 0 0 0,-1 0 0 0 0,0 0 0 0 0,-2 15 0 0 0,-3 10-25 0 0,-17 60 1 0 0,13-72 56 0 0,7-20 7 0 0,11-23-10 0 0,4-7 19 0 0,-8 11 4 0 0,1 0 0 0 0,1 1 0 0 0,0 0-1 0 0,0 1 1 0 0,1-1 0 0 0,10-9 0 0 0,-18 20-40 0 0,1 0 0 0 0,-1-1 1 0 0,1 1-1 0 0,-1 0 1 0 0,0-1-1 0 0,1 1 1 0 0,-1 0-1 0 0,1 0 0 0 0,-1 0 1 0 0,1-1-1 0 0,-1 1 1 0 0,1 0-1 0 0,-1 0 1 0 0,1 0-1 0 0,-1 0 1 0 0,1 0-1 0 0,-1 0 0 0 0,1 0 1 0 0,-1 0-1 0 0,1 0 1 0 0,-1 0-1 0 0,1 0 1 0 0,-1 0-1 0 0,1 0 1 0 0,-1 0-1 0 0,1 0 0 0 0,-1 0 1 0 0,1 1-1 0 0,-1-1 1 0 0,0 0-1 0 0,1 0 1 0 0,-1 1-1 0 0,1-1 1 0 0,-1 0-1 0 0,1 1 0 0 0,-1-1 1 0 0,0 0-1 0 0,1 1 1 0 0,-1-1-1 0 0,0 1 1 0 0,0-1-1 0 0,1 0 1 0 0,-1 1-1 0 0,0-1 0 0 0,0 1 1 0 0,1-1-1 0 0,-1 1 1 0 0,0-1-1 0 0,0 1 1 0 0,0-1-1 0 0,0 1 0 0 0,8 34 186 0 0,-6-24-130 0 0,-2-8-36 0 0,1 1 0 0 0,0-1 0 0 0,0 1-1 0 0,1-1 1 0 0,-1 0 0 0 0,0 0 0 0 0,1 0 0 0 0,0 0-1 0 0,0 0 1 0 0,0 0 0 0 0,0 0 0 0 0,1 0 0 0 0,-1-1 0 0 0,0 1-1 0 0,1-1 1 0 0,0 0 0 0 0,0 0 0 0 0,0 0 0 0 0,6 3-1 0 0,-6-4 0 0 0,0 0-1 0 0,0 0 0 0 0,1 0 1 0 0,-1-1-1 0 0,0 0 0 0 0,1 0 1 0 0,-1 0-1 0 0,1 0 0 0 0,-1 0 1 0 0,0-1-1 0 0,1 1 0 0 0,-1-1 1 0 0,0 0-1 0 0,0 0 0 0 0,0 0 1 0 0,1-1-1 0 0,-1 1 0 0 0,0-1 1 0 0,-1 1-1 0 0,1-1 0 0 0,3-2 0 0 0,5-5 128 0 0,-1-1 0 0 0,17-19-1 0 0,-21 23 304 0 0,-10 19-387 0 0,0 1-1 0 0,-3 23 1 0 0,6-34-59 0 0,1 0 1 0 0,-1 0-1 0 0,1 0 0 0 0,0 1 0 0 0,0-1 0 0 0,0 0 0 0 0,1 0 1 0 0,-1 0-1 0 0,1 0 0 0 0,-1 0 0 0 0,1 0 0 0 0,0 0 1 0 0,0 0-1 0 0,1-1 0 0 0,-1 1 0 0 0,0 0 0 0 0,1-1 0 0 0,0 1 1 0 0,2 2-1 0 0,3 0 17 0 0,0-2-1 0 0</inkml:trace>
+  <inkml:trace contextRef="#ctx0" brushRef="#br0" timeOffset="577.82">0 167 5696 0 0,'4'-6'559'0'0,"0"1"1"0"0,0-1-1 0 0,0 1 1 0 0,1 0-1 0 0,-1 0 1 0 0,1 0-1 0 0,0 0 0 0 0,1 1 1 0 0,-1 0-1 0 0,8-4 1 0 0,12-6 3568 0 0,28-12 0 0 0,-36 18-3531 0 0,1 0-62 0 0,-11 6-280 0 0,0-1 0 0 0,0 0 0 0 0,-1 0 1 0 0,1-1-1 0 0,-1 0 0 0 0,0 0 0 0 0,0 0 0 0 0,10-10 0 0 0,-16 14-225 0 0,0 0 0 0 0,0-1 0 0 0,0 1 0 0 0,1 0 0 0 0,-1 0 0 0 0,0 0-1 0 0,0-1 1 0 0,0 1 0 0 0,0 0 0 0 0,1 0 0 0 0,-1 0 0 0 0,0-1 0 0 0,0 1 0 0 0,0 0 0 0 0,0 0 0 0 0,0-1 0 0 0,0 1 0 0 0,0 0 0 0 0,0-1 0 0 0,0 1-1 0 0,0 0 1 0 0,1 0 0 0 0,-2-1 0 0 0,1 1 0 0 0,0 0 0 0 0,0 0 0 0 0,0-1 0 0 0,0 1 0 0 0,0 0 0 0 0,0-1 0 0 0,0 1 0 0 0,0 0 0 0 0,0 0 0 0 0,0-1-1 0 0,0 1 1 0 0,-1 0 0 0 0,1 0 0 0 0,0 0 0 0 0,0-1 0 0 0,-14 0 467 0 0,-15 9 20 0 0,25-7-508 0 0,1 1 0 0 0,0 0 0 0 0,0-1 1 0 0,-1 1-1 0 0,1 1 0 0 0,0-1 0 0 0,1 0 1 0 0,-1 1-1 0 0,0-1 0 0 0,1 1 0 0 0,-3 3 1 0 0,4-4-13 0 0,0 0 0 0 0,0 1 0 0 0,1-1 0 0 0,-1 0-1 0 0,1 0 1 0 0,0 1 0 0 0,-1-1 0 0 0,1 0 0 0 0,0 0 0 0 0,0 1 0 0 0,0-1 0 0 0,1 0 0 0 0,-1 1 0 0 0,0-1 0 0 0,1 0 0 0 0,0 0 0 0 0,-1 0 0 0 0,3 4 0 0 0,1 8-4 0 0,-1-1 0 0 0,0 1-1 0 0,-1-1 1 0 0,0 1 0 0 0,-1 0 0 0 0,-1 0 0 0 0,0 0 0 0 0,-2 15 0 0 0,-3 10-25 0 0,-17 60 1 0 0,13-72 56 0 0,7-20 7 0 0,11-23-10 0 0,4-7 19 0 0,-8 11 4 0 0,1 0 0 0 0,1 1 0 0 0,0 0-1 0 0,0 1 1 0 0,1-1 0 0 0,10-9 0 0 0,-18 20-40 0 0,1 0 0 0 0,-1-1 1 0 0,1 1-1 0 0,-1 0 1 0 0,0-1-1 0 0,1 1 1 0 0,-1 0-1 0 0,1 0 0 0 0,-1 0 1 0 0,1-1-1 0 0,-1 1 1 0 0,1 0-1 0 0,-1 0 1 0 0,1 0-1 0 0,-1 0 1 0 0,1 0-1 0 0,-1 0 0 0 0,1 0 1 0 0,-1 0-1 0 0,1 0 1 0 0,-1 0-1 0 0,1 0 1 0 0,-1 0-1 0 0,1 0 1 0 0,-1 0-1 0 0,1 0 0 0 0,-1 0 1 0 0,1 1-1 0 0,-1-1 1 0 0,0 0-1 0 0,1 0 1 0 0,-1 1-1 0 0,1-1 1 0 0,-1 0-1 0 0,1 1 0 0 0,-1-1 1 0 0,0 0-1 0 0,1 1 1 0 0,-1-1-1 0 0,0 1 1 0 0,0-1-1 0 0,1 0 1 0 0,-1 1-1 0 0,0-1 0 0 0,0 1 1 0 0,1-1-1 0 0,-1 1 1 0 0,0-1-1 0 0,0 1 1 0 0,0-1-1 0 0,0 1 0 0 0,8 34 186 0 0,-6-24-130 0 0,-2-8-36 0 0,1 1 0 0 0,0-1 0 0 0,0 1-1 0 0,1-1 1 0 0,-1 0 0 0 0,0 0 0 0 0,1 0 0 0 0,0 0-1 0 0,0 0 1 0 0,0 0 0 0 0,0 0 0 0 0,1 0 0 0 0,-1-1 0 0 0,0 1-1 0 0,1-1 1 0 0,0 0 0 0 0,0 0 0 0 0,0 0 0 0 0,6 3-1 0 0,-6-4 0 0 0,0 0-1 0 0,0 0 0 0 0,1 0 1 0 0,-1-1-1 0 0,0 0 0 0 0,1 0 1 0 0,-1 0-1 0 0,1 0 0 0 0,-1 0 1 0 0,0-1-1 0 0,1 1 0 0 0,-1-1 1 0 0,0 0-1 0 0,0 0 0 0 0,0 0 1 0 0,1-1-1 0 0,-1 1 0 0 0,0-1 1 0 0,-1 1-1 0 0,1-1 0 0 0,3-2 0 0 0,5-5 128 0 0,-1-1 0 0 0,17-19-1 0 0,-21 23 304 0 0,-10 19-387 0 0,0 1-1 0 0,-3 23 1 0 0,6-34-59 0 0,1 0 1 0 0,-1 0-1 0 0,1 0 0 0 0,0 1 0 0 0,0-1 0 0 0,0 0 0 0 0,1 0 1 0 0,-1 0-1 0 0,1 0 0 0 0,-1 0 0 0 0,1 0 0 0 0,0 0 1 0 0,0 0-1 0 0,1-1 0 0 0,-1 1 0 0 0,0 0 0 0 0,1-1 0 0 0,0 1 1 0 0,2 2-1 0 0,3 0 17 0 0,0-2-1 0 0</inkml:trace>
 </inkml:ink>
 </file>
 
@@ -8880,7 +8908,7 @@
   <inkml:trace contextRef="#ctx0" brushRef="#br0" timeOffset="332.41">466 193 1056 0 0,'0'0'4391'0'0,"-15"-22"3932"0"0,14 22-8170 0 0,0 0 1 0 0,-1-1-1 0 0,1 1 0 0 0,0 0 0 0 0,-1 0 1 0 0,1 0-1 0 0,-1 0 0 0 0,1 0 0 0 0,0 0 1 0 0,-1 0-1 0 0,1 0 0 0 0,0 1 0 0 0,-1-1 1 0 0,1 0-1 0 0,0 1 0 0 0,0-1 0 0 0,-1 1 1 0 0,1-1-1 0 0,-2 2 0 0 0,-27 16 779 0 0,26-15-756 0 0,-7 4 33 0 0,1 1-1 0 0,0 0 0 0 0,0 1 0 0 0,1 0 0 0 0,-12 16 0 0 0,16-19-224 0 0,1 0 0 0 0,0 0 0 0 0,0 0 0 0 0,0 1 0 0 0,1-1 0 0 0,0 1 0 0 0,1 0 0 0 0,-1 0 0 0 0,1 0 0 0 0,1 1 0 0 0,-2 6-1 0 0,3-12 28 0 0,0-1 1 0 0,0 1-1 0 0,0-1 0 0 0,0 1 0 0 0,0-1 0 0 0,0 1 0 0 0,0-1 0 0 0,0 1 0 0 0,1-1 0 0 0,-1 1 0 0 0,1-1 0 0 0,-1 1 0 0 0,1-1 0 0 0,-1 1 0 0 0,1-1 1 0 0,0 0-1 0 0,0 1 0 0 0,0-1 0 0 0,0 0 0 0 0,0 0 0 0 0,0 0 0 0 0,0 0 0 0 0,0 0 0 0 0,2 1 0 0 0,-1 0 16 0 0,1-1 1 0 0,0 0-1 0 0,-1 0 0 0 0,1 0 1 0 0,0 0-1 0 0,0-1 1 0 0,0 1-1 0 0,0-1 0 0 0,0 0 1 0 0,0 0-1 0 0,5 0 0 0 0,2-1 39 0 0,0 0-1 0 0,-1-1 1 0 0,1 0 0 0 0,-1-1-1 0 0,1 0 1 0 0,14-7-1 0 0,-17 5-23 0 0,1 0 0 0 0,-1 0-1 0 0,0-1 1 0 0,-1 0 0 0 0,1 0-1 0 0,-1 0 1 0 0,0-1 0 0 0,-1 0-1 0 0,1 0 1 0 0,5-11 0 0 0,-9 14-7 0 0,0-1 1 0 0,0 1 0 0 0,0 0 0 0 0,-1-1-1 0 0,1 0 1 0 0,-1 1 0 0 0,0-1-1 0 0,0 0 1 0 0,-1-6 0 0 0,0 8-2 0 0,0 0 1 0 0,0 1 0 0 0,0-1 0 0 0,-1 0-1 0 0,0 0 1 0 0,1 0 0 0 0,-1 1-1 0 0,0-1 1 0 0,0 0 0 0 0,-1 1-1 0 0,1-1 1 0 0,0 1 0 0 0,-1 0 0 0 0,0-1-1 0 0,1 1 1 0 0,-4-3 0 0 0,-1 0 143 0 0,-3 1-138 0 0</inkml:trace>
   <inkml:trace contextRef="#ctx0" brushRef="#br0" timeOffset="577.91">691 0 4608 0 0,'0'0'6142'0'0,"4"20"-170"0"0,-7 37-3774 0 0,-11 71 1 0 0,-4 44-303 0 0,18-148-1552 0 0</inkml:trace>
   <inkml:trace contextRef="#ctx0" brushRef="#br0" timeOffset="1017.45">575 270 5568 0 0,'0'0'7313'0'0,"2"0"-5850"0"0,8 0-811 0 0,-1 0 1 0 0,0-1-1 0 0,1-1 1 0 0,-1 1-1 0 0,0-1 1 0 0,14-6-1 0 0,18-2 268 0 0,89-17 2079 0 0,-130 26-2973 0 0,0 1 1 0 0,0 0-1 0 0,0 0 1 0 0,0 0-1 0 0,1 0 1 0 0,-1 0-1 0 0,0 0 1 0 0,0 0-1 0 0,0 0 1 0 0,0 0-1 0 0,1 0 1 0 0,-1 0-1 0 0,0 0 1 0 0,0 0-1 0 0,0 0 1 0 0,0 0-1 0 0,1 0 1 0 0,-1 0-1 0 0,0 0 1 0 0,0 0-1 0 0,0 0 1 0 0,0 0-1 0 0,0 0 1 0 0,1 0-1 0 0,-1 0 1 0 0,0 0-1 0 0,0 0 1 0 0,0 0-1 0 0,0 1 0 0 0,0-1 1 0 0,1 0-1 0 0,-1 0 1 0 0,0 0-1 0 0,0 0 1 0 0,0 0-1 0 0,0 0 1 0 0,0 0-1 0 0,0 1 1 0 0,0-1-1 0 0,0 0 1 0 0,1 0-1 0 0,-1 0 1 0 0,0 0-1 0 0,0 1 1 0 0,0-1-1 0 0,0 0 1 0 0,0 0-1 0 0,0 0 1 0 0,-7 10 568 0 0,-21 16-313 0 0,19-17-32 0 0,5-7-171 0 0,-23 29 177 0 0,25-30-255 0 0,1 0 1 0 0,0 1 0 0 0,0-1-1 0 0,0 1 1 0 0,0 0 0 0 0,1-1 0 0 0,-1 1-1 0 0,0 0 1 0 0,1-1 0 0 0,-1 1-1 0 0,1 0 1 0 0,0 0 0 0 0,-1-1-1 0 0,1 1 1 0 0,0 0 0 0 0,0 0-1 0 0,0 0 1 0 0,0 0 0 0 0,1 2-1 0 0,-1-4-1 0 0,0 1 1 0 0,0-1-1 0 0,1 0 0 0 0,-1 1 0 0 0,0-1 0 0 0,0 1 1 0 0,0-1-1 0 0,1 0 0 0 0,-1 1 0 0 0,0-1 0 0 0,1 0 1 0 0,-1 0-1 0 0,0 1 0 0 0,1-1 0 0 0,-1 0 0 0 0,0 0 1 0 0,1 1-1 0 0,-1-1 0 0 0,0 0 0 0 0,1 0 0 0 0,-1 0 1 0 0,1 0-1 0 0,-1 1 0 0 0,0-1 0 0 0,1 0 0 0 0,-1 0 1 0 0,1 0-1 0 0,-1 0 0 0 0,1 0 0 0 0,16-5 8 0 0,11-12 2 0 0,39-37 36 0 0,-25 18-20 0 0,-42 36-26 0 0,0 0 1 0 0,0-1-1 0 0,1 1 0 0 0,-1 0 0 0 0,0 0 0 0 0,0 0 1 0 0,0-1-1 0 0,0 1 0 0 0,1 0 0 0 0,-1 0 0 0 0,0 0 0 0 0,0 0 1 0 0,0 0-1 0 0,1-1 0 0 0,-1 1 0 0 0,0 0 0 0 0,0 0 1 0 0,1 0-1 0 0,-1 0 0 0 0,0 0 0 0 0,0 0 0 0 0,1 0 1 0 0,-1 0-1 0 0,0 0 0 0 0,0 0 0 0 0,1 0 0 0 0,-1 0 1 0 0,0 0-1 0 0,0 0 0 0 0,1 0 0 0 0,-1 0 0 0 0,0 0 0 0 0,0 0 1 0 0,1 0-1 0 0,-1 0 0 0 0,0 1 0 0 0,0-1 0 0 0,1 0 1 0 0,-1 0-1 0 0,1 13 12 0 0,-10 19 8 0 0,8-30-20 0 0,-2 7 0 0 0,-17 68 10 0 0,18-70-8 0 0,1 0 0 0 0,0 0 1 0 0,1 1-1 0 0,-1-1 0 0 0,1 0 1 0 0,1 0-1 0 0,-1 1 1 0 0,3 9-1 0 0,0-9 39 0 0,0-2 7 0 0</inkml:trace>
-  <inkml:trace contextRef="#ctx0" brushRef="#br0" timeOffset="1161.89">1068 76 5760 0 0,'3'-25'6213'0'0,"-7"21"-1786"0"0,-3 14-2090 0 0,1 5-1823 0 0,2-1 1 0 0,-1 1-1 0 0,2 0 1 0 0,0 0-1 0 0,-1 24 1 0 0,1-15-92 0 0,2-16-282 0 0,-10 114 1401 0 0,11-108-1293 0 0,0 0 0 0 0,1 0-1 0 0,1-1 1 0 0,0 1 0 0 0,0 0 0 0 0,9 23-1 0 0,-10-35-175 0 0,0 1-1 0 0,0-1 1 0 0,0 1-1 0 0,0-1 1 0 0,0 1-1 0 0,0-1 1 0 0,1 0-1 0 0,0 0 1 0 0,-1 0 0 0 0,1 0-1 0 0,0 0 1 0 0,0 0-1 0 0,0 0 1 0 0,4 3-1 0 0,13 0-8 0 0</inkml:trace>
+  <inkml:trace contextRef="#ctx0" brushRef="#br0" timeOffset="1161.88">1068 76 5760 0 0,'3'-25'6213'0'0,"-7"21"-1786"0"0,-3 14-2090 0 0,1 5-1823 0 0,2-1 1 0 0,-1 1-1 0 0,2 0 1 0 0,0 0-1 0 0,-1 24 1 0 0,1-15-92 0 0,2-16-282 0 0,-10 114 1401 0 0,11-108-1293 0 0,0 0 0 0 0,1 0-1 0 0,1-1 1 0 0,0 1 0 0 0,0 0 0 0 0,9 23-1 0 0,-10-35-175 0 0,0 1-1 0 0,0-1 1 0 0,0 1-1 0 0,0-1 1 0 0,0 1-1 0 0,0-1 1 0 0,1 0-1 0 0,0 0 1 0 0,-1 0 0 0 0,1 0-1 0 0,0 0 1 0 0,0 0-1 0 0,0 0 1 0 0,4 3-1 0 0,13 0-8 0 0</inkml:trace>
 </inkml:ink>
 </file>
 
@@ -8985,7 +9013,7 @@
   <inkml:trace contextRef="#ctx0" brushRef="#br0" timeOffset="1171.44">955 109 3008 0 0,'-1'0'588'0'0,"-1"-1"0"0"0,1 1 0 0 0,0-1-1 0 0,0 1 1 0 0,0 0 0 0 0,-1 0 0 0 0,1 0 0 0 0,0 0 0 0 0,0 0 0 0 0,-1 0 0 0 0,1 0 0 0 0,0 0 0 0 0,-1 0-1 0 0,1 0 1 0 0,0 1 0 0 0,0-1 0 0 0,0 1 0 0 0,-1-1 0 0 0,0 2 0 0 0,-7 6 3679 0 0,1 6-3960 0 0,8-14-312 0 0,-2 4 201 0 0,0 0-1 0 0,0 0 1 0 0,0 1-1 0 0,1-1 1 0 0,0 0-1 0 0,0 1 0 0 0,0-1 1 0 0,0 1-1 0 0,1-1 1 0 0,0 1-1 0 0,-1-1 1 0 0,2 1-1 0 0,-1-1 1 0 0,1 1-1 0 0,-1-1 0 0 0,1 0 1 0 0,2 7-1 0 0,-1-5 29 0 0,1 0-1 0 0,-1-1 1 0 0,1 1-1 0 0,0-1 1 0 0,0 0 0 0 0,1 0-1 0 0,-1 0 1 0 0,1 0-1 0 0,0 0 1 0 0,0-1-1 0 0,1 0 1 0 0,6 5-1 0 0,-11-9-197 0 0,0 1 0 0 0,1-1 0 0 0,-1 1 0 0 0,0-1 0 0 0,1 1 0 0 0,-1 0 0 0 0,0-1 0 0 0,0 1 0 0 0,0-1 0 0 0,0 1 0 0 0,1-1 0 0 0,-1 1 0 0 0,0 0 0 0 0,0-1 0 0 0,0 1 0 0 0,0-1 0 0 0,0 1 0 0 0,0 0 0 0 0,0-1 0 0 0,-1 1 0 0 0,1-1 0 0 0,0 1 0 0 0,0 0 0 0 0,0-1 0 0 0,-1 1 0 0 0,1-1 0 0 0,0 1 0 0 0,-1-1 0 0 0,1 1 0 0 0,0-1 0 0 0,-1 1 0 0 0,1-1 0 0 0,0 1 0 0 0,-1-1 0 0 0,1 0 0 0 0,-1 1 0 0 0,0 0 0 0 0,-23 20-60 0 0,20-17 74 0 0,-4 3-34 0 0</inkml:trace>
   <inkml:trace contextRef="#ctx0" brushRef="#br0" timeOffset="1312.14">1061 3 5792 0 0,'0'0'4776'0'0,"6"-2"-3184"0"0,-6 7 0 0 0,0 2 0 0 0,-2 5-1 0 0,1 3 1 0 0,-2 4-1024 0 0,0 4 0 0 0,-2 7 0 0 0,0 3 8 0 0,2 4-8 0 0,-2-1 0 0 0</inkml:trace>
   <inkml:trace contextRef="#ctx0" brushRef="#br0" timeOffset="1467.58">1029 74 6208 0 0,'0'0'1600'0'0,"-6"4"3208"0"0,9-2-3208 0 0,0-1 0 0 0,2 1-1 0 0,5-1 1 0 0,0-1-440 0 0,21 0-1160 0 0</inkml:trace>
-  <inkml:trace contextRef="#ctx0" brushRef="#br0" timeOffset="2567.72">1329 213 1984 0 0,'0'0'15847'0'0,"17"12"-13613"0"0,-13-7-2041 0 0,0 1 0 0 0,-1 0 0 0 0,1-1 1 0 0,-1 1-1 0 0,0 0 0 0 0,0 1 1 0 0,-1-1-1 0 0,0 0 0 0 0,0 1 0 0 0,0-1 1 0 0,-1 1-1 0 0,0 0 0 0 0,0-1 0 0 0,-1 1 1 0 0,1 0-1 0 0,-2 0 0 0 0,1-1 0 0 0,-2 8 1 0 0,2-12-165 0 0,-1-1 1 0 0,1 1-1 0 0,-1-1 1 0 0,1 0 0 0 0,-1 1-1 0 0,0-1 1 0 0,0 0-1 0 0,1 0 1 0 0,-1 1-1 0 0,0-1 1 0 0,0 0 0 0 0,0 0-1 0 0,0 0 1 0 0,-1 0-1 0 0,1 0 1 0 0,-2 1-1 0 0,3-2-25 0 0,0 0-1 0 0,0 0 0 0 0,0 0 0 0 0,0 0 0 0 0,0 0 0 0 0,0 0 0 0 0,0 0 0 0 0,-1 0 0 0 0,1 0 0 0 0,0 0 0 0 0,0 0 0 0 0,0 0 0 0 0,0 0 0 0 0,0 0 0 0 0,0 0 0 0 0,-1 0 1 0 0,1 0-1 0 0,0 0 0 0 0,0 0 0 0 0,0 0 0 0 0,0 0 0 0 0,0 0 0 0 0,0 0 0 0 0,0 0 0 0 0,0 0 0 0 0,-1 0 0 0 0,1-1 0 0 0,0 1 0 0 0,0 0 0 0 0,0 0 0 0 0,0 0 0 0 0,0 0 0 0 0,0 0 1 0 0,0 0-1 0 0,0 0 0 0 0,0 0 0 0 0,0 0 0 0 0,0-1 0 0 0,0 1 0 0 0,0 0 0 0 0,0 0 0 0 0,0 0 0 0 0,0 0 0 0 0,0 0 0 0 0,0 0 0 0 0,0 0 0 0 0,0-1 0 0 0,0 1 0 0 0,0 0 1 0 0,0 0-1 0 0,5-15-2 0 0,7-8-128 0 0,20-26 0 0 0,-26 41 93 0 0,1 0 0 0 0,-1 0-1 0 0,1 0 1 0 0,1 1 0 0 0,0 0 0 0 0,9-6-1 0 0,-16 12 27 0 0,1 0 0 0 0,-1 0-1 0 0,0 0 1 0 0,1 0-1 0 0,0 1 1 0 0,-1-1 0 0 0,1 0-1 0 0,-1 1 1 0 0,1-1 0 0 0,0 1-1 0 0,0-1 1 0 0,-1 1-1 0 0,1 0 1 0 0,0 0 0 0 0,-1 0-1 0 0,1 0 1 0 0,0 0 0 0 0,0 0-1 0 0,-1 0 1 0 0,1 1-1 0 0,0-1 1 0 0,-1 1 0 0 0,4 0-1 0 0,-3 1 1 0 0,0 0 0 0 0,1-1 0 0 0,-1 1 0 0 0,0 0 0 0 0,0 0 0 0 0,0 0-1 0 0,-1 1 1 0 0,1-1 0 0 0,-1 0 0 0 0,1 1 0 0 0,-1-1 0 0 0,0 1 0 0 0,2 3-1 0 0,1 5-7 0 0,-1 1-1 0 0,0-1 0 0 0,-1 1 0 0 0,0 0 0 0 0,1 23 0 0 0,-3-26 9 0 0,0-6 6 0 0,1-1 0 0 0,-1 0 0 0 0,0 1 0 0 0,0-1 0 0 0,0 1 0 0 0,0-1 0 0 0,-1 1 0 0 0,1-1 0 0 0,-1 0 0 0 0,1 1 0 0 0,-1-1 0 0 0,0 0 0 0 0,0 1 0 0 0,-1 1 0 0 0,6-24 114 0 0,3 6-72 0 0,26-43 142 0 0,-30 53-157 0 0,-1 0 0 0 0,1 0 0 0 0,1 1-1 0 0,-1-1 1 0 0,1 1 0 0 0,-1 0 0 0 0,1 0 0 0 0,0 0 0 0 0,0 0 0 0 0,8-4 0 0 0,-11 7-13 0 0,0-1 1 0 0,0 1 0 0 0,1 0-1 0 0,-1-1 1 0 0,0 1 0 0 0,0 0 0 0 0,0 0-1 0 0,1 0 1 0 0,-1 0 0 0 0,0 0-1 0 0,0 0 1 0 0,0 0 0 0 0,1 1-1 0 0,-1-1 1 0 0,0 0 0 0 0,0 1 0 0 0,0-1-1 0 0,0 1 1 0 0,0-1 0 0 0,0 1-1 0 0,0-1 1 0 0,2 2 0 0 0,20 22 209 0 0,-21-21-205 0 0,0-1 1 0 0,0 1-1 0 0,0 0 1 0 0,0-1-1 0 0,1 0 1 0 0,-1 1-1 0 0,1-1 0 0 0,-1 0 1 0 0,1 0-1 0 0,0-1 1 0 0,0 1-1 0 0,0-1 1 0 0,4 3-1 0 0,-3-4 1 0 0,0 0-1 0 0,-1 0 0 0 0,1 0 0 0 0,0 0 1 0 0,-1-1-1 0 0,1 0 0 0 0,-1 1 0 0 0,1-1 1 0 0,-1 0-1 0 0,1-1 0 0 0,-1 1 0 0 0,1-1 1 0 0,-1 1-1 0 0,0-1 0 0 0,0 0 1 0 0,5-4-1 0 0,-6 4-5 0 0,0 1 1 0 0,0-1 0 0 0,-1 1-1 0 0,1-1 1 0 0,0 0 0 0 0,-1 0-1 0 0,0 0 1 0 0,1 0 0 0 0,-1 0-1 0 0,0 0 1 0 0,0 0 0 0 0,0 0-1 0 0,0 0 1 0 0,0 0 0 0 0,-1-1-1 0 0,1 1 1 0 0,-1 0 0 0 0,1-1-1 0 0,-1 1 1 0 0,0 0 0 0 0,0-1-1 0 0,0 1 1 0 0,0 0 0 0 0,0-1-1 0 0,0 1 1 0 0,-1 0 0 0 0,0-3-1 0 0,1 4-7 0 0,0 1 0 0 0,-1-1 0 0 0,1 1 0 0 0,0-1 0 0 0,0 1 0 0 0,0-1 0 0 0,-1 1 0 0 0,1-1 0 0 0,0 1 0 0 0,-1-1 0 0 0,1 1 0 0 0,0 0 0 0 0,-1-1 0 0 0,1 1 0 0 0,0-1 0 0 0,-1 1-1 0 0,1 0 1 0 0,-1-1 0 0 0,1 1 0 0 0,-1 0 0 0 0,1 0 0 0 0,-1-1 0 0 0,1 1 0 0 0,-1 0 0 0 0,1 0 0 0 0,-1 0 0 0 0,1 0 0 0 0,-2 0 0 0 0,1 0 2 0 0,0 0 1 0 0,0 0-1 0 0,-1 1 0 0 0,1-1 1 0 0,0 0-1 0 0,0 1 0 0 0,0-1 0 0 0,0 1 1 0 0,0 0-1 0 0,0-1 0 0 0,0 1 1 0 0,-1 1-1 0 0,-22 25 121 0 0,21-23-112 0 0,1 0 0 0 0,0 0 0 0 0,0 0 0 0 0,0 1 0 0 0,1-1 0 0 0,-1 0 0 0 0,1 1 0 0 0,0-1 0 0 0,0 1 0 0 0,1 0 0 0 0,-1-1 0 0 0,1 1 0 0 0,0-1 0 0 0,0 1 0 0 0,1 4 0 0 0,0-7-8 0 0,-1 0 0 0 0,1-1 0 0 0,-1 1 0 0 0,1 0 0 0 0,-1-1 0 0 0,1 1 0 0 0,0-1 0 0 0,0 1 0 0 0,0-1 0 0 0,0 1 0 0 0,0-1 0 0 0,0 1 0 0 0,0-1 0 0 0,1 0 0 0 0,-1 0 0 0 0,0 0 0 0 0,2 1 0 0 0,0-1 0 0 0,-1 0 0 0 0,0 0 0 0 0,0 0 0 0 0,0 0 0 0 0,1-1 1 0 0,-1 0-1 0 0,0 1 0 0 0,1-1 0 0 0,-1 0 0 0 0,1 0 0 0 0,-1 0 0 0 0,0 0 0 0 0,1-1 0 0 0,-1 1 0 0 0,0 0 0 0 0,3-2 0 0 0,5-1 23 0 0,0-1 0 0 0,0-1-1 0 0,0 1 1 0 0,-1-2 0 0 0,0 1-1 0 0,0-1 1 0 0,0-1 0 0 0,-1 1-1 0 0,0-2 1 0 0,0 1 0 0 0,-1-1-1 0 0,10-12 1 0 0,-14 18 16 0 0,-2 9 2 0 0,-4 15 36 0 0,2-13-55 0 0,-1 5 17 0 0,1-10-24 0 0,1 0 0 0 0,-1 0 0 0 0,1-1 1 0 0,0 1-1 0 0,0 0 0 0 0,0 0 0 0 0,0-1 1 0 0,1 1-1 0 0,-1 0 0 0 0,3 6 0 0 0,-3-9-18 0 0,0-1 0 0 0,1 0 0 0 0,-1 1 0 0 0,0-1 0 0 0,0 0 0 0 0,1 0 0 0 0,-1 1 0 0 0,0-1 0 0 0,0 0 0 0 0,1 0 0 0 0,-1 0 0 0 0,0 1 0 0 0,1-1 0 0 0,-1 0 0 0 0,0 0 0 0 0,1 0 0 0 0,-1 0 0 0 0,0 0 0 0 0,1 0 0 0 0,-1 1 0 0 0,0-1 0 0 0,1 0 0 0 0,-1 0 0 0 0,1 0 0 0 0,-1 0 0 0 0,0 0 0 0 0,1-1 0 0 0,-1 1 0 0 0,0 0 0 0 0,1 0 0 0 0,13-8 105 0 0,8-16 28 0 0,-21 22-125 0 0,14-17 95 0 0,-9 11-35 0 0,-1 1 0 0 0,1 0 0 0 0,0 0-1 0 0,9-8 1 0 0,-15 15-59 0 0,1 0-1 0 0,-1 0 0 0 0,0 0 1 0 0,0 0-1 0 0,0-1 0 0 0,1 1 1 0 0,-1 0-1 0 0,0 0 0 0 0,0 0 1 0 0,0 0-1 0 0,1 0 1 0 0,-1 0-1 0 0,0 0 0 0 0,0 0 1 0 0,0-1-1 0 0,1 1 0 0 0,-1 0 1 0 0,0 0-1 0 0,0 0 1 0 0,1 0-1 0 0,-1 0 0 0 0,0 0 1 0 0,0 0-1 0 0,1 1 0 0 0,-1-1 1 0 0,0 0-1 0 0,0 0 0 0 0,0 0 1 0 0,1 0-1 0 0,-1 0 1 0 0,0 0-1 0 0,0 0 0 0 0,0 0 1 0 0,1 0-1 0 0,-1 1 0 0 0,5 11-3723 0 0</inkml:trace>
+  <inkml:trace contextRef="#ctx0" brushRef="#br0" timeOffset="2567.71">1329 213 1984 0 0,'0'0'15847'0'0,"17"12"-13613"0"0,-13-7-2041 0 0,0 1 0 0 0,-1 0 0 0 0,1-1 1 0 0,-1 1-1 0 0,0 0 0 0 0,0 1 1 0 0,-1-1-1 0 0,0 0 0 0 0,0 1 0 0 0,0-1 1 0 0,-1 1-1 0 0,0 0 0 0 0,0-1 0 0 0,-1 1 1 0 0,1 0-1 0 0,-2 0 0 0 0,1-1 0 0 0,-2 8 1 0 0,2-12-165 0 0,-1-1 1 0 0,1 1-1 0 0,-1-1 1 0 0,1 0 0 0 0,-1 1-1 0 0,0-1 1 0 0,0 0-1 0 0,1 0 1 0 0,-1 1-1 0 0,0-1 1 0 0,0 0 0 0 0,0 0-1 0 0,0 0 1 0 0,-1 0-1 0 0,1 0 1 0 0,-2 1-1 0 0,3-2-25 0 0,0 0-1 0 0,0 0 0 0 0,0 0 0 0 0,0 0 0 0 0,0 0 0 0 0,0 0 0 0 0,0 0 0 0 0,-1 0 0 0 0,1 0 0 0 0,0 0 0 0 0,0 0 0 0 0,0 0 0 0 0,0 0 0 0 0,0 0 0 0 0,0 0 0 0 0,-1 0 1 0 0,1 0-1 0 0,0 0 0 0 0,0 0 0 0 0,0 0 0 0 0,0 0 0 0 0,0 0 0 0 0,0 0 0 0 0,0 0 0 0 0,0 0 0 0 0,-1 0 0 0 0,1-1 0 0 0,0 1 0 0 0,0 0 0 0 0,0 0 0 0 0,0 0 0 0 0,0 0 0 0 0,0 0 1 0 0,0 0-1 0 0,0 0 0 0 0,0 0 0 0 0,0 0 0 0 0,0-1 0 0 0,0 1 0 0 0,0 0 0 0 0,0 0 0 0 0,0 0 0 0 0,0 0 0 0 0,0 0 0 0 0,0 0 0 0 0,0 0 0 0 0,0-1 0 0 0,0 1 0 0 0,0 0 1 0 0,0 0-1 0 0,5-15-2 0 0,7-8-128 0 0,20-26 0 0 0,-26 41 93 0 0,1 0 0 0 0,-1 0-1 0 0,1 0 1 0 0,1 1 0 0 0,0 0 0 0 0,9-6-1 0 0,-16 12 27 0 0,1 0 0 0 0,-1 0-1 0 0,0 0 1 0 0,1 0-1 0 0,0 1 1 0 0,-1-1 0 0 0,1 0-1 0 0,-1 1 1 0 0,1-1 0 0 0,0 1-1 0 0,0-1 1 0 0,-1 1-1 0 0,1 0 1 0 0,0 0 0 0 0,-1 0-1 0 0,1 0 1 0 0,0 0 0 0 0,0 0-1 0 0,-1 0 1 0 0,1 1-1 0 0,0-1 1 0 0,-1 1 0 0 0,4 0-1 0 0,-3 1 1 0 0,0 0 0 0 0,1-1 0 0 0,-1 1 0 0 0,0 0 0 0 0,0 0 0 0 0,0 0-1 0 0,-1 1 1 0 0,1-1 0 0 0,-1 0 0 0 0,1 1 0 0 0,-1-1 0 0 0,0 1 0 0 0,2 3-1 0 0,1 5-7 0 0,-1 1-1 0 0,0-1 0 0 0,-1 1 0 0 0,0 0 0 0 0,1 23 0 0 0,-3-26 9 0 0,0-6 6 0 0,1-1 0 0 0,-1 0 0 0 0,0 1 0 0 0,0-1 0 0 0,0 1 0 0 0,0-1 0 0 0,-1 1 0 0 0,1-1 0 0 0,-1 0 0 0 0,1 1 0 0 0,-1-1 0 0 0,0 0 0 0 0,0 1 0 0 0,-1 1 0 0 0,6-24 114 0 0,3 6-72 0 0,26-43 142 0 0,-30 53-157 0 0,-1 0 0 0 0,1 0 0 0 0,1 1-1 0 0,-1-1 1 0 0,1 1 0 0 0,-1 0 0 0 0,1 0 0 0 0,0 0 0 0 0,0 0 0 0 0,8-4 0 0 0,-11 7-13 0 0,0-1 1 0 0,0 1 0 0 0,1 0-1 0 0,-1-1 1 0 0,0 1 0 0 0,0 0 0 0 0,0 0-1 0 0,1 0 1 0 0,-1 0 0 0 0,0 0-1 0 0,0 0 1 0 0,0 0 0 0 0,1 1-1 0 0,-1-1 1 0 0,0 0 0 0 0,0 1 0 0 0,0-1-1 0 0,0 1 1 0 0,0-1 0 0 0,0 1-1 0 0,0-1 1 0 0,2 2 0 0 0,20 22 209 0 0,-21-21-205 0 0,0-1 1 0 0,0 1-1 0 0,0 0 1 0 0,0-1-1 0 0,1 0 1 0 0,-1 1-1 0 0,1-1 0 0 0,-1 0 1 0 0,1 0-1 0 0,0-1 1 0 0,0 1-1 0 0,0-1 1 0 0,4 3-1 0 0,-3-4 1 0 0,0 0-1 0 0,-1 0 0 0 0,1 0 0 0 0,0 0 1 0 0,-1-1-1 0 0,1 0 0 0 0,-1 1 0 0 0,1-1 1 0 0,-1 0-1 0 0,1-1 0 0 0,-1 1 0 0 0,1-1 1 0 0,-1 1-1 0 0,0-1 0 0 0,0 0 1 0 0,5-4-1 0 0,-6 4-5 0 0,0 1 1 0 0,0-1 0 0 0,-1 1-1 0 0,1-1 1 0 0,0 0 0 0 0,-1 0-1 0 0,0 0 1 0 0,1 0 0 0 0,-1 0-1 0 0,0 0 1 0 0,0 0 0 0 0,0 0-1 0 0,0 0 1 0 0,0 0 0 0 0,-1-1-1 0 0,1 1 1 0 0,-1 0 0 0 0,1-1-1 0 0,-1 1 1 0 0,0 0 0 0 0,0-1-1 0 0,0 1 1 0 0,0 0 0 0 0,0-1-1 0 0,0 1 1 0 0,-1 0 0 0 0,0-3-1 0 0,1 4-7 0 0,0 1 0 0 0,-1-1 0 0 0,1 1 0 0 0,0-1 0 0 0,0 1 0 0 0,0-1 0 0 0,-1 1 0 0 0,1-1 0 0 0,0 1 0 0 0,-1-1 0 0 0,1 1 0 0 0,0 0 0 0 0,-1-1 0 0 0,1 1 0 0 0,0-1 0 0 0,-1 1-1 0 0,1 0 1 0 0,-1-1 0 0 0,1 1 0 0 0,-1 0 0 0 0,1 0 0 0 0,-1-1 0 0 0,1 1 0 0 0,-1 0 0 0 0,1 0 0 0 0,-1 0 0 0 0,1 0 0 0 0,-2 0 0 0 0,1 0 2 0 0,0 0 1 0 0,0 0-1 0 0,-1 1 0 0 0,1-1 1 0 0,0 0-1 0 0,0 1 0 0 0,0-1 0 0 0,0 1 1 0 0,0 0-1 0 0,0-1 0 0 0,0 1 1 0 0,-1 1-1 0 0,-22 25 121 0 0,21-23-112 0 0,1 0 0 0 0,0 0 0 0 0,0 0 0 0 0,0 1 0 0 0,1-1 0 0 0,-1 0 0 0 0,1 1 0 0 0,0-1 0 0 0,0 1 0 0 0,1 0 0 0 0,-1-1 0 0 0,1 1 0 0 0,0-1 0 0 0,0 1 0 0 0,1 4 0 0 0,0-7-8 0 0,-1 0 0 0 0,1-1 0 0 0,-1 1 0 0 0,1 0 0 0 0,-1-1 0 0 0,1 1 0 0 0,0-1 0 0 0,0 1 0 0 0,0-1 0 0 0,0 1 0 0 0,0-1 0 0 0,0 1 0 0 0,0-1 0 0 0,1 0 0 0 0,-1 0 0 0 0,0 0 0 0 0,2 1 0 0 0,0-1 0 0 0,-1 0 0 0 0,0 0 0 0 0,0 0 0 0 0,0 0 0 0 0,1-1 1 0 0,-1 0-1 0 0,0 1 0 0 0,1-1 0 0 0,-1 0 0 0 0,1 0 0 0 0,-1 0 0 0 0,0 0 0 0 0,1-1 0 0 0,-1 1 0 0 0,0 0 0 0 0,3-2 0 0 0,5-1 23 0 0,0-1 0 0 0,0-1-1 0 0,0 1 1 0 0,-1-2 0 0 0,0 1-1 0 0,0-1 1 0 0,0-1 0 0 0,-1 1-1 0 0,0-2 1 0 0,0 1 0 0 0,-1-1-1 0 0,10-12 1 0 0,-14 18 16 0 0,-2 9 2 0 0,-4 15 36 0 0,2-13-55 0 0,-1 5 17 0 0,1-10-24 0 0,1 0 0 0 0,-1 0 0 0 0,1-1 1 0 0,0 1-1 0 0,0 0 0 0 0,0 0 0 0 0,0-1 1 0 0,1 1-1 0 0,-1 0 0 0 0,3 6 0 0 0,-3-9-18 0 0,0-1 0 0 0,1 0 0 0 0,-1 1 0 0 0,0-1 0 0 0,0 0 0 0 0,1 0 0 0 0,-1 1 0 0 0,0-1 0 0 0,0 0 0 0 0,1 0 0 0 0,-1 0 0 0 0,0 1 0 0 0,1-1 0 0 0,-1 0 0 0 0,0 0 0 0 0,1 0 0 0 0,-1 0 0 0 0,0 0 0 0 0,1 0 0 0 0,-1 1 0 0 0,0-1 0 0 0,1 0 0 0 0,-1 0 0 0 0,1 0 0 0 0,-1 0 0 0 0,0 0 0 0 0,1-1 0 0 0,-1 1 0 0 0,0 0 0 0 0,1 0 0 0 0,13-8 105 0 0,8-16 28 0 0,-21 22-125 0 0,14-17 95 0 0,-9 11-35 0 0,-1 1 0 0 0,1 0 0 0 0,0 0-1 0 0,9-8 1 0 0,-15 15-59 0 0,1 0-1 0 0,-1 0 0 0 0,0 0 1 0 0,0 0-1 0 0,0-1 0 0 0,1 1 1 0 0,-1 0-1 0 0,0 0 0 0 0,0 0 1 0 0,0 0-1 0 0,1 0 1 0 0,-1 0-1 0 0,0 0 0 0 0,0 0 1 0 0,0-1-1 0 0,1 1 0 0 0,-1 0 1 0 0,0 0-1 0 0,0 0 1 0 0,1 0-1 0 0,-1 0 0 0 0,0 0 1 0 0,0 0-1 0 0,1 1 0 0 0,-1-1 1 0 0,0 0-1 0 0,0 0 0 0 0,0 0 1 0 0,1 0-1 0 0,-1 0 1 0 0,0 0-1 0 0,0 0 0 0 0,0 0 1 0 0,1 0-1 0 0,-1 1 0 0 0,5 11-3723 0 0</inkml:trace>
   <inkml:trace contextRef="#ctx0" brushRef="#br0" timeOffset="2722.59">2204 145 4672 0 0,'0'-2'965'0'0,"1"-1"1"0"0,-1 1-1 0 0,0 0 0 0 0,1 0 1 0 0,0-1-1 0 0,-1 1 0 0 0,1 0 1 0 0,0 0-1 0 0,0 0 0 0 0,2-2 1 0 0,-3 4-877 0 0,0 0 0 0 0,0 0 0 0 0,0 0 0 0 0,0 0 1 0 0,0 0-1 0 0,0-1 0 0 0,0 1 0 0 0,0 0 0 0 0,1 0 1 0 0,-1 0-1 0 0,0 0 0 0 0,0 0 0 0 0,0 0 0 0 0,0 0 1 0 0,0 0-1 0 0,0 0 0 0 0,0 0 0 0 0,0 0 0 0 0,1 0 1 0 0,-1 0-1 0 0,0 0 0 0 0,0 0 0 0 0,0 0 0 0 0,0 0 0 0 0,0 0 1 0 0,0 1-1 0 0,0-1 0 0 0,0 0 0 0 0,0 0 0 0 0,0 0 1 0 0,1 0 356 0 0,-1 0-357 0 0,0 0 0 0 0,0 0 0 0 0,0 0 0 0 0,0 0 1 0 0,0 1-1 0 0,0-1 0 0 0,0 0 0 0 0,0 0 0 0 0,0 0 1 0 0,0 0-1 0 0,0 0 0 0 0,0 0 0 0 0,0 0 0 0 0,0 0 0 0 0,0 0 1 0 0,0 1-1 0 0,0-1 0 0 0,0 0 0 0 0,0 0 0 0 0,0 0 1 0 0,0 0-1 0 0,0 0 0 0 0,0 18 877 0 0,-19 112 2165 0 0,0 6-5487 0 0</inkml:trace>
   <inkml:trace contextRef="#ctx0" brushRef="#br0" timeOffset="2889.87">2173 187 5952 0 0,'0'0'0'0'0,"-8"3"1592"0"0,5-2 8 0 0,0-1-8 0 0,-5 6 6391 0 0,11-5-7447 0 0,3 1 0 0 0,3 0 0 0 0,3-1 8 0 0</inkml:trace>
 </inkml:ink>
@@ -9161,7 +9189,7 @@
   <inkml:trace contextRef="#ctx0" brushRef="#br0" timeOffset="461.3">390 49 3104 0 0,'0'0'9400'0'0,"-3"6"-4082"0"0,-5 10-3397 0 0,4-10-1617 0 0,1 0-1 0 0,0 0 0 0 0,1 1 1 0 0,-1-1-1 0 0,1 1 1 0 0,0-1-1 0 0,1 1 0 0 0,-1 0 1 0 0,2 0-1 0 0,-1 0 0 0 0,0 7 1 0 0,2-9-211 0 0,-1-1 1 0 0,1 0-1 0 0,0 0 1 0 0,0 0 0 0 0,0 1-1 0 0,1-1 1 0 0,-1 0-1 0 0,1-1 1 0 0,0 1-1 0 0,0 0 1 0 0,1 0 0 0 0,-1-1-1 0 0,1 0 1 0 0,-1 1-1 0 0,1-1 1 0 0,0 0 0 0 0,0 0-1 0 0,1 0 1 0 0,4 2-1 0 0,-3-1-30 0 0,-1-1 0 0 0,1 0 0 0 0,-1 1 0 0 0,0 0 0 0 0,1 0 0 0 0,5 9 0 0 0,-9-12-51 0 0,0 1 1 0 0,-1-1 0 0 0,1 1-1 0 0,0-1 1 0 0,-1 1-1 0 0,0-1 1 0 0,1 1-1 0 0,-1 0 1 0 0,0-1 0 0 0,1 1-1 0 0,-1-1 1 0 0,0 1-1 0 0,0 0 1 0 0,-1-1-1 0 0,1 1 1 0 0,0 0 0 0 0,0-1-1 0 0,-1 1 1 0 0,1-1-1 0 0,-1 1 1 0 0,0-1 0 0 0,1 1-1 0 0,-1-1 1 0 0,0 1-1 0 0,0-1 1 0 0,0 0-1 0 0,0 1 1 0 0,-1 1 0 0 0,0 0-14 0 0,-1 0 0 0 0,1 0 0 0 0,-1 0 0 0 0,0 0 0 0 0,0 0 0 0 0,0-1 0 0 0,0 1 0 0 0,0-1 1 0 0,-1 0-1 0 0,1 0 0 0 0,-1 0 0 0 0,1 0 0 0 0,-1-1 0 0 0,-6 2 0 0 0,5-3 1 0 0</inkml:trace>
   <inkml:trace contextRef="#ctx0" brushRef="#br0" timeOffset="583.61">439 27 3360 0 0,'0'0'1928'0'0,"-3"-6"8"0"0,1 3 1928 0 0,2 1-1936 0 0,0 0 8 0 0,0-1-9 0 0,2 2 9 0 0,1-2-1376 0 0,1 0 8 0 0,2 2 0 0 0,1-1 0 0 0,4 1-8 0 0,1 1 8 0 0</inkml:trace>
   <inkml:trace contextRef="#ctx0" brushRef="#br0" timeOffset="956.67">787 10 3104 0 0,'0'0'12992'0'0,"-7"17"-9066"0"0,-8-1-2675 0 0,-41 42 1220 0 0,51-52-2265 0 0,1 0 0 0 0,0 0 0 0 0,0 1 0 0 0,0-1 1 0 0,0 1-1 0 0,1 0 0 0 0,1 0 0 0 0,-4 10 0 0 0,6-15-146 0 0,-1 0-1 0 0,0 0 1 0 0,1 0-1 0 0,0 0 1 0 0,0 1-1 0 0,0-1 1 0 0,0 0 0 0 0,0 0-1 0 0,0 1 1 0 0,0-1-1 0 0,1 0 1 0 0,-1 0-1 0 0,1 0 1 0 0,-1 1-1 0 0,1-1 1 0 0,0 0-1 0 0,0 0 1 0 0,0 0 0 0 0,0 0-1 0 0,2 2 1 0 0,-1-2-55 0 0,0 0 1 0 0,0-1 0 0 0,0 1 0 0 0,1-1-1 0 0,-1 1 1 0 0,0-1 0 0 0,1 0 0 0 0,-1 0-1 0 0,1 0 1 0 0,-1 0 0 0 0,1 0 0 0 0,0-1-1 0 0,-1 1 1 0 0,5-1 0 0 0,5 1-8 0 0,0-1-1 0 0,0-1 1 0 0,0 0-1 0 0,0 0 1 0 0,0-2 0 0 0,14-3-1 0 0,-12 2-3311 0 0</inkml:trace>
-  <inkml:trace contextRef="#ctx0" brushRef="#br0" timeOffset="1105.36">922 58 5440 0 0,'0'0'7270'0'0,"0"18"-1821"0"0,-2 71-1404 0 0,-8 117-682 0 0,9-122-1691 0 0,1-74-1504 0 0</inkml:trace>
+  <inkml:trace contextRef="#ctx0" brushRef="#br0" timeOffset="1105.35">922 58 5440 0 0,'0'0'7270'0'0,"0"18"-1821"0"0,-2 71-1404 0 0,-8 117-682 0 0,9-122-1691 0 0,1-74-1504 0 0</inkml:trace>
 </inkml:ink>
 </file>
 
@@ -9195,7 +9223,7 @@
   </inkml:definitions>
   <inkml:trace contextRef="#ctx0" brushRef="#br0">1 91 4064 0 0,'0'0'5542'0'0,"11"5"724"0"0,-9-1-5820 0 0,-1 0 1 0 0,1 0 0 0 0,-1 1 0 0 0,0-1 0 0 0,0 0 0 0 0,0 1-1 0 0,0-1 1 0 0,-1 0 0 0 0,1 8 0 0 0,-6 45 1456 0 0,1-16-707 0 0,1-1-61 0 0,1-25-644 0 0,1 0 0 0 0,1 25 0 0 0,2-30-275 0 0</inkml:trace>
   <inkml:trace contextRef="#ctx0" brushRef="#br0" timeOffset="365.79">288 73 2912 0 0,'0'0'3782'0'0,"-21"6"7358"0"0,10 6-10541 0 0,1 0 0 0 0,0 0 0 0 0,1 1 0 0 0,1 0 0 0 0,0 0 0 0 0,1 1 0 0 0,0 0-1 0 0,1 1 1 0 0,-6 20 0 0 0,10-29-453 0 0,1 0-1 0 0,0 0 1 0 0,1 0-1 0 0,-1 0 1 0 0,1 0-1 0 0,0 0 1 0 0,0 0-1 0 0,1 0 1 0 0,0 0-1 0 0,0 0 1 0 0,3 9-1 0 0,-3-13-101 0 0,-1 0 1 0 0,1-1-1 0 0,0 1 0 0 0,0 0 0 0 0,0 0 1 0 0,0-1-1 0 0,0 1 0 0 0,0 0 0 0 0,0-1 1 0 0,0 1-1 0 0,1-1 0 0 0,-1 0 0 0 0,1 1 1 0 0,-1-1-1 0 0,1 0 0 0 0,-1 0 0 0 0,1 0 1 0 0,0 0-1 0 0,-1 0 0 0 0,1 0 1 0 0,0-1-1 0 0,0 1 0 0 0,0 0 0 0 0,0-1 1 0 0,0 1-1 0 0,-1-1 0 0 0,1 0 0 0 0,0 0 1 0 0,0 0-1 0 0,0 0 0 0 0,0 0 0 0 0,0 0 1 0 0,0 0-1 0 0,0-1 0 0 0,0 1 0 0 0,0-1 1 0 0,0 1-1 0 0,2-2 0 0 0,2-1 12 0 0,0-1 0 0 0,0 1 0 0 0,0-1 1 0 0,-1 0-1 0 0,0 0 0 0 0,1 0 0 0 0,-1-1 0 0 0,-1 0 0 0 0,1 0 0 0 0,-1 0 0 0 0,0 0 0 0 0,0-1 0 0 0,-1 1 1 0 0,1-1-1 0 0,-1 0 0 0 0,2-7 0 0 0,1-1-66 0 0,-1 0 1 0 0,0-1-1 0 0,-1 0 0 0 0,-1 0 1 0 0,3-30-1 0 0,-5 38 41 0 0,-1 0-1 0 0,0-1 1 0 0,-1 1 0 0 0,-2-13-1 0 0,1 11 9 0 0</inkml:trace>
-  <inkml:trace contextRef="#ctx0" brushRef="#br0" timeOffset="692.35">404 45 3264 0 0,'36'-17'10874'0'0,"3"1"-5568"0"0,-32 14-4904 0 0,0-1-1 0 0,1 1 0 0 0,0 1 1 0 0,-1-1-1 0 0,1 1 1 0 0,0 0-1 0 0,0 1 0 0 0,9 1 1 0 0,-15-1-318 0 0,-1 0-1 0 0,0 0 1 0 0,1 0 0 0 0,-1 0 0 0 0,1 1 0 0 0,-1-1 0 0 0,0 1 0 0 0,1-1 0 0 0,-1 1 0 0 0,0-1-1 0 0,0 1 1 0 0,1 0 0 0 0,-1-1 0 0 0,0 1 0 0 0,0 0 0 0 0,0 0 0 0 0,0 0 0 0 0,0 0 0 0 0,0 0-1 0 0,0 0 1 0 0,0 0 0 0 0,0 1 0 0 0,0 1 0 0 0,0-1 7 0 0,-1 0-1 0 0,1 0 1 0 0,-1 0 0 0 0,0 1 0 0 0,1-1-1 0 0,-1 0 1 0 0,0 0 0 0 0,-1 1 0 0 0,1-1-1 0 0,0 0 1 0 0,-1 0 0 0 0,1 1-1 0 0,-2 1 1 0 0,-2 8 201 0 0,-1-1 0 0 0,0 0 0 0 0,-1 0 0 0 0,-8 11 0 0 0,5-7-61 0 0,-39 65 616 0 0,43-70-705 0 0,0-1-1 0 0,2 1 0 0 0,-1 0 0 0 0,1 0 1 0 0,0 1-1 0 0,-2 18 0 0 0,5-28-139 0 0,0 1-1 0 0,0-1 0 0 0,0 0 1 0 0,0 0-1 0 0,0 1 1 0 0,0-1-1 0 0,0 0 1 0 0,0 1-1 0 0,0-1 0 0 0,0 0 1 0 0,1 0-1 0 0,-1 1 1 0 0,1-1-1 0 0,-1 0 1 0 0,1 0-1 0 0,-1 0 1 0 0,1 0-1 0 0,0 0 0 0 0,-1 0 1 0 0,1 0-1 0 0,0 0 1 0 0,0 0-1 0 0,1 2 1 0 0,0-3-1 0 0,-1 1 0 0 0,0-1 0 0 0,1 1-1 0 0,0-1 1 0 0,-1 0 0 0 0,1 1 0 0 0,-1-1 0 0 0,1 0 0 0 0,-1 0 0 0 0,1 0 0 0 0,0 0 0 0 0,-1 0 0 0 0,1 0 0 0 0,-1-1 0 0 0,1 1 0 0 0,1-1 0 0 0,8-3 9 0 0,-1 0 0 0 0,0-1 0 0 0,0 0 0 0 0,10-6 0 0 0,-18 9-4 0 0,54-35 151 0 0,-40 28-137 0 0</inkml:trace>
+  <inkml:trace contextRef="#ctx0" brushRef="#br0" timeOffset="692.34">404 45 3264 0 0,'36'-17'10874'0'0,"3"1"-5568"0"0,-32 14-4904 0 0,0-1-1 0 0,1 1 0 0 0,0 1 1 0 0,-1-1-1 0 0,1 1 1 0 0,0 0-1 0 0,0 1 0 0 0,9 1 1 0 0,-15-1-318 0 0,-1 0-1 0 0,0 0 1 0 0,1 0 0 0 0,-1 0 0 0 0,1 1 0 0 0,-1-1 0 0 0,0 1 0 0 0,1-1 0 0 0,-1 1 0 0 0,0-1-1 0 0,0 1 1 0 0,1 0 0 0 0,-1-1 0 0 0,0 1 0 0 0,0 0 0 0 0,0 0 0 0 0,0 0 0 0 0,0 0 0 0 0,0 0-1 0 0,0 0 1 0 0,0 0 0 0 0,0 1 0 0 0,0 1 0 0 0,0-1 7 0 0,-1 0-1 0 0,1 0 1 0 0,-1 0 0 0 0,0 1 0 0 0,1-1-1 0 0,-1 0 1 0 0,0 0 0 0 0,-1 1 0 0 0,1-1-1 0 0,0 0 1 0 0,-1 0 0 0 0,1 1-1 0 0,-2 1 1 0 0,-2 8 201 0 0,-1-1 0 0 0,0 0 0 0 0,-1 0 0 0 0,-8 11 0 0 0,5-7-61 0 0,-39 65 616 0 0,43-70-705 0 0,0-1-1 0 0,2 1 0 0 0,-1 0 0 0 0,1 0 1 0 0,0 1-1 0 0,-2 18 0 0 0,5-28-139 0 0,0 1-1 0 0,0-1 0 0 0,0 0 1 0 0,0 0-1 0 0,0 1 1 0 0,0-1-1 0 0,0 0 1 0 0,0 1-1 0 0,0-1 0 0 0,0 0 1 0 0,1 0-1 0 0,-1 1 1 0 0,1-1-1 0 0,-1 0 1 0 0,1 0-1 0 0,-1 0 1 0 0,1 0-1 0 0,0 0 0 0 0,-1 0 1 0 0,1 0-1 0 0,0 0 1 0 0,0 0-1 0 0,1 2 1 0 0,0-3-1 0 0,-1 1 0 0 0,0-1 0 0 0,1 1-1 0 0,0-1 1 0 0,-1 0 0 0 0,1 1 0 0 0,-1-1 0 0 0,1 0 0 0 0,-1 0 0 0 0,1 0 0 0 0,0 0 0 0 0,-1 0 0 0 0,1 0 0 0 0,-1-1 0 0 0,1 1 0 0 0,1-1 0 0 0,8-3 9 0 0,-1 0 0 0 0,0-1 0 0 0,0 0 0 0 0,10-6 0 0 0,-18 9-4 0 0,54-35 151 0 0,-40 28-137 0 0</inkml:trace>
   <inkml:trace contextRef="#ctx0" brushRef="#br0" timeOffset="883.02">760 296 4832 0 0,'22'16'12295'0'0,"-20"-13"-11807"0"0,0 0 0 0 0,-1 1 0 0 0,0-1 0 0 0,0 1 0 0 0,0-1 0 0 0,0 1 0 0 0,0 0 0 0 0,-1-1 0 0 0,0 1 0 0 0,0 0 0 0 0,0-1 0 0 0,0 1 0 0 0,0 0 0 0 0,-2 4 0 0 0,0 2-43 0 0,0 0 0 0 0,-1-1 0 0 0,-1 1 0 0 0,-4 9 1 0 0,2-8-136 0 0</inkml:trace>
 </inkml:ink>
 </file>
@@ -9366,7 +9394,7 @@
     </inkml:brush>
   </inkml:definitions>
   <inkml:trace contextRef="#ctx0" brushRef="#br0">37 464 1824 0 0,'0'0'2160'0'0,"-1"12"7409"0"0,0-3-6171 0 0,0-4-2798 0 0,-29 118 4464 0 0,26-108-4784 0 0</inkml:trace>
-  <inkml:trace contextRef="#ctx0" brushRef="#br0" timeOffset="527.84">489 128 5504 0 0,'0'0'1400'0'0,"-35"-1"8921"0"0,30 2-10078 0 0,1-1-1 0 0,-1 1 1 0 0,0 0 0 0 0,1 0-1 0 0,-1 1 1 0 0,1 0 0 0 0,-1-1-1 0 0,1 2 1 0 0,0-1 0 0 0,0 0 0 0 0,0 1-1 0 0,0-1 1 0 0,0 1 0 0 0,0 1-1 0 0,1-1 1 0 0,-6 6 0 0 0,2-1 63 0 0,1 0 1 0 0,0 0-1 0 0,0 1 1 0 0,1 0 0 0 0,0 0-1 0 0,-7 16 1 0 0,11-21-235 0 0,-1 0 0 0 0,1 0 0 0 0,0 0 0 0 0,1 1 0 0 0,-1-1 1 0 0,0 0-1 0 0,1 0 0 0 0,0 0 0 0 0,0 1 0 0 0,1-1 0 0 0,-1 0 1 0 0,1 0-1 0 0,0 0 0 0 0,0 1 0 0 0,0-1 0 0 0,0 0 0 0 0,1 0 0 0 0,3 5 1 0 0,2 3 37 0 0,1-2 0 0 0,0 1 0 0 0,0-1 0 0 0,16 14 0 0 0,-16-17-105 0 0,-1 0-1 0 0,0 0 0 0 0,0 1 0 0 0,-1 0 1 0 0,0 0-1 0 0,0 1 0 0 0,-1-1 0 0 0,7 17 1 0 0,-11-24 3 0 0,-1 1 0 0 0,0-1 0 0 0,1 1 0 0 0,-1-1 0 0 0,0 1 0 0 0,0 0 0 0 0,0-1 0 0 0,0 1 0 0 0,0-1 0 0 0,0 1 0 0 0,-1-1 0 0 0,1 1 0 0 0,0-1 0 0 0,-1 1 0 0 0,1-1 0 0 0,-1 1 0 0 0,0-1 0 0 0,1 0 0 0 0,-1 1 0 0 0,0-1 0 0 0,-1 2 0 0 0,1-3-2 0 0,1 1 0 0 0,0-1 1 0 0,-1 0-1 0 0,1 1 0 0 0,0-1 0 0 0,-1 0 0 0 0,1 0 0 0 0,-1 1 0 0 0,1-1 0 0 0,-1 0 0 0 0,1 0 0 0 0,-1 0 0 0 0,1 0 0 0 0,-1 1 0 0 0,1-1 0 0 0,0 0 0 0 0,-1 0 0 0 0,1 0 0 0 0,-1 0 0 0 0,1 0 1 0 0,-1 0-1 0 0,1 0 0 0 0,-1 0 0 0 0,0-1 0 0 0,0 1 2 0 0,0-1 0 0 0,0 0-1 0 0,0 1 1 0 0,0-1 0 0 0,0 0 0 0 0,0 1 0 0 0,0-1 0 0 0,1 0 0 0 0,-1 0 0 0 0,0 0 0 0 0,0 0 0 0 0,1 0-1 0 0,-1 0 1 0 0,1 0 0 0 0,-1-1 0 0 0,-3-7 27 0 0,1 1 0 0 0,0-1 0 0 0,1 0 0 0 0,0 0 0 0 0,0 0 0 0 0,1 0 0 0 0,0 0 0 0 0,1 0 0 0 0,0 0-1 0 0,0 0 1 0 0,2-12 0 0 0,0 11-5 0 0,0 0-1 0 0,0-1 0 0 0,1 1 0 0 0,0 1 1 0 0,0-1-1 0 0,2 0 0 0 0,-1 1 1 0 0,1 0-1 0 0,10-15 0 0 0,-10 18-3346 0 0</inkml:trace>
+  <inkml:trace contextRef="#ctx0" brushRef="#br0" timeOffset="527.83">489 128 5504 0 0,'0'0'1400'0'0,"-35"-1"8921"0"0,30 2-10078 0 0,1-1-1 0 0,-1 1 1 0 0,0 0 0 0 0,1 0-1 0 0,-1 1 1 0 0,1 0 0 0 0,-1-1-1 0 0,1 2 1 0 0,0-1 0 0 0,0 0 0 0 0,0 1-1 0 0,0-1 1 0 0,0 1 0 0 0,0 1-1 0 0,1-1 1 0 0,-6 6 0 0 0,2-1 63 0 0,1 0 1 0 0,0 0-1 0 0,0 1 1 0 0,1 0 0 0 0,0 0-1 0 0,-7 16 1 0 0,11-21-235 0 0,-1 0 0 0 0,1 0 0 0 0,0 0 0 0 0,1 1 0 0 0,-1-1 1 0 0,0 0-1 0 0,1 0 0 0 0,0 0 0 0 0,0 1 0 0 0,1-1 0 0 0,-1 0 1 0 0,1 0-1 0 0,0 0 0 0 0,0 1 0 0 0,0-1 0 0 0,0 0 0 0 0,1 0 0 0 0,3 5 1 0 0,2 3 37 0 0,1-2 0 0 0,0 1 0 0 0,0-1 0 0 0,16 14 0 0 0,-16-17-105 0 0,-1 0-1 0 0,0 0 0 0 0,0 1 0 0 0,-1 0 1 0 0,0 0-1 0 0,0 1 0 0 0,-1-1 0 0 0,7 17 1 0 0,-11-24 3 0 0,-1 1 0 0 0,0-1 0 0 0,1 1 0 0 0,-1-1 0 0 0,0 1 0 0 0,0 0 0 0 0,0-1 0 0 0,0 1 0 0 0,0-1 0 0 0,0 1 0 0 0,-1-1 0 0 0,1 1 0 0 0,0-1 0 0 0,-1 1 0 0 0,1-1 0 0 0,-1 1 0 0 0,0-1 0 0 0,1 0 0 0 0,-1 1 0 0 0,0-1 0 0 0,-1 2 0 0 0,1-3-2 0 0,1 1 0 0 0,0-1 1 0 0,-1 0-1 0 0,1 1 0 0 0,0-1 0 0 0,-1 0 0 0 0,1 0 0 0 0,-1 1 0 0 0,1-1 0 0 0,-1 0 0 0 0,1 0 0 0 0,-1 0 0 0 0,1 0 0 0 0,-1 1 0 0 0,1-1 0 0 0,0 0 0 0 0,-1 0 0 0 0,1 0 0 0 0,-1 0 0 0 0,1 0 1 0 0,-1 0-1 0 0,1 0 0 0 0,-1 0 0 0 0,0-1 0 0 0,0 1 2 0 0,0-1 0 0 0,0 0-1 0 0,0 1 1 0 0,0-1 0 0 0,0 0 0 0 0,0 1 0 0 0,0-1 0 0 0,1 0 0 0 0,-1 0 0 0 0,0 0 0 0 0,0 0 0 0 0,1 0-1 0 0,-1 0 1 0 0,1 0 0 0 0,-1-1 0 0 0,-3-7 27 0 0,1 1 0 0 0,0-1 0 0 0,1 0 0 0 0,0 0 0 0 0,0 0 0 0 0,1 0 0 0 0,0 0 0 0 0,1 0 0 0 0,0 0-1 0 0,0 0 1 0 0,2-12 0 0 0,0 11-5 0 0,0 0-1 0 0,0-1 0 0 0,1 1 0 0 0,0 1 1 0 0,0-1-1 0 0,2 0 0 0 0,-1 1 1 0 0,1 0-1 0 0,10-15 0 0 0,-10 18-3346 0 0</inkml:trace>
   <inkml:trace contextRef="#ctx0" brushRef="#br0" timeOffset="1783.14">779 179 416 0 0,'0'0'16407'0'0,"18"-22"-13383"0"0,-7 9-843 0 0,-14 23-394 0 0,-6 13-1323 0 0,6-14-376 0 0,1-1 0 0 0,1 1-1 0 0,-1 0 1 0 0,2-1 0 0 0,-1 1 0 0 0,1 0-1 0 0,0 0 1 0 0,1 0 0 0 0,0 0 0 0 0,4 17-1 0 0,-3-20-77 0 0,1 1-1 0 0,0-1 0 0 0,0 1 1 0 0,1-1-1 0 0,0 0 0 0 0,0 0 1 0 0,0-1-1 0 0,0 1 0 0 0,1-1 1 0 0,0 0-1 0 0,0 0 1 0 0,1 0-1 0 0,-1-1 0 0 0,9 5 1 0 0,5 1 2 0 0,-15-8-6 0 0,0 0 1 0 0,0 0-1 0 0,0 1 1 0 0,0-1-1 0 0,0 1 1 0 0,0 0-1 0 0,-1 0 1 0 0,5 5-1 0 0,-7-7-5 0 0,-1 0 0 0 0,1 0 0 0 0,-1 1 0 0 0,0-1 0 0 0,0 1 0 0 0,1-1 0 0 0,-1 0 0 0 0,0 1 0 0 0,0-1 0 0 0,0 0 0 0 0,-1 1 0 0 0,1-1 0 0 0,0 1 0 0 0,0-1 0 0 0,-1 0 0 0 0,1 1 0 0 0,-1-1 0 0 0,1 0 0 0 0,-1 0 0 0 0,1 1 0 0 0,-1-1 0 0 0,0 0 0 0 0,0 0 0 0 0,0 0 0 0 0,0 0 0 0 0,1 0 0 0 0,-1 0 0 0 0,0 0 0 0 0,-1 0 0 0 0,1 0 0 0 0,-1 0 0 0 0,-2 3-1 0 0,-1-1 1 0 0,1 0-1 0 0,0 0 0 0 0,-1 0 0 0 0,1-1 0 0 0,-11 4 1 0 0,11-5-3184 0 0</inkml:trace>
   <inkml:trace contextRef="#ctx0" brushRef="#br0" timeOffset="1924.42">806 161 5152 0 0,'0'0'3248'0'0,"-3"-13"3248"0"0,6 11-5942 0 0,-1-1 0 0 0,1 1 0 0 0,-1 0 0 0 0,1 0 0 0 0,0 0 0 0 0,0 0 0 0 0,0 0 0 0 0,3-1 0 0 0,7-2-21 0 0,0 1 1 0 0,16-4-1 0 0,-11 3 208 0 0,36-8 497 0 0,-4 2-1108 0 0</inkml:trace>
   <inkml:trace contextRef="#ctx0" brushRef="#br0" timeOffset="2289.4">1328 1 3328 0 0,'0'0'3392'0'0,"12"8"7943"0"0,-15-3-10920 0 0,1 1-1 0 0,-1-1 0 0 0,-1 1 1 0 0,1-1-1 0 0,-1 0 1 0 0,1 0-1 0 0,-6 4 0 0 0,-4 7 177 0 0,-3 5-83 0 0,0 0 265 0 0,-19 30-1 0 0,32-45-650 0 0,0 0 0 0 0,0 0-1 0 0,0 0 1 0 0,1 0 0 0 0,-1 1-1 0 0,2-1 1 0 0,-1 1 0 0 0,1-1-1 0 0,0 1 1 0 0,0 10 0 0 0,1-15-83 0 0,0 0 0 0 0,0-1 0 0 0,0 1 0 0 0,0 0 0 0 0,1 0 0 0 0,-1-1 0 0 0,1 1 0 0 0,-1 0 0 0 0,1 0 0 0 0,0-1 1 0 0,0 1-1 0 0,0-1 0 0 0,0 1 0 0 0,0-1 0 0 0,0 1 0 0 0,0-1 0 0 0,0 0 0 0 0,0 1 0 0 0,1-1 0 0 0,1 2 0 0 0,0-2-16 0 0,0 1 0 0 0,0-1-1 0 0,0 0 1 0 0,0 0 0 0 0,0 0 0 0 0,0 0-1 0 0,0 0 1 0 0,0 0 0 0 0,0-1-1 0 0,6 0 1 0 0,2 0-31 0 0,1 0 0 0 0,-1-2 0 0 0,0 1 0 0 0,0-1 0 0 0,16-6 0 0 0,-15 5 28 0 0,-1-2 0 0 0,20-9-1 0 0,6-4-3256 0 0</inkml:trace>
@@ -9406,7 +9434,7 @@
   <inkml:trace contextRef="#ctx0" brushRef="#br0" timeOffset="805.77">360 483 2272 0 0,'0'0'7406'0'0,"1"15"-200"0"0,0-2-6027 0 0,-1 2-368 0 0,-1-1-1 0 0,-1 1 0 0 0,-5 21 1 0 0,4-23-533 0 0</inkml:trace>
   <inkml:trace contextRef="#ctx0" brushRef="#br0" timeOffset="1023.42">544 218 256 0 0,'0'0'640'0'0</inkml:trace>
   <inkml:trace contextRef="#ctx0" brushRef="#br0" timeOffset="1164.51">567 191 8400 0 0,'4'32'6723'0'0,"2"11"-3137"0"0,-4-22-3099 0 0,-1 1 1 0 0,-2 37-1 0 0,-13 97 2284 0 0,13-142-2714 0 0</inkml:trace>
-  <inkml:trace contextRef="#ctx0" brushRef="#br0" timeOffset="1981.19">891 127 704 0 0,'0'0'4545'0'0,"10"-15"4244"0"0,-4 5-5829 0 0,-8 37 341 0 0,-1 4-3049 0 0,3-22-226 0 0,-1 0-1 0 0,1-1 0 0 0,1 1 0 0 0,0 0 0 0 0,0-1 0 0 0,0 1 1 0 0,1-1-1 0 0,1 1 0 0 0,-1-1 0 0 0,1 0 0 0 0,1 0 1 0 0,0 0-1 0 0,0 0 0 0 0,0-1 0 0 0,1 1 0 0 0,0-1 0 0 0,0 0 1 0 0,1-1-1 0 0,0 1 0 0 0,0-1 0 0 0,0 0 0 0 0,1-1 0 0 0,0 1 1 0 0,0-1-1 0 0,15 7 0 0 0,-18-10-1 0 0,0 0 0 0 0,-1 0 0 0 0,1 1-1 0 0,0 0 1 0 0,-1-1 0 0 0,0 1 0 0 0,0 0 0 0 0,5 6 0 0 0,-8-8 0 0 0,1 0 0 0 0,0 0 0 0 0,-1 1 0 0 0,1-1 0 0 0,-1 0 0 0 0,0 0 0 0 0,1 0 0 0 0,-1 1 0 0 0,0-1 0 0 0,0 0 0 0 0,0 1 0 0 0,0-1 0 0 0,0 0 0 0 0,0 0 0 0 0,0 1 0 0 0,0-1 0 0 0,-1 0 0 0 0,1 0 0 0 0,0 1 0 0 0,-1-1 0 0 0,1 0 0 0 0,-1 0 0 0 0,0 0 0 0 0,1 0 0 0 0,-1 0 0 0 0,0 1 0 0 0,1-1 0 0 0,-1 0 0 0 0,0-1 0 0 0,0 1 0 0 0,0 0 0 0 0,-2 1 0 0 0,2 0 3 0 0,0-1 0 0 0,-1 0 0 0 0,1 1 1 0 0,-1-1-1 0 0,1 0 0 0 0,-1 0 0 0 0,1 0 1 0 0,-1 0-1 0 0,0-1 0 0 0,0 1 1 0 0,1 0-1 0 0,-1-1 0 0 0,0 1 0 0 0,0-1 1 0 0,0 1-1 0 0,0-1 0 0 0,-2 0 0 0 0,-2 0 69 0 0</inkml:trace>
+  <inkml:trace contextRef="#ctx0" brushRef="#br0" timeOffset="1981.18">891 127 704 0 0,'0'0'4545'0'0,"10"-15"4244"0"0,-4 5-5829 0 0,-8 37 341 0 0,-1 4-3049 0 0,3-22-226 0 0,-1 0-1 0 0,1-1 0 0 0,1 1 0 0 0,0 0 0 0 0,0-1 0 0 0,0 1 1 0 0,1-1-1 0 0,1 1 0 0 0,-1-1 0 0 0,1 0 0 0 0,1 0 1 0 0,0 0-1 0 0,0 0 0 0 0,0-1 0 0 0,1 1 0 0 0,0-1 0 0 0,0 0 1 0 0,1-1-1 0 0,0 1 0 0 0,0-1 0 0 0,0 0 0 0 0,1-1 0 0 0,0 1 1 0 0,0-1-1 0 0,15 7 0 0 0,-18-10-1 0 0,0 0 0 0 0,-1 0 0 0 0,1 1-1 0 0,0 0 1 0 0,-1-1 0 0 0,0 1 0 0 0,0 0 0 0 0,5 6 0 0 0,-8-8 0 0 0,1 0 0 0 0,0 0 0 0 0,-1 1 0 0 0,1-1 0 0 0,-1 0 0 0 0,0 0 0 0 0,1 0 0 0 0,-1 1 0 0 0,0-1 0 0 0,0 0 0 0 0,0 1 0 0 0,0-1 0 0 0,0 0 0 0 0,0 0 0 0 0,0 1 0 0 0,0-1 0 0 0,-1 0 0 0 0,1 0 0 0 0,0 1 0 0 0,-1-1 0 0 0,1 0 0 0 0,-1 0 0 0 0,0 0 0 0 0,1 0 0 0 0,-1 0 0 0 0,0 1 0 0 0,1-1 0 0 0,-1 0 0 0 0,0-1 0 0 0,0 1 0 0 0,0 0 0 0 0,-2 1 0 0 0,2 0 3 0 0,0-1 0 0 0,-1 0 0 0 0,1 1 1 0 0,-1-1-1 0 0,1 0 0 0 0,-1 0 0 0 0,1 0 1 0 0,-1 0-1 0 0,0-1 0 0 0,0 1 1 0 0,1 0-1 0 0,-1-1 0 0 0,0 1 0 0 0,0-1 1 0 0,0 1-1 0 0,0-1 0 0 0,-2 0 0 0 0,-2 0 69 0 0</inkml:trace>
   <inkml:trace contextRef="#ctx0" brushRef="#br0" timeOffset="2157.5">918 109 2368 0 0,'-5'-24'13216'0'0,"5"23"-12972"0"0,1 0 0 0 0,0 0 1 0 0,0 0-1 0 0,0 0 0 0 0,0 0 1 0 0,0 0-1 0 0,0 0 1 0 0,0 0-1 0 0,0 0 0 0 0,0 0 1 0 0,0 0-1 0 0,0 1 1 0 0,1-1-1 0 0,-1 0 0 0 0,3 0 1 0 0,24-8 622 0 0,-20 7-366 0 0,73-23 1390 0 0,-7 3-1509 0 0,-36 10-2987 0 0</inkml:trace>
   <inkml:trace contextRef="#ctx0" brushRef="#br0" timeOffset="2340.88">1370 106 8 0 0,'0'0'760'0'0</inkml:trace>
   <inkml:trace contextRef="#ctx0" brushRef="#br0" timeOffset="2598.64">1370 63 4928 0 0,'0'0'1577'0'0,"17"-16"4743"0"0,-10 12-5252 0 0,1 0 1 0 0,0 1 0 0 0,0 0-1 0 0,0 0 1 0 0,9-1-1 0 0,-14 3-938 0 0,-1 1 0 0 0,0-1 0 0 0,0 1 0 0 0,0 0 0 0 0,1-1 0 0 0,-1 1 0 0 0,0 0-1 0 0,0 0 1 0 0,1 1 0 0 0,-1-1 0 0 0,0 0 0 0 0,0 1 0 0 0,0-1 0 0 0,1 1 0 0 0,-1 0 0 0 0,0 0 0 0 0,0 0 0 0 0,0 0-1 0 0,0 0 1 0 0,0 0 0 0 0,0 0 0 0 0,-1 1 0 0 0,4 2 0 0 0,-4-2-42 0 0,0 1 0 0 0,0-1 0 0 0,0 0-1 0 0,0 1 1 0 0,-1-1 0 0 0,1 0 0 0 0,-1 1 0 0 0,1-1 0 0 0,-1 1 0 0 0,0-1 0 0 0,0 1-1 0 0,0-1 1 0 0,0 1 0 0 0,-1-1 0 0 0,0 5 0 0 0,-14 39 710 0 0,12-38-629 0 0,-36 76 892 0 0,23-51-612 0 0,-13 34 1 0 0,26-58-377 0 0,0 1 0 0 0,0 0 0 0 0,1 0 0 0 0,0 0 0 0 0,1 0-1 0 0,0 1 1 0 0,1-1 0 0 0,1 13 0 0 0,-1-22-77 0 0,0 1 1 0 0,0 0-1 0 0,1 0 0 0 0,-1-1 1 0 0,0 1-1 0 0,1 0 0 0 0,0 0 1 0 0,-1-1-1 0 0,1 1 0 0 0,0-1 1 0 0,0 1-1 0 0,0 0 0 0 0,0-1 1 0 0,0 0-1 0 0,0 1 0 0 0,0-1 1 0 0,0 0-1 0 0,1 1 0 0 0,-1-1 1 0 0,0 0-1 0 0,1 0 0 0 0,-1 0 1 0 0,3 1-1 0 0,-1-1 14 0 0,0 0 0 0 0,0 0 0 0 0,1-1 0 0 0,-1 1 0 0 0,0-1 0 0 0,1 0 0 0 0,-1 0 0 0 0,1 0 0 0 0,-1 0 1 0 0,0 0-1 0 0,6-2 0 0 0,6-2 70 0 0,0 0-1 0 0,-1-1 1 0 0,1-1 0 0 0,17-10 0 0 0,-22 11-3513 0 0</inkml:trace>
@@ -9445,7 +9473,7 @@
   <inkml:trace contextRef="#ctx0" brushRef="#br0" timeOffset="-1201.26">194 147 2880 0 0,'3'-32'8761'0'0,"-4"32"-8665"0"0,1-1 0 0 0,0 1 0 0 0,0-1-1 0 0,0 1 1 0 0,0-1 0 0 0,-1 1 0 0 0,1-1 0 0 0,0 1 0 0 0,0-1 0 0 0,-1 1 0 0 0,1-1-1 0 0,0 1 1 0 0,-1 0 0 0 0,1-1 0 0 0,0 1 0 0 0,-1 0 0 0 0,1-1 0 0 0,-1 1 0 0 0,1 0-1 0 0,-1-1 1 0 0,1 1 0 0 0,-1 0 0 0 0,1 0 0 0 0,-1 0 0 0 0,1-1 0 0 0,-1 1 0 0 0,1 0-1 0 0,-1 0 1 0 0,-18 4 1470 0 0,13-1-1289 0 0,1 0-1 0 0,-1 0 0 0 0,1 0 1 0 0,-6 6-1 0 0,-1 2 11 0 0,1 1 0 0 0,1 0 0 0 0,0 0 0 0 0,1 1 1 0 0,0 0-1 0 0,-7 16 0 0 0,4-6-34 0 0,2 0 0 0 0,0 0-1 0 0,-6 27 1 0 0,14-41-154 0 0,0-1 1 0 0,0 1-1 0 0,1 0 0 0 0,0 0 1 0 0,1-1-1 0 0,0 1 1 0 0,2 16-1 0 0,-2-23-96 0 0,0 0 1 0 0,1 0-1 0 0,-1 1 0 0 0,1-1 1 0 0,0 0-1 0 0,-1 0 0 0 0,1 0 1 0 0,0-1-1 0 0,0 1 1 0 0,1 0-1 0 0,-1 0 0 0 0,0 0 1 0 0,0-1-1 0 0,1 1 0 0 0,-1-1 1 0 0,1 1-1 0 0,0-1 0 0 0,-1 1 1 0 0,1-1-1 0 0,0 0 1 0 0,0 0-1 0 0,-1 0 0 0 0,1 0 1 0 0,0 0-1 0 0,0 0 0 0 0,0-1 1 0 0,1 1-1 0 0,-1-1 0 0 0,0 1 1 0 0,0-1-1 0 0,0 0 1 0 0,0 0-1 0 0,0 0 0 0 0,0 0 1 0 0,1 0-1 0 0,-1 0 0 0 0,3-1 1 0 0,1 0 2 0 0,1-1 0 0 0,-1 0 0 0 0,1 0 0 0 0,-1-1 0 0 0,0 0 0 0 0,0 0 0 0 0,0 0 0 0 0,-1-1 0 0 0,1 1 0 0 0,-1-1 0 0 0,0-1 0 0 0,0 1 0 0 0,8-10 0 0 0,2-3 83 0 0,-2 0 1 0 0,22-36-1 0 0,-26 39-43 0 0,-1-1-1 0 0,0 0 1 0 0,-1-1 0 0 0,0 0 0 0 0,-1 0 0 0 0,-1 0-1 0 0,5-28 1 0 0,-9 44-40 0 0,-1-1-1 0 0,0 0 1 0 0,0 0-1 0 0,0 0 0 0 0,0 0 1 0 0,0 0-1 0 0,0 1 1 0 0,0-1-1 0 0,0 0 0 0 0,0 0 1 0 0,0 0-1 0 0,0 0 1 0 0,0 0-1 0 0,-1 1 1 0 0,1-1-1 0 0,0 0 0 0 0,0 0 1 0 0,-1 0-1 0 0,1 1 1 0 0,-1-1-1 0 0,1 0 0 0 0,-1 0 1 0 0,1 1-1 0 0,-1-1 1 0 0,1 0-1 0 0,-1 1 1 0 0,0-1-1 0 0,1 1 0 0 0,-1-1 1 0 0,0 1-1 0 0,0-1 1 0 0,1 1-1 0 0,-1-1 0 0 0,-2 1 1 0 0,2 0 3 0 0,0 0 0 0 0,0 0 1 0 0,0 0-1 0 0,0 0 0 0 0,-1 0 1 0 0,1 1-1 0 0,0-1 0 0 0,0 1 0 0 0,0-1 1 0 0,0 1-1 0 0,0-1 0 0 0,0 1 0 0 0,0-1 1 0 0,0 1-1 0 0,0 0 0 0 0,0 0 1 0 0,0-1-1 0 0,0 1 0 0 0,1 0 0 0 0,-1 0 1 0 0,0 0-1 0 0,1 0 0 0 0,-1 0 0 0 0,0 0 1 0 0,0 2-1 0 0,-1 4 26 0 0,-1 0 1 0 0,1 0-1 0 0,1 1 0 0 0,0-1 0 0 0,0 1 1 0 0,0-1-1 0 0,1 1 0 0 0,0 0 1 0 0,0-1-1 0 0,1 1 0 0 0,0-1 0 0 0,0 1 1 0 0,1-1-1 0 0,4 13 0 0 0,-1-5 29 0 0</inkml:trace>
   <inkml:trace contextRef="#ctx0" brushRef="#br0" timeOffset="-962.34">384 251 2912 0 0,'16'-15'15923'0'0,"-15"30"-15191"0"0,-1 18 1440 0 0,11 61 0 0 0,30-213-970 0 0,-34 105-1191 0 0,0 0-1 0 0,1 0 1 0 0,0 0 0 0 0,14-15 0 0 0,-12 18-3 0 0</inkml:trace>
   <inkml:trace contextRef="#ctx0" brushRef="#br0" timeOffset="-759.87">697 181 256 0 0,'0'0'768'0'0,"-1"3"-512"0"0,-1 0-256 0 0</inkml:trace>
-  <inkml:trace contextRef="#ctx0" brushRef="#br0" timeOffset="4896.98">700 149 192 0 0,'0'0'9112'0'0,"5"18"-4392"0"0,-2-9-4187 0 0,0-1 1 0 0,0 1-1 0 0,-1-1 1 0 0,0 1 0 0 0,-1 0-1 0 0,1 18 1 0 0,-1-5 282 0 0,-5 36 0 0 0,-8 9 863 0 0,22-99-1607 0 0,2 1 0 0 0,20-38 0 0 0,-24 54-8 0 0,0 0 0 0 0,2 1 0 0 0,-1 0 0 0 0,2 0 0 0 0,0 2 0 0 0,17-17 0 0 0,-27 28-55 0 0,0 0-1 0 0,0 0 1 0 0,0 0 0 0 0,0 0 0 0 0,0 1-1 0 0,0-1 1 0 0,0 0 0 0 0,0 1-1 0 0,1-1 1 0 0,-1 0 0 0 0,0 1 0 0 0,0-1-1 0 0,1 1 1 0 0,-1 0 0 0 0,0-1-1 0 0,1 1 1 0 0,-1 0 0 0 0,0 0 0 0 0,1 0-1 0 0,-1 0 1 0 0,2 0 0 0 0,-2 1 0 0 0,0 0 0 0 0,0-1 0 0 0,0 1 0 0 0,0 0 1 0 0,0 0-1 0 0,0 0 0 0 0,0 0 0 0 0,-1 0 0 0 0,1 0 0 0 0,0 0 1 0 0,0 0-1 0 0,-1 0 0 0 0,1 0 0 0 0,-1 1 0 0 0,1-1 0 0 0,-1 0 1 0 0,0 0-1 0 0,1 1 0 0 0,-1-1 0 0 0,0 0 0 0 0,0 0 0 0 0,0 3 1 0 0,6 59 198 0 0,-4-44-154 0 0</inkml:trace>
+  <inkml:trace contextRef="#ctx0" brushRef="#br0" timeOffset="4896.97">700 149 192 0 0,'0'0'9112'0'0,"5"18"-4392"0"0,-2-9-4187 0 0,0-1 1 0 0,0 1-1 0 0,-1-1 1 0 0,0 1 0 0 0,-1 0-1 0 0,1 18 1 0 0,-1-5 282 0 0,-5 36 0 0 0,-8 9 863 0 0,22-99-1607 0 0,2 1 0 0 0,20-38 0 0 0,-24 54-8 0 0,0 0 0 0 0,2 1 0 0 0,-1 0 0 0 0,2 0 0 0 0,0 2 0 0 0,17-17 0 0 0,-27 28-55 0 0,0 0-1 0 0,0 0 1 0 0,0 0 0 0 0,0 0 0 0 0,0 1-1 0 0,0-1 1 0 0,0 0 0 0 0,0 1-1 0 0,1-1 1 0 0,-1 0 0 0 0,0 1 0 0 0,0-1-1 0 0,1 1 1 0 0,-1 0 0 0 0,0-1-1 0 0,1 1 1 0 0,-1 0 0 0 0,0 0 0 0 0,1 0-1 0 0,-1 0 1 0 0,2 0 0 0 0,-2 1 0 0 0,0 0 0 0 0,0-1 0 0 0,0 1 0 0 0,0 0 1 0 0,0 0-1 0 0,0 0 0 0 0,0 0 0 0 0,-1 0 0 0 0,1 0 0 0 0,0 0 1 0 0,0 0-1 0 0,-1 0 0 0 0,1 0 0 0 0,-1 1 0 0 0,1-1 0 0 0,-1 0 1 0 0,0 0-1 0 0,1 1 0 0 0,-1-1 0 0 0,0 0 0 0 0,0 0 0 0 0,0 3 1 0 0,6 59 198 0 0,-4-44-154 0 0</inkml:trace>
   <inkml:trace contextRef="#ctx0" brushRef="#br0" timeOffset="5232.87">985 270 2752 0 0,'0'0'298'0'0,"-1"1"0"0"0,1-1 0 0 0,0 1 0 0 0,0 0 0 0 0,0-1 1 0 0,-1 1-1 0 0,1-1 0 0 0,0 1 0 0 0,0-1 0 0 0,0 1 0 0 0,0-1 0 0 0,0 1 0 0 0,0 0 0 0 0,0-1 1 0 0,0 1-1 0 0,0-1 0 0 0,0 1 0 0 0,0-1 0 0 0,0 1 0 0 0,1-1 0 0 0,-1 1 0 0 0,0-1 1 0 0,0 1-1 0 0,1-1 0 0 0,-1 1 0 0 0,0-1 0 0 0,0 1 0 0 0,1-1 0 0 0,-1 1 0 0 0,1-1 0 0 0,-1 1 1 0 0,0-1-1 0 0,1 0 0 0 0,-1 1 0 0 0,1-1 0 0 0,0 1 0 0 0,1-1 40 0 0,0 0 1 0 0,0 0-1 0 0,0 0 0 0 0,-1 0 1 0 0,1 0-1 0 0,0 0 0 0 0,0 0 1 0 0,0-1-1 0 0,0 1 0 0 0,-1-1 0 0 0,4 0 1 0 0,5-3 126 0 0,0 0 0 0 0,-1-1 0 0 0,12-7 0 0 0,34-32 1309 0 0,-51 41-1591 0 0,0-1 0 0 0,0 0 0 0 0,0 0 0 0 0,-1-1 0 0 0,1 1 0 0 0,-1-1 1 0 0,0 0-1 0 0,-1 0 0 0 0,1 0 0 0 0,2-7 0 0 0,-5 11-168 0 0,0 0-1 0 0,1 1 1 0 0,-1-1 0 0 0,0 0 0 0 0,0 1-1 0 0,0-1 1 0 0,0 0 0 0 0,0 1 0 0 0,0-1-1 0 0,0 0 1 0 0,0 1 0 0 0,0-1 0 0 0,0 0 0 0 0,0 1-1 0 0,0-1 1 0 0,0 0 0 0 0,0 1 0 0 0,-1-1-1 0 0,1 0 1 0 0,0 1 0 0 0,0-1 0 0 0,-1 1-1 0 0,1-1 1 0 0,-1 1 0 0 0,1-1 0 0 0,0 0-1 0 0,-1 1 1 0 0,1-1 0 0 0,-1 1 0 0 0,1 0-1 0 0,-1-1 1 0 0,1 1 0 0 0,-1-1 0 0 0,0 1-1 0 0,1 0 1 0 0,-1 0 0 0 0,1-1 0 0 0,-1 1-1 0 0,0 0 1 0 0,1 0 0 0 0,-1 0 0 0 0,0-1-1 0 0,1 1 1 0 0,-1 0 0 0 0,0 0 0 0 0,1 0-1 0 0,-1 0 1 0 0,0 0 0 0 0,1 0 0 0 0,-1 1-1 0 0,0-1 1 0 0,1 0 0 0 0,-2 0 0 0 0,-2 1 68 0 0,-1 0 0 0 0,1 0 0 0 0,0 0 0 0 0,0 1 0 0 0,0 0 0 0 0,0-1 0 0 0,-4 4 0 0 0,3-1-80 0 0,0 0 0 0 0,0 1 1 0 0,0 0-1 0 0,1 0 0 0 0,0 0 0 0 0,0 0 0 0 0,1 1 0 0 0,-1-1 0 0 0,1 1 0 0 0,0 0 0 0 0,1 0 1 0 0,-1 0-1 0 0,1 1 0 0 0,1-1 0 0 0,-1 0 0 0 0,1 1 0 0 0,0-1 0 0 0,0 1 0 0 0,1 0 0 0 0,0 11 1 0 0,3-1 10 0 0</inkml:trace>
   <inkml:trace contextRef="#ctx0" brushRef="#br0" timeOffset="5608.82">1315 113 5504 0 0,'-3'-2'598'0'0,"0"0"0"0"0,0 0 1 0 0,0 1-1 0 0,0-1 0 0 0,0 1 0 0 0,0-1 1 0 0,0 1-1 0 0,0 0 0 0 0,-1 1 0 0 0,1-1 1 0 0,0 0-1 0 0,-1 1 0 0 0,1 0 0 0 0,0-1 1 0 0,-1 2-1 0 0,-3-1 0 0 0,4 1-271 0 0,-1 0 0 0 0,1 0 0 0 0,-1 0 0 0 0,1 0 0 0 0,0 1 0 0 0,0-1 0 0 0,0 1 0 0 0,0 0 0 0 0,0 0 0 0 0,0 0 0 0 0,0 1 0 0 0,0-1 0 0 0,-2 4 0 0 0,0-1-94 0 0,1 1 1 0 0,-1 0-1 0 0,2 1 0 0 0,-1-1 1 0 0,0 1-1 0 0,1-1 1 0 0,0 1-1 0 0,1 0 0 0 0,0 0 1 0 0,0 0-1 0 0,0 1 0 0 0,1-1 1 0 0,-1 15-1 0 0,2-16-78 0 0,1 0 0 0 0,-1 0 0 0 0,1 0 0 0 0,0 0 0 0 0,1 0 0 0 0,0-1 0 0 0,-1 1 0 0 0,2 0 0 0 0,-1-1 0 0 0,1 1 0 0 0,0-1 0 0 0,0 0 0 0 0,5 7 0 0 0,-6-10-112 0 0,-1 0 1 0 0,1 0-1 0 0,0-1 1 0 0,0 1-1 0 0,-1-1 0 0 0,1 0 1 0 0,0 1-1 0 0,0-1 1 0 0,0 0-1 0 0,1 0 1 0 0,-1 0-1 0 0,0 0 0 0 0,0-1 1 0 0,0 1-1 0 0,1-1 1 0 0,-1 1-1 0 0,0-1 0 0 0,1 0 1 0 0,-1 1-1 0 0,0-1 1 0 0,1-1-1 0 0,-1 1 0 0 0,0 0 1 0 0,0 0-1 0 0,1-1 1 0 0,-1 0-1 0 0,0 1 0 0 0,0-1 1 0 0,1 0-1 0 0,-1 0 1 0 0,0 0-1 0 0,0 0 1 0 0,0 0-1 0 0,0-1 0 0 0,-1 1 1 0 0,4-4-1 0 0,6-4 2 0 0,-1-1 0 0 0,0 0 1 0 0,-1 0-1 0 0,0-1 0 0 0,-1 0 0 0 0,0-1 0 0 0,-1 0 0 0 0,0 0 0 0 0,7-20 0 0 0,-7 15-30 0 0,-1 0-1 0 0,0 0 1 0 0,-2-1 0 0 0,0 1-1 0 0,-1-1 1 0 0,1-35-1 0 0,-4 50-3 0 0,0 0 0 0 0,0-1 0 0 0,-1 1 0 0 0,1 0 0 0 0,-1-1 0 0 0,0 1-1 0 0,-2-6 1 0 0,3 9-9 0 0,0 0-1 0 0,0 0 0 0 0,0 0 0 0 0,0 0 0 0 0,0-1 0 0 0,0 1 0 0 0,0 0 1 0 0,-1 0-1 0 0,1 0 0 0 0,0 0 0 0 0,0-1 0 0 0,0 1 0 0 0,0 0 1 0 0,0 0-1 0 0,0 0 0 0 0,-1 0 0 0 0,1 0 0 0 0,0 0 0 0 0,0 0 1 0 0,0-1-1 0 0,0 1 0 0 0,-1 0 0 0 0,1 0 0 0 0,0 0 0 0 0,0 0 1 0 0,0 0-1 0 0,0 0 0 0 0,-1 0 0 0 0,1 0 0 0 0,0 0 0 0 0,0 0 1 0 0,0 0-1 0 0,-1 0 0 0 0,1 0 0 0 0,0 0 0 0 0,0 0 0 0 0,0 0 1 0 0,-1 0-1 0 0,1 0 0 0 0,0 0 0 0 0,0 0 0 0 0,0 0 0 0 0,-1 1 1 0 0,-7 16 19 0 0,-9 55 75 0 0,3 2 0 0 0,-6 79-1 0 0,18-124-87 0 0</inkml:trace>
   <inkml:trace contextRef="#ctx0" brushRef="#br0" timeOffset="5928.19">1558 399 6432 0 0,'0'0'6248'0'0,"-11"6"-9"0"0,11-5-4983 0 0,0 1 0 0 0</inkml:trace>
@@ -9484,7 +9512,7 @@
   <inkml:trace contextRef="#ctx0" brushRef="#br0" timeOffset="213.81">0 194 5312 0 0,'0'0'3361'0'0,"17"-13"6"0"0,7 3-1337 0 0,33-11 0 0 0,-2 2-851 0 0,-51 17-1087 0 0,220-79 3370 0 0,-204 76-3112 0 0</inkml:trace>
   <inkml:trace contextRef="#ctx0" brushRef="#br0" timeOffset="432.75">15 579 5408 0 0,'0'0'1328'0'0,"6"0"0"0"0,-1 0 0 0 0,2 0 0 0 0,2-3-8 0 0,3 0 8 0 0,2-1 0 0 0,2-2 0 0 0,2-5-833 0 0,4 2 9 0 0,4-4 0 0 0,3-2 0 0 0,19-14-504 0 0</inkml:trace>
   <inkml:trace contextRef="#ctx0" brushRef="#br0" timeOffset="701.83">449 285 3360 0 0,'0'0'8088'0'0,"6"4"-3941"0"0,8 6-2519 0 0,-10-4-1367 0 0,0 0-1 0 0,0 0 1 0 0,0 0-1 0 0,0 1 0 0 0,-1-1 1 0 0,0 1-1 0 0,0 0 0 0 0,-1 0 1 0 0,0 0-1 0 0,0 0 0 0 0,-1 0 1 0 0,0 1-1 0 0,0-1 0 0 0,-1 0 1 0 0,1 1-1 0 0,-2-1 1 0 0,1 0-1 0 0,-1 1 0 0 0,0-1 1 0 0,-1 0-1 0 0,-2 9 0 0 0,4-16-250 0 0,0 0 0 0 0,0 0-1 0 0,0 0 1 0 0,0 0-1 0 0,0 0 1 0 0,0 0 0 0 0,0 0-1 0 0,0 0 1 0 0,0 0-1 0 0,0 0 1 0 0,0 0 0 0 0,-1 0-1 0 0,1 0 1 0 0,0 0-1 0 0,0 0 1 0 0,0 0 0 0 0,0 0-1 0 0,0 0 1 0 0,0 0-1 0 0,0 0 1 0 0,0 0 0 0 0,0 0-1 0 0,0 0 1 0 0,0 0-1 0 0,0 0 1 0 0,0 0 0 0 0,0 0-1 0 0,0 0 1 0 0,0 0-1 0 0,0 0 1 0 0,0 0 0 0 0,0 0-1 0 0,-1 0 1 0 0,1 0-1 0 0,0 0 1 0 0,0 0 0 0 0,0 0-1 0 0,0 0 1 0 0,0 0 0 0 0,0 0-1 0 0,0 0 1 0 0,0 0-1 0 0,0 0 1 0 0,0 1 0 0 0,0-1-1 0 0,0 0 1 0 0,0 0-1 0 0,0 0 1 0 0,0 0 0 0 0,0 0-1 0 0,0-9 240 0 0,2-12-122 0 0,3 6-121 0 0,0 0 1 0 0,1 0 0 0 0,1 0-1 0 0,8-13 1 0 0,-12 24-4 0 0,0 0 0 0 0,-1 0-1 0 0,2 0 1 0 0,-1 1 0 0 0,0-1 0 0 0,1 1 0 0 0,0 0 0 0 0,3-3 0 0 0,-5 5 0 0 0,0-1 0 0 0,0 1 0 0 0,1 0 1 0 0,-1 1-1 0 0,0-1 0 0 0,0 0 0 0 0,0 1 1 0 0,1-1-1 0 0,-1 1 0 0 0,0 0 0 0 0,1-1 1 0 0,-1 1-1 0 0,0 0 0 0 0,0 0 0 0 0,1 1 0 0 0,-1-1 1 0 0,4 1-1 0 0,-3 1-1 0 0,0-1 1 0 0,-1 0 0 0 0,1 1-1 0 0,-1 0 1 0 0,1-1-1 0 0,-1 1 1 0 0,1 0-1 0 0,-1 0 1 0 0,2 3-1 0 0,-3-4-2 0 0,8 9 0 0 0</inkml:trace>
-  <inkml:trace contextRef="#ctx0" brushRef="#br0" timeOffset="1097.14">940 84 2912 0 0,'5'-9'11296'0'0,"-3"13"-10925"0"0,0 1 1 0 0,0-1-1 0 0,-1 1 1 0 0,1-1-1 0 0,-1 1 1 0 0,0 0-1 0 0,-1 0 1 0 0,1 0-1 0 0,-1-1 1 0 0,0 1-1 0 0,0 6 1 0 0,0 5 272 0 0,6 98 1499 0 0,5 58 125 0 0,-7-139-2222 0 0</inkml:trace>
+  <inkml:trace contextRef="#ctx0" brushRef="#br0" timeOffset="1097.13">940 84 2912 0 0,'5'-9'11296'0'0,"-3"13"-10925"0"0,0 1 1 0 0,0-1-1 0 0,-1 1 1 0 0,1-1-1 0 0,-1 1 1 0 0,0 0-1 0 0,-1 0 1 0 0,1 0-1 0 0,-1-1 1 0 0,0 1-1 0 0,0 6 1 0 0,0 5 272 0 0,6 98 1499 0 0,5 58 125 0 0,-7-139-2222 0 0</inkml:trace>
   <inkml:trace contextRef="#ctx0" brushRef="#br0" timeOffset="1482.83">894 334 4416 0 0,'0'0'1464'0'0,"19"-5"4385"0"0,38-17-1095 0 0,-15 5-3571 0 0,0-1 1 0 0,42-25-1 0 0,-80 41-1081 0 0,-1 0 1 0 0,0-1-1 0 0,0 1 0 0 0,0-1 1 0 0,0 0-1 0 0,0 0 1 0 0,0 0-1 0 0,-1 0 0 0 0,4-5 1 0 0,-5 7-74 0 0,-1 0 0 0 0,1 0 0 0 0,-1 0 1 0 0,0 0-1 0 0,0 0 0 0 0,1 0 0 0 0,-1 0 1 0 0,0 0-1 0 0,0 0 0 0 0,0 0 0 0 0,0 0 1 0 0,0 0-1 0 0,0 0 0 0 0,0 0 0 0 0,0 0 1 0 0,0 0-1 0 0,-1 0 0 0 0,1 1 0 0 0,0-1 1 0 0,-1 0-1 0 0,1 0 0 0 0,-1 0 0 0 0,1 0 1 0 0,-1 0-1 0 0,1 0 0 0 0,-1 1 0 0 0,1-1 0 0 0,-1 0 1 0 0,0 0-1 0 0,1 1 0 0 0,-1-1 0 0 0,0 1 1 0 0,0-1-1 0 0,0 0 0 0 0,1 1 0 0 0,-1 0 1 0 0,0-1-1 0 0,0 1 0 0 0,0-1 0 0 0,0 1 1 0 0,0 0-1 0 0,0 0 0 0 0,-1-1 0 0 0,-4 0 35 0 0,0-1 0 0 0,0 1 0 0 0,0 1 0 0 0,0-1 0 0 0,0 1 0 0 0,0 0-1 0 0,0 0 1 0 0,0 1 0 0 0,0 0 0 0 0,-10 2 0 0 0,15-2-63 0 0,0 0 0 0 0,-1-1 1 0 0,1 1-1 0 0,-1 0 0 0 0,1 0 0 0 0,0 0 0 0 0,0 0 0 0 0,0 0 1 0 0,0 1-1 0 0,-1-1 0 0 0,2 0 0 0 0,-1 0 0 0 0,0 1 1 0 0,0-1-1 0 0,0 1 0 0 0,0-1 0 0 0,1 1 0 0 0,-1-1 0 0 0,1 1 1 0 0,-1-1-1 0 0,1 1 0 0 0,0-1 0 0 0,-1 3 0 0 0,-1 40 106 0 0,2-36-89 0 0,0 5 32 0 0,1-1 1 0 0,0 1-1 0 0,0-1 0 0 0,2 1 0 0 0,6 23 0 0 0,-8-33-27 0 0,1 1-1 0 0,-1-1 1 0 0,0 1-1 0 0,1-1 1 0 0,0 0-1 0 0,0 0 1 0 0,0 0 0 0 0,0 0-1 0 0,0 0 1 0 0,0-1-1 0 0,1 1 1 0 0,0 0 0 0 0,-1-1-1 0 0,1 0 1 0 0,0 0-1 0 0,0 0 1 0 0,0 0 0 0 0,0 0-1 0 0,1-1 1 0 0,-1 1-1 0 0,0-1 1 0 0,1 0-1 0 0,-1 0 1 0 0,1 0 0 0 0,5 1-1 0 0,-3-2 42 0 0</inkml:trace>
   <inkml:trace contextRef="#ctx0" brushRef="#br0" timeOffset="1711.04">769 420 8 0 0,'0'0'632'0'0</inkml:trace>
   <inkml:trace contextRef="#ctx0" brushRef="#br0" timeOffset="1897.42">688 306 2880 0 0,'0'0'1688'0'0,"-3"6"0"0"0,1-4 0 0 0,1 1 8 0 0,-1 2-8 0 0,-1 1 0 0 0,2 2 0 0 0,-2 2 8 0 0,-1 1-1225 0 0,1 2 9 0 0,-1 1 0 0 0,1 1 0 0 0,0 3-8 0 0,2 0 8 0 0</inkml:trace>
@@ -9777,7 +9805,7 @@
     </inkml:brush>
   </inkml:definitions>
   <inkml:trace contextRef="#ctx0" brushRef="#br0">1 10 3840 0 0,'0'0'8984'0'0,"1"2"-6138"0"0,5 12-1677 0 0,2 87 2246 0 0,-4-28-1908 0 0,-2-55-1133 0 0</inkml:trace>
-  <inkml:trace contextRef="#ctx0" brushRef="#br0" timeOffset="256.53">172 20 1440 0 0,'-14'15'10568'0'0,"9"-4"-9653"0"0,1 0 0 0 0,0 0 0 0 0,1 0 1 0 0,0 1-1 0 0,1-1 0 0 0,-2 24 1 0 0,3-30-785 0 0,1 1 1 0 0,0 0 0 0 0,0 0 0 0 0,0-1-1 0 0,1 1 1 0 0,0 0 0 0 0,0-1-1 0 0,0 1 1 0 0,1 0 0 0 0,0-1 0 0 0,0 0-1 0 0,1 1 1 0 0,-1-1 0 0 0,1 0 0 0 0,0 0-1 0 0,4 4 1 0 0,-6-8-82 0 0,-1 0 1 0 0,1 0-1 0 0,0 0 1 0 0,0 0-1 0 0,1 0 0 0 0,-1 0 1 0 0,0 0-1 0 0,0-1 0 0 0,0 1 1 0 0,0 0-1 0 0,1-1 0 0 0,-1 1 1 0 0,0-1-1 0 0,1 0 1 0 0,-1 1-1 0 0,0-1 0 0 0,1 0 1 0 0,-1 0-1 0 0,0 0 0 0 0,1 1 1 0 0,-1-2-1 0 0,3 1 1 0 0,-2 0-4 0 0,-1-1 0 0 0,1 0 1 0 0,0 0-1 0 0,0 0 1 0 0,0 0-1 0 0,0 0 1 0 0,-1 0-1 0 0,1 0 1 0 0,-1-1-1 0 0,1 1 1 0 0,-1 0-1 0 0,1-1 1 0 0,1-2-1 0 0,1-1 32 0 0,-1 0 0 0 0,0 0 0 0 0,0 0 0 0 0,-1 0 0 0 0,1-1 0 0 0,-1 1 0 0 0,0-1 0 0 0,-1 0 0 0 0,2-9 0 0 0,-2 7-76 0 0,-1 0-1 0 0,0 0 1 0 0,-1 0-1 0 0,0 0 1 0 0,0 0-1 0 0,-1 0 1 0 0,0 0-1 0 0,0 1 1 0 0,-1-1-1 0 0,0 0 1 0 0,0 1-1 0 0,0 0 1 0 0,-1 0-1 0 0,-7-10 1 0 0,3 11 294 0 0,-4-2-3470 0 0</inkml:trace>
+  <inkml:trace contextRef="#ctx0" brushRef="#br0" timeOffset="256.52">172 20 1440 0 0,'-14'15'10568'0'0,"9"-4"-9653"0"0,1 0 0 0 0,0 0 0 0 0,1 0 1 0 0,0 1-1 0 0,1-1 0 0 0,-2 24 1 0 0,3-30-785 0 0,1 1 1 0 0,0 0 0 0 0,0 0 0 0 0,0-1-1 0 0,1 1 1 0 0,0 0 0 0 0,0-1-1 0 0,0 1 1 0 0,1 0 0 0 0,0-1 0 0 0,0 0-1 0 0,1 1 1 0 0,-1-1 0 0 0,1 0 0 0 0,0 0-1 0 0,4 4 1 0 0,-6-8-82 0 0,-1 0 1 0 0,1 0-1 0 0,0 0 1 0 0,0 0-1 0 0,1 0 0 0 0,-1 0 1 0 0,0 0-1 0 0,0-1 0 0 0,0 1 1 0 0,0 0-1 0 0,1-1 0 0 0,-1 1 1 0 0,0-1-1 0 0,1 0 1 0 0,-1 1-1 0 0,0-1 0 0 0,1 0 1 0 0,-1 0-1 0 0,0 0 0 0 0,1 1 1 0 0,-1-2-1 0 0,3 1 1 0 0,-2 0-4 0 0,-1-1 0 0 0,1 0 1 0 0,0 0-1 0 0,0 0 1 0 0,0 0-1 0 0,0 0 1 0 0,-1 0-1 0 0,1 0 1 0 0,-1-1-1 0 0,1 1 1 0 0,-1 0-1 0 0,1-1 1 0 0,1-2-1 0 0,1-1 32 0 0,-1 0 0 0 0,0 0 0 0 0,0 0 0 0 0,-1 0 0 0 0,1-1 0 0 0,-1 1 0 0 0,0-1 0 0 0,-1 0 0 0 0,2-9 0 0 0,-2 7-76 0 0,-1 0-1 0 0,0 0 1 0 0,-1 0-1 0 0,0 0 1 0 0,0 0-1 0 0,-1 0 1 0 0,0 0-1 0 0,0 1 1 0 0,-1-1-1 0 0,0 0 1 0 0,0 1-1 0 0,0 0 1 0 0,-1 0-1 0 0,-7-10 1 0 0,3 11 294 0 0,-4-2-3470 0 0</inkml:trace>
   <inkml:trace contextRef="#ctx0" brushRef="#br0" timeOffset="588.25">325 0 2528 0 0,'-2'1'907'0'0,"0"1"1"0"0,0-1-1 0 0,0 0 1 0 0,0 1-1 0 0,0-1 1 0 0,0 1-1 0 0,0-1 1 0 0,1 1-1 0 0,-1 0 1 0 0,0 0-1 0 0,1 0 1 0 0,0 0-1 0 0,-3 3 1 0 0,2 0-346 0 0,0 0 0 0 0,0 0 0 0 0,1 0 1 0 0,-1 0-1 0 0,1 0 0 0 0,-1 6 1 0 0,1-2-289 0 0,1-1 0 0 0,0 1 0 0 0,0 0 0 0 0,0 0 0 0 0,1-1 0 0 0,1 1 0 0 0,3 12 0 0 0,-5-19-210 0 0,0 0 1 0 0,1 0 0 0 0,-1-1 0 0 0,1 1-1 0 0,0 0 1 0 0,-1-1 0 0 0,1 1-1 0 0,0-1 1 0 0,0 1 0 0 0,0-1 0 0 0,0 1-1 0 0,0-1 1 0 0,1 1 0 0 0,-1-1-1 0 0,0 0 1 0 0,1 0 0 0 0,-1 0 0 0 0,1 0-1 0 0,-1 0 1 0 0,1 0 0 0 0,-1 0-1 0 0,1 0 1 0 0,0 0 0 0 0,-1-1 0 0 0,1 1-1 0 0,0-1 1 0 0,-1 1 0 0 0,1-1-1 0 0,0 0 1 0 0,0 0 0 0 0,0 0 0 0 0,-1 0-1 0 0,1 0 1 0 0,0 0 0 0 0,2-1 0 0 0,-1 0 0 0 0,0 0 0 0 0,0 0 0 0 0,0 0 0 0 0,-1-1 0 0 0,1 1 0 0 0,0-1 0 0 0,-1 0 0 0 0,1 0 0 0 0,-1 0 0 0 0,0 0 0 0 0,0 0 0 0 0,0-1 0 0 0,0 1 0 0 0,0-1 0 0 0,0 1 0 0 0,0-1 0 0 0,-1 0 0 0 0,0 1 0 0 0,1-1 1 0 0,0-4-1 0 0,0 2-23 0 0,-1 1 0 0 0,0-1 0 0 0,0 0 0 0 0,0 0 0 0 0,0 0 0 0 0,-1 0 0 0 0,0 0 0 0 0,0 0 0 0 0,0 0 0 0 0,-2-5 0 0 0,0 2-527 0 0,0 0 0 0 0,-1 0 0 0 0,0 1 0 0 0,0-1 0 0 0,-1 1-1 0 0,-4-7 1 0 0</inkml:trace>
   <inkml:trace contextRef="#ctx0" brushRef="#br0" timeOffset="746.24">449 21 4096 0 0,'-3'37'8009'0'0,"-2"-1"-3576"0"0,-4 28-1684 0 0,9-56-2451 0 0,0-1-1 0 0,1 1 0 0 0,-1 0 0 0 0,1-1 0 0 0,1 1 1 0 0,3 10-1 0 0,-5-17-224 0 0,0 0 0 0 0,1 1 0 0 0,0-1 0 0 0,-1 0 0 0 0,1 0 0 0 0,0 1 0 0 0,-1-1 0 0 0,1 0 0 0 0,0 0 0 0 0,0 0 0 0 0,0 0-1 0 0,0 0 1 0 0,0 0 0 0 0,0-1 0 0 0,0 1 0 0 0,0 0 0 0 0,3 1 0 0 0,-3-2-19 0 0,1 0 0 0 0,-1 0 1 0 0,1 0-1 0 0,-1 0 0 0 0,1 0 0 0 0,-1 0 0 0 0,0 0 0 0 0,1 0 0 0 0,-1-1 0 0 0,1 1 0 0 0,-1-1 0 0 0,0 1 0 0 0,1-1 1 0 0,-1 1-1 0 0,0-1 0 0 0,1 0 0 0 0,-1 0 0 0 0,0 1 0 0 0,0-1 0 0 0,0 0 0 0 0,2-1 0 0 0,1-3 42 0 0,-1 1 0 0 0,1 0 0 0 0,0-1 0 0 0,-1 1-1 0 0,0-1 1 0 0,0 0 0 0 0,0 0 0 0 0,-1 0 0 0 0,0-1 0 0 0,0 1-1 0 0,0-1 1 0 0,-1 1 0 0 0,1-1 0 0 0,-1 1 0 0 0,0-11 0 0 0,0 9-67 0 0,-1 0 1 0 0,0 0-1 0 0,0 0 1 0 0,-1 0 0 0 0,1-1-1 0 0,-2 1 1 0 0,1 1 0 0 0,-1-1-1 0 0,0 0 1 0 0,0 0 0 0 0,-1 1-1 0 0,-5-10 1 0 0,2 9-29 0 0,-1 1-1 0 0</inkml:trace>
 </inkml:ink>
@@ -9813,7 +9841,7 @@
   </inkml:definitions>
   <inkml:trace contextRef="#ctx0" brushRef="#br0">38 31 608 0 0,'0'0'3672'0'0,"-9"-4"4446"0"0,22 68-6316 0 0,-2-9-2458 0 0,27 260 4305 0 0,-37-291-2849 0 0,-1-20-618 0 0</inkml:trace>
   <inkml:trace contextRef="#ctx0" brushRef="#br0" timeOffset="245.89">39 71 8 0 0,'0'0'504'0'0</inkml:trace>
-  <inkml:trace contextRef="#ctx0" brushRef="#br0" timeOffset="512.45">45 4 2560 0 0,'0'0'1665'0'0,"-5"20"9824"0"0,-3-3-10488 0 0,0 0 0 0 0,1 0 0 0 0,1 1 0 0 0,-4 21 0 0 0,12-48-906 0 0,0 1-1 0 0,1 0 0 0 0,0-1 0 0 0,0 1 0 0 0,1 0 0 0 0,0 1 0 0 0,1-1 1 0 0,-1 1-1 0 0,1 0 0 0 0,1 0 0 0 0,-1 0 0 0 0,13-11 0 0 0,-17 18-98 0 0,-1 0-1 0 0,1-1 0 0 0,0 1 0 0 0,-1 0 0 0 0,1-1 1 0 0,0 1-1 0 0,-1 0 0 0 0,1 0 0 0 0,0 0 0 0 0,-1 0 1 0 0,1 0-1 0 0,0-1 0 0 0,0 1 0 0 0,-1 0 0 0 0,1 1 1 0 0,0-1-1 0 0,-1 0 0 0 0,1 0 0 0 0,0 0 0 0 0,-1 0 1 0 0,1 0-1 0 0,0 1 0 0 0,-1-1 0 0 0,1 0 0 0 0,0 1 1 0 0,-1-1-1 0 0,1 0 0 0 0,-1 1 0 0 0,1-1 0 0 0,-1 1 1 0 0,1 0-1 0 0,16 20-97 0 0,-12-13 87 0 0,5 4 13 0 0</inkml:trace>
+  <inkml:trace contextRef="#ctx0" brushRef="#br0" timeOffset="512.44">45 4 2560 0 0,'0'0'1665'0'0,"-5"20"9824"0"0,-3-3-10488 0 0,0 0 0 0 0,1 0 0 0 0,1 1 0 0 0,-4 21 0 0 0,12-48-906 0 0,0 1-1 0 0,1 0 0 0 0,0-1 0 0 0,0 1 0 0 0,1 0 0 0 0,0 1 0 0 0,1-1 1 0 0,-1 1-1 0 0,1 0 0 0 0,1 0 0 0 0,-1 0 0 0 0,13-11 0 0 0,-17 18-98 0 0,-1 0-1 0 0,1-1 0 0 0,0 1 0 0 0,-1 0 0 0 0,1-1 1 0 0,0 1-1 0 0,-1 0 0 0 0,1 0 0 0 0,0 0 0 0 0,-1 0 1 0 0,1 0-1 0 0,0-1 0 0 0,0 1 0 0 0,-1 0 0 0 0,1 1 1 0 0,0-1-1 0 0,-1 0 0 0 0,1 0 0 0 0,0 0 0 0 0,-1 0 1 0 0,1 0-1 0 0,0 1 0 0 0,-1-1 0 0 0,1 0 0 0 0,0 1 1 0 0,-1-1-1 0 0,1 0 0 0 0,-1 1 0 0 0,1-1 0 0 0,-1 1 1 0 0,1 0-1 0 0,16 20-97 0 0,-12-13 87 0 0,5 4 13 0 0</inkml:trace>
   <inkml:trace contextRef="#ctx0" brushRef="#br0" timeOffset="2852.9">1529 497 1984 0 0,'0'0'13040'0'0,"4"-21"-8978"0"0,3-6-3184 0 0,-2-1-1 0 0,0 0 1 0 0,-2 0 0 0 0,-1 0-1 0 0,-3-40 1 0 0,-2 25-452 0 0,-3-1 0 0 0,-18-73 0 0 0,22 110-447 0 0,2 2 3 0 0</inkml:trace>
   <inkml:trace contextRef="#ctx0" brushRef="#br0" timeOffset="3194.64">1553 4 1216 0 0,'0'0'6057'0'0,"-5"10"2505"0"0,-2 2-5926 0 0,-4 11-689 0 0,9-19-1622 0 0,1 0-1 0 0,-1 1 1 0 0,0-1-1 0 0,-1 0 1 0 0,1 0-1 0 0,-1 0 1 0 0,0-1-1 0 0,0 1 1 0 0,-6 6-1 0 0,8-10-307 0 0,1 0 0 0 0,0 0 0 0 0,0 0 0 0 0,0 0 0 0 0,0 0 0 0 0,0 0-1 0 0,0 0 1 0 0,0 0 0 0 0,0 0 0 0 0,0 0 0 0 0,-1 0 0 0 0,1 0 0 0 0,0 0 0 0 0,0 0-1 0 0,0 0 1 0 0,0 0 0 0 0,0 0 0 0 0,0 0 0 0 0,0 0 0 0 0,0 0 0 0 0,0 0 0 0 0,0 0-1 0 0,-1 0 1 0 0,1 0 0 0 0,0 0 0 0 0,0 0 0 0 0,0 0 0 0 0,0 0 0 0 0,0 0 0 0 0,0-1-1 0 0,0 1 1 0 0,0 0 0 0 0,0 0 0 0 0,0 0 0 0 0,0 0 0 0 0,0 0 0 0 0,0 0 0 0 0,0 0-1 0 0,0 0 1 0 0,0 0 0 0 0,0 0 0 0 0,0-1 0 0 0,0 1 0 0 0,-1 0 0 0 0,1 0 0 0 0,0 0-1 0 0,0 0 1 0 0,1 0 0 0 0,-1 0 0 0 0,0 0 0 0 0,0 0 0 0 0,0 0 0 0 0,0-1 0 0 0,0 1-1 0 0,0 0 1 0 0,0 0 0 0 0,0 0 0 0 0,0 0 0 0 0,0 0 0 0 0,2-12 331 0 0,3-9-85 0 0,-3 17-250 0 0,-1-1 0 0 0,1 1 0 0 0,0-1 0 0 0,0 1 0 0 0,1 0 0 0 0,-1-1-1 0 0,1 1 1 0 0,0 1 0 0 0,0-1 0 0 0,5-4 0 0 0,-7 7-15 0 0,0 0 1 0 0,0 0-1 0 0,0 0 0 0 0,1 1 1 0 0,-1-1-1 0 0,0 0 0 0 0,0 1 1 0 0,0-1-1 0 0,1 1 0 0 0,-1 0 1 0 0,0-1-1 0 0,0 1 0 0 0,1 0 1 0 0,-1 0-1 0 0,0 0 0 0 0,1 0 1 0 0,1 0-1 0 0,-2 0 1 0 0,1 1 1 0 0,0-1 0 0 0,-1 1-1 0 0,1 0 1 0 0,0 0 0 0 0,-1-1-1 0 0,1 1 1 0 0,-1 0 0 0 0,0 0-1 0 0,1 1 1 0 0,-1-1-1 0 0,0 0 1 0 0,0 0 0 0 0,0 1-1 0 0,1-1 1 0 0,0 3 0 0 0,4 5-2 0 0</inkml:trace>
   <inkml:trace contextRef="#ctx0" brushRef="#br0" timeOffset="4970.78">2931 88 4192 0 0,'0'0'4944'0'0,"13"11"3114"0"0,-9-1-7587 0 0,-1-1-1 0 0,0 1 1 0 0,-1 0 0 0 0,1 0-1 0 0,-2 0 1 0 0,1 0-1 0 0,-1 17 1 0 0,1 1 211 0 0,4 101 1379 0 0,-2-11 30 0 0,-2-106-1861 0 0</inkml:trace>
@@ -9892,7 +9920,7 @@
   <inkml:trace contextRef="#ctx0" brushRef="#br0">1 14 3136 0 0,'0'0'6542'0'0,"10"3"-194"0"0,-8 0-6040 0 0,0 1-1 0 0,-1-1 0 0 0,0 0 0 0 0,1 1 1 0 0,-1 0-1 0 0,-1-1 0 0 0,1 1 1 0 0,0 0-1 0 0,-1 5 0 0 0,0 39 1003 0 0,-1-25-800 0 0,-1 93 1596 0 0,2-102-1980 0 0</inkml:trace>
   <inkml:trace contextRef="#ctx0" brushRef="#br0" timeOffset="276">166 24 2464 0 0,'-2'0'282'0'0,"0"1"0"0"0,0-1-1 0 0,0 1 1 0 0,0 0 0 0 0,0 0 0 0 0,0-1 0 0 0,0 1 0 0 0,0 0 0 0 0,1 1-1 0 0,-1-1 1 0 0,0 0 0 0 0,1 0 0 0 0,-1 1 0 0 0,1-1 0 0 0,0 1 0 0 0,-1-1-1 0 0,1 1 1 0 0,0 0 0 0 0,0-1 0 0 0,0 1 0 0 0,0 0 0 0 0,0 0-1 0 0,0 0 1 0 0,1 0 0 0 0,-2 4 0 0 0,-1 4 1614 0 0,0 1-1 0 0,0 1 1 0 0,-1 13-1 0 0,4-17-1641 0 0,-1 0-1 0 0,1 0 1 0 0,1 0 0 0 0,0 0-1 0 0,0 0 1 0 0,0 0 0 0 0,1 0-1 0 0,4 10 1 0 0,-6-16-200 0 0,1 0 0 0 0,0 0 1 0 0,-1 0-1 0 0,1 0 0 0 0,0-1 1 0 0,0 1-1 0 0,0 0 0 0 0,0-1 0 0 0,0 1 1 0 0,0 0-1 0 0,1-1 0 0 0,-1 0 1 0 0,0 1-1 0 0,1-1 0 0 0,-1 0 1 0 0,1 1-1 0 0,0-1 0 0 0,-1 0 0 0 0,1 0 1 0 0,0-1-1 0 0,0 1 0 0 0,-1 0 1 0 0,1 0-1 0 0,0-1 0 0 0,0 1 1 0 0,0-1-1 0 0,0 0 0 0 0,0 1 0 0 0,0-1 1 0 0,0 0-1 0 0,0 0 0 0 0,0 0 1 0 0,0-1-1 0 0,0 1 0 0 0,0 0 0 0 0,0-1 1 0 0,-1 1-1 0 0,1-1 0 0 0,3-1 1 0 0,-2 1-16 0 0,0-1-1 0 0,-1 1 1 0 0,1-1 0 0 0,0 0 0 0 0,-1 0 0 0 0,1 0 0 0 0,-1 0 0 0 0,0-1 0 0 0,0 1 0 0 0,0 0-1 0 0,0-1 1 0 0,0 0 0 0 0,0 1 0 0 0,-1-1 0 0 0,1 0 0 0 0,-1 0 0 0 0,0 0 0 0 0,0 0-1 0 0,0 0 1 0 0,0 0 0 0 0,-1 0 0 0 0,1-1 0 0 0,-1 1 0 0 0,0 0 0 0 0,0 0 0 0 0,0 0 0 0 0,0 0-1 0 0,0-1 1 0 0,-1 1 0 0 0,-1-5 0 0 0,2 3-33 0 0,-1 1 0 0 0,-1-1 0 0 0,1 0 0 0 0,-1 1 0 0 0,0-1 0 0 0,0 1 0 0 0,0 0 0 0 0,0 0 0 0 0,-1 0 0 0 0,1 0 0 0 0,-1 0 0 0 0,0 0 0 0 0,-1 1 0 0 0,1-1 0 0 0,-1 1 1 0 0,1 0-1 0 0,-1 0 0 0 0,0 0 0 0 0,0 1 0 0 0,-5-3 0 0 0,6 4-2897 0 0</inkml:trace>
   <inkml:trace contextRef="#ctx0" brushRef="#br0" timeOffset="539.75">303 1 3584 0 0,'-3'5'1635'0'0,"0"0"0"0"0,1 0-1 0 0,-1 0 1 0 0,1 0 0 0 0,-3 12 0 0 0,4-9-736 0 0,-1-1 1 0 0,1 1-1 0 0,1 0 1 0 0,0 11-1 0 0,0-14-688 0 0,0 0 0 0 0,1 0 1 0 0,-1 0-1 0 0,1 0 0 0 0,1 0 0 0 0,-1 0 0 0 0,1 0 0 0 0,-1 0 0 0 0,1 0 0 0 0,1-1 1 0 0,-1 1-1 0 0,1-1 0 0 0,0 1 0 0 0,0-1 0 0 0,0 0 0 0 0,6 5 0 0 0,-9-8-161 0 0,1 0 0 0 0,0 0 0 0 0,0 0 0 0 0,0 0 0 0 0,0-1 0 0 0,0 1 0 0 0,0 0 0 0 0,0-1 0 0 0,0 1 0 0 0,1 0 0 0 0,-1-1 0 0 0,0 0 0 0 0,0 1 0 0 0,0-1 0 0 0,1 0 0 0 0,-1 1 0 0 0,0-1 0 0 0,0 0 0 0 0,1 0 0 0 0,-1 0 0 0 0,0 0 0 0 0,0 0 0 0 0,1 0 0 0 0,-1-1 0 0 0,0 1 0 0 0,0 0 0 0 0,0-1 0 0 0,1 1 0 0 0,-1-1 0 0 0,0 1 0 0 0,0-1 0 0 0,0 1 0 0 0,0-1 0 0 0,0 0 0 0 0,0 0 0 0 0,0 1-1 0 0,0-1 1 0 0,0 0 0 0 0,0 0 0 0 0,0 0 0 0 0,-1 0 0 0 0,1 0 0 0 0,0-1 0 0 0,1-2 49 0 0,1 0 0 0 0,-2 0 0 0 0,1 0 0 0 0,0 0 0 0 0,-1 0-1 0 0,0 0 1 0 0,0 0 0 0 0,0 0 0 0 0,0-1 0 0 0,-1 1 0 0 0,0-5 0 0 0,0 4-92 0 0,-1 1 0 0 0,0 0 0 0 0,1 0 1 0 0,-2-1-1 0 0,1 1 0 0 0,0 0 1 0 0,-1 0-1 0 0,0 0 0 0 0,0 1 1 0 0,0-1-1 0 0,-1 0 0 0 0,1 1 0 0 0,-1-1 1 0 0,1 1-1 0 0,-1 0 0 0 0,-5-5 1 0 0,3 5-6 0 0</inkml:trace>
-  <inkml:trace contextRef="#ctx0" brushRef="#br0" timeOffset="768.46">433 11 4384 0 0,'-3'32'8176'0'0,"-5"2"-3642"0"0,4-19-3585 0 0,1 0 1 0 0,-2 27-1 0 0,5-38-789 0 0,0 0-1 0 0,0-1 1 0 0,0 1 0 0 0,1 0-1 0 0,-1 0 1 0 0,1-1 0 0 0,0 1-1 0 0,0 0 1 0 0,0-1 0 0 0,1 1-1 0 0,-1-1 1 0 0,1 1 0 0 0,0-1-1 0 0,0 0 1 0 0,4 6 0 0 0,-5-9-108 0 0,0 1 1 0 0,-1 0 0 0 0,1 0 0 0 0,0 0 0 0 0,0-1 0 0 0,0 1-1 0 0,0 0 1 0 0,0-1 0 0 0,0 1 0 0 0,0-1 0 0 0,0 1 0 0 0,0-1-1 0 0,0 1 1 0 0,0-1 0 0 0,0 0 0 0 0,0 1 0 0 0,0-1 0 0 0,0 0-1 0 0,0 0 1 0 0,0 0 0 0 0,1 0 0 0 0,-1 0 0 0 0,0 0 0 0 0,2 0-1 0 0,-1-1 28 0 0,0 0-1 0 0,0 0 0 0 0,0 0 0 0 0,0 0 0 0 0,0 0 1 0 0,0-1-1 0 0,0 1 0 0 0,-1-1 0 0 0,1 1 0 0 0,0-1 1 0 0,2-2-1 0 0,0-1 37 0 0,0-1-1 0 0,0 0 1 0 0,-1 1 0 0 0,0-1 0 0 0,0-1-1 0 0,0 1 1 0 0,3-10 0 0 0,-5 9-26 0 0,0-1 0 0 0,0 0 1 0 0,0 1-1 0 0,-1-1 0 0 0,0 0 0 0 0,-2-11 1 0 0,1 15-83 0 0,0 0 0 0 0,0 0 0 0 0,0 0 0 0 0,0 0 0 0 0,0 0 0 0 0,-1 0 0 0 0,0 0 0 0 0,0 1 1 0 0,0-1-1 0 0,0 0 0 0 0,0 1 0 0 0,-1 0 0 0 0,-4-5 0 0 0,1 2 0 0 0</inkml:trace>
+  <inkml:trace contextRef="#ctx0" brushRef="#br0" timeOffset="768.45">433 11 4384 0 0,'-3'32'8176'0'0,"-5"2"-3642"0"0,4-19-3585 0 0,1 0 1 0 0,-2 27-1 0 0,5-38-789 0 0,0 0-1 0 0,0-1 1 0 0,0 1 0 0 0,1 0-1 0 0,-1 0 1 0 0,1-1 0 0 0,0 1-1 0 0,0 0 1 0 0,0-1 0 0 0,1 1-1 0 0,-1-1 1 0 0,1 1 0 0 0,0-1-1 0 0,0 0 1 0 0,4 6 0 0 0,-5-9-108 0 0,0 1 1 0 0,-1 0 0 0 0,1 0 0 0 0,0 0 0 0 0,0-1 0 0 0,0 1-1 0 0,0 0 1 0 0,0-1 0 0 0,0 1 0 0 0,0-1 0 0 0,0 1 0 0 0,0-1-1 0 0,0 1 1 0 0,0-1 0 0 0,0 0 0 0 0,0 1 0 0 0,0-1 0 0 0,0 0-1 0 0,0 0 1 0 0,0 0 0 0 0,1 0 0 0 0,-1 0 0 0 0,0 0 0 0 0,2 0-1 0 0,-1-1 28 0 0,0 0-1 0 0,0 0 0 0 0,0 0 0 0 0,0 0 0 0 0,0 0 1 0 0,0-1-1 0 0,0 1 0 0 0,-1-1 0 0 0,1 1 0 0 0,0-1 1 0 0,2-2-1 0 0,0-1 37 0 0,0-1-1 0 0,0 0 1 0 0,-1 1 0 0 0,0-1 0 0 0,0-1-1 0 0,0 1 1 0 0,3-10 0 0 0,-5 9-26 0 0,0-1 0 0 0,0 0 1 0 0,0 1-1 0 0,-1-1 0 0 0,0 0 0 0 0,-2-11 1 0 0,1 15-83 0 0,0 0 0 0 0,0 0 0 0 0,0 0 0 0 0,0 0 0 0 0,0 0 0 0 0,-1 0 0 0 0,0 0 0 0 0,0 1 1 0 0,0-1-1 0 0,0 0 0 0 0,0 1 0 0 0,-1 0 0 0 0,-4-5 0 0 0,1 2 0 0 0</inkml:trace>
 </inkml:ink>
 </file>
 
@@ -10068,15 +10096,15 @@
   <inkml:trace contextRef="#ctx0" brushRef="#br0">48 513 2528 0 0,'0'0'3424'0'0,"-6"-15"8535"0"0,5 16-11788 0 0,0 0-1 0 0,-1 0 1 0 0,1 0-1 0 0,0 0 0 0 0,0 1 1 0 0,0-1-1 0 0,0 0 0 0 0,0 0 1 0 0,0 1-1 0 0,0-1 0 0 0,0 1 1 0 0,0-1-1 0 0,1 1 1 0 0,-1-1-1 0 0,1 1 0 0 0,-1 2 1 0 0,-6 28 902 0 0,6-26-894 0 0,1 0 0 0 0,0 0 0 0 0,1 0 0 0 0,-1 0 0 0 0,1-1 0 0 0,0 1 0 0 0,1 0 0 0 0,-1 0 0 0 0,1-1 0 0 0,0 1 0 0 0,4 6 0 0 0,-5-10-143 0 0,0 0 1 0 0,0 0-1 0 0,0-1 1 0 0,1 1-1 0 0,-1 0 0 0 0,0-1 1 0 0,1 1-1 0 0,-1-1 1 0 0,1 0-1 0 0,-1 1 1 0 0,1-1-1 0 0,0 0 0 0 0,0 0 1 0 0,-1 0-1 0 0,1 0 1 0 0,0 0-1 0 0,0-1 1 0 0,0 1-1 0 0,0 0 0 0 0,0-1 1 0 0,0 0-1 0 0,0 1 1 0 0,0-1-1 0 0,0 0 0 0 0,0 0 1 0 0,0 0-1 0 0,1 0 1 0 0,-1 0-1 0 0,0-1 1 0 0,0 1-1 0 0,0-1 0 0 0,0 1 1 0 0,0-1-1 0 0,0 0 1 0 0,-1 0-1 0 0,3-1 1 0 0,-2 2-36 0 0,0-1 0 0 0,0 0 1 0 0,-1 0-1 0 0,1 1 1 0 0,0-1-1 0 0,0-1 0 0 0,-1 1 1 0 0,1 0-1 0 0,-1 0 1 0 0,1 0-1 0 0,-1-1 0 0 0,0 1 1 0 0,1-1-1 0 0,-1 1 1 0 0,0-1-1 0 0,0 0 0 0 0,0 1 1 0 0,0-1-1 0 0,0 0 1 0 0,-1 0-1 0 0,1 0 1 0 0,0 0-1 0 0,-1 1 0 0 0,1-1 1 0 0,-1 0-1 0 0,0 0 1 0 0,0 0-1 0 0,0 0 0 0 0,0 0 1 0 0,0 0-1 0 0,0 0 1 0 0,0 0-1 0 0,-1 0 0 0 0,1 0 1 0 0,-1 0-1 0 0,1 0 1 0 0,-2-2-1 0 0,0-1 18 0 0,-1 0-1 0 0,1 0 1 0 0,-1 1 0 0 0,-1-1-1 0 0,1 1 1 0 0,0 0 0 0 0,-1-1-1 0 0,0 2 1 0 0,0-1 0 0 0,0 0-1 0 0,-1 1 1 0 0,-4-4 0 0 0,4 4-3207 0 0</inkml:trace>
   <inkml:trace contextRef="#ctx0" brushRef="#br0" timeOffset="-1870.1">42 1036 8 0 0,'-11'-5'17647'0'0,"10"5"-17618"0"0,0-1 0 0 0,0 1-1 0 0,-1 0 1 0 0,1 0-1 0 0,0 0 1 0 0,0 0 0 0 0,0 1-1 0 0,0-1 1 0 0,0 0-1 0 0,0 0 1 0 0,0 1 0 0 0,0-1-1 0 0,0 0 1 0 0,0 1-1 0 0,0-1 1 0 0,0 1 0 0 0,0-1-1 0 0,0 1 1 0 0,0 0-1 0 0,1-1 1 0 0,-1 1 0 0 0,0 0-1 0 0,0 0 1 0 0,1 0-1 0 0,-1-1 1 0 0,0 1 0 0 0,1 0-1 0 0,-1 0 1 0 0,1 0-1 0 0,-1 0 1 0 0,1 0-1 0 0,-1 0 1 0 0,1 0 0 0 0,0 0-1 0 0,-1 0 1 0 0,1 0-1 0 0,0 0 1 0 0,0 0 0 0 0,0 1-1 0 0,0-1 1 0 0,0 0-1 0 0,0 0 1 0 0,0 0 0 0 0,0 0-1 0 0,1 0 1 0 0,-1 0-1 0 0,0 0 1 0 0,1 0 0 0 0,-1 0-1 0 0,1 0 1 0 0,-1 0-1 0 0,1 0 1 0 0,-1 0 0 0 0,1 0-1 0 0,1 1 1 0 0,-2-1 9 0 0,0 0 0 0 0,1 0 1 0 0,-1-1-1 0 0,1 1 0 0 0,-1 0 1 0 0,1 0-1 0 0,-1-1 0 0 0,1 1 1 0 0,-1 0-1 0 0,1-1 0 0 0,0 1 1 0 0,-1-1-1 0 0,1 1 0 0 0,0-1 1 0 0,0 1-1 0 0,-1-1 0 0 0,1 1 1 0 0,0-1-1 0 0,0 0 0 0 0,0 1 1 0 0,0-1-1 0 0,-1 0 0 0 0,1 0 1 0 0,0 0-1 0 0,0 0 0 0 0,0 1 1 0 0,0-1-1 0 0,0 0 0 0 0,0-1 1 0 0,-1 1-1 0 0,1 0 0 0 0,0 0 1 0 0,0 0-1 0 0,0 0 0 0 0,0-1 1 0 0,0 1-1 0 0,-1 0 0 0 0,1-1 1 0 0,0 1-1 0 0,0-1 0 0 0,0 1 1 0 0,-1-1-1 0 0,1 1 0 0 0,0-1 1 0 0,-1 1-1 0 0,1-1 0 0 0,0 0 1 0 0,-1 1-1 0 0,1-1 0 0 0,-1 0 1 0 0,1 0-1 0 0,-1 1 0 0 0,1-2 0 0 0,0 0 28 0 0,0 0-1 0 0,-1 1 0 0 0,1-1 1 0 0,0 0-1 0 0,-1 1 0 0 0,1-1 0 0 0,-1 0 1 0 0,1 0-1 0 0,-1 0 0 0 0,0 0 0 0 0,0 1 1 0 0,0-1-1 0 0,0 0 0 0 0,0 0 0 0 0,0 0 1 0 0,-1 0-1 0 0,1 1 0 0 0,0-1 0 0 0,-1 0 1 0 0,0 0-1 0 0,1 1 0 0 0,-1-1 1 0 0,0 0-1 0 0,0 1 0 0 0,-1-3 0 0 0,1 4-53 0 0,1-1 0 0 0,0 1-1 0 0,0 0 1 0 0,0 0-1 0 0,-1-1 1 0 0,1 1 0 0 0,0 0-1 0 0,0 0 1 0 0,-1 0 0 0 0,1 0-1 0 0,0-1 1 0 0,0 1 0 0 0,-1 0-1 0 0,1 0 1 0 0,0 0-1 0 0,-1 0 1 0 0,1 0 0 0 0,0 0-1 0 0,-1 0 1 0 0,1 0 0 0 0,0 0-1 0 0,-1 0 1 0 0,1 0 0 0 0,0 0-1 0 0,-1 0 1 0 0,1 0-1 0 0,0 0 1 0 0,-1 0 0 0 0,1 0-1 0 0,0 0 1 0 0,0 0 0 0 0,-1 0-1 0 0,1 0 1 0 0,0 1 0 0 0,-1-1-1 0 0,1 0 1 0 0,0 0-1 0 0,0 0 1 0 0,-1 1 0 0 0,1-1-1 0 0,0 0 1 0 0,0 0 0 0 0,0 1-1 0 0,-1-1 1 0 0,1 0-1 0 0,0 0 1 0 0,0 1 0 0 0,0-1-1 0 0,0 0 1 0 0,-1 1 0 0 0,1-1-1 0 0,0 0 1 0 0,0 0 0 0 0,0 1-1 0 0,0-1 1 0 0,0 0-1 0 0,0 1 1 0 0,0-1 0 0 0,0 0-1 0 0,0 1 1 0 0,0 1 22 0 0,-1-1-1 0 0,1 1 1 0 0,0-1-1 0 0,0 1 1 0 0,0-1-1 0 0,0 1 1 0 0,0-1-1 0 0,0 1 1 0 0,0 0-1 0 0,1-1 1 0 0,-1 1-1 0 0,1 1 1 0 0,-1-2-24 0 0,1-1 0 0 0,-1 1 0 0 0,0 0 0 0 0,1-1 1 0 0,-1 1-1 0 0,1 0 0 0 0,-1-1 0 0 0,1 1 1 0 0,-1-1-1 0 0,1 1 0 0 0,-1-1 0 0 0,1 0 0 0 0,-1 1 1 0 0,1-1-1 0 0,-1 1 0 0 0,1-1 0 0 0,0 0 1 0 0,-1 1-1 0 0,1-1 0 0 0,0 0 0 0 0,-1 0 0 0 0,1 0 1 0 0,0 1-1 0 0,-1-1 0 0 0,1 0 0 0 0,0 0 1 0 0,-1 0-1 0 0,1 0 0 0 0,0 0 0 0 0,0 0 0 0 0,-1 0 1 0 0,1-1-1 0 0,0 1 0 0 0,-1 0 0 0 0,1 0 1 0 0,0 0-1 0 0,-1-1 0 0 0,1 1 0 0 0,0 0 0 0 0,-1-1 1 0 0,1 1-1 0 0,-1-1 0 0 0,1 1 0 0 0,-1-1 1 0 0,2 0-1 0 0,-1 0 9 0 0,0-1-1 0 0,1 1 1 0 0,-1-1 0 0 0,0 0-1 0 0,0 1 1 0 0,0-1 0 0 0,0 0-1 0 0,0 0 1 0 0,-1 0 0 0 0,1 0-1 0 0,0 0 1 0 0,-1 0 0 0 0,0 0 0 0 0,1-4-1 0 0,-3-11 115 0 0,-2 13-24 0 0,3 4-99 0 0,0 1 0 0 0,0 0 0 0 0,0 0 0 0 0,0-1-1 0 0,1 1 1 0 0,-1 0 0 0 0,0 0 0 0 0,1 0 0 0 0,-1 0 0 0 0,1 0 0 0 0,-1 0-1 0 0,1 0 1 0 0,-1 0 0 0 0,1 0 0 0 0,0 0 0 0 0,-1 1 0 0 0,1 0-1 0 0,-1-1 0 0 0,1 1 0 0 0,-1-1 0 0 0,1 1 0 0 0,0 0 0 0 0,0-1 0 0 0,0 1 0 0 0,0 0 0 0 0,0-1 0 0 0,0 1 0 0 0,0 0 1 0 0,1-1-1 0 0,0 3 0 0 0,-1-4-6 0 0,0 1 0 0 0,1-1 0 0 0,-1 1 0 0 0,1-1 0 0 0,-1 1 1 0 0,1-1-1 0 0,-1 1 0 0 0,1-1 0 0 0,-1 0 0 0 0,1 1 0 0 0,-1-1 0 0 0,1 0 1 0 0,0 1-1 0 0,-1-1 0 0 0,1 0 0 0 0,-1 0 0 0 0,1 1 0 0 0,0-1 0 0 0,-1 0 1 0 0,1 0-1 0 0,0 0 0 0 0,-1 0 0 0 0,1 0 0 0 0,0 0 0 0 0,-1 0 0 0 0,1 0 1 0 0,0 0-1 0 0,-1 0 0 0 0,1-1 0 0 0,0 1 0 0 0,-1 0 0 0 0,1 0 0 0 0,-1-1 1 0 0,1 1-1 0 0,0 0 0 0 0,-1-1 0 0 0,1 0 0 0 0,0 1 4 0 0,0-1 0 0 0,0 1 0 0 0,-1-1 0 0 0,1 1 0 0 0,0-1 0 0 0,-1 1 0 0 0,1-1 0 0 0,0 0 0 0 0,-1 1 0 0 0,1-1 0 0 0,-1 0 0 0 0,1 0 0 0 0,-1 1 0 0 0,1-1 0 0 0,-1 0 1 0 0,0 0-1 0 0,1 0 0 0 0,-1 1 0 0 0,0-1 0 0 0,0 0 0 0 0,0 0 0 0 0,0 0 0 0 0,1 0 0 0 0,-2-1 0 0 0,-5-8-3203 0 0</inkml:trace>
   <inkml:trace contextRef="#ctx0" brushRef="#br0" timeOffset="-753.76">75 1019 2016 0 0,'0'0'3766'0'0,"-12"-9"7370"0"0,8 8-8952 0 0,2 4-1853 0 0,0 1 1 0 0,0-1-1 0 0,1 1 0 0 0,0-1 0 0 0,-1 1 1 0 0,1 0-1 0 0,0-1 0 0 0,1 1 1 0 0,-2 8-1 0 0,2-12-298 0 0,0 1 0 0 0,0 0-1 0 0,0 0 1 0 0,0 0 0 0 0,-1 0 0 0 0,1 0 0 0 0,0 0 0 0 0,1 0 0 0 0,-1 0-1 0 0,0 0 1 0 0,0 0 0 0 0,0 0 0 0 0,0 0 0 0 0,1 0 0 0 0,-1-1-1 0 0,1 1 1 0 0,-1 0 0 0 0,0 0 0 0 0,1 0 0 0 0,-1 0 0 0 0,1-1 0 0 0,0 1-1 0 0,-1 0 1 0 0,1-1 0 0 0,0 1 0 0 0,-1 0 0 0 0,1-1 0 0 0,0 1 0 0 0,0-1-1 0 0,-1 1 1 0 0,1-1 0 0 0,0 1 0 0 0,0-1 0 0 0,0 0 0 0 0,0 1-1 0 0,0-1 1 0 0,0 0 0 0 0,0 0 0 0 0,0 1 0 0 0,-1-1 0 0 0,1 0 0 0 0,0 0-1 0 0,0 0 1 0 0,0 0 0 0 0,2-1 0 0 0,-2 1-23 0 0,1 0 0 0 0,-1-1-1 0 0,1 0 1 0 0,0 1 0 0 0,-1-1 0 0 0,1 0 0 0 0,-1 0 0 0 0,0 1 0 0 0,1-1-1 0 0,-1 0 1 0 0,0-1 0 0 0,1 1 0 0 0,-1 0 0 0 0,0 0 0 0 0,0 0-1 0 0,0-1 1 0 0,0 1 0 0 0,0-1 0 0 0,-1 1 0 0 0,1 0 0 0 0,0-1 0 0 0,0 1-1 0 0,-1-1 1 0 0,1 0 0 0 0,-1 1 0 0 0,0-1 0 0 0,1 0 0 0 0,-1 1-1 0 0,0-1 1 0 0,0 0 0 0 0,0 1 0 0 0,0-1 0 0 0,0 1 0 0 0,0-1 0 0 0,-1 0-1 0 0,1 1 1 0 0,-1-1 0 0 0,1 0 0 0 0,-1 1 0 0 0,1-1 0 0 0,-1 1 0 0 0,0-1-1 0 0,0 1 1 0 0,0 0 0 0 0,0-1 0 0 0,0 1 0 0 0,0 0 0 0 0,0-1-1 0 0,0 1 1 0 0,0 0 0 0 0,-1 0 0 0 0,1 0 0 0 0,0 0 0 0 0,-1 0 0 0 0,1 0-1 0 0,-4-1 1 0 0,2 1-2 0 0</inkml:trace>
-  <inkml:trace contextRef="#ctx0" brushRef="#br0" timeOffset="1241.87">104 1025 1216 0 0,'-4'0'18447'0'0,"124"-3"-14991"0"0,97 4-2886 0 0,-150 1-1134 0 0,0-3 1 0 0,100-13 0 0 0,-17 1 419 0 0,-26 4 458 0 0,122-3 772 0 0,12-7-131 0 0,-197 13-719 0 0,-29 5-1580 0 0,-28 1 115 0 0</inkml:trace>
+  <inkml:trace contextRef="#ctx0" brushRef="#br0" timeOffset="1241.86">104 1025 1216 0 0,'-4'0'18447'0'0,"124"-3"-14991"0"0,97 4-2886 0 0,-150 1-1134 0 0,0-3 1 0 0,100-13 0 0 0,-17 1 419 0 0,-26 4 458 0 0,122-3 772 0 0,12-7-131 0 0,-197 13-719 0 0,-29 5-1580 0 0,-28 1 115 0 0</inkml:trace>
   <inkml:trace contextRef="#ctx0" brushRef="#br0" timeOffset="2062.81">1607 942 1056 0 0,'0'0'10136'0'0,"-4"-15"702"0"0,3 15-10723 0 0,0 1-1 0 0,0 0 1 0 0,1 0 0 0 0,-1 0-1 0 0,0-1 1 0 0,1 1 0 0 0,-1 0-1 0 0,1 0 1 0 0,-1 0 0 0 0,1 0-1 0 0,-1 0 1 0 0,1 0 0 0 0,-1 0-1 0 0,1 1 1 0 0,0-1 0 0 0,0 0-1 0 0,0 0 1 0 0,0 0 0 0 0,0 0-1 0 0,0 2 1 0 0,3 22 608 0 0,-3-24-721 0 0,1 0 0 0 0,-1-1 0 0 0,0 1 0 0 0,0 0 0 0 0,1 0 0 0 0,-1 0 0 0 0,0 0 0 0 0,1-1 0 0 0,-1 1 0 0 0,1 0 0 0 0,-1 0 0 0 0,1-1 0 0 0,0 1 0 0 0,-1 0 0 0 0,1-1 0 0 0,0 1 0 0 0,-1-1 0 0 0,1 1 0 0 0,0-1 0 0 0,-1 1 0 0 0,1-1 0 0 0,0 0 0 0 0,0 1 0 0 0,0-1 0 0 0,0 0 0 0 0,-1 1 0 0 0,1-1 0 0 0,0 0 0 0 0,0 0 0 0 0,0 0 0 0 0,0 0 0 0 0,0 0 0 0 0,0 0 0 0 0,-1 0 0 0 0,1 0 0 0 0,0 0 0 0 0,0 0 0 0 0,0-1 0 0 0,0 1 0 0 0,0 0 0 0 0,-1 0 0 0 0,1-1 0 0 0,0 1 0 0 0,0-1 0 0 0,0 1 0 0 0,-1-1 0 0 0,1 1 0 0 0,0-1 0 0 0,-1 1 0 0 0,1-1 0 0 0,0 0 0 0 0,-1 1 0 0 0,1-1 0 0 0,-1 0 0 0 0,1 0 0 0 0,0 0 0 0 0,2-3-5 0 0,-1 0 1 0 0,1 1-1 0 0,-1-1 0 0 0,0 0 1 0 0,0 0-1 0 0,0 0 0 0 0,0 0 1 0 0,-1-1-1 0 0,1 1 1 0 0,0-6-1 0 0,-2 5 2 0 0,0 0 0 0 0,0 0 1 0 0,-1 1-1 0 0,1-1 0 0 0,-3-6 1 0 0,3 10-1 0 0,0 1 1 0 0,0-1 0 0 0,0 1 0 0 0,0-1 0 0 0,-1 1 0 0 0,1-1 0 0 0,0 1 0 0 0,0-1 0 0 0,-1 1 0 0 0,1-1 0 0 0,0 1 0 0 0,-1 0 0 0 0,1-1 0 0 0,0 1-1 0 0,-1 0 1 0 0,1-1 0 0 0,-1 1 0 0 0,1 0 0 0 0,-1-1 0 0 0,1 1 0 0 0,0 0 0 0 0,-2-1 0 0 0,2 1 0 0 0,-1 0 0 0 0,0 1 0 0 0,0-1 0 0 0,1 0 0 0 0,-1 0 0 0 0,0 1 0 0 0,0-1 0 0 0,1 0 0 0 0,-1 1 0 0 0,0-1 0 0 0,1 1 0 0 0,-1-1-1 0 0,0 1 1 0 0,1-1 0 0 0,-1 1 0 0 0,1-1 0 0 0,-1 1 0 0 0,1 0 0 0 0,-1-1 0 0 0,0 2 0 0 0,-1 2 11 0 0,-1 0 0 0 0,1-1 0 0 0,0 1-1 0 0,0 0 1 0 0,1 1 0 0 0,-1-1 0 0 0,1 0-1 0 0,0 0 1 0 0,0 1 0 0 0,0-1 0 0 0,1 0-1 0 0,0 1 1 0 0,0 7 0 0 0,0-12-7 0 0,0 0 1 0 0,0 0-1 0 0,0 0 0 0 0,-1 1 1 0 0,1-1-1 0 0,0 0 1 0 0,0 0-1 0 0,0 0 0 0 0,0 1 1 0 0,0-1-1 0 0,0 0 1 0 0,1 0-1 0 0,-1 0 0 0 0,0 0 1 0 0,0 1-1 0 0,0-1 1 0 0,0 0-1 0 0,0 0 0 0 0,0 0 1 0 0,0 0-1 0 0,0 1 1 0 0,0-1-1 0 0,0 0 0 0 0,0 0 1 0 0,1 0-1 0 0,-1 0 1 0 0,0 0-1 0 0,0 1 0 0 0,0-1 1 0 0,0 0-1 0 0,0 0 1 0 0,1 0-1 0 0,-1 0 0 0 0,0 0 1 0 0,0 0-1 0 0,0 0 1 0 0,0 0-1 0 0,1 0 0 0 0,-1 0 1 0 0,0 0-1 0 0,0 0 1 0 0,1 0-1 0 0,7-4 138 0 0,6-11 104 0 0,-13 8 10 0 0,-6 10-106 0 0,-9 14-45 0 0,13-16-97 0 0,0 1-1 0 0,1 0 1 0 0,-1 0 0 0 0,0-1-1 0 0,1 1 1 0 0,0 0 0 0 0,-1 0-1 0 0,1 0 1 0 0,0 0 0 0 0,0-1 0 0 0,0 1-1 0 0,0 0 1 0 0,0 0 0 0 0,1 0-1 0 0,-1 0 1 0 0,0-1 0 0 0,1 1-1 0 0,-1 0 1 0 0,1 0 0 0 0,1 2 0 0 0,-1-4-4 0 0,0 1 0 0 0,-1 0 1 0 0,1 0-1 0 0,0-1 0 0 0,0 1 0 0 0,0-1 1 0 0,0 1-1 0 0,0-1 0 0 0,0 1 1 0 0,0-1-1 0 0,0 0 0 0 0,0 1 1 0 0,0-1-1 0 0,0 0 0 0 0,0 0 1 0 0,0 0-1 0 0,0 0 0 0 0,0 0 1 0 0,0 0-1 0 0,0 0 0 0 0,0 0 0 0 0,0 0 1 0 0,0 0-1 0 0,0-1 0 0 0,0 1 1 0 0,0 0-1 0 0,0-1 0 0 0,0 1 1 0 0,0 0-1 0 0,0-1 0 0 0,0 0 1 0 0,0 1-1 0 0,0-1 0 0 0,0 1 1 0 0,-1-1-1 0 0,2-1 0 0 0,-1 1 2 0 0,1 0-1 0 0,-1 0 0 0 0,1 0 1 0 0,-1 0-1 0 0,0-1 0 0 0,0 1 1 0 0,0-1-1 0 0,0 1 0 0 0,0-1 1 0 0,0 1-1 0 0,0-1 0 0 0,0 1 1 0 0,-1-1-1 0 0,1 0 1 0 0,0 1-1 0 0,-1-1 0 0 0,0 0 1 0 0,1 0-1 0 0,-1 1 0 0 0,0-1 1 0 0,0 0-1 0 0,0 0 0 0 0,0 0 1 0 0,0 1-1 0 0,0-1 0 0 0,-1 0 1 0 0,1 0-1 0 0,0 1 1 0 0,-1-1-1 0 0,0 0 0 0 0,1 1 1 0 0,-1-1-1 0 0,0 0 0 0 0,0 1 1 0 0,0-1-1 0 0,0 1 0 0 0,0-1 1 0 0,0 1-1 0 0,0 0 0 0 0,-1 0 1 0 0,1-1-1 0 0,0 1 1 0 0,-1 0-1 0 0,1 0 0 0 0,-1 0 1 0 0,1 0-1 0 0,-1 0 0 0 0,1 1 1 0 0,-1-1-1 0 0,0 0 0 0 0,1 1 1 0 0,-1-1-1 0 0,-2 1 1 0 0,0-2 0 0 0</inkml:trace>
   <inkml:trace contextRef="#ctx0" brushRef="#br0" timeOffset="2949.25">1652 306 3552 0 0,'2'3'13082'0'0,"4"7"-11533"0"0,-4 5-576 0 0,0 0 0 0 0,-1 0-1 0 0,-2 26 1 0 0,0-13-1596 0 0,3 40 1 0 0</inkml:trace>
   <inkml:trace contextRef="#ctx0" brushRef="#br0" timeOffset="4439.1">1668 944 1824 0 0,'0'0'3208'0'0,"7"0"2306"0"0,11 0-1578 0 0,25-3-1705 0 0,56 3 0 0 0,0 0-1525 0 0,41-2-422 0 0,-54 1-394 0 0,93-11-1 0 0,-82 2 195 0 0,106 5 1 0 0,13 0 1378 0 0,-29-12 606 0 0,-83 14-781 0 0,-68 4-951 0 0,-34-1-288 0 0,0 0-1 0 0,1-1 0 0 0,-1 1 1 0 0,0 0-1 0 0,0-1 0 0 0,1 1 0 0 0,-1-1 1 0 0,0 0-1 0 0,0 0 0 0 0,0 0 1 0 0,0 0-1 0 0,0 0 0 0 0,0 0 1 0 0,0-1-1 0 0,0 1 0 0 0,-1-1 1 0 0,1 1-1 0 0,0-1 0 0 0,-1 0 1 0 0,2-2-1 0 0,-11 31 456 0 0,8-26-500 0 0,-1 0-1 0 0,1 1 1 0 0,-1-1-1 0 0,1 0 1 0 0,0 1-1 0 0,0-1 0 0 0,0 1 1 0 0,0-1-1 0 0,0 0 1 0 0,0 1-1 0 0,0-1 0 0 0,0 1 1 0 0,0-1-1 0 0,1 0 1 0 0,-1 1-1 0 0,0-1 0 0 0,1 0 1 0 0,0 3-1 0 0,0-4 0 0 0,0 0 0 0 0,0 0 0 0 0,-1 0 0 0 0,1 0-1 0 0,0 0 1 0 0,-1 0 0 0 0,1 0 0 0 0,0 0 0 0 0,-1 0 0 0 0,1-1 0 0 0,0 1-1 0 0,-1 0 1 0 0,1 0 0 0 0,0-1 0 0 0,-1 1 0 0 0,1 0 0 0 0,0-1-1 0 0,-1 1 1 0 0,1-1 0 0 0,-1 1 0 0 0,1-1 0 0 0,-1 1 0 0 0,1-1 0 0 0,-1 1-1 0 0,1-1 1 0 0,-1 1 0 0 0,0-1 0 0 0,1 1 0 0 0,-1-1 0 0 0,0 0 0 0 0,1 1-1 0 0,-1-1 1 0 0,0 0 0 0 0,0 1 0 0 0,0-2 0 0 0,1-9 22 0 0,-2 11-23 0 0,1 0 1 0 0,-1 0-1 0 0,1 0 1 0 0,0 0-1 0 0,-1 0 1 0 0,1 0-1 0 0,-1 0 1 0 0,1 0-1 0 0,-1 0 1 0 0,1 0-1 0 0,-1 0 1 0 0,1 0-1 0 0,0 0 1 0 0,-1 0-1 0 0,1 0 1 0 0,-1 0-1 0 0,1 1 1 0 0,-1-1-1 0 0,1 0 1 0 0,0 0-1 0 0,-1 0 1 0 0,1 1-1 0 0,0-1 1 0 0,-1 0-1 0 0,1 1 1 0 0,0-1-1 0 0,-1 0 1 0 0,1 1-1 0 0,-11 10 23 0 0,10-10-25 0 0,1-1 1 0 0,0 0-1 0 0,-1 0 1 0 0,1 0-1 0 0,0 1 0 0 0,0-1 1 0 0,-1 0-1 0 0,1 0 1 0 0,0 1-1 0 0,0-1 0 0 0,0 0 1 0 0,-1 0-1 0 0,1 1 0 0 0,0-1 1 0 0,0 0-1 0 0,0 1 1 0 0,0-1-1 0 0,-1 0 0 0 0,1 1 1 0 0,0-1-1 0 0,0 0 1 0 0,0 1-1 0 0,0-1 0 0 0,0 0 1 0 0,0 1-1 0 0,0-1 1 0 0,0 0-1 0 0,0 1 0 0 0,0-1 1 0 0,0 0-1 0 0,0 1 1 0 0,0-1-1 0 0,1 0 0 0 0,-1 1 1 0 0,0-1-1 0 0,0 0 1 0 0,0 1-1 0 0,0-1 0 0 0,0 0 1 0 0,1 0-1 0 0,-1 1 1 0 0,2-1 5 0 0</inkml:trace>
-  <inkml:trace contextRef="#ctx0" brushRef="#br0" timeOffset="5132.44">3169 266 1888 0 0,'21'-16'10280'0'0,"1"5"-4659"0"0,6 0-3416 0 0,-27 11-2151 0 0,1-1 0 0 0,-1 1 1 0 0,0 0-1 0 0,0 0 0 0 0,0 0 1 0 0,1 0-1 0 0,-1 0 0 0 0,0 0 1 0 0,1 0-1 0 0,-1 0 0 0 0,0 0 1 0 0,0 0-1 0 0,0 1 0 0 0,1-1 1 0 0,-1 0-1 0 0,2 2 0 0 0,-2-2 15 0 0,-1 1-1 0 0,1 0 1 0 0,-1 0-1 0 0,1 0 0 0 0,-1-1 1 0 0,1 1-1 0 0,-1 0 1 0 0,1 0-1 0 0,-1 0 0 0 0,0 0 1 0 0,0 0-1 0 0,1 0 0 0 0,-1 0 1 0 0,0 0-1 0 0,0 0 1 0 0,0 0-1 0 0,0 0 0 0 0,0 0 1 0 0,0 0-1 0 0,0 0 0 0 0,0 0 1 0 0,-1 0-1 0 0,1 0 1 0 0,0-1-1 0 0,-1 3 0 0 0,-16 40 1180 0 0,-2 7-363 0 0,19-47-826 0 0,-1 0 1 0 0,0 0 0 0 0,1 0-1 0 0,0 0 1 0 0,-1 0 0 0 0,1 0-1 0 0,0 0 1 0 0,1 0 0 0 0,-1 0-1 0 0,0 0 1 0 0,1 0 0 0 0,0 0 0 0 0,1 5-1 0 0,-1-7-50 0 0,0 1 0 0 0,1-1 0 0 0,-1 0 0 0 0,0 0 0 0 0,0 1 1 0 0,1-1-1 0 0,-1 0 0 0 0,0 0 0 0 0,1 0 0 0 0,-1-1 0 0 0,1 1 0 0 0,-1 0 0 0 0,1 0 0 0 0,0-1 0 0 0,-1 1 0 0 0,1-1 0 0 0,0 1 0 0 0,-1-1 0 0 0,1 0 0 0 0,0 0 0 0 0,-1 0 0 0 0,1 0 0 0 0,2 0 0 0 0,40-5 4 0 0,-44 5-11 0 0,12-2-2 0 0</inkml:trace>
+  <inkml:trace contextRef="#ctx0" brushRef="#br0" timeOffset="5132.43">3169 266 1888 0 0,'21'-16'10280'0'0,"1"5"-4659"0"0,6 0-3416 0 0,-27 11-2151 0 0,1-1 0 0 0,-1 1 1 0 0,0 0-1 0 0,0 0 0 0 0,0 0 1 0 0,1 0-1 0 0,-1 0 0 0 0,0 0 1 0 0,1 0-1 0 0,-1 0 0 0 0,0 0 1 0 0,0 0-1 0 0,0 1 0 0 0,1-1 1 0 0,-1 0-1 0 0,2 2 0 0 0,-2-2 15 0 0,-1 1-1 0 0,1 0 1 0 0,-1 0-1 0 0,1 0 0 0 0,-1-1 1 0 0,1 1-1 0 0,-1 0 1 0 0,1 0-1 0 0,-1 0 0 0 0,0 0 1 0 0,0 0-1 0 0,1 0 0 0 0,-1 0 1 0 0,0 0-1 0 0,0 0 1 0 0,0 0-1 0 0,0 0 0 0 0,0 0 1 0 0,0 0-1 0 0,0 0 0 0 0,0 0 1 0 0,-1 0-1 0 0,1 0 1 0 0,0-1-1 0 0,-1 3 0 0 0,-16 40 1180 0 0,-2 7-363 0 0,19-47-826 0 0,-1 0 1 0 0,0 0 0 0 0,1 0-1 0 0,0 0 1 0 0,-1 0 0 0 0,1 0-1 0 0,0 0 1 0 0,1 0 0 0 0,-1 0-1 0 0,0 0 1 0 0,1 0 0 0 0,0 0 0 0 0,1 5-1 0 0,-1-7-50 0 0,0 1 0 0 0,1-1 0 0 0,-1 0 0 0 0,0 0 0 0 0,0 1 1 0 0,1-1-1 0 0,-1 0 0 0 0,0 0 0 0 0,1 0 0 0 0,-1-1 0 0 0,1 1 0 0 0,-1 0 0 0 0,1 0 0 0 0,0-1 0 0 0,-1 1 0 0 0,1-1 0 0 0,0 1 0 0 0,-1-1 0 0 0,1 0 0 0 0,0 0 0 0 0,-1 0 0 0 0,1 0 0 0 0,2 0 0 0 0,40-5 4 0 0,-44 5-11 0 0,12-2-2 0 0</inkml:trace>
   <inkml:trace contextRef="#ctx0" brushRef="#br0" timeOffset="6746.9">3243 896 992 0 0,'0'0'13737'0'0,"20"-8"-9835"0"0,7 4-3366 0 0,1 2-1 0 0,0 0 0 0 0,0 2 0 0 0,0 1 0 0 0,31 6 0 0 0,53 1-42 0 0,121-16-1382 0 0,-1 0 977 0 0,72-10 1843 0 0,-204 11-1220 0 0,23-3 64 0 0,-104 7-643 0 0,42-3 424 0 0,-61 6-532 0 0,4-1 23 0 0,1 0 0 0 0,0 0 0 0 0,-1 0 0 0 0,1 1-1 0 0,0 0 1 0 0,5 0 0 0 0,86 6 871 0 0,-96-6-914 0 0,0 0 0 0 0,0 0 0 0 0,1 0 1 0 0,-1 0-1 0 0,0 0 0 0 0,0 0 1 0 0,0 0-1 0 0,1 0 0 0 0,-1-1 1 0 0,0 1-1 0 0,0 0 0 0 0,0 0 1 0 0,1 0-1 0 0,-1 0 0 0 0,0 0 1 0 0,0 0-1 0 0,0 0 0 0 0,1 0 1 0 0,-1-1-1 0 0,0 1 0 0 0,0 0 1 0 0,0 0-1 0 0,0 0 0 0 0,1 0 1 0 0,-1-1-1 0 0,0 1 0 0 0,0 0 1 0 0,0 0-1 0 0,0 0 0 0 0,0-1 1 0 0,0 1-1 0 0,0 0 0 0 0,0 0 1 0 0,0-1-1 0 0,0 1 0 0 0,1 0 1 0 0,-1 0-1 0 0,0 0 0 0 0,0-1 1 0 0,0 1-1 0 0,-1 0 0 0 0,1 0 1 0 0,0-1-1 0 0,0 1 0 0 0,0 0 1 0 0,0 0-1 0 0,0 0 0 0 0,0-1 0 0 0,0 1-2 0 0,-1 0-1 0 0,1-1 1 0 0,0 1-1 0 0,0 0 0 0 0,-1 0 1 0 0,1-1-1 0 0,0 1 1 0 0,0 0-1 0 0,-1 0 0 0 0,1 0 1 0 0,0 0-1 0 0,-1 0 1 0 0,1 0-1 0 0,0 0 0 0 0,-1-1 1 0 0,1 1-1 0 0,0 0 1 0 0,-1 0-1 0 0,1 0 0 0 0,0 0 1 0 0,-1 0-1 0 0,1 0 1 0 0,0 0-1 0 0,-1 1 0 0 0,1-1 1 0 0,0 0-1 0 0,0 0 0 0 0,-1 0 1 0 0,1 0-1 0 0,0 0 1 0 0,-1 0-1 0 0,1 1 0 0 0,0-1 1 0 0,0 0-1 0 0,-1 0 1 0 0,1 0-1 0 0,0 1 0 0 0,0-1 1 0 0,-1 0-1 0 0,1 0 1 0 0,0 1-1 0 0,0-1 0 0 0,0 0 1 0 0,-1 1-1 0 0,-2 2 12 0 0,0 1 0 0 0,0 0 0 0 0,0-1 0 0 0,1 1 0 0 0,-5 7 0 0 0,7-9-12 0 0,-1-1 0 0 0,0 1 0 0 0,1-1 0 0 0,-1 1 0 0 0,1 0 0 0 0,-1-1 0 0 0,1 1 0 0 0,0 0 0 0 0,-1 0 0 0 0,1-1 0 0 0,0 1-1 0 0,0 0 1 0 0,1-1 0 0 0,-1 1 0 0 0,0 0 0 0 0,0 0 0 0 0,1-1 0 0 0,0 3 0 0 0,0-3 2 0 0,-1-1-1 0 0,1 1 1 0 0,0-1-1 0 0,-1 1 0 0 0,1-1 1 0 0,-1 0-1 0 0,1 1 1 0 0,0-1-1 0 0,0 0 1 0 0,-1 0-1 0 0,1 0 1 0 0,0 1-1 0 0,-1-1 0 0 0,1 0 1 0 0,0 0-1 0 0,0 0 1 0 0,-1 0-1 0 0,1 0 1 0 0,0 0-1 0 0,0 0 1 0 0,-1-1-1 0 0,1 1 0 0 0,0 0 1 0 0,-1 0-1 0 0,1-1 1 0 0,0 1-1 0 0,0 0 1 0 0,-1-1-1 0 0,1 1 1 0 0,-1 0-1 0 0,1-1 0 0 0,0 1 1 0 0,-1-1-1 0 0,1 0 1 0 0,2 0 1 0 0,-1-1 1 0 0,0 1-1 0 0,0-1 1 0 0,1 0 0 0 0,-1 0-1 0 0,0 1 1 0 0,0-1-1 0 0,1-3 1 0 0,-2 4-1 0 0,-1 0-1 0 0,1 1 1 0 0,-1-1 0 0 0,0 0-1 0 0,1 1 1 0 0,-1-1 0 0 0,0 0 0 0 0,0 0-1 0 0,0 1 1 0 0,1-1 0 0 0,-1 0 0 0 0,0 0-1 0 0,0 0 1 0 0,0 1 0 0 0,0-1-1 0 0,0 0 1 0 0,-1 0 0 0 0,1 1 0 0 0,0-1-1 0 0,0 0 1 0 0,0 0 0 0 0,-1 1 0 0 0,1-1-1 0 0,0 0 1 0 0,-1 1 0 0 0,1-1-1 0 0,0 0 1 0 0,-1 1 0 0 0,1-1 0 0 0,-1 0-1 0 0,1 1 1 0 0,-1-1 0 0 0,0 1 0 0 0,1-1-1 0 0,-1 1 1 0 0,1-1 0 0 0,-1 1-1 0 0,0 0 1 0 0,1-1 0 0 0,-1 1 0 0 0,0 0-1 0 0,0 0 1 0 0,1-1 0 0 0,-1 1 0 0 0,0 0-1 0 0,0 0 1 0 0,1 0 0 0 0,-1 0 0 0 0,0 0-1 0 0,0 0 1 0 0,0 0 0 0 0,1 0-1 0 0,-2 0 1 0 0,1 0 12 0 0</inkml:trace>
   <inkml:trace contextRef="#ctx0" brushRef="#br0" timeOffset="8032.94">4720 206 8 0 0,'0'0'3969'0'0,"0"-1"-3270"0"0,-2-10 11432 0 0,35-5-7699 0 0,-27 14-4404 0 0,-1 0 1 0 0,1 0-1 0 0,0 1 1 0 0,0 0-1 0 0,0 0 1 0 0,-1 1-1 0 0,1-1 1 0 0,7 2-1 0 0,-13-1-23 0 0,1 0-1 0 0,0 0 1 0 0,0 1-1 0 0,0-1 1 0 0,-1 1-1 0 0,1-1 1 0 0,0 1-1 0 0,-1-1 1 0 0,1 1-1 0 0,0-1 0 0 0,-1 1 1 0 0,1 0-1 0 0,0-1 1 0 0,-1 1-1 0 0,1 0 1 0 0,-1 0-1 0 0,0-1 1 0 0,1 1-1 0 0,-1 0 1 0 0,0 0-1 0 0,1-1 1 0 0,-1 1-1 0 0,0 0 1 0 0,0 0-1 0 0,0 0 0 0 0,1 0 1 0 0,-1 0-1 0 0,0-1 1 0 0,0 1-1 0 0,0 0 1 0 0,0 0-1 0 0,-1 0 1 0 0,1 0-1 0 0,0 0 1 0 0,0-1-1 0 0,0 1 1 0 0,-1 0-1 0 0,0 1 1 0 0,-14 39 87 0 0,12-36-72 0 0,-2 7 0 0 0,1-4 9 0 0,1-1 1 0 0,0 1 0 0 0,0 0-1 0 0,1 0 1 0 0,-2 10 0 0 0,3-15-7 0 0,1-1 0 0 0,0 1 0 0 0,0-1 0 0 0,0 1 0 0 0,1 0 0 0 0,-1-1 0 0 0,1 1 1 0 0,-1-1-1 0 0,1 1 0 0 0,0-1 0 0 0,0 1 0 0 0,0-1 0 0 0,0 0 0 0 0,1 1 0 0 0,-1-1 0 0 0,0 0 0 0 0,1 0 0 0 0,0 0 0 0 0,-1 0 1 0 0,5 3-1 0 0,-5-4 7 0 0,0 0 0 0 0,0 0 0 0 0,0 0 0 0 0,0 0 1 0 0,0 1-1 0 0,0-1 0 0 0,0 0 0 0 0,-1 0 0 0 0,1 1 0 0 0,0-1 1 0 0,-1 0-1 0 0,1 1 0 0 0,-1-1 0 0 0,1 0 0 0 0,-1 1 0 0 0,0-1 1 0 0,1 1-1 0 0,-1-1 0 0 0,0 1 0 0 0,0-1 0 0 0,0 1 0 0 0,0-1 1 0 0,-1 1-1 0 0,1-1 0 0 0,0 0 0 0 0,-1 1 0 0 0,1-1 1 0 0,0 1-1 0 0,-1-1 0 0 0,0 0 0 0 0,1 1 0 0 0,-2 0 0 0 0,0 2-271 0 0,-1 0 0 0 0,0-1-1 0 0,0 1 1 0 0,0-1 0 0 0,-1 0 0 0 0,1 0-1 0 0,-1 0 1 0 0,1-1 0 0 0,-1 1-1 0 0,-7 3 1 0 0</inkml:trace>
   <inkml:trace contextRef="#ctx0" brushRef="#br0" timeOffset="9553.56">4807 848 1664 0 0,'0'0'7422'0'0,"9"-1"-340"0"0,11 1-5459 0 0,252-8 2749 0 0,-182 9-4009 0 0,478-9-266 0 0,-322 9 1694 0 0,-228-2-1620 0 0,1-1 1 0 0,-1-1-1 0 0,23-6 0 0 0,27-4 515 0 0,-52 12-524 0 0,-10 1-100 0 0,0-1-1 0 0,0 1 1 0 0,0-1 0 0 0,9-3-1 0 0,-9 0 139 0 0,-10 2-11 0 0,3 2-176 0 0,0 0 0 0 0,-1 0 0 0 0,1 0-1 0 0,0 0 1 0 0,0 0 0 0 0,-1 0 0 0 0,1 1 0 0 0,0-1 0 0 0,0 0 0 0 0,0 1 0 0 0,0-1 0 0 0,-1 1 0 0 0,0 0 0 0 0,-3 3 8 0 0,1 0 0 0 0,-1 1 0 0 0,1-1 0 0 0,0 1 0 0 0,-4 5 0 0 0,7-9-18 0 0,0 0 1 0 0,1 0-1 0 0,-1 1 1 0 0,0-1-1 0 0,0 0 1 0 0,1 1-1 0 0,-1-1 1 0 0,1 0-1 0 0,-1 1 1 0 0,1-1-1 0 0,-1 1 1 0 0,1-1 0 0 0,0 1-1 0 0,0-1 1 0 0,0 0-1 0 0,0 1 1 0 0,0-1-1 0 0,0 1 1 0 0,0-1-1 0 0,0 1 1 0 0,1-1-1 0 0,-1 1 1 0 0,0-1-1 0 0,1 0 1 0 0,-1 1-1 0 0,2 2 1 0 0,-1-4 0 0 0,0 1 0 0 0,0 0 0 0 0,0-1 0 0 0,0 1 0 0 0,0-1 0 0 0,0 1 0 0 0,0-1-1 0 0,0 0 1 0 0,1 1 0 0 0,-1-1 0 0 0,0 0 0 0 0,0 0 0 0 0,0 1 0 0 0,0-1 0 0 0,0 0 0 0 0,1 0 0 0 0,-1 0 0 0 0,0-1 0 0 0,0 1 0 0 0,0 0 0 0 0,0 0 0 0 0,0-1 0 0 0,1 1 0 0 0,-1 0 0 0 0,0-1 0 0 0,0 1 0 0 0,0-1 0 0 0,0 0 0 0 0,0 1 0 0 0,0-1 0 0 0,1-1-1 0 0,2 0 7 0 0,-1-1-1 0 0,1 1 0 0 0,-1-1 0 0 0,1 0 0 0 0,-1 0 0 0 0,0 0 1 0 0,3-4-1 0 0,-6 7-9 0 0,0-1 1 0 0,1 1-1 0 0,-1 0 0 0 0,0 0 1 0 0,0 0-1 0 0,0 0 1 0 0,0 0-1 0 0,1-1 0 0 0,-1 1 1 0 0,0 0-1 0 0,0 0 1 0 0,0 0-1 0 0,0-1 0 0 0,0 1 1 0 0,0 0-1 0 0,0 0 1 0 0,1 0-1 0 0,-1-1 0 0 0,0 1 1 0 0,0 0-1 0 0,0 0 0 0 0,0-1 1 0 0,0 1-1 0 0,0 0 1 0 0,0 0-1 0 0,0 0 0 0 0,0-1 1 0 0,0 1-1 0 0,0 0 1 0 0,0 0-1 0 0,-1 0 0 0 0,1-1 1 0 0,0 1-1 0 0,0 0 1 0 0,0 0-1 0 0,0 0 0 0 0,0-1 1 0 0,0 1-1 0 0,0 0 1 0 0,-1 0-1 0 0,1 0 0 0 0,0-1 1 0 0,0 1-1 0 0,0 0 0 0 0,-12 2 14 0 0,-13 10-4 0 0,24-11-8 0 0,0-1-1 0 0,1 1 1 0 0,-1-1-1 0 0,1 1 1 0 0,-1-1 0 0 0,1 1-1 0 0,-1-1 1 0 0,1 1-1 0 0,0-1 1 0 0,-1 1-1 0 0,1-1 1 0 0,0 1-1 0 0,-1 0 1 0 0,1-1 0 0 0,0 1-1 0 0,0 0 1 0 0,-1-1-1 0 0,1 1 1 0 0,0 0-1 0 0,0-1 1 0 0,0 1 0 0 0,0 0-1 0 0,0 0 1 0 0,0-1-1 0 0,0 1 1 0 0,0 0-1 0 0,0-1 1 0 0,1 2-1 0 0,-1-1 2 0 0,1-1 0 0 0,0 1 0 0 0,-1-1 0 0 0,1 1 0 0 0,-1-1 0 0 0,1 0 0 0 0,-1 1 0 0 0,1-1-1 0 0,0 0 1 0 0,-1 1 0 0 0,1-1 0 0 0,0 0 0 0 0,-1 0 0 0 0,1 0 0 0 0,0 0 0 0 0,-1 1 0 0 0,1-1-1 0 0,0 0 1 0 0,0 0 0 0 0,-1 0 0 0 0,1 0 0 0 0,0-1 0 0 0,-1 1 0 0 0,1 0 0 0 0,0 0 0 0 0,-1 0-1 0 0,1 0 1 0 0,0-1 0 0 0,1 0 0 0 0,6-2 1 0 0</inkml:trace>
-  <inkml:trace contextRef="#ctx0" brushRef="#br0" timeOffset="10328.3">6186 78 2176 0 0,'0'0'5841'0'0,"9"-2"2243"0"0,7-1-2844 0 0,-41 28-3351 0 0,-4 3-1006 0 0,27-26-822 0 0,1 0 1 0 0,-1-1-1 0 0,1 1 1 0 0,0 0-1 0 0,0 0 0 0 0,0 0 1 0 0,0 0-1 0 0,0 0 1 0 0,0 0-1 0 0,1 0 0 0 0,-1 0 1 0 0,1 0-1 0 0,-1 5 1 0 0,1-6-62 0 0,0-1 1 0 0,0 1-1 0 0,1 0 0 0 0,-1 0 1 0 0,0 0-1 0 0,1 0 1 0 0,-1 0-1 0 0,1-1 1 0 0,-1 1-1 0 0,1 0 1 0 0,-1 0-1 0 0,1-1 1 0 0,-1 1-1 0 0,1 0 0 0 0,0-1 1 0 0,-1 1-1 0 0,1-1 1 0 0,0 1-1 0 0,0-1 1 0 0,-1 1-1 0 0,1-1 1 0 0,0 1-1 0 0,0-1 1 0 0,0 0-1 0 0,0 1 1 0 0,0-1-1 0 0,0 0 0 0 0,-1 0 1 0 0,1 0-1 0 0,0 0 1 0 0,2 0-1 0 0,34 2-25 0 0,-29-3 22 0 0,17 1 3 0 0,0-2 0 0 0,0 0 0 0 0,35-9 0 0 0,-52 9 0 0 0</inkml:trace>
+  <inkml:trace contextRef="#ctx0" brushRef="#br0" timeOffset="10328.29">6186 78 2176 0 0,'0'0'5841'0'0,"9"-2"2243"0"0,7-1-2844 0 0,-41 28-3351 0 0,-4 3-1006 0 0,27-26-822 0 0,1 0 1 0 0,-1-1-1 0 0,1 1 1 0 0,0 0-1 0 0,0 0 0 0 0,0 0 1 0 0,0 0-1 0 0,0 0 1 0 0,0 0-1 0 0,1 0 0 0 0,-1 0 1 0 0,1 0-1 0 0,-1 5 1 0 0,1-6-62 0 0,0-1 1 0 0,0 1-1 0 0,1 0 0 0 0,-1 0 1 0 0,0 0-1 0 0,1 0 1 0 0,-1 0-1 0 0,1-1 1 0 0,-1 1-1 0 0,1 0 1 0 0,-1 0-1 0 0,1-1 1 0 0,-1 1-1 0 0,1 0 0 0 0,0-1 1 0 0,-1 1-1 0 0,1-1 1 0 0,0 1-1 0 0,0-1 1 0 0,-1 1-1 0 0,1-1 1 0 0,0 1-1 0 0,0-1 1 0 0,0 0-1 0 0,0 1 1 0 0,0-1-1 0 0,0 0 0 0 0,-1 0 1 0 0,1 0-1 0 0,0 0 1 0 0,2 0-1 0 0,34 2-25 0 0,-29-3 22 0 0,17 1 3 0 0,0-2 0 0 0,0 0 0 0 0,35-9 0 0 0,-52 9 0 0 0</inkml:trace>
   <inkml:trace contextRef="#ctx0" brushRef="#br0" timeOffset="10460.2">6380 76 8096 0 0,'0'0'2017'0'0,"-1"-5"2711"0"0,0-3-2968 0 0,-1 46-1259 0 0,-2-1 0 0 0,-2 1 1 0 0,-13 44-1 0 0,14-60-258 0 0,1-3-53 0 0</inkml:trace>
   <inkml:trace contextRef="#ctx0" brushRef="#br0" timeOffset="11951.4">6293 836 512 0 0,'0'0'2201'0'0,"-3"-10"1638"0"0,7 8-2886 0 0,0 0-1 0 0,1 0 1 0 0,-1 0 0 0 0,0 1 0 0 0,1 0 0 0 0,7-2 0 0 0,6 2 397 0 0,29-1 0 0 0,-9 2-186 0 0,202 1 2096 0 0,-92 3-2967 0 0,90-8 533 0 0,37 5 557 0 0,-262 0-1329 0 0,228-2 1353 0 0,-228 0-1280 0 0,-1-1 1 0 0,0-1-1 0 0,0 0 1 0 0,0-1-1 0 0,0 0 1 0 0,-1 0-1 0 0,11-7 1 0 0,-21 10-108 0 0,0 1 1 0 0,0-1 0 0 0,-1 1 0 0 0,1 0 0 0 0,0-1-1 0 0,0 1 1 0 0,-1 0 0 0 0,1-1 0 0 0,0 1 0 0 0,0 0-1 0 0,0 0 1 0 0,-1 0 0 0 0,1 0 0 0 0,0 0 0 0 0,0 0 0 0 0,0 0-1 0 0,1 0 1 0 0,3 10 297 0 0,2 5-180 0 0,-7-15-129 0 0,0 0-1 0 0,0 0 1 0 0,1 0-1 0 0,-1 0 1 0 0,0 0 0 0 0,1 0-1 0 0,-1 0 1 0 0,0 0-1 0 0,1 0 1 0 0,-1 0-1 0 0,0 0 1 0 0,0 0 0 0 0,1 0-1 0 0,-1 0 1 0 0,0 0-1 0 0,1-1 1 0 0,-1 1-1 0 0,0 0 1 0 0,0 0 0 0 0,1 0-1 0 0,-1 0 1 0 0,0 0-1 0 0,0-1 1 0 0,1 1-1 0 0,-1 0 1 0 0,0 0 0 0 0,0-1-1 0 0,0 1 1 0 0,1 0-1 0 0,-1 0 1 0 0,0-1-1 0 0,0 1 1 0 0,0 0 0 0 0,0 0-1 0 0,0-1 1 0 0,1 1-1 0 0,-1 0 1 0 0,0-1-1 0 0,0 1 1 0 0,0-1-1 0 0,-1-4 136 0 0,-10 7-39 0 0,10-2-98 0 0,1 1-1 0 0,-1-1 1 0 0,1 0-1 0 0,-1 0 0 0 0,1 1 1 0 0,-1-1-1 0 0,1 0 1 0 0,-1 1-1 0 0,1-1 1 0 0,-1 0-1 0 0,1 1 1 0 0,-1-1-1 0 0,1 1 1 0 0,0-1-1 0 0,-1 1 1 0 0,1-1-1 0 0,0 1 0 0 0,-1-1 1 0 0,1 2-1 0 0,4 3 112 0 0,-3-5-113 0 0,-1 0 0 0 0,0 0-1 0 0,1 0 1 0 0,-1 0 0 0 0,0 0 0 0 0,1 0 0 0 0,-1 0-1 0 0,1 0 1 0 0,-1 0 0 0 0,0 0 0 0 0,1 0 0 0 0,-1 0 0 0 0,0 0-1 0 0,1 0 1 0 0,-1 0 0 0 0,0 0 0 0 0,1 0 0 0 0,-1 0-1 0 0,0 0 1 0 0,1-1 0 0 0,-1 1 0 0 0,0 0 0 0 0,1 0 0 0 0,-1 0-1 0 0,0 0 1 0 0,1-1 0 0 0,-1 1 0 0 0,0 0 0 0 0,0 0 0 0 0,0-1-1 0 0,1 1 1 0 0,-1 0 0 0 0,0-1 0 0 0,0 1 0 0 0,0 0-1 0 0,1-1 1 0 0,-1 1 0 0 0,0 0 0 0 0,0-1 0 0 0,0 1 0 0 0,0 0-1 0 0,0-1 1 0 0,0 1 0 0 0,0 0 0 0 0,0-1 0 0 0,0 1-1 0 0,0 0 1 0 0,0-1 0 0 0,0 1 0 0 0,0-1 0 0 0,0 1 0 0 0,-1-1 4 0 0,1 1 1 0 0,-1-1-1 0 0,0 1 1 0 0,0-1 0 0 0,1 1-1 0 0,-1 0 1 0 0,0-1 0 0 0,0 1-1 0 0,1 0 1 0 0,-1 0-1 0 0,0 0 1 0 0,0-1 0 0 0,0 1-1 0 0,0 0 1 0 0,1 0 0 0 0,-1 0-1 0 0,0 0 1 0 0,0 0 0 0 0,0 1-1 0 0,-1-1 1 0 0,-1 0 29 0 0,-2 0-34 0 0</inkml:trace>
   <inkml:trace contextRef="#ctx0" brushRef="#br0" timeOffset="12789.43">7766 772 2272 0 0,'0'0'14145'0'0,"-19"6"-8931"0"0,4 16-3397 0 0,14-12-954 0 0,2-10-838 0 0,-1 0-1 0 0,1 1 0 0 0,-1-1 1 0 0,1 0-1 0 0,-1 0 0 0 0,1 0 1 0 0,-1 0-1 0 0,1 0 0 0 0,-1 0 0 0 0,1 0 1 0 0,-1 0-1 0 0,1 0 0 0 0,-1 0 1 0 0,1 0-1 0 0,-1 0 0 0 0,1 0 1 0 0,-1 0-1 0 0,1-1 0 0 0,-1 1 1 0 0,1 0-1 0 0,-1 0 0 0 0,1-1 1 0 0,-1 1-1 0 0,1 0 0 0 0,0-1-13 0 0,0 0 0 0 0,0 1 0 0 0,0-1 1 0 0,0 0-1 0 0,0 0 0 0 0,-1 1 0 0 0,1-1 0 0 0,0 0 0 0 0,0 0 0 0 0,-1 0 0 0 0,1 0 0 0 0,0 0 0 0 0,-1 0 0 0 0,1 0 0 0 0,-1 0 0 0 0,0 0 1 0 0,1 0-1 0 0,-1 0 0 0 0,0 0 0 0 0,0-1 0 0 0,1 1 0 0 0,-1 0 0 0 0,0 0 0 0 0,0 0 0 0 0,0-2 0 0 0,-2-2-3 0 0</inkml:trace>
@@ -10151,7 +10179,7 @@
     </inkml:brush>
   </inkml:definitions>
   <inkml:trace contextRef="#ctx0" brushRef="#br0">15 181 5568 0 0,'0'8'5509'0'0,"0"10"-1444"0"0,-4 32 1187 0 0,2-33-3550 0 0,1 33 0 0 0,2-34-1589 0 0</inkml:trace>
-  <inkml:trace contextRef="#ctx0" brushRef="#br0" timeOffset="150.61">22 31 3424 0 0,'0'0'0'0'0,"-4"-4"0"0"0,1 1 1768 0 0,2-1 0 0 0,-2 0 0 0 0,1 0 0 0 0,-1 0 0 0 0,0 1 0 0 0,2 1 0 0 0,0 0-1 0 0,1 1-1023 0 0,3 2-744 0 0</inkml:trace>
+  <inkml:trace contextRef="#ctx0" brushRef="#br0" timeOffset="150.6">22 31 3424 0 0,'0'0'0'0'0,"-4"-4"0"0"0,1 1 1768 0 0,2-1 0 0 0,-2 0 0 0 0,1 0 0 0 0,-1 0 0 0 0,0 1 0 0 0,2 1 0 0 0,0 0-1 0 0,1 1-1023 0 0,3 2-744 0 0</inkml:trace>
   <inkml:trace contextRef="#ctx0" brushRef="#br0" timeOffset="399.82">291 12 4352 0 0,'-6'5'1582'0'0,"0"1"1"0"0,0-1-1 0 0,1 1 0 0 0,0 0 1 0 0,-8 12-1 0 0,9-12-1076 0 0,1 0 0 0 0,0 0 0 0 0,0 0-1 0 0,0 1 1 0 0,1-1 0 0 0,-3 13 0 0 0,4-15-397 0 0,0 1 0 0 0,1-1 0 0 0,0 1 0 0 0,0 0 0 0 0,0-1 0 0 0,0 1 0 0 0,0 0 0 0 0,1-1 0 0 0,0 1 0 0 0,0-1 0 0 0,0 1 0 0 0,1-1 0 0 0,0 0 0 0 0,-1 1 0 0 0,2-1 0 0 0,-1 0 0 0 0,0 0 0 0 0,1 0 0 0 0,0-1-1 0 0,-1 1 1 0 0,1 0 0 0 0,1-1 0 0 0,-1 0 0 0 0,5 4 0 0 0,54 30 1733 0 0,-62-37-1812 0 0,1 0 0 0 0,-1 1 1 0 0,1-1-1 0 0,-1 1 1 0 0,1-1-1 0 0,-1 0 0 0 0,0 1 1 0 0,1-1-1 0 0,-1 1 1 0 0,1-1-1 0 0,-1 1 0 0 0,0-1 1 0 0,1 1-1 0 0,-1-1 1 0 0,0 1-1 0 0,0 0 0 0 0,0-1 1 0 0,1 1-1 0 0,-1-1 0 0 0,0 1 1 0 0,0 0-1 0 0,0-1 1 0 0,0 1-1 0 0,0-1 0 0 0,0 1 1 0 0,0 1-1 0 0,-1-1 10 0 0,1 0 1 0 0,-1 1-1 0 0,1-1 0 0 0,-1 0 0 0 0,0 1 1 0 0,0-1-1 0 0,1 0 0 0 0,-1 0 0 0 0,0 0 0 0 0,0 0 1 0 0,-2 1-1 0 0,-28 20 15 0 0,10-10-134 0 0,12-7 69 0 0,-1 1 1 0 0,-18 7-1 0 0,12-9 30 0 0</inkml:trace>
 </inkml:ink>
 </file>
@@ -10223,7 +10251,7 @@
   <inkml:trace contextRef="#ctx0" brushRef="#br0" timeOffset="340.28">180 305 5888 0 0,'-18'28'7760'0'0,"14"-23"-7048"0"0,0 1 0 0 0,1 0 0 0 0,-1 0 0 0 0,-3 9-1 0 0,9-18-356 0 0,0-1-1 0 0,0 0 0 0 0,1 1 0 0 0,-1 0 0 0 0,1-1 0 0 0,3-2 1 0 0,8-11-27 0 0,29-41 592 0 0,-40 54-854 0 0,0 0-1 0 0,1 0 0 0 0,0 0 0 0 0,0 1 0 0 0,0-1 1 0 0,0 1-1 0 0,1 0 0 0 0,-1 0 0 0 0,1 1 1 0 0,0-1-1 0 0,7-2 0 0 0,-10 5-47 0 0,-1 0 0 0 0,1-1-1 0 0,-1 1 1 0 0,1 0 0 0 0,0 0 0 0 0,-1 0-1 0 0,1 0 1 0 0,-1 0 0 0 0,1 0 0 0 0,-1 0-1 0 0,1 1 1 0 0,0-1 0 0 0,-1 1 0 0 0,1-1-1 0 0,-1 1 1 0 0,0-1 0 0 0,1 1 0 0 0,-1 0-1 0 0,1 0 1 0 0,-1 0 0 0 0,0-1 0 0 0,0 1 0 0 0,1 1-1 0 0,-1-1 1 0 0,0 0 0 0 0,0 0 0 0 0,1 2-1 0 0,3 4-65 0 0</inkml:trace>
   <inkml:trace contextRef="#ctx0" brushRef="#br0" timeOffset="774.58">632 5 2176 0 0,'0'-4'14682'0'0,"-3"57"-11990"0"0,-13 79 0 0 0,8-83-1597 0 0,-3 100-1 0 0,12-130-958 0 0</inkml:trace>
   <inkml:trace contextRef="#ctx0" brushRef="#br0" timeOffset="1260.03">549 307 4672 0 0,'0'0'2960'0'0,"21"-9"4432"0"0,-14 6-6739 0 0,56-30 3270 0 0,-57 29-3661 0 0,0 0 0 0 0,0 0-1 0 0,-1-1 1 0 0,1 0 0 0 0,-1 0 0 0 0,0-1-1 0 0,7-8 1 0 0,-9 2 330 0 0,-10 10-180 0 0,5 2-384 0 0,1 1 1 0 0,-1-1-1 0 0,0 1 1 0 0,1-1-1 0 0,-1 1 1 0 0,1 0-1 0 0,-1-1 0 0 0,0 1 1 0 0,1 0-1 0 0,0 0 1 0 0,-3 2-1 0 0,0 2 2 0 0,1 0 0 0 0,-1 0 1 0 0,1 0-1 0 0,1 0 0 0 0,-1 1 0 0 0,1-1 0 0 0,-1 1 0 0 0,1-1 0 0 0,1 1 0 0 0,-1 0 0 0 0,1 0 0 0 0,0 0 0 0 0,1 0 0 0 0,0 12 0 0 0,-1-16-26 0 0,1 1-1 0 0,1-1 0 0 0,-1 0 0 0 0,0 1 0 0 0,0-1 1 0 0,1 1-1 0 0,0-1 0 0 0,-1 0 0 0 0,1 0 0 0 0,0 1 1 0 0,0-1-1 0 0,0 0 0 0 0,0 0 0 0 0,1 0 0 0 0,-1 0 1 0 0,1 0-1 0 0,-1 0 0 0 0,1 0 0 0 0,-1-1 0 0 0,1 1 1 0 0,0 0-1 0 0,0-1 0 0 0,0 0 0 0 0,0 1 0 0 0,0-1 1 0 0,0 0-1 0 0,0 0 0 0 0,1 0 0 0 0,-1 0 0 0 0,0 0 1 0 0,0-1-1 0 0,1 1 0 0 0,-1-1 0 0 0,1 0 0 0 0,-1 1 1 0 0,0-1-1 0 0,1 0 0 0 0,3-1 0 0 0,2 0 1 0 0,0 0 1 0 0,0-1-1 0 0,0 0 0 0 0,-1-1 0 0 0,1 1 0 0 0,-1-2 0 0 0,13-6 1 0 0,27-10 224 0 0,-46 20-221 0 0,-1 0 0 0 0,1 0 0 0 0,-1-1-1 0 0,0 1 1 0 0,1 0 0 0 0,-1 0 0 0 0,0 0 0 0 0,1 0 0 0 0,-1 0 0 0 0,1 0 0 0 0,-1 0-1 0 0,0 0 1 0 0,1 1 0 0 0,-1-1 0 0 0,1 0 0 0 0,-1 0 0 0 0,0 0 0 0 0,1 0 0 0 0,-1 0-1 0 0,0 1 1 0 0,1-1 0 0 0,-1 0 0 0 0,0 0 0 0 0,1 0 0 0 0,-1 1 0 0 0,0-1 0 0 0,0 0-1 0 0,1 1 1 0 0,-1-1 0 0 0,1 1 0 0 0,2 15 143 0 0,-6 25 30 0 0,2-33-114 0 0,1-4-40 0 0,-1 1 29 0 0,1 1 1 0 0,0 0-1 0 0,0 0 0 0 0,0 0 1 0 0,1 6-1 0 0,1-13-22 0 0,-1-1 0 0 0,1 0 0 0 0,-1 0 0 0 0,0 1 0 0 0,1-1-1 0 0,-1 0 1 0 0,0 0 0 0 0,1-4 0 0 0,20-62 231 0 0,7-19-29 0 0,-25 79-201 0 0,0-1-1 0 0,0 1 1 0 0,1 0-1 0 0,0 1 1 0 0,0-1-1 0 0,1 1 1 0 0,11-11 0 0 0,-8 10 19 0 0</inkml:trace>
-  <inkml:trace contextRef="#ctx0" brushRef="#br0" timeOffset="2104.74">1037 393 4032 0 0,'0'0'1848'0'0,"18"-9"7392"0"0,-1 0-7519 0 0,1 0 0 0 0,-2-2 0 0 0,18-12 0 0 0,-25 16-1466 0 0,-1 0-1 0 0,0-1 0 0 0,0 0 1 0 0,-1 0-1 0 0,1 0 1 0 0,-2-1-1 0 0,6-10 0 0 0,-7 4 187 0 0,-5 15-430 0 0,0 0 0 0 0,0-1 0 0 0,0 1 0 0 0,-1 0 0 0 0,1-1 0 0 0,0 1 0 0 0,0 0 0 0 0,0 0 0 0 0,0-1 0 0 0,0 1 0 0 0,-1 0 0 0 0,1 0 0 0 0,0-1 0 0 0,0 1 0 0 0,0 0 0 0 0,-1 0 0 0 0,1-1 0 0 0,0 1 0 0 0,0 0 0 0 0,-1 0 0 0 0,1 0 0 0 0,0 0 0 0 0,0-1 0 0 0,-1 1 0 0 0,1 0 0 0 0,0 0 0 0 0,-1 0-1 0 0,0 0 4 0 0,-1 0 0 0 0,1 0 0 0 0,-1 0 0 0 0,1 0 0 0 0,0 0 0 0 0,-1 0 0 0 0,1 1-1 0 0,0-1 1 0 0,-1 1 0 0 0,1-1 0 0 0,0 1 0 0 0,-1-1 0 0 0,1 1 0 0 0,0 0-1 0 0,0-1 1 0 0,-2 3 0 0 0,-3 3 15 0 0,0 1-1 0 0,0-1 0 0 0,1 1 1 0 0,0 0-1 0 0,1 1 0 0 0,-1-1 1 0 0,2 1-1 0 0,-1 0 0 0 0,1 0 1 0 0,0 0-1 0 0,0 0 0 0 0,1 1 1 0 0,1-1-1 0 0,-2 11 1 0 0,3-15-65 0 0,0 0 0 0 0,0 0 1 0 0,0 0-1 0 0,1 0 0 0 0,-1 0 1 0 0,1 0-1 0 0,0-1 0 0 0,0 1 1 0 0,0 0-1 0 0,4 5 1 0 0,1 1-63 0 0</inkml:trace>
+  <inkml:trace contextRef="#ctx0" brushRef="#br0" timeOffset="2104.73">1037 393 4032 0 0,'0'0'1848'0'0,"18"-9"7392"0"0,-1 0-7519 0 0,1 0 0 0 0,-2-2 0 0 0,18-12 0 0 0,-25 16-1466 0 0,-1 0-1 0 0,0-1 0 0 0,0 0 1 0 0,-1 0-1 0 0,1 0 1 0 0,-2-1-1 0 0,6-10 0 0 0,-7 4 187 0 0,-5 15-430 0 0,0 0 0 0 0,0-1 0 0 0,0 1 0 0 0,-1 0 0 0 0,1-1 0 0 0,0 1 0 0 0,0 0 0 0 0,0 0 0 0 0,0-1 0 0 0,0 1 0 0 0,-1 0 0 0 0,1 0 0 0 0,0-1 0 0 0,0 1 0 0 0,0 0 0 0 0,-1 0 0 0 0,1-1 0 0 0,0 1 0 0 0,0 0 0 0 0,-1 0 0 0 0,1 0 0 0 0,0 0 0 0 0,0-1 0 0 0,-1 1 0 0 0,1 0 0 0 0,0 0 0 0 0,-1 0-1 0 0,0 0 4 0 0,-1 0 0 0 0,1 0 0 0 0,-1 0 0 0 0,1 0 0 0 0,0 0 0 0 0,-1 0 0 0 0,1 1-1 0 0,0-1 1 0 0,-1 1 0 0 0,1-1 0 0 0,0 1 0 0 0,-1-1 0 0 0,1 1 0 0 0,0 0-1 0 0,0-1 1 0 0,-2 3 0 0 0,-3 3 15 0 0,0 1-1 0 0,0-1 0 0 0,1 1 1 0 0,0 0-1 0 0,1 1 0 0 0,-1-1 1 0 0,2 1-1 0 0,-1 0 0 0 0,1 0 1 0 0,0 0-1 0 0,0 0 0 0 0,1 1 1 0 0,1-1-1 0 0,-2 11 1 0 0,3-15-65 0 0,0 0 0 0 0,0 0 1 0 0,0 0-1 0 0,1 0 0 0 0,-1 0 1 0 0,1 0-1 0 0,0-1 0 0 0,0 1 1 0 0,0 0-1 0 0,4 5 1 0 0,1 1-63 0 0</inkml:trace>
   <inkml:trace contextRef="#ctx0" brushRef="#br0" timeOffset="2322.51">1350 236 1920 0 0,'-2'0'774'0'0,"-1"0"0"0"0,0 0-1 0 0,1 0 1 0 0,-1 1 0 0 0,1 0 0 0 0,-1-1 0 0 0,1 1-1 0 0,-1 0 1 0 0,1 0 0 0 0,0 0 0 0 0,-1 0 0 0 0,1 1-1 0 0,0-1 1 0 0,0 1 0 0 0,-4 3 0 0 0,3-2-340 0 0,1 0-1 0 0,-1 0 1 0 0,1 0 0 0 0,0 0 0 0 0,0 1 0 0 0,0-1 0 0 0,0 1 0 0 0,0-1 0 0 0,-2 8-1 0 0,3-7-287 0 0,0 1-1 0 0,0-1 0 0 0,0 0 0 0 0,1 1 0 0 0,-1-1 1 0 0,1 0-1 0 0,0 1 0 0 0,0-1 0 0 0,1 0 0 0 0,-1 1 1 0 0,1-1-1 0 0,0 0 0 0 0,0 0 0 0 0,0 1 0 0 0,1-1 1 0 0,0 0-1 0 0,-1 0 0 0 0,1-1 0 0 0,5 8 0 0 0,-4-8 22 0 0,1 0 0 0 0,0 0 1 0 0,0 0-1 0 0,0 0 0 0 0,0-1 0 0 0,9 4 0 0 0,-9-5-27 0 0,-1 1-1 0 0,1 0 1 0 0,-1 0 0 0 0,1 0-1 0 0,-1 0 1 0 0,0 1 0 0 0,1-1 0 0 0,-1 1-1 0 0,4 5 1 0 0,-7-8-113 0 0,1 1 0 0 0,-1 0 1 0 0,0-1-1 0 0,0 1 0 0 0,0 0 0 0 0,1-1 1 0 0,-1 1-1 0 0,0 0 0 0 0,0 0 0 0 0,0-1 1 0 0,0 1-1 0 0,0 0 0 0 0,0-1 0 0 0,-1 1 1 0 0,1 0-1 0 0,0-1 0 0 0,0 1 0 0 0,0 0 1 0 0,-1-1-1 0 0,1 1 0 0 0,0 0 0 0 0,-1-1 1 0 0,1 1-1 0 0,0-1 0 0 0,-1 1 0 0 0,1-1 1 0 0,-2 2-1 0 0,-16 15-76 0 0,12-11 72 0 0,1-1-31 0 0</inkml:trace>
   <inkml:trace contextRef="#ctx0" brushRef="#br0" timeOffset="2475.77">1453 209 2624 0 0,'1'-2'708'0'0,"-1"0"1"0"0,1 0 0 0 0,-1 0-1 0 0,1 0 1 0 0,0 0-1 0 0,0 0 1 0 0,0 0-1 0 0,0 0 1 0 0,0 1-1 0 0,0-1 1 0 0,1 0-1 0 0,-1 1 1 0 0,0-1-1 0 0,1 1 1 0 0,2-3-1 0 0,-3 4-539 0 0,-1 0 0 0 0,0 0-1 0 0,1-1 1 0 0,-1 1-1 0 0,0 0 1 0 0,1 0 0 0 0,-1 0-1 0 0,0 0 1 0 0,1 0-1 0 0,-1 0 1 0 0,1 0 0 0 0,-1 0-1 0 0,0 0 1 0 0,1 0-1 0 0,-1 0 1 0 0,0 0 0 0 0,1 0-1 0 0,-1 0 1 0 0,0 0-1 0 0,1 0 1 0 0,-1 1 0 0 0,0-1-1 0 0,1 0 1 0 0,-1 0-1 0 0,0 0 1 0 0,1 0 0 0 0,-1 1-1 0 0,0-1 1 0 0,0 0-1 0 0,1 0 1 0 0,-1 1 0 0 0,1 0-71 0 0,0 1 1 0 0,0-1 0 0 0,-1 0 0 0 0,1 1-1 0 0,-1-1 1 0 0,1 1 0 0 0,-1-1 0 0 0,0 1-1 0 0,1-1 1 0 0,-1 1 0 0 0,0-1 0 0 0,0 3-1 0 0,0 25 830 0 0,-2 0 1 0 0,-1 1-1 0 0,-10 45 0 0 0,6-40-311 0 0,3-14-211 0 0</inkml:trace>
   <inkml:trace contextRef="#ctx0" brushRef="#br0" timeOffset="2616.92">1416 219 4448 0 0,'0'0'0'0'0,"-4"0"0"0"0,-1-1 1856 0 0,2-1 0 0 0,1 1 0 0 0,-5-3 5567 0 0,10 4-5567 0 0,1 0-1328 0 0,3 0 8 0 0,2 0-8 0 0,3-1 8 0 0,25-3-536 0 0</inkml:trace>
@@ -10432,7 +10460,7 @@
   <inkml:trace contextRef="#ctx0" brushRef="#br0" timeOffset="291.05">536 1 4736 0 0,'-3'0'612'0'0,"-1"0"0"0"0,0 0 0 0 0,1 0 0 0 0,-1 0-1 0 0,0 0 1 0 0,0 1 0 0 0,1-1 0 0 0,-1 1 0 0 0,1 0 0 0 0,-1 0 0 0 0,1 1 0 0 0,-1-1 0 0 0,1 1 0 0 0,0 0 0 0 0,-1-1-1 0 0,-3 4 1 0 0,2-1-236 0 0,1 1 1 0 0,-1 0-1 0 0,1-1 0 0 0,-1 1 0 0 0,1 1 0 0 0,1-1 0 0 0,-1 1 0 0 0,-4 9 0 0 0,2 0-82 0 0,0 0-1 0 0,1 1 0 0 0,1 0 0 0 0,0-1 0 0 0,1 1 0 0 0,-2 30 0 0 0,5-35-80 0 0,1 1-1 0 0,0-1 0 0 0,1 0 1 0 0,0 1-1 0 0,0-1 0 0 0,1 0 1 0 0,1 0-1 0 0,-1-1 1 0 0,2 1-1 0 0,0-1 0 0 0,0 0 1 0 0,1 0-1 0 0,0 0 0 0 0,9 10 1 0 0,-10-10-63 0 0,-3-1-158 0 0</inkml:trace>
   <inkml:trace contextRef="#ctx0" brushRef="#br0" timeOffset="415.33">338 278 3904 0 0,'0'0'0'0'0,"-8"-4"0"0"0,4 0 1752 0 0,0 0 8 0 0,-1 0-8 0 0,0-3 8 0 0,3 0-8 0 0,0 0 8 0 0,2 0-8 0 0,2 1 7 0 0,2 0-1223 0 0,4 0 8 0 0,3 1 0 0 0,3 0 0 0 0,5 0-8 0 0,4 0 8 0 0</inkml:trace>
   <inkml:trace contextRef="#ctx0" brushRef="#br0" timeOffset="606.65">669 17 3520 0 0,'0'0'5409'0'0,"7"21"3404"0"0,-5-6-8162 0 0,-1 1 0 0 0,-1 0 0 0 0,0 0 0 0 0,-1-1-1 0 0,-4 18 1 0 0,-20 78 969 0 0,8-45-704 0 0,0 19 478 0 0,13-61-1332 0 0</inkml:trace>
-  <inkml:trace contextRef="#ctx0" brushRef="#br0" timeOffset="1120.39">573 324 3744 0 0,'0'0'6862'0'0,"24"-7"-195"0"0,0-3-5484 0 0,-1-2 1 0 0,0 0 0 0 0,27-19-1 0 0,-26 7-8 0 0,-24 24-1121 0 0,1-1 0 0 0,-1 1-1 0 0,1-1 1 0 0,-1 1 0 0 0,0-1-1 0 0,1 0 1 0 0,-1 1 0 0 0,0-1-1 0 0,1 0 1 0 0,-1 1 0 0 0,0-1-1 0 0,0 1 1 0 0,0-1 0 0 0,0 0-1 0 0,1 0 1 0 0,-1 1 0 0 0,0-2-1 0 0,-1 2-29 0 0,1-1 0 0 0,-1 1 0 0 0,1 0 0 0 0,0-1 0 0 0,-1 1 0 0 0,1 0-1 0 0,-1-1 1 0 0,1 1 0 0 0,-1 0 0 0 0,1 0 0 0 0,-1 0 0 0 0,1-1 0 0 0,-1 1 0 0 0,0 0-1 0 0,1 0 1 0 0,-1 0 0 0 0,1 0 0 0 0,-1 0 0 0 0,1 0 0 0 0,-1 0 0 0 0,1 0-1 0 0,-1 0 1 0 0,1 0 0 0 0,-1 1 0 0 0,0-1 0 0 0,1 0 0 0 0,-1 0 0 0 0,-3 2 1 0 0,1-1 0 0 0,0 0 0 0 0,0 1 0 0 0,0-1 0 0 0,0 1 1 0 0,0 0-1 0 0,0 0 0 0 0,0 0 0 0 0,1 0 0 0 0,-1 1 1 0 0,1-1-1 0 0,-1 1 0 0 0,1 0 0 0 0,0-1 0 0 0,0 1 0 0 0,0 0 1 0 0,1 0-1 0 0,-1 0 0 0 0,1 1 0 0 0,-2 4 0 0 0,1-4-20 0 0,0 1 0 0 0,0 0-1 0 0,1-1 1 0 0,0 1 0 0 0,0 0-1 0 0,0 0 1 0 0,1 0 0 0 0,-1 0-1 0 0,1 0 1 0 0,0 0 0 0 0,1-1-1 0 0,-1 1 1 0 0,1 0 0 0 0,2 5-1 0 0,-3-8-3 0 0,1-1 1 0 0,0 0-1 0 0,0 1 0 0 0,0-1 0 0 0,-1 0 1 0 0,2 1-1 0 0,-1-1 0 0 0,0 0 0 0 0,0 0 1 0 0,0 0-1 0 0,0 0 0 0 0,1 0 0 0 0,-1 0 1 0 0,0-1-1 0 0,1 1 0 0 0,-1 0 0 0 0,1-1 0 0 0,-1 1 1 0 0,1-1-1 0 0,-1 1 0 0 0,1-1 0 0 0,-1 0 1 0 0,1 1-1 0 0,-1-1 0 0 0,1 0 0 0 0,0 0 1 0 0,-1 0-1 0 0,1 0 0 0 0,-1-1 0 0 0,1 1 0 0 0,-1 0 1 0 0,1-1-1 0 0,-1 1 0 0 0,4-2 0 0 0,5-1 5 0 0,1-2 0 0 0,-1 1 0 0 0,17-11 0 0 0,-19 11 9 0 0,1-1 12 0 0,-7 2-14 0 0,1 2-1 0 0,0-1 1 0 0,-1 0 0 0 0,1 0 0 0 0,0 1 0 0 0,0 0-1 0 0,0-1 1 0 0,1 1 0 0 0,-1 0 0 0 0,6 0 0 0 0,-8 1-10 0 0,-1 0 0 0 0,1 1 0 0 0,-1-1 1 0 0,1 1-1 0 0,-1 0 0 0 0,1-1 0 0 0,-1 1 1 0 0,0-1-1 0 0,1 1 0 0 0,-1 0 0 0 0,0-1 0 0 0,0 1 1 0 0,0 0-1 0 0,1-1 0 0 0,-1 1 0 0 0,0 0 1 0 0,0-1-1 0 0,0 1 0 0 0,0 0 0 0 0,0-1 1 0 0,0 1-1 0 0,0 0 0 0 0,0-1 0 0 0,0 1 1 0 0,-1 0-1 0 0,1-1 0 0 0,0 1 0 0 0,-1 1 1 0 0,-5 21 32 0 0,5-22-32 0 0,-2 8 14 0 0,0-1 20 0 0,0 0 1 0 0,1 0-1 0 0,0 0 0 0 0,0 0 1 0 0,0 9-1 0 0,2-17-35 0 0,0 1-1 0 0,0-1 1 0 0,-1 0-1 0 0,1 0 0 0 0,0 0 1 0 0,0 0-1 0 0,0 0 1 0 0,0 0-1 0 0,0 1 1 0 0,0-1-1 0 0,0 0 1 0 0,0 0-1 0 0,0 0 1 0 0,1 0-1 0 0,-1 0 0 0 0,0 1 1 0 0,0-1-1 0 0,0 0 1 0 0,0 0-1 0 0,0 0 1 0 0,0 0-1 0 0,0 0 1 0 0,0 0-1 0 0,0 0 0 0 0,0 1 1 0 0,0-1-1 0 0,0 0 1 0 0,1 0-1 0 0,-1 0 1 0 0,0 0-1 0 0,0 0 1 0 0,0 0-1 0 0,0 0 1 0 0,0 0-1 0 0,0 0 0 0 0,0 0 1 0 0,1 0-1 0 0,-1 0 1 0 0,0 1-1 0 0,0-1 1 0 0,0 0-1 0 0,0 0 1 0 0,0 0-1 0 0,1 0 1 0 0,-1 0-1 0 0,0 0 0 0 0,0 0 1 0 0,0 0-1 0 0,0 0 1 0 0,0-1-1 0 0,9-4 32 0 0,6-11-18 0 0,17-31 22 0 0,-23 32 2 0 0,0 1 1 0 0,1 0-1 0 0,1 0 1 0 0,1 1 0 0 0,23-21-1 0 0,-34 33-30 0 0,1 0 0 0 0,-1 0 0 0 0,0 0 0 0 0,0 1 0 0 0,1-1-1 0 0,-1 0 1 0 0,1 1 0 0 0,-1-1 0 0 0,0 1 0 0 0,1-1 0 0 0,-1 1 0 0 0,1 0 0 0 0,-1 0 0 0 0,1 0-1 0 0,0 0 1 0 0,1 0 0 0 0,0 1 22 0 0</inkml:trace>
+  <inkml:trace contextRef="#ctx0" brushRef="#br0" timeOffset="1120.38">573 324 3744 0 0,'0'0'6862'0'0,"24"-7"-195"0"0,0-3-5484 0 0,-1-2 1 0 0,0 0 0 0 0,27-19-1 0 0,-26 7-8 0 0,-24 24-1121 0 0,1-1 0 0 0,-1 1-1 0 0,1-1 1 0 0,-1 1 0 0 0,0-1-1 0 0,1 0 1 0 0,-1 1 0 0 0,0-1-1 0 0,1 0 1 0 0,-1 1 0 0 0,0-1-1 0 0,0 1 1 0 0,0-1 0 0 0,0 0-1 0 0,1 0 1 0 0,-1 1 0 0 0,0-2-1 0 0,-1 2-29 0 0,1-1 0 0 0,-1 1 0 0 0,1 0 0 0 0,0-1 0 0 0,-1 1 0 0 0,1 0-1 0 0,-1-1 1 0 0,1 1 0 0 0,-1 0 0 0 0,1 0 0 0 0,-1 0 0 0 0,1-1 0 0 0,-1 1 0 0 0,0 0-1 0 0,1 0 1 0 0,-1 0 0 0 0,1 0 0 0 0,-1 0 0 0 0,1 0 0 0 0,-1 0 0 0 0,1 0-1 0 0,-1 0 1 0 0,1 0 0 0 0,-1 1 0 0 0,0-1 0 0 0,1 0 0 0 0,-1 0 0 0 0,-3 2 1 0 0,1-1 0 0 0,0 0 0 0 0,0 1 0 0 0,0-1 0 0 0,0 1 1 0 0,0 0-1 0 0,0 0 0 0 0,0 0 0 0 0,1 0 0 0 0,-1 1 1 0 0,1-1-1 0 0,-1 1 0 0 0,1 0 0 0 0,0-1 0 0 0,0 1 0 0 0,0 0 1 0 0,1 0-1 0 0,-1 0 0 0 0,1 1 0 0 0,-2 4 0 0 0,1-4-20 0 0,0 1 0 0 0,0 0-1 0 0,1-1 1 0 0,0 1 0 0 0,0 0-1 0 0,0 0 1 0 0,1 0 0 0 0,-1 0-1 0 0,1 0 1 0 0,0 0 0 0 0,1-1-1 0 0,-1 1 1 0 0,1 0 0 0 0,2 5-1 0 0,-3-8-3 0 0,1-1 1 0 0,0 0-1 0 0,0 1 0 0 0,0-1 0 0 0,-1 0 1 0 0,2 1-1 0 0,-1-1 0 0 0,0 0 0 0 0,0 0 1 0 0,0 0-1 0 0,0 0 0 0 0,1 0 0 0 0,-1 0 1 0 0,0-1-1 0 0,1 1 0 0 0,-1 0 0 0 0,1-1 0 0 0,-1 1 1 0 0,1-1-1 0 0,-1 1 0 0 0,1-1 0 0 0,-1 0 1 0 0,1 1-1 0 0,-1-1 0 0 0,1 0 0 0 0,0 0 1 0 0,-1 0-1 0 0,1 0 0 0 0,-1-1 0 0 0,1 1 0 0 0,-1 0 1 0 0,1-1-1 0 0,-1 1 0 0 0,4-2 0 0 0,5-1 5 0 0,1-2 0 0 0,-1 1 0 0 0,17-11 0 0 0,-19 11 9 0 0,1-1 12 0 0,-7 2-14 0 0,1 2-1 0 0,0-1 1 0 0,-1 0 0 0 0,1 0 0 0 0,0 1 0 0 0,0 0-1 0 0,0-1 1 0 0,1 1 0 0 0,-1 0 0 0 0,6 0 0 0 0,-8 1-10 0 0,-1 0 0 0 0,1 1 0 0 0,-1-1 1 0 0,1 1-1 0 0,-1 0 0 0 0,1-1 0 0 0,-1 1 1 0 0,0-1-1 0 0,1 1 0 0 0,-1 0 0 0 0,0-1 0 0 0,0 1 1 0 0,0 0-1 0 0,1-1 0 0 0,-1 1 0 0 0,0 0 1 0 0,0-1-1 0 0,0 1 0 0 0,0 0 0 0 0,0-1 1 0 0,0 1-1 0 0,0 0 0 0 0,0-1 0 0 0,0 1 1 0 0,-1 0-1 0 0,1-1 0 0 0,0 1 0 0 0,-1 1 1 0 0,-5 21 32 0 0,5-22-32 0 0,-2 8 14 0 0,0-1 20 0 0,0 0 1 0 0,1 0-1 0 0,0 0 0 0 0,0 0 1 0 0,0 9-1 0 0,2-17-35 0 0,0 1-1 0 0,0-1 1 0 0,-1 0-1 0 0,1 0 0 0 0,0 0 1 0 0,0 0-1 0 0,0 0 1 0 0,0 0-1 0 0,0 1 1 0 0,0-1-1 0 0,0 0 1 0 0,0 0-1 0 0,0 0 1 0 0,1 0-1 0 0,-1 0 0 0 0,0 1 1 0 0,0-1-1 0 0,0 0 1 0 0,0 0-1 0 0,0 0 1 0 0,0 0-1 0 0,0 0 1 0 0,0 0-1 0 0,0 0 0 0 0,0 1 1 0 0,0-1-1 0 0,0 0 1 0 0,1 0-1 0 0,-1 0 1 0 0,0 0-1 0 0,0 0 1 0 0,0 0-1 0 0,0 0 1 0 0,0 0-1 0 0,0 0 0 0 0,0 0 1 0 0,1 0-1 0 0,-1 0 1 0 0,0 1-1 0 0,0-1 1 0 0,0 0-1 0 0,0 0 1 0 0,0 0-1 0 0,1 0 1 0 0,-1 0-1 0 0,0 0 0 0 0,0 0 1 0 0,0 0-1 0 0,0 0 1 0 0,0-1-1 0 0,9-4 32 0 0,6-11-18 0 0,17-31 22 0 0,-23 32 2 0 0,0 1 1 0 0,1 0-1 0 0,1 0 1 0 0,1 1 0 0 0,23-21-1 0 0,-34 33-30 0 0,1 0 0 0 0,-1 0 0 0 0,0 0 0 0 0,0 1 0 0 0,1-1-1 0 0,-1 0 1 0 0,1 1 0 0 0,-1-1 0 0 0,0 1 0 0 0,1-1 0 0 0,-1 1 0 0 0,1 0 0 0 0,-1 0 0 0 0,1 0-1 0 0,0 0 1 0 0,1 0 0 0 0,0 1 22 0 0</inkml:trace>
 </inkml:ink>
 </file>
 
@@ -10540,7 +10568,7 @@
   <inkml:trace contextRef="#ctx0" brushRef="#br0" timeOffset="1662.4">555 248 2624 0 0,'0'0'1384'0'0,"-9"14"8144"0"0,9-9-9355 0 0,1 0 1 0 0,0 0 0 0 0,0-1 0 0 0,0 1 0 0 0,1 0 0 0 0,-1 0 0 0 0,1 0 0 0 0,0-1 0 0 0,1 1 0 0 0,-1-1-1 0 0,1 0 1 0 0,0 0 0 0 0,0 0 0 0 0,0 0 0 0 0,0 0 0 0 0,1-1 0 0 0,0 1 0 0 0,-1-1 0 0 0,1 0-1 0 0,1 0 1 0 0,-1 0 0 0 0,0-1 0 0 0,9 5 0 0 0,-10-6-111 0 0,0 0 0 0 0,0 0 1 0 0,0 1-1 0 0,0-2 0 0 0,1 1 0 0 0,-1 0 1 0 0,0-1-1 0 0,0 1 0 0 0,0-1 0 0 0,1 0 0 0 0,-1 0 1 0 0,0 0-1 0 0,0-1 0 0 0,1 1 0 0 0,-1-1 1 0 0,0 0-1 0 0,0 0 0 0 0,0 0 0 0 0,0 0 0 0 0,0 0 1 0 0,0-1-1 0 0,0 1 0 0 0,0-1 0 0 0,-1 0 1 0 0,1 0-1 0 0,0 0 0 0 0,-1 0 0 0 0,0 0 0 0 0,1 0 1 0 0,-1-1-1 0 0,0 1 0 0 0,0-1 0 0 0,0 0 0 0 0,-1 1 1 0 0,1-1-1 0 0,-1 0 0 0 0,2-4 0 0 0,1-3-48 0 0,7-18 464 0 0,-3-2-3362 0 0</inkml:trace>
   <inkml:trace contextRef="#ctx0" brushRef="#br0" timeOffset="1934.56">874 261 1600 0 0,'-15'7'9795'0'0,"23"-12"-3347"0"0,25-12-3108 0 0,14-9-1728 0 0,-44 24-1495 0 0,0-1-1 0 0,0 1 1 0 0,0-1-1 0 0,0 1 1 0 0,-1-1 0 0 0,1 0-1 0 0,-1 0 1 0 0,1 0 0 0 0,-1 0-1 0 0,0 0 1 0 0,-1-1 0 0 0,3-3-1 0 0,-4 6-104 0 0,0 1 1 0 0,0 0-1 0 0,0 0 0 0 0,1-1 0 0 0,-1 1 1 0 0,0 0-1 0 0,0 0 0 0 0,0-1 0 0 0,0 1 0 0 0,0 0 1 0 0,0-1-1 0 0,0 1 0 0 0,0 0 0 0 0,0 0 0 0 0,0-1 1 0 0,0 1-1 0 0,0 0 0 0 0,0-1 0 0 0,0 1 0 0 0,0 0 1 0 0,0 0-1 0 0,0-1 0 0 0,0 1 0 0 0,-1 0 0 0 0,1-1 1 0 0,0 1-1 0 0,0 0 0 0 0,0 0 0 0 0,0-1 0 0 0,-1 1 1 0 0,1 0-1 0 0,0 0 0 0 0,0 0 0 0 0,-1-1 0 0 0,-10 2 197 0 0,-12 10-189 0 0,14-3-30 0 0,0-1 0 0 0,1 1 0 0 0,-8 11 0 0 0,13-16 6 0 0,1 0 0 0 0,0 0 0 0 0,0 1 1 0 0,0-1-1 0 0,0 0 0 0 0,1 1 0 0 0,0-1 0 0 0,-1 1 0 0 0,1-1 0 0 0,0 1 0 0 0,1 0 0 0 0,-1-1 0 0 0,0 8 1 0 0,2-2-7 0 0</inkml:trace>
   <inkml:trace contextRef="#ctx0" brushRef="#br0" timeOffset="2155.05">1104 140 4544 0 0,'-3'0'624'0'0,"1"1"0"0"0,0 0 1 0 0,0 0-1 0 0,0 0 0 0 0,0 0 0 0 0,0 0 0 0 0,0 0 1 0 0,0 1-1 0 0,1-1 0 0 0,-1 0 0 0 0,0 1 1 0 0,1 0-1 0 0,-1-1 0 0 0,-1 4 0 0 0,1-2-167 0 0,-1 1 0 0 0,1 0-1 0 0,1 0 1 0 0,-1-1 0 0 0,0 1-1 0 0,1 0 1 0 0,-1 7 0 0 0,1-6-241 0 0,0 0 0 0 0,0 1 0 0 0,1-1-1 0 0,0 0 1 0 0,0 1 0 0 0,0-1 0 0 0,0 1 0 0 0,1-1 0 0 0,0 0 0 0 0,1 1 0 0 0,-1-1 0 0 0,3 7-1 0 0,-1-8 0 0 0,0 0 0 0 0,0 0 0 0 0,0 0 0 0 0,0-1 0 0 0,1 1 0 0 0,0-1 0 0 0,5 5-1 0 0,-5-5 39 0 0,0 0 0 0 0,0 0 0 0 0,0 1 0 0 0,0-1 0 0 0,-1 1 0 0 0,3 5 0 0 0,-5-8-195 0 0,-1 0 0 0 0,0 0 0 0 0,1 0 0 0 0,-1 0 0 0 0,0 0 0 0 0,0 0 0 0 0,0 0 1 0 0,0 0-1 0 0,0 0 0 0 0,0 0 0 0 0,0 0 0 0 0,0 0 0 0 0,0 0 0 0 0,-1 1 0 0 0,1-1 0 0 0,0 0 1 0 0,-1 0-1 0 0,1 0 0 0 0,-1 0 0 0 0,1 0 0 0 0,-1 0 0 0 0,0 1 0 0 0,-20 25-2914 0 0,19-25 2316 0 0</inkml:trace>
-  <inkml:trace contextRef="#ctx0" brushRef="#br0" timeOffset="2314.2">1262 30 8016 0 0,'2'1'6303'0'0,"1"3"-4029"0"0,-5 33-686 0 0,-2 1 0 0 0,-10 44 1 0 0,-1 2-204 0 0,13-61-961 0 0</inkml:trace>
+  <inkml:trace contextRef="#ctx0" brushRef="#br0" timeOffset="2314.19">1262 30 8016 0 0,'2'1'6303'0'0,"1"3"-4029"0"0,-5 33-686 0 0,-2 1 0 0 0,-10 44 1 0 0,-1 2-204 0 0,13-61-961 0 0</inkml:trace>
   <inkml:trace contextRef="#ctx0" brushRef="#br0" timeOffset="2455.45">1203 127 4992 0 0,'0'0'0'0'0,"-5"-2"0"0"0,1 1 1640 0 0,0-1 8 0 0,1 1-8 0 0,1 0 8 0 0,-1-1-8 0 0,2 1 8 0 0,1 0-9 0 0,2 0 9 0 0,0 1-1120 0 0,6 0 8 0 0,0 0 0 0 0,4-2 0 0 0,22-3-536 0 0</inkml:trace>
   <inkml:trace contextRef="#ctx0" brushRef="#br0" timeOffset="3154.67">1492 215 2368 0 0,'0'0'5625'0'0,"13"-1"2629"0"0,-5 2-6110 0 0,-6 1-1971 0 0,0-1 0 0 0,0 1-1 0 0,0 0 1 0 0,-1 0-1 0 0,1 0 1 0 0,-1 0-1 0 0,1 0 1 0 0,-1 0 0 0 0,0 0-1 0 0,0 0 1 0 0,0 1-1 0 0,0-1 1 0 0,0 0-1 0 0,0 1 1 0 0,-1-1-1 0 0,1 1 1 0 0,-1-1 0 0 0,0 1-1 0 0,1-1 1 0 0,-1 6-1 0 0,-2 1 77 0 0,1 0 1 0 0,-1 0-1 0 0,0 0 0 0 0,-6 12 0 0 0,-3 18 328 0 0,13-46-513 0 0,0 0 1 0 0,0 0-1 0 0,1 1 1 0 0,0-1-1 0 0,0 1 0 0 0,1 0 1 0 0,7-10-1 0 0,34-39-475 0 0,-40 50 332 0 0,-1 1 1 0 0,1 0 0 0 0,0 0-1 0 0,0 0 1 0 0,1 1-1 0 0,-1-1 1 0 0,1 1-1 0 0,-1 1 1 0 0,11-5-1 0 0,-14 7 41 0 0,-1 0-1 0 0,1-1 1 0 0,-1 1-1 0 0,1 0 1 0 0,0 0-1 0 0,-1 0 0 0 0,1 0 1 0 0,0 0-1 0 0,-1 0 1 0 0,1 0-1 0 0,-1 0 1 0 0,1 1-1 0 0,0-1 1 0 0,-1 1-1 0 0,1-1 1 0 0,-1 1-1 0 0,2 0 1 0 0,-1 1 2 0 0,-1-1 1 0 0,1 0-1 0 0,-1 1 1 0 0,0-1 0 0 0,0 0-1 0 0,0 1 1 0 0,0 0-1 0 0,0-1 1 0 0,0 1 0 0 0,0 0-1 0 0,0-1 1 0 0,-1 1 0 0 0,1 0-1 0 0,-1 0 1 0 0,1 0-1 0 0,-1 0 1 0 0,0-1 0 0 0,1 4-1 0 0,-1 4-44 0 0,0 0 0 0 0,-1 0 0 0 0,0 0 0 0 0,0 0 0 0 0,-1 0 0 0 0,0-1 0 0 0,-1 1 0 0 0,1-1 0 0 0,-8 15 0 0 0,16-51-64 0 0,-2 21 182 0 0,0 1 1 0 0,0-1-1 0 0,0 1 0 0 0,1 0 0 0 0,0 0 0 0 0,0 1 0 0 0,1-1 0 0 0,-1 1 0 0 0,1 0 0 0 0,1 1 0 0 0,9-7 0 0 0,-14 10-4 0 0,1-1-1 0 0,0 1 0 0 0,0 0 0 0 0,0 0 1 0 0,0 0-1 0 0,0 0 0 0 0,0 0 1 0 0,0 0-1 0 0,0 1 0 0 0,0 0 1 0 0,0 0-1 0 0,1-1 0 0 0,-1 2 1 0 0,0-1-1 0 0,0 0 0 0 0,0 1 0 0 0,0-1 1 0 0,0 1-1 0 0,0 0 0 0 0,0 0 1 0 0,0 0-1 0 0,0 1 0 0 0,0-1 1 0 0,0 0-1 0 0,-1 1 0 0 0,1 0 0 0 0,-1 0 1 0 0,1 0-1 0 0,-1 0 0 0 0,3 3 1 0 0,2 2 76 0 0</inkml:trace>
   <inkml:trace contextRef="#ctx0" brushRef="#br0" timeOffset="3678.32">1880 303 4544 0 0,'-14'0'13361'0'0,"23"-1"-12968"0"0,0 0 1 0 0,0 0-1 0 0,-1-1 0 0 0,1 0 1 0 0,-1 0-1 0 0,1-1 1 0 0,-1 0-1 0 0,0-1 0 0 0,0 0 1 0 0,0 0-1 0 0,-1 0 1 0 0,1-1-1 0 0,-1 0 0 0 0,0-1 1 0 0,-1 0-1 0 0,11-10 1 0 0,-17 15-381 0 0,1 1 0 0 0,0-1 0 0 0,-1 0 0 0 0,1 1 0 0 0,-1-1 0 0 0,1 0 0 0 0,-1 0 0 0 0,1 1 0 0 0,-1-1 1 0 0,1 0-1 0 0,-1 0 0 0 0,0 0 0 0 0,1 1 0 0 0,-1-1 0 0 0,0 0 0 0 0,0 0 0 0 0,1 0 0 0 0,-1 0 0 0 0,0 0 0 0 0,0 0 1 0 0,0 0-1 0 0,0 0 0 0 0,0 1 0 0 0,-1-1 0 0 0,1 0 0 0 0,0 0 0 0 0,0 0 0 0 0,0 0 0 0 0,-1 0 0 0 0,1 1 1 0 0,-1-1-1 0 0,1 0 0 0 0,0 0 0 0 0,-2-1 0 0 0,1 2-1 0 0,0 0 1 0 0,0 0-1 0 0,0-1 0 0 0,0 1 1 0 0,0 0-1 0 0,0 0 1 0 0,0 0-1 0 0,0 0 0 0 0,0 1 1 0 0,0-1-1 0 0,0 0 1 0 0,0 0-1 0 0,0 1 0 0 0,0-1 1 0 0,1 0-1 0 0,-1 1 0 0 0,0-1 1 0 0,0 1-1 0 0,0-1 1 0 0,0 1-1 0 0,0-1 0 0 0,1 1 1 0 0,-1 0-1 0 0,0-1 1 0 0,1 1-1 0 0,-1 0 0 0 0,0 0 1 0 0,1 0-1 0 0,-1-1 0 0 0,1 1 1 0 0,-1 1-1 0 0,-3 3-15 0 0,2 0-1 0 0,-1 0 1 0 0,0 1-1 0 0,1-1 1 0 0,0 1 0 0 0,0-1-1 0 0,0 1 1 0 0,1 0-1 0 0,-1 6 1 0 0,2-9 1 0 0,-1-1 1 0 0,1 1-1 0 0,0 0 1 0 0,0-1-1 0 0,0 1 1 0 0,0 0-1 0 0,1-1 1 0 0,-1 1-1 0 0,1-1 1 0 0,-1 1-1 0 0,1 0 1 0 0,0-1-1 0 0,0 0 1 0 0,0 1-1 0 0,0-1 1 0 0,1 1-1 0 0,-1-1 1 0 0,0 0-1 0 0,1 0 1 0 0,0 0-1 0 0,-1 0 1 0 0,1 0-1 0 0,2 1 1 0 0,-2-2 1 0 0,0 0-1 0 0,0 0 1 0 0,0 0 0 0 0,1 0 0 0 0,-1-1 0 0 0,0 1 0 0 0,0-1 0 0 0,0 1 0 0 0,1-1 0 0 0,-1 0 0 0 0,0 0 0 0 0,0 0 0 0 0,0 0 0 0 0,1-1 0 0 0,-1 1 0 0 0,0-1 0 0 0,0 1-1 0 0,0-1 1 0 0,0 0 0 0 0,0 1 0 0 0,0-1 0 0 0,0 0 0 0 0,0 0 0 0 0,0-1 0 0 0,0 1 0 0 0,2-2 0 0 0,7-5 0 0 0,0-1 0 0 0,-1 0 0 0 0,10-11 0 0 0,-12 12 0 0 0,-1 1 15 0 0,2-1 71 0 0,-13 22-19 0 0,-11 17 33 0 0,10-21-61 0 0,0 0 0 0 0,1 1 0 0 0,0-1 0 0 0,-3 13 0 0 0,7-23-38 0 0,0 0 0 0 0,0 0 0 0 0,0 0 0 0 0,0 0 0 0 0,0 0 0 0 0,0 0 0 0 0,0 0 0 0 0,0 0 0 0 0,0 0 0 0 0,0 0 0 0 0,0 1 0 0 0,0-1 0 0 0,0 0 0 0 0,0 0 0 0 0,0 0-1 0 0,0 0 1 0 0,0 0 0 0 0,0 0 0 0 0,0 0 0 0 0,0 0 0 0 0,0 0 0 0 0,0 0 0 0 0,0 0 0 0 0,0 0 0 0 0,0 1 0 0 0,0-1 0 0 0,0 0 0 0 0,0 0 0 0 0,0 0 0 0 0,0 0 0 0 0,0 0 0 0 0,0 0 0 0 0,0 0 0 0 0,0 0 0 0 0,0 0 0 0 0,0 0 0 0 0,0 0 0 0 0,1 0 0 0 0,-1 0 0 0 0,0 0 0 0 0,0 0 0 0 0,0 0 0 0 0,0 0 0 0 0,0 0 0 0 0,0 0 0 0 0,0 0 0 0 0,0 0 0 0 0,0 0 0 0 0,0 0 0 0 0,0 0 0 0 0,0 0 0 0 0,1 0 0 0 0,-1 0 0 0 0,0 0-1 0 0,0 0 1 0 0,0 0 0 0 0,0 0 0 0 0,0 0 0 0 0,0 0 0 0 0,0 0 0 0 0,0 0 0 0 0,0 0 0 0 0,0 0 0 0 0,0 0 0 0 0,0 0 0 0 0,1 0 0 0 0,6-5 36 0 0,6-8 14 0 0,4-6 30 0 0,-11 12-43 0 0,0 0 0 0 0,0 0 1 0 0,0 0-1 0 0,1 1 0 0 0,0 0 0 0 0,0 0 0 0 0,1 1 0 0 0,0 0 1 0 0,14-6-1 0 0,-21 10-9 0 0,0 1 0 0 0,0-1 0 0 0,0 1 1 0 0,0 0-1 0 0,0 0 0 0 0,1 0 0 0 0,-1 0 0 0 0,0 0 1 0 0,0 0-1 0 0,0 0 0 0 0,0 0 0 0 0,1 0 0 0 0,-1 0 0 0 0,0 0 1 0 0,2 2-1 0 0,-1-1-374 0 0,0 0 1 0 0,-1 0 0 0 0,1 1-1 0 0,0-1 1 0 0,-1 1-1 0 0,1-1 1 0 0,-1 1-1 0 0,0 0 1 0 0,3 3 0 0 0</inkml:trace>
@@ -10580,7 +10608,7 @@
   <inkml:trace contextRef="#ctx0" brushRef="#br0">133 58 4576 0 0,'-1'0'10032'0'0,"-1"75"-4109"0"0,-3-1-3519 0 0,-1 75-418 0 0,6-127-1652 0 0</inkml:trace>
   <inkml:trace contextRef="#ctx0" brushRef="#br0" timeOffset="309.37">1 332 3296 0 0,'40'-26'9384'0'0,"4"3"-4981"0"0,-30 17-4005 0 0,0 0-1 0 0,0 1 1 0 0,1 0-1 0 0,-1 2 1 0 0,1-1-1 0 0,0 2 1 0 0,26-2-1 0 0,-38 4-329 0 0,0 0 0 0 0,0 0 0 0 0,0 0-1 0 0,0 0 1 0 0,0 1 0 0 0,0 0-1 0 0,0-1 1 0 0,0 1 0 0 0,0 0-1 0 0,-1 0 1 0 0,1 0 0 0 0,0 1 0 0 0,0-1-1 0 0,-1 1 1 0 0,1-1 0 0 0,-1 1-1 0 0,1 0 1 0 0,-1 0 0 0 0,0 0 0 0 0,0 0-1 0 0,0 1 1 0 0,0-1 0 0 0,0 0-1 0 0,0 1 1 0 0,-1-1 0 0 0,3 5 0 0 0,-1 2 67 0 0,-1-1 1 0 0,0 1-1 0 0,0 0 0 0 0,0 0 1 0 0,-1 0-1 0 0,0 0 1 0 0,-2 14-1 0 0,1-21-89 0 0,0 1 0 0 0,0-1 0 0 0,1 0 0 0 0,-1 1 0 0 0,0-1 0 0 0,1 0 0 0 0,-1 1-1 0 0,1-1 1 0 0,0 0 0 0 0,0 1 0 0 0,0-1 0 0 0,0 0 0 0 0,1 2 0 0 0,-1-4-31 0 0,-1 1 0 0 0,0-1 0 0 0,1 0 0 0 0,-1 1 0 0 0,0-1 0 0 0,1 0 0 0 0,-1 0 0 0 0,1 1 0 0 0,-1-1 0 0 0,0 0 0 0 0,1 0 0 0 0,-1 0 0 0 0,1 1 0 0 0,-1-1 0 0 0,1 0 0 0 0,-1 0 0 0 0,1 0 0 0 0,-1 0 0 0 0,1 0 0 0 0,-1 0 0 0 0,1 0 0 0 0,-1 0 0 0 0,1 0 0 0 0,0-1 0 0 0,0 1-10 0 0,1-1-1 0 0,-1 0 1 0 0,1 1-1 0 0,-1-1 0 0 0,1 0 1 0 0,-1 0-1 0 0,0 0 0 0 0,0 0 1 0 0,1-1-1 0 0,-1 1 1 0 0,1-1-1 0 0,3-6-2 0 0,0 1 0 0 0,0-1 0 0 0,0 0 1 0 0,-1 0-1 0 0,0 0 0 0 0,-1-1 0 0 0,0 1 0 0 0,3-10 0 0 0,-5 12-3 0 0,0 1 0 0 0,1 0 0 0 0,-2-1 0 0 0,1 1 0 0 0,-1 0 0 0 0,1-1-1 0 0,-2 1 1 0 0,1-1 0 0 0,0 1 0 0 0,-1-1 0 0 0,0 1 0 0 0,-1 0 0 0 0,1 0 0 0 0,-4-9 0 0 0,4 13 0 0 0,0 0 1 0 0,0 0 0 0 0,0 0-1 0 0,0 0 1 0 0,0 0 0 0 0,0 0-1 0 0,0 0 1 0 0,-1 0 0 0 0,1 1-1 0 0,0-1 1 0 0,0 1 0 0 0,-1-1-1 0 0,1 1 1 0 0,0-1 0 0 0,-1 1-1 0 0,1 0 1 0 0,0-1 0 0 0,-1 1 0 0 0,1 0-1 0 0,0 0 1 0 0,-1 0 0 0 0,1 0-1 0 0,-1 0 1 0 0,-1 1 0 0 0,-8 2 6 0 0</inkml:trace>
   <inkml:trace contextRef="#ctx0" brushRef="#br0" timeOffset="676.74">593 9 4640 0 0,'0'0'5934'0'0,"5"17"-1491"0"0,-4 24-2650 0 0,-1 0 0 0 0,-10 63-1 0 0,-1 14-293 0 0,5 61 1170 0 0,5-159-2609 0 0</inkml:trace>
-  <inkml:trace contextRef="#ctx0" brushRef="#br0" timeOffset="1056.18">498 310 5440 0 0,'0'0'1537'0'0,"26"-4"6158"0"0,7-7-4822 0 0,-5 3-1554 0 0,1-2 1 0 0,-1-1 0 0 0,45-25-1 0 0,-81 42-1145 0 0,1-1-1 0 0,0 2 1 0 0,1-1 0 0 0,0 1-1 0 0,0 0 1 0 0,0 0-1 0 0,1 1 1 0 0,-5 8-1 0 0,7-10-80 0 0,0 0 1 0 0,0-1-1 0 0,0 1 0 0 0,1 0 0 0 0,0 1 0 0 0,0-1 1 0 0,0 0-1 0 0,1 1 0 0 0,0-1 0 0 0,0 1 0 0 0,1-1 1 0 0,0 1-1 0 0,0-1 0 0 0,1 9 0 0 0,-1-14-93 0 0,0 0 0 0 0,1 1 0 0 0,-1-1 0 0 0,0 0 0 0 0,1 0 1 0 0,-1 0-1 0 0,0 0 0 0 0,1 0 0 0 0,-1 0 0 0 0,1-1 0 0 0,-1 1 0 0 0,1 0 0 0 0,0 0 0 0 0,-1 0 0 0 0,1 0 0 0 0,0-1 0 0 0,0 1 0 0 0,0 0 0 0 0,0-1 0 0 0,-1 1 0 0 0,1 0 0 0 0,0-1 0 0 0,2 1 0 0 0,-2 0 1 0 0,1-1-1 0 0,0 0 0 0 0,-1 0 0 0 0,1 0 0 0 0,0 0 1 0 0,-1 0-1 0 0,1 0 0 0 0,0-1 0 0 0,-1 1 0 0 0,1-1 1 0 0,-1 1-1 0 0,1-1 0 0 0,2-1 0 0 0,3-2 1 0 0,0 0 0 0 0,0 0 0 0 0,0-1-1 0 0,11-11 1 0 0,-4 3 25 0 0,0-1 0 0 0,-1-1 1 0 0,0 0-1 0 0,-1 0 0 0 0,-1-1 0 0 0,17-34 0 0 0,-26 42 51 0 0,-9 16-36 0 0,-6 14 26 0 0,6-3-1 0 0,1 0 0 0 0,1 0 0 0 0,0 1 0 0 0,-3 39 0 0 0,8-44-28 0 0</inkml:trace>
+  <inkml:trace contextRef="#ctx0" brushRef="#br0" timeOffset="1056.17">498 310 5440 0 0,'0'0'1537'0'0,"26"-4"6158"0"0,7-7-4822 0 0,-5 3-1554 0 0,1-2 1 0 0,-1-1 0 0 0,45-25-1 0 0,-81 42-1145 0 0,1-1-1 0 0,0 2 1 0 0,1-1 0 0 0,0 1-1 0 0,0 0 1 0 0,0 0-1 0 0,1 1 1 0 0,-5 8-1 0 0,7-10-80 0 0,0 0 1 0 0,0-1-1 0 0,0 1 0 0 0,1 0 0 0 0,0 1 0 0 0,0-1 1 0 0,0 0-1 0 0,1 1 0 0 0,0-1 0 0 0,0 1 0 0 0,1-1 1 0 0,0 1-1 0 0,0-1 0 0 0,1 9 0 0 0,-1-14-93 0 0,0 0 0 0 0,1 1 0 0 0,-1-1 0 0 0,0 0 0 0 0,1 0 1 0 0,-1 0-1 0 0,0 0 0 0 0,1 0 0 0 0,-1 0 0 0 0,1-1 0 0 0,-1 1 0 0 0,1 0 0 0 0,0 0 0 0 0,-1 0 0 0 0,1 0 0 0 0,0-1 0 0 0,0 1 0 0 0,0 0 0 0 0,0-1 0 0 0,-1 1 0 0 0,1 0 0 0 0,0-1 0 0 0,2 1 0 0 0,-2 0 1 0 0,1-1-1 0 0,0 0 0 0 0,-1 0 0 0 0,1 0 0 0 0,0 0 1 0 0,-1 0-1 0 0,1 0 0 0 0,0-1 0 0 0,-1 1 0 0 0,1-1 1 0 0,-1 1-1 0 0,1-1 0 0 0,2-1 0 0 0,3-2 1 0 0,0 0 0 0 0,0 0 0 0 0,0-1-1 0 0,11-11 1 0 0,-4 3 25 0 0,0-1 0 0 0,-1-1 1 0 0,0 0-1 0 0,-1 0 0 0 0,-1-1 0 0 0,17-34 0 0 0,-26 42 51 0 0,-9 16-36 0 0,-6 14 26 0 0,6-3-1 0 0,1 0 0 0 0,1 0 0 0 0,0 1 0 0 0,-3 39 0 0 0,8-44-28 0 0</inkml:trace>
   <inkml:trace contextRef="#ctx0" brushRef="#br0" timeOffset="1225.98">957 1 5888 0 0,'-17'116'15774'0'0,"13"-86"-15488"0"0,-4 88 2103 0 0,13-18-4427 0 0</inkml:trace>
 </inkml:ink>
 </file>
@@ -10614,7 +10642,7 @@
     </inkml:brush>
   </inkml:definitions>
   <inkml:trace contextRef="#ctx0" brushRef="#br0">44 21 2720 0 0,'0'0'1369'0'0,"0"25"6871"0"0,-7 126-2195 0 0,1-11-7837 0 0</inkml:trace>
-  <inkml:trace contextRef="#ctx0" brushRef="#br0" timeOffset="586.85">0 239 4768 0 0,'0'0'1353'0'0,"15"-16"5438"0"0,52-39-2582 0 0,5-4-2622 0 0,-65 52-1345 0 0,1-1 1 0 0,-1 0 0 0 0,-1-1-1 0 0,0 1 1 0 0,0-1-1 0 0,8-18 1 0 0,-13 27-204 0 0,-1-1-1 0 0,1 0 1 0 0,-1 0 0 0 0,1 0 0 0 0,-1 0-1 0 0,1 1 1 0 0,-1-1 0 0 0,0 0-1 0 0,1 0 1 0 0,-1 0 0 0 0,0 0 0 0 0,0 0-1 0 0,0 0 1 0 0,1 0 0 0 0,-1 0-1 0 0,0 0 1 0 0,-1 0 0 0 0,1 0-1 0 0,0 0 1 0 0,0 0 0 0 0,0 0 0 0 0,0 0-1 0 0,-1 0 1 0 0,1 0 0 0 0,-1 0-1 0 0,1 0 1 0 0,0 1 0 0 0,-1-1 0 0 0,0 0-1 0 0,1 0 1 0 0,-1 0 0 0 0,1 1-1 0 0,-2-2 1 0 0,0 1 5 0 0,1 1-1 0 0,0 0 1 0 0,-1 0-1 0 0,1 0 1 0 0,-1 0-1 0 0,1 0 1 0 0,-1 0 0 0 0,1 0-1 0 0,-1 0 1 0 0,1 0-1 0 0,-1 0 1 0 0,1 1-1 0 0,0-1 1 0 0,-1 1 0 0 0,1-1-1 0 0,0 1 1 0 0,-1 0-1 0 0,1-1 1 0 0,0 1-1 0 0,0 0 1 0 0,-3 2 0 0 0,1-1-34 0 0,0 0 0 0 0,0 1 0 0 0,1-1 0 0 0,-1 1 0 0 0,0 0 0 0 0,1 0 0 0 0,0 0 0 0 0,0 0 0 0 0,0 1 0 0 0,0-1 0 0 0,0 0 0 0 0,0 1 0 0 0,1-1 0 0 0,0 1 0 0 0,0 0 0 0 0,0-1 0 0 0,0 1 0 0 0,0 0 0 0 0,1-1 0 0 0,0 8 0 0 0,1 3-5 0 0,0-1 0 0 0,2 1 0 0 0,-1-1 0 0 0,8 20 1 0 0,3 17 54 0 0,-10-21 12 0 0,0 0 1 0 0,-2 0-1 0 0,-2 0 0 0 0,0 0 1 0 0,-8 41-1 0 0,6-47 36 0 0,5-34 0 0 0,1 0-1 0 0,0-1 1 0 0,1 1-1 0 0,0 0 1 0 0,1 1 0 0 0,0-1-1 0 0,1 1 1 0 0,9-13-1 0 0,-15 22-96 0 0,1 1-1 0 0,-1 0 1 0 0,0-1-1 0 0,0 1 0 0 0,1 0 1 0 0,-1-1-1 0 0,0 1 1 0 0,1 0-1 0 0,-1-1 1 0 0,0 1-1 0 0,1 0 1 0 0,-1 0-1 0 0,1 0 0 0 0,-1-1 1 0 0,0 1-1 0 0,1 0 1 0 0,-1 0-1 0 0,1 0 1 0 0,-1 0-1 0 0,0 0 1 0 0,1 0-1 0 0,-1 0 0 0 0,1 0 1 0 0,-1 0-1 0 0,1 0 1 0 0,-1 0-1 0 0,1 0 1 0 0,-1 0-1 0 0,0 0 1 0 0,1 0-1 0 0,-1 0 0 0 0,1 0 1 0 0,-1 0-1 0 0,1 1 1 0 0,-1-1-1 0 0,0 0 1 0 0,1 0-1 0 0,-1 1 1 0 0,0-1-1 0 0,1 0 0 0 0,-1 0 1 0 0,0 1-1 0 0,1-1 1 0 0,-1 0-1 0 0,0 1 1 0 0,0-1-1 0 0,1 1 1 0 0,-1-1-1 0 0,0 0 0 0 0,0 1 1 0 0,1 0-1 0 0,10 28 316 0 0,-6-16-147 0 0,-4-12-161 0 0,-1 0 0 0 0,1 0 0 0 0,0 0 0 0 0,-1 1 1 0 0,1-1-1 0 0,0 0 0 0 0,0 0 0 0 0,0 0 0 0 0,0-1 0 0 0,0 1 0 0 0,0 0 0 0 0,0 0 0 0 0,0 0 0 0 0,1-1 0 0 0,-1 1 0 0 0,0-1 0 0 0,0 1 0 0 0,1-1 1 0 0,-1 1-1 0 0,0-1 0 0 0,1 0 0 0 0,-1 0 0 0 0,2 1 0 0 0,0-1 7 0 0,0-1 0 0 0,0 1 0 0 0,0-1 0 0 0,0 0 0 0 0,0 1 0 0 0,-1-1 0 0 0,1 0 0 0 0,0-1 0 0 0,0 1 0 0 0,3-3 0 0 0,3-2 48 0 0,1-1-1 0 0,-1-1 1 0 0,0 0 0 0 0,10-11-1 0 0,-15 14-15 0 0,0 1 0 0 0,0-1 0 0 0,0 0 0 0 0,-1-1 0 0 0,1 1 0 0 0,-1-1 0 0 0,4-9 0 0 0,-11 25 1 0 0,1-1 1 0 0,0 1-1 0 0,1-1 0 0 0,0 1 0 0 0,1 0 0 0 0,0 0 0 0 0,0 0 1 0 0,1 0-1 0 0,0 0 0 0 0,3 13 0 0 0,1-8-18 0 0</inkml:trace>
+  <inkml:trace contextRef="#ctx0" brushRef="#br0" timeOffset="586.84">0 239 4768 0 0,'0'0'1353'0'0,"15"-16"5438"0"0,52-39-2582 0 0,5-4-2622 0 0,-65 52-1345 0 0,1-1 1 0 0,-1 0 0 0 0,-1-1-1 0 0,0 1 1 0 0,0-1-1 0 0,8-18 1 0 0,-13 27-204 0 0,-1-1-1 0 0,1 0 1 0 0,-1 0 0 0 0,1 0 0 0 0,-1 0-1 0 0,1 1 1 0 0,-1-1 0 0 0,0 0-1 0 0,1 0 1 0 0,-1 0 0 0 0,0 0 0 0 0,0 0-1 0 0,0 0 1 0 0,1 0 0 0 0,-1 0-1 0 0,0 0 1 0 0,-1 0 0 0 0,1 0-1 0 0,0 0 1 0 0,0 0 0 0 0,0 0 0 0 0,0 0-1 0 0,-1 0 1 0 0,1 0 0 0 0,-1 0-1 0 0,1 0 1 0 0,0 1 0 0 0,-1-1 0 0 0,0 0-1 0 0,1 0 1 0 0,-1 0 0 0 0,1 1-1 0 0,-2-2 1 0 0,0 1 5 0 0,1 1-1 0 0,0 0 1 0 0,-1 0-1 0 0,1 0 1 0 0,-1 0-1 0 0,1 0 1 0 0,-1 0 0 0 0,1 0-1 0 0,-1 0 1 0 0,1 0-1 0 0,-1 0 1 0 0,1 1-1 0 0,0-1 1 0 0,-1 1 0 0 0,1-1-1 0 0,0 1 1 0 0,-1 0-1 0 0,1-1 1 0 0,0 1-1 0 0,0 0 1 0 0,-3 2 0 0 0,1-1-34 0 0,0 0 0 0 0,0 1 0 0 0,1-1 0 0 0,-1 1 0 0 0,0 0 0 0 0,1 0 0 0 0,0 0 0 0 0,0 0 0 0 0,0 1 0 0 0,0-1 0 0 0,0 0 0 0 0,0 1 0 0 0,1-1 0 0 0,0 1 0 0 0,0 0 0 0 0,0-1 0 0 0,0 1 0 0 0,0 0 0 0 0,1-1 0 0 0,0 8 0 0 0,1 3-5 0 0,0-1 0 0 0,2 1 0 0 0,-1-1 0 0 0,8 20 1 0 0,3 17 54 0 0,-10-21 12 0 0,0 0 1 0 0,-2 0-1 0 0,-2 0 0 0 0,0 0 1 0 0,-8 41-1 0 0,6-47 36 0 0,5-34 0 0 0,1 0-1 0 0,0-1 1 0 0,1 1-1 0 0,0 0 1 0 0,1 1 0 0 0,0-1-1 0 0,1 1 1 0 0,9-13-1 0 0,-15 22-96 0 0,1 1-1 0 0,-1 0 1 0 0,0-1-1 0 0,0 1 0 0 0,1 0 1 0 0,-1-1-1 0 0,0 1 1 0 0,1 0-1 0 0,-1-1 1 0 0,0 1-1 0 0,1 0 1 0 0,-1 0-1 0 0,1 0 0 0 0,-1-1 1 0 0,0 1-1 0 0,1 0 1 0 0,-1 0-1 0 0,1 0 1 0 0,-1 0-1 0 0,0 0 1 0 0,1 0-1 0 0,-1 0 0 0 0,1 0 1 0 0,-1 0-1 0 0,1 0 1 0 0,-1 0-1 0 0,1 0 1 0 0,-1 0-1 0 0,0 0 1 0 0,1 0-1 0 0,-1 0 0 0 0,1 0 1 0 0,-1 0-1 0 0,1 1 1 0 0,-1-1-1 0 0,0 0 1 0 0,1 0-1 0 0,-1 1 1 0 0,0-1-1 0 0,1 0 0 0 0,-1 0 1 0 0,0 1-1 0 0,1-1 1 0 0,-1 0-1 0 0,0 1 1 0 0,0-1-1 0 0,1 1 1 0 0,-1-1-1 0 0,0 0 0 0 0,0 1 1 0 0,1 0-1 0 0,10 28 316 0 0,-6-16-147 0 0,-4-12-161 0 0,-1 0 0 0 0,1 0 0 0 0,0 0 0 0 0,-1 1 1 0 0,1-1-1 0 0,0 0 0 0 0,0 0 0 0 0,0 0 0 0 0,0-1 0 0 0,0 1 0 0 0,0 0 0 0 0,0 0 0 0 0,0 0 0 0 0,1-1 0 0 0,-1 1 0 0 0,0-1 0 0 0,0 1 0 0 0,1-1 1 0 0,-1 1-1 0 0,0-1 0 0 0,1 0 0 0 0,-1 0 0 0 0,2 1 0 0 0,0-1 7 0 0,0-1 0 0 0,0 1 0 0 0,0-1 0 0 0,0 0 0 0 0,0 1 0 0 0,-1-1 0 0 0,1 0 0 0 0,0-1 0 0 0,0 1 0 0 0,3-3 0 0 0,3-2 48 0 0,1-1-1 0 0,-1-1 1 0 0,0 0 0 0 0,10-11-1 0 0,-15 14-15 0 0,0 1 0 0 0,0-1 0 0 0,0 0 0 0 0,-1-1 0 0 0,1 1 0 0 0,-1-1 0 0 0,4-9 0 0 0,-11 25 1 0 0,1-1 1 0 0,0 1-1 0 0,1-1 0 0 0,0 1 0 0 0,1 0 0 0 0,0 0 0 0 0,0 0 1 0 0,1 0-1 0 0,0 0 0 0 0,3 13 0 0 0,1-8-18 0 0</inkml:trace>
 </inkml:ink>
 </file>
 
@@ -10648,7 +10676,7 @@
   </inkml:definitions>
   <inkml:trace contextRef="#ctx0" brushRef="#br0">202 58 4864 0 0,'-11'-14'4500'0'0,"7"9"-3193"0"0,1 0-1 0 0,-1 0 1 0 0,0 0 0 0 0,0 1 0 0 0,-1 0-1 0 0,-8-7 1 0 0,12 10-1195 0 0,-1 1-1 0 0,1-1 1 0 0,-1 1 0 0 0,1-1 0 0 0,0 1 0 0 0,-1-1-1 0 0,1 1 1 0 0,-1 0 0 0 0,1 0 0 0 0,-1 0-1 0 0,0 0 1 0 0,1 0 0 0 0,-1 0 0 0 0,1 0 0 0 0,-1 0-1 0 0,1 1 1 0 0,-1-1 0 0 0,1 0 0 0 0,0 1-1 0 0,-1-1 1 0 0,1 1 0 0 0,-1 0 0 0 0,1 0 0 0 0,0-1-1 0 0,0 1 1 0 0,-1 0 0 0 0,1 0 0 0 0,0 0-1 0 0,0 0 1 0 0,0 0 0 0 0,0 0 0 0 0,0 1 0 0 0,-1 0-1 0 0,-1 3 29 0 0,0 0-1 0 0,0 0 1 0 0,0 0-1 0 0,0 0 1 0 0,1 0-1 0 0,0 1 1 0 0,0-1-1 0 0,0 1 1 0 0,1-1-1 0 0,-1 8 1 0 0,-5 59 679 0 0,8-31-402 0 0,7 53-1 0 0,1 24-4 0 0,-9-113-392 0 0,0 0 1 0 0,0 0 0 0 0,-1 0-1 0 0,1 0 1 0 0,-1 0 0 0 0,-3 7-1 0 0,-6 8-3471 0 0</inkml:trace>
   <inkml:trace contextRef="#ctx0" brushRef="#br0" timeOffset="277.68">0 414 5440 0 0,'14'-22'3670'0'0,"31"-38"-1"0"0,-39 54-2907 0 0,0-1 1 0 0,0 1-1 0 0,1 0 0 0 0,0 1 0 0 0,1-1 0 0 0,-1 1 0 0 0,1 1 0 0 0,0-1 1 0 0,9-3-1 0 0,-15 8-671 0 0,-1-1 1 0 0,0 1-1 0 0,1-1 0 0 0,-1 1 1 0 0,1-1-1 0 0,-1 1 1 0 0,1 0-1 0 0,-1 0 0 0 0,1 0 1 0 0,-1 0-1 0 0,1 0 1 0 0,-1 0-1 0 0,1 0 1 0 0,-1 0-1 0 0,0 0 0 0 0,1 1 1 0 0,2 0-1 0 0,-4 0-21 0 0,1-1-1 0 0,0 1 0 0 0,0 0 0 0 0,0 0 1 0 0,0-1-1 0 0,-1 1 0 0 0,1 0 0 0 0,0 0 1 0 0,-1 0-1 0 0,1 0 0 0 0,-1 0 1 0 0,1 0-1 0 0,-1 0 0 0 0,1 0 0 0 0,-1 0 1 0 0,0 0-1 0 0,1 0 0 0 0,-1 2 1 0 0,1 5 214 0 0,-1 0 0 0 0,0 1 0 0 0,0-1 0 0 0,-1 0 0 0 0,-2 10 0 0 0,0-2 24 0 0,2-8-159 0 0,-1 27 349 0 0,1-33-462 0 0,1-1 1 0 0,0 0-1 0 0,0 0 1 0 0,0 1-1 0 0,0-1 1 0 0,1 0 0 0 0,-1 0-1 0 0,0 0 1 0 0,0 1-1 0 0,1-1 1 0 0,-1 0 0 0 0,1 0-1 0 0,-1 0 1 0 0,1 0-1 0 0,0 0 1 0 0,-1 0 0 0 0,1 0-1 0 0,0 0 1 0 0,-1 0-1 0 0,1 0 1 0 0,0 0 0 0 0,1 1-1 0 0,0-2-37 0 0,-1 0 0 0 0,1 0 0 0 0,-1 0-1 0 0,0 0 1 0 0,1 0 0 0 0,-1 0 0 0 0,1 0 0 0 0,-1 0 0 0 0,0-1-1 0 0,1 1 1 0 0,-1-1 0 0 0,0 1 0 0 0,1-1 0 0 0,-1 1-1 0 0,0-1 1 0 0,1 0 0 0 0,-1 1 0 0 0,0-1 0 0 0,0 0 0 0 0,2-2-1 0 0,23-21-42 0 0,-25 22 43 0 0,4-3 14 0 0,-2 0 1 0 0,1 0 0 0 0,0 0 0 0 0,-1-1 0 0 0,0 1 0 0 0,-1-1-1 0 0,1 0 1 0 0,-1 0 0 0 0,0 0 0 0 0,2-11 0 0 0,-3 15-7 0 0,-1 0-1 0 0,0 0 1 0 0,1 1 0 0 0,-1-1 0 0 0,0 0 0 0 0,0 0 0 0 0,0 0-1 0 0,0 0 1 0 0,0 1 0 0 0,-1-1 0 0 0,1 0 0 0 0,-1 0-1 0 0,1 0 1 0 0,-1 1 0 0 0,1-1 0 0 0,-1 0 0 0 0,0 1 0 0 0,0-1-1 0 0,0 0 1 0 0,0 1 0 0 0,0-1 0 0 0,0 1 0 0 0,0 0 0 0 0,-1-1-1 0 0,1 1 1 0 0,0 0 0 0 0,-1 0 0 0 0,1 0 0 0 0,-1 0-1 0 0,1 0 1 0 0,-1 0 0 0 0,0 0 0 0 0,1 0 0 0 0,-1 1 0 0 0,0-1-1 0 0,0 1 1 0 0,1-1 0 0 0,-1 1 0 0 0,0 0 0 0 0,-2-1 0 0 0,-4 1 23 0 0</inkml:trace>
-  <inkml:trace contextRef="#ctx0" brushRef="#br0" timeOffset="537.3">310 272 2304 0 0,'1'-1'616'0'0,"1"0"0"0"0,-1 1 0 0 0,1-1 0 0 0,-1 1 0 0 0,1-1 0 0 0,-1 1 1 0 0,1 0-1 0 0,-1-1 0 0 0,1 1 0 0 0,-1 0 0 0 0,1 0 0 0 0,-1 0 0 0 0,1 0 0 0 0,-1 1 0 0 0,1-1 0 0 0,-1 0 0 0 0,1 1 1 0 0,-1-1-1 0 0,1 1 0 0 0,-1-1 0 0 0,2 2 0 0 0,3 10 3352 0 0,-8 9-3585 0 0,-15 26 1447 0 0,13-39-1481 0 0,0 0 0 0 0,1 0 0 0 0,1 1 0 0 0,-1-1 0 0 0,1 0 0 0 0,-1 16 0 0 0,6-26-191 0 0,0 0 0 0 0,0 0 1 0 0,0 0-1 0 0,0 0 0 0 0,-1-1 1 0 0,4-3-1 0 0,32-54 195 0 0,11-16-369 0 0,-42 66 25 0 0,0 1 0 0 0,1 0 0 0 0,0 1 1 0 0,0 0-1 0 0,14-10 0 0 0,-21 17-6 0 0,0 0 0 0 0,0 1 1 0 0,0-1-1 0 0,0 1 0 0 0,0-1 1 0 0,0 1-1 0 0,0-1 0 0 0,0 1 1 0 0,0 0-1 0 0,0-1 0 0 0,0 1 1 0 0,0 0-1 0 0,0 0 0 0 0,0 0 0 0 0,0 0 1 0 0,0 0-1 0 0,0 0 0 0 0,0 0 1 0 0,0 0-1 0 0,0 0 0 0 0,0 0 1 0 0,0 1-1 0 0,0-1 0 0 0,2 1 1 0 0,1 2 34 0 0</inkml:trace>
+  <inkml:trace contextRef="#ctx0" brushRef="#br0" timeOffset="537.29">310 272 2304 0 0,'1'-1'616'0'0,"1"0"0"0"0,-1 1 0 0 0,1-1 0 0 0,-1 1 0 0 0,1-1 0 0 0,-1 1 1 0 0,1 0-1 0 0,-1-1 0 0 0,1 1 0 0 0,-1 0 0 0 0,1 0 0 0 0,-1 0 0 0 0,1 0 0 0 0,-1 1 0 0 0,1-1 0 0 0,-1 0 0 0 0,1 1 1 0 0,-1-1-1 0 0,1 1 0 0 0,-1-1 0 0 0,2 2 0 0 0,3 10 3352 0 0,-8 9-3585 0 0,-15 26 1447 0 0,13-39-1481 0 0,0 0 0 0 0,1 0 0 0 0,1 1 0 0 0,-1-1 0 0 0,1 0 0 0 0,-1 16 0 0 0,6-26-191 0 0,0 0 0 0 0,0 0 1 0 0,0 0-1 0 0,0 0 0 0 0,-1-1 1 0 0,4-3-1 0 0,32-54 195 0 0,11-16-369 0 0,-42 66 25 0 0,0 1 0 0 0,1 0 0 0 0,0 1 1 0 0,0 0-1 0 0,14-10 0 0 0,-21 17-6 0 0,0 0 0 0 0,0 1 1 0 0,0-1-1 0 0,0 1 0 0 0,0-1 1 0 0,0 1-1 0 0,0-1 0 0 0,0 1 1 0 0,0 0-1 0 0,0-1 0 0 0,0 1 1 0 0,0 0-1 0 0,0 0 0 0 0,0 0 0 0 0,0 0 1 0 0,0 0-1 0 0,0 0 0 0 0,0 0 1 0 0,0 0-1 0 0,0 0 0 0 0,0 0 1 0 0,0 1-1 0 0,0-1 0 0 0,2 1 1 0 0,1 2 34 0 0</inkml:trace>
 </inkml:ink>
 </file>
 
@@ -10717,7 +10745,7 @@
   </inkml:definitions>
   <inkml:trace contextRef="#ctx0" brushRef="#br0">25 42 288 0 0,'0'0'-31'0'0,"-5"-26"3934"0"0,5 26-3768 0 0,0-1 0 0 0,0 1-1 0 0,-1-1 1 0 0,1 1 0 0 0,0-1 0 0 0,0 0 0 0 0,0 1 0 0 0,0-1 0 0 0,0 1-1 0 0,0-1 1 0 0,0 1 0 0 0,1-1 0 0 0,-1 0 0 0 0,0 1 0 0 0,0-1 0 0 0,0 1-1 0 0,1-1 1 0 0,-1 1 0 0 0,0-1 0 0 0,0 1 0 0 0,1-1 0 0 0,-1 1 0 0 0,0-1-1 0 0,1 1 1 0 0,-1 0 0 0 0,1-1 0 0 0,-1 1 0 0 0,1 0 0 0 0,0-1 0 0 0,-1 1-9 0 0,1 1 0 0 0,-1-1 1 0 0,1 1-1 0 0,0-1 0 0 0,-1 1 1 0 0,1-1-1 0 0,-1 1 0 0 0,0-1 1 0 0,1 1-1 0 0,-1 0 0 0 0,1-1 1 0 0,-1 1-1 0 0,0 0 0 0 0,1-1 1 0 0,-1 1-1 0 0,0 0 1 0 0,0 0-1 0 0,0-1 0 0 0,0 1 1 0 0,1 0-1 0 0,-1 0 0 0 0,0 1 1 0 0,4 57 2750 0 0,-6 31-2724 0 0,1 16-790 0 0,2-91 1060 0 0</inkml:trace>
   <inkml:trace contextRef="#ctx0" brushRef="#br0" timeOffset="355.95">0 232 5472 0 0,'0'0'2560'0'0,"25"-2"3849"0"0,95-42-1784 0 0,-103 36-4153 0 0,0 0-1 0 0,0-1 1 0 0,-1-1 0 0 0,26-21 0 0 0,-41 30-447 0 0,1 0 1 0 0,-1 0-1 0 0,0 0 1 0 0,1 0-1 0 0,-1 0 1 0 0,0-1-1 0 0,0 1 1 0 0,0-1-1 0 0,0 1 1 0 0,0 0-1 0 0,0-1 1 0 0,0 0-1 0 0,-1 1 1 0 0,1-1-1 0 0,-1 1 1 0 0,1-1-1 0 0,-1 0 1 0 0,1 0-1 0 0,-1 1 1 0 0,0-1-1 0 0,0 0 1 0 0,0 0-1 0 0,0 1 1 0 0,0-1-1 0 0,0-2 1 0 0,-2 0 31 0 0,0 0 1 0 0,0 0-1 0 0,0-1 0 0 0,0 1 1 0 0,-1 0-1 0 0,0 1 1 0 0,1-1-1 0 0,-5-3 1 0 0,10 92-86 0 0,3-22 44 0 0,-5-48-10 0 0</inkml:trace>
-  <inkml:trace contextRef="#ctx0" brushRef="#br0" timeOffset="564.43">372 135 3488 0 0,'-11'23'9976'0'0,"10"-14"-9182"0"0,0 0 1 0 0,1 0-1 0 0,0-1 1 0 0,1 1-1 0 0,0 0 0 0 0,0 0 1 0 0,3 11-1 0 0,-3-18-702 0 0,0 0-1 0 0,-1-1 1 0 0,1 1-1 0 0,0 0 1 0 0,0 0-1 0 0,0 0 1 0 0,0 0-1 0 0,0-1 1 0 0,0 1-1 0 0,1-1 1 0 0,-1 1-1 0 0,1-1 1 0 0,-1 1-1 0 0,1-1 0 0 0,2 2 1 0 0,-2-2-22 0 0,-1-1 0 0 0,1 1 0 0 0,0-1 1 0 0,-1 0-1 0 0,1 1 0 0 0,0-1 0 0 0,0 0 0 0 0,-1 0 0 0 0,1 0 1 0 0,0 0-1 0 0,-1-1 0 0 0,1 1 0 0 0,0 0 0 0 0,0-1 0 0 0,-1 1 1 0 0,1-1-1 0 0,-1 0 0 0 0,1 1 0 0 0,-1-1 0 0 0,1 0 0 0 0,-1 0 0 0 0,2-1 1 0 0,2-2 61 0 0,-1 1 1 0 0,1-1-1 0 0,-1 0 1 0 0,0 0-1 0 0,0 0 1 0 0,0-1-1 0 0,-1 0 1 0 0,0 1-1 0 0,0-1 1 0 0,0 0-1 0 0,0 0 1 0 0,-1-1-1 0 0,3-7 1 0 0,-4 8-89 0 0,1 1 1 0 0,-1 0 0 0 0,0-1 0 0 0,0 1 0 0 0,-1-1 0 0 0,1 1 0 0 0,-1-1 0 0 0,0 1-1 0 0,0-1 1 0 0,-1 1 0 0 0,1-1 0 0 0,-1 1 0 0 0,0-1 0 0 0,0 1 0 0 0,-1-1-1 0 0,1 1 1 0 0,-4-6 0 0 0,4 7-226 0 0,-2-1 403 0 0,-5 0-3471 0 0</inkml:trace>
+  <inkml:trace contextRef="#ctx0" brushRef="#br0" timeOffset="564.42">372 135 3488 0 0,'-11'23'9976'0'0,"10"-14"-9182"0"0,0 0 1 0 0,1 0-1 0 0,0-1 1 0 0,1 1-1 0 0,0 0 0 0 0,0 0 1 0 0,3 11-1 0 0,-3-18-702 0 0,0 0-1 0 0,-1-1 1 0 0,1 1-1 0 0,0 0 1 0 0,0 0-1 0 0,0 0 1 0 0,0 0-1 0 0,0-1 1 0 0,0 1-1 0 0,1-1 1 0 0,-1 1-1 0 0,1-1 1 0 0,-1 1-1 0 0,1-1 0 0 0,2 2 1 0 0,-2-2-22 0 0,-1-1 0 0 0,1 1 0 0 0,0-1 1 0 0,-1 0-1 0 0,1 1 0 0 0,0-1 0 0 0,0 0 0 0 0,-1 0 0 0 0,1 0 1 0 0,0 0-1 0 0,-1-1 0 0 0,1 1 0 0 0,0 0 0 0 0,0-1 0 0 0,-1 1 1 0 0,1-1-1 0 0,-1 0 0 0 0,1 1 0 0 0,-1-1 0 0 0,1 0 0 0 0,-1 0 0 0 0,2-1 1 0 0,2-2 61 0 0,-1 1 1 0 0,1-1-1 0 0,-1 0 1 0 0,0 0-1 0 0,0 0 1 0 0,0-1-1 0 0,-1 0 1 0 0,0 1-1 0 0,0-1 1 0 0,0 0-1 0 0,0 0 1 0 0,-1-1-1 0 0,3-7 1 0 0,-4 8-89 0 0,1 1 1 0 0,-1 0 0 0 0,0-1 0 0 0,0 1 0 0 0,-1-1 0 0 0,1 1 0 0 0,-1-1 0 0 0,0 1-1 0 0,0-1 1 0 0,-1 1 0 0 0,1-1 0 0 0,-1 1 0 0 0,0-1 0 0 0,0 1 0 0 0,-1-1-1 0 0,1 1 1 0 0,-4-6 0 0 0,4 7-226 0 0,-2-1 403 0 0,-5 0-3471 0 0</inkml:trace>
   <inkml:trace contextRef="#ctx0" brushRef="#br0" timeOffset="1190.27">529 124 4448 0 0,'3'24'9472'0'0,"23"73"-3318"0"0,-22-85-5718 0 0,1 0 0 0 0,0-1 0 0 0,0 0 0 0 0,1 0 0 0 0,0-1 0 0 0,9 12 0 0 0,-14-22-396 0 0,-1 1-1 0 0,1-1 1 0 0,-1 1 0 0 0,1 0 0 0 0,0-1 0 0 0,-1 1-1 0 0,1-1 1 0 0,-1 0 0 0 0,1 1 0 0 0,0-1-1 0 0,-1 1 1 0 0,1-1 0 0 0,0 0 0 0 0,0 0-1 0 0,-1 1 1 0 0,1-1 0 0 0,0 0 0 0 0,0 0-1 0 0,-1 0 1 0 0,1 0 0 0 0,0 0 0 0 0,0 0-1 0 0,0 0 1 0 0,1 0 0 0 0,0-1 10 0 0,-1 1 0 0 0,1-1 1 0 0,-1 0-1 0 0,1 0 0 0 0,0 1 1 0 0,-1-1-1 0 0,0 0 0 0 0,1-1 0 0 0,-1 1 1 0 0,3-2-1 0 0,0-2 77 0 0,1-1 0 0 0,-1 0 0 0 0,0 0 0 0 0,5-9 1 0 0,3-15-119 0 0,-10 23-16 0 0,1 0 0 0 0,0 0-1 0 0,0 1 1 0 0,0-1 0 0 0,1 1 0 0 0,-1 0 0 0 0,7-7 0 0 0,-10 12 11 0 0,1 1 0 0 0,-1 0 1 0 0,1 0-1 0 0,-1-1 1 0 0,1 1-1 0 0,-1 0 0 0 0,1 0 1 0 0,-1 0-1 0 0,1-1 1 0 0,-1 1-1 0 0,1 0 0 0 0,-1 0 1 0 0,1 0-1 0 0,0 0 1 0 0,-1 0-1 0 0,1 0 0 0 0,-1 0 1 0 0,1 0-1 0 0,-1 0 1 0 0,1 0-1 0 0,-1 0 0 0 0,1 1 1 0 0,-1-1-1 0 0,1 0 1 0 0,0 1-1 0 0,17 8 70 0 0,-15-7-67 0 0,-1-1 0 0 0,1 1 0 0 0,-1-1-1 0 0,1 1 1 0 0,0-1 0 0 0,-1 0-1 0 0,5 1 1 0 0,-3-2-1 0 0,0 0-1 0 0,0 0 0 0 0,-1-1 1 0 0,1 1-1 0 0,0-1 0 0 0,0 0 1 0 0,0 0-1 0 0,-1 0 0 0 0,1 0 1 0 0,0-1-1 0 0,-1 0 0 0 0,1 1 1 0 0,-1-1-1 0 0,0 0 0 0 0,1-1 1 0 0,-1 1-1 0 0,0-1 0 0 0,3-2 1 0 0,-3 1 2 0 0,1 0 1 0 0,-1 0 0 0 0,0 0 0 0 0,-1 0-1 0 0,1-1 1 0 0,0 1 0 0 0,-1-1 0 0 0,0 0-1 0 0,0 1 1 0 0,-1-1 0 0 0,1 0 0 0 0,-1 0-1 0 0,1-8 1 0 0,-2 4 7 0 0</inkml:trace>
 </inkml:ink>
 </file>
@@ -10751,7 +10779,7 @@
     </inkml:brush>
   </inkml:definitions>
   <inkml:trace contextRef="#ctx0" brushRef="#br0">114 229 1952 0 0,'0'0'1065'0'0,"3"-19"11534"0"0,-5 28-11692 0 0,-1-1 0 0 0,0 0 0 0 0,-7 15 0 0 0,0 1 259 0 0,-16 35 1199 0 0,27-95-2093 0 0,0 30-220 0 0,0 0-1 0 0,1 0 1 0 0,-1 0-1 0 0,1 0 0 0 0,0 0 1 0 0,1 1-1 0 0,-1-1 1 0 0,1 1-1 0 0,4-6 0 0 0,-7 10-43 0 0,1 0-1 0 0,0 0 0 0 0,0 0 1 0 0,0 0-1 0 0,0 0 0 0 0,0 0 1 0 0,0 0-1 0 0,0 0 0 0 0,0 1 0 0 0,0-1 1 0 0,1 0-1 0 0,-1 1 0 0 0,0-1 1 0 0,0 1-1 0 0,1 0 0 0 0,-1-1 1 0 0,0 1-1 0 0,3-1 0 0 0,-2 2 1 0 0,-1-1 0 0 0,1 0 1 0 0,0 1-1 0 0,0-1 0 0 0,0 1 0 0 0,-1 0 0 0 0,1-1 0 0 0,0 1 0 0 0,-1 0 0 0 0,1 0 0 0 0,0 0 0 0 0,-1 0 0 0 0,1 0 1 0 0,-1 1-1 0 0,0-1 0 0 0,1 0 0 0 0,0 3 0 0 0,2-1 22 0 0,-1 1 0 0 0,0-1 0 0 0,-1 1 0 0 0,1 0 0 0 0,-1 0 0 0 0,4 8 0 0 0,2 9-2981 0 0</inkml:trace>
-  <inkml:trace contextRef="#ctx0" brushRef="#br0" timeOffset="123.87">84 311 960 0 0,'-17'-5'10112'0'0,"17"5"-9987"0"0,0 0 1 0 0,0 0-1 0 0,-1-1 1 0 0,1 1-1 0 0,0 0 1 0 0,0 0-1 0 0,0 0 1 0 0,0 0-1 0 0,0-1 1 0 0,0 1-1 0 0,0 0 1 0 0,0 0-1 0 0,0 0 0 0 0,0 0 1 0 0,0-1-1 0 0,0 1 1 0 0,0 0-1 0 0,0 0 1 0 0,0 0-1 0 0,0 0 1 0 0,0 0-1 0 0,0-1 1 0 0,0 1-1 0 0,0 0 1 0 0,0 0-1 0 0,1 0 1 0 0,-1 0-1 0 0,0-1 0 0 0,0 1 1 0 0,0 0-1 0 0,0 0 1 0 0,0 0-1 0 0,0 0 1 0 0,0 0-1 0 0,0 0 1 0 0,1 0-1 0 0,-1-1 1 0 0,0 1-1 0 0,0 0 1 0 0,0 0-1 0 0,0 0 1 0 0,0 0-1 0 0,1 0 0 0 0,-1 0 1 0 0,0 0-1 0 0,0 0 1 0 0,33-12 3658 0 0,-20 8-3800 0 0,38-14 747 0 0,-34 11-3349 0 0</inkml:trace>
+  <inkml:trace contextRef="#ctx0" brushRef="#br0" timeOffset="123.86">84 311 960 0 0,'-17'-5'10112'0'0,"17"5"-9987"0"0,0 0 1 0 0,0 0-1 0 0,-1-1 1 0 0,1 1-1 0 0,0 0 1 0 0,0 0-1 0 0,0 0 1 0 0,0 0-1 0 0,0-1 1 0 0,0 1-1 0 0,0 0 1 0 0,0 0-1 0 0,0 0 0 0 0,0 0 1 0 0,0-1-1 0 0,0 1 1 0 0,0 0-1 0 0,0 0 1 0 0,0 0-1 0 0,0 0 1 0 0,0 0-1 0 0,0-1 1 0 0,0 1-1 0 0,0 0 1 0 0,0 0-1 0 0,1 0 1 0 0,-1 0-1 0 0,0-1 0 0 0,0 1 1 0 0,0 0-1 0 0,0 0 1 0 0,0 0-1 0 0,0 0 1 0 0,0 0-1 0 0,0 0 1 0 0,1 0-1 0 0,-1-1 1 0 0,0 1-1 0 0,0 0 1 0 0,0 0-1 0 0,0 0 1 0 0,0 0-1 0 0,1 0 0 0 0,-1 0 1 0 0,0 0-1 0 0,0 0 1 0 0,33-12 3658 0 0,-20 8-3800 0 0,38-14 747 0 0,-34 11-3349 0 0</inkml:trace>
   <inkml:trace contextRef="#ctx0" brushRef="#br0" timeOffset="444.1">163 66 2752 0 0,'-6'-2'919'0'0,"0"0"0"0"0,-1 1 0 0 0,0 0 0 0 0,1 0 0 0 0,-1 0 0 0 0,-13 1 0 0 0,17 0-587 0 0,0 0-1 0 0,0 1 0 0 0,1 0 0 0 0,-1-1 0 0 0,0 1 0 0 0,1 0 1 0 0,-1 1-1 0 0,1-1 0 0 0,-1 0 0 0 0,1 1 0 0 0,0-1 0 0 0,-1 1 1 0 0,1 0-1 0 0,0 0 0 0 0,0 0 0 0 0,0 0 0 0 0,0 0 1 0 0,1 0-1 0 0,-4 5 0 0 0,-2 6-52 0 0,0 1-1 0 0,0 1 1 0 0,1-1 0 0 0,1 1 0 0 0,1 0 0 0 0,-6 31-1 0 0,6-21 68 0 0,2-1-1 0 0,1 1 1 0 0,2 42-1 0 0,0-54-193 0 0,1 0 0 0 0,0 0-1 0 0,1 0 1 0 0,0 0 0 0 0,1-1 0 0 0,1 1-1 0 0,6 13 1 0 0,-9-22-118 0 0,1 0 0 0 0,-1 0-1 0 0,1 0 1 0 0,-1 0 0 0 0,1-1 0 0 0,0 1-1 0 0,1-1 1 0 0,-1 0 0 0 0,0 0 0 0 0,1 0-1 0 0,0 0 1 0 0,0-1 0 0 0,0 0 0 0 0,0 0-1 0 0,0 0 1 0 0,0 0 0 0 0,0 0 0 0 0,1-1-1 0 0,-1 1 1 0 0,1-1 0 0 0,-1-1 0 0 0,1 1-1 0 0,6 0 1 0 0,0-2 2 0 0,-1 0-1 0 0,1 0 1 0 0,-1-1 0 0 0,0-1 0 0 0,0 0-1 0 0,0 0 1 0 0,0-1 0 0 0,0 0 0 0 0,-1 0-1 0 0,1-1 1 0 0,-1-1 0 0 0,0 1 0 0 0,-1-2-1 0 0,0 1 1 0 0,0-1 0 0 0,0 0-1 0 0,12-16 1 0 0,-11 13-31 0 0,0-2 0 0 0,-1 1 0 0 0,0-1-1 0 0,-1 0 1 0 0,0-1 0 0 0,-1 0 0 0 0,-1 0-1 0 0,0 0 1 0 0,0-1 0 0 0,-2 1 0 0 0,1-1 0 0 0,1-26-1 0 0,-5 27 11 0 0,0 0 1 0 0,-1-1-1 0 0,-1 1 0 0 0,0 0 0 0 0,0 0 0 0 0,-2 0 0 0 0,1 0 0 0 0,-2 1 0 0 0,0-1 0 0 0,0 1 1 0 0,-1 0-1 0 0,0 1 0 0 0,-1-1 0 0 0,-1 1 0 0 0,0 1 0 0 0,0-1 0 0 0,-18-15 0 0 0,24 23 3 0 0,-1 1-1 0 0,0 0 0 0 0,0 0 1 0 0,0 0-1 0 0,-1 0 0 0 0,1 1 1 0 0,0-1-1 0 0,-1 1 0 0 0,1 0 1 0 0,0 0-1 0 0,-1 0 0 0 0,0 0 1 0 0,1 1-1 0 0,-1 0 0 0 0,1-1 1 0 0,-1 1-1 0 0,0 0 0 0 0,1 1 1 0 0,-1-1-1 0 0,1 1 0 0 0,-1-1 1 0 0,1 1-1 0 0,-1 0 0 0 0,-3 2 1 0 0,-6 5 60 0 0</inkml:trace>
 </inkml:ink>
 </file>
@@ -10860,7 +10888,7 @@
   <inkml:trace contextRef="#ctx0" brushRef="#br0" timeOffset="1365.06">719 258 7672 0 0,'6'-11'4003'0'0,"-5"7"-3469"0"0,1-1 0 0 0,0 1 0 0 0,1 0 0 0 0,-1 0 0 0 0,1 1 0 0 0,0-1 0 0 0,-1 0 0 0 0,2 1 0 0 0,-1 0 0 0 0,0-1 0 0 0,1 1 0 0 0,-1 1 0 0 0,6-4 0 0 0,-8 5-474 0 0,-1 1 0 0 0,0 0 0 0 0,1 0 0 0 0,-1 0-1 0 0,1 0 1 0 0,-1 0 0 0 0,1 0 0 0 0,-1 0 0 0 0,0-1-1 0 0,1 1 1 0 0,-1 0 0 0 0,1 1 0 0 0,-1-1-1 0 0,0 0 1 0 0,1 0 0 0 0,-1 0 0 0 0,1 0 0 0 0,-1 0-1 0 0,0 0 1 0 0,1 0 0 0 0,-1 1 0 0 0,1-1 0 0 0,-1 0-1 0 0,0 0 1 0 0,1 0 0 0 0,-1 1 0 0 0,0-1 0 0 0,1 0-1 0 0,-1 1 1 0 0,6 14 1069 0 0,-4 23-83 0 0,-2-34-917 0 0,0 6 52 0 0,0-1 0 0 0,-1 1 0 0 0,0 0 0 0 0,-1-1 0 0 0,0 1 0 0 0,0-1 0 0 0,-4 12 0 0 0,13-51-170 0 0,-2 5-20 0 0,-3 16 27 0 0,16-36 76 0 0,-17 42-83 0 0,1 0 0 0 0,-1 0 1 0 0,1 1-1 0 0,0-1 0 0 0,0 0 1 0 0,0 1-1 0 0,0-1 0 0 0,0 1 1 0 0,1 0-1 0 0,-1 0 0 0 0,1 0 1 0 0,3-2-1 0 0,-5 3-7 0 0,-1 1 1 0 0,0 0 0 0 0,1 0-1 0 0,-1-1 1 0 0,1 1-1 0 0,-1 0 1 0 0,1 0-1 0 0,-1 0 1 0 0,1 0-1 0 0,-1 0 1 0 0,1 0 0 0 0,-1-1-1 0 0,1 1 1 0 0,-1 0-1 0 0,1 1 1 0 0,-1-1-1 0 0,1 0 1 0 0,-1 0 0 0 0,1 0-1 0 0,-1 0 1 0 0,1 0-1 0 0,-1 0 1 0 0,1 1-1 0 0,-1-1 1 0 0,1 0-1 0 0,-1 0 1 0 0,1 1 0 0 0,6 14 67 0 0,-6 25-2 0 0,-1-33-49 0 0,-1 40 225 0 0,21-74 57 0 0,-16 19-228 0 0,0 1-1 0 0,1 0 1 0 0,-1-1 0 0 0,2 2-1 0 0,-1-1 1 0 0,1 0 0 0 0,0 1-1 0 0,12-10 1 0 0,-17 16-65 0 0,-1 0-1 0 0,0 0 1 0 0,1 0 0 0 0,-1 0-1 0 0,1 0 1 0 0,-1 0 0 0 0,0 0-1 0 0,1 0 1 0 0,-1 0 0 0 0,0 0-1 0 0,1 0 1 0 0,-1 1 0 0 0,0-1-1 0 0,1 0 1 0 0,-1 0 0 0 0,0 0-1 0 0,1 0 1 0 0,-1 1 0 0 0,0-1-1 0 0,1 0 1 0 0,-1 0 0 0 0,0 1-1 0 0,1-1 1 0 0,-1 0 0 0 0,0 0-1 0 0,0 1 1 0 0,0-1 0 0 0,1 0-1 0 0,-1 1 1 0 0,0-1 0 0 0,0 0-1 0 0,0 1 1 0 0,0-1 0 0 0,1 0-1 0 0,-1 1 1 0 0,0-1 0 0 0,0 1-1 0 0,0-1 1 0 0,0 0 0 0 0,0 1-1 0 0,0-1 1 0 0,0 0 0 0 0,0 1-1 0 0,0-1 1 0 0,0 1 0 0 0,-1-1 0 0 0,3 29 136 0 0,-1-19-115 0 0,7 37 89 0 0,-4-29-153 0 0,-1-1 0 0 0,0 1 0 0 0,-2-1-1 0 0,0 1 1 0 0,-3 30 0 0 0,2-42-7 0 0,0-2 10 0 0,-1-1 0 0 0,1 1-1 0 0,-1-1 1 0 0,1 1 0 0 0,-1-1 0 0 0,0 1 0 0 0,-1-1-1 0 0,0 4 1 0 0,-1-39-131 0 0,4 12 160 0 0,0 0 0 0 0,2 0 0 0 0,0 0-1 0 0,1 0 1 0 0,1 0 0 0 0,1 1 0 0 0,1 0 0 0 0,0 0 0 0 0,2 1 0 0 0,0 0 0 0 0,17-26 0 0 0,-21 40 42 0 0,-6 13-10 0 0,-7 12 1 0 0,-2-2-239 0 0,-8 18 586 0 0,5 3-3742 0 0</inkml:trace>
   <inkml:trace contextRef="#ctx0" brushRef="#br0" timeOffset="1690.43">1190 13 2208 0 0,'-4'-12'14729'0'0,"-3"40"-9571"0"0,4-15-5390 0 0,-11 31 1623 0 0,-11 44 235 0 0,23-80-1419 0 0,1 1 1 0 0,0-1-1 0 0,0 1 1 0 0,1-1-1 0 0,0 1 1 0 0,1-1-1 0 0,-1 1 1 0 0,4 10-1 0 0,-4-18-184 0 0,0 0 0 0 0,0 0 0 0 0,0 1 0 0 0,1-1-1 0 0,-1 0 1 0 0,0 0 0 0 0,1 1 0 0 0,-1-1 0 0 0,1 0 0 0 0,-1 0-1 0 0,1 0 1 0 0,0 0 0 0 0,0 0 0 0 0,-1 0 0 0 0,1 0 0 0 0,0 0-1 0 0,0 0 1 0 0,0 0 0 0 0,0-1 0 0 0,0 1 0 0 0,0 0 0 0 0,0 0 0 0 0,0-1-1 0 0,0 1 1 0 0,0-1 0 0 0,0 1 0 0 0,1-1 0 0 0,-1 1 0 0 0,0-1-1 0 0,0 0 1 0 0,1 0 0 0 0,-1 0 0 0 0,0 1 0 0 0,0-1 0 0 0,1 0-1 0 0,-1 0 1 0 0,0-1 0 0 0,0 1 0 0 0,1 0 0 0 0,-1 0 0 0 0,0-1 0 0 0,0 1-1 0 0,0 0 1 0 0,0-1 0 0 0,1 1 0 0 0,-1-1 0 0 0,0 0 0 0 0,0 1-1 0 0,0-1 1 0 0,1-1 0 0 0,7-4 57 0 0,-1 0-1 0 0,0-1 1 0 0,0 0-1 0 0,11-13 1 0 0,-13 14-74 0 0,-1 0 0 0 0,0 0 1 0 0,-1 0-1 0 0,1 0 0 0 0,-1-1 0 0 0,0 0 1 0 0,-1 1-1 0 0,0-2 0 0 0,4-11 0 0 0,-7 19-5 0 0,0 0-1 0 0,0 0 0 0 0,1-1 1 0 0,-1 1-1 0 0,0 0 0 0 0,0 0 0 0 0,0 0 1 0 0,0 0-1 0 0,0-1 0 0 0,0 1 0 0 0,0 0 1 0 0,0 0-1 0 0,0 0 0 0 0,0 0 0 0 0,0-1 1 0 0,0 1-1 0 0,0 0 0 0 0,0 0 1 0 0,0 0-1 0 0,0 0 0 0 0,0-1 0 0 0,0 1 1 0 0,-1 0-1 0 0,1 0 0 0 0,0 0 0 0 0,0 0 1 0 0,0 0-1 0 0,0-1 0 0 0,0 1 0 0 0,0 0 1 0 0,0 0-1 0 0,0 0 0 0 0,-1 0 1 0 0,1 0-1 0 0,0 0 0 0 0,0-1 0 0 0,0 1 1 0 0,0 0-1 0 0,0 0 0 0 0,-1 0 0 0 0,-7 3 7 0 0,-7 11 1 0 0,8-5 3 0 0,2 0 1 0 0,-1 0 0 0 0,1 1-1 0 0,0-1 1 0 0,1 1-1 0 0,0 1 1 0 0,-3 9-1 0 0,6-14 0 0 0,-1 0-1 0 0,1 0 1 0 0,0 0 0 0 0,1-1-1 0 0,-1 1 1 0 0,1 0-1 0 0,0 0 1 0 0,1 0-1 0 0,-1 0 1 0 0,1 0-1 0 0,0 0 1 0 0,1-1-1 0 0,-1 1 1 0 0,4 8-1 0 0,2-3 45 0 0</inkml:trace>
   <inkml:trace contextRef="#ctx0" brushRef="#br0" timeOffset="1848">1603 212 4416 0 0,'0'0'16735'0'0</inkml:trace>
-  <inkml:trace contextRef="#ctx0" brushRef="#br0" timeOffset="1989.69">1591 427 6304 0 0,'0'0'0'0'0,"-3"5"1576"0"0,2-4 0 0 0,0 2 0 0 0,1-1 8 0 0,0 1-8 0 0,0-1 0 0 0,0 1-1 0 0,0-1 1 0 0,1 0-1216 0 0,0-2 0 0 0</inkml:trace>
+  <inkml:trace contextRef="#ctx0" brushRef="#br0" timeOffset="1989.68">1591 427 6304 0 0,'0'0'0'0'0,"-3"5"1576"0"0,2-4 0 0 0,0 2 0 0 0,1-1 8 0 0,0 1-8 0 0,0-1 0 0 0,0 1-1 0 0,0-1 1 0 0,1 0-1216 0 0,0-2 0 0 0</inkml:trace>
 </inkml:ink>
 </file>
 
@@ -10893,7 +10921,7 @@
     </inkml:brush>
   </inkml:definitions>
   <inkml:trace contextRef="#ctx0" brushRef="#br0">1 46 3904 0 0,'0'0'4393'0'0,"7"20"1471"0"0,2 5-4465 0 0,-1 0 0 0 0,-2 1 0 0 0,6 40 1 0 0,0 81 1297 0 0,-11-118-1997 0 0,-1-6-3474 0 0</inkml:trace>
-  <inkml:trace contextRef="#ctx0" brushRef="#br0" timeOffset="562.92">16 219 4992 0 0,'24'-26'8943'0'0,"21"-5"-4652"0"0,-4 3-2942 0 0,-37 24-1135 0 0,11-8 632 0 0,21-23 0 0 0,-33 32-696 0 0,-1 0 1 0 0,1 0 0 0 0,0-1 0 0 0,-1 1-1 0 0,0-1 1 0 0,0 1 0 0 0,0-1 0 0 0,0 0-1 0 0,-1 1 1 0 0,0-1 0 0 0,1 0 0 0 0,-1 0 0 0 0,0-8-1 0 0,0 11-114 0 0,-1 0 0 0 0,0 0-1 0 0,0 0 1 0 0,0 0 0 0 0,0 0-1 0 0,-1 0 1 0 0,1 0 0 0 0,0 0 0 0 0,0 1-1 0 0,-1-1 1 0 0,1 0 0 0 0,0 0-1 0 0,-1 0 1 0 0,1 0 0 0 0,-1 1-1 0 0,1-1 1 0 0,-1 0 0 0 0,1 0 0 0 0,-1 1-1 0 0,0-1 1 0 0,1 0 0 0 0,-1 1-1 0 0,0-1 1 0 0,1 0 0 0 0,-1 1-1 0 0,0-1 1 0 0,0 1 0 0 0,0 0-1 0 0,1-1 1 0 0,-1 1 0 0 0,0 0 0 0 0,0-1-1 0 0,0 1 1 0 0,0 0 0 0 0,0 0-1 0 0,0 0 1 0 0,0 0 0 0 0,0 0-1 0 0,1 0 1 0 0,-1 0 0 0 0,0 0 0 0 0,0 0-1 0 0,0 0 1 0 0,-2 1 0 0 0,2-1-30 0 0,-1 0 0 0 0,1 1 1 0 0,0-1-1 0 0,-1 1 1 0 0,1-1-1 0 0,-1 1 0 0 0,1 0 1 0 0,0 0-1 0 0,0-1 1 0 0,-1 1-1 0 0,1 0 0 0 0,0 0 1 0 0,0 0-1 0 0,0 0 0 0 0,0 1 1 0 0,0-1-1 0 0,0 0 1 0 0,0 0-1 0 0,1 0 0 0 0,-1 1 1 0 0,0-1-1 0 0,1 0 1 0 0,-1 1-1 0 0,1-1 0 0 0,-1 1 1 0 0,1-1-1 0 0,-1 3 1 0 0,2 13 31 0 0,1 0 1 0 0,1 0 0 0 0,8 28 0 0 0,0 3 60 0 0,-4-14 40 0 0,1 40 1 0 0,-7-59-81 0 0,-1-1 0 0 0,0 1-1 0 0,-2-1 1 0 0,0 1 0 0 0,-5 20 0 0 0,8-37-12 0 0,16-50 345 0 0,-16 47-347 0 0,1 1 0 0 0,0-1 0 0 0,1 0 0 0 0,-1 0 0 0 0,1 1 0 0 0,0-1 0 0 0,0 1-1 0 0,1 0 1 0 0,7-7 0 0 0,-11 11-31 0 0,1-1 0 0 0,0 1 0 0 0,-1 0 0 0 0,1 0 0 0 0,0-1 0 0 0,-1 1 0 0 0,1 0 0 0 0,0 0 0 0 0,-1 0 0 0 0,1 0 0 0 0,0 0 0 0 0,0 0 0 0 0,-1 0 0 0 0,1 0 0 0 0,0 0 0 0 0,-1 1 0 0 0,1-1 0 0 0,0 0 0 0 0,-1 0 0 0 0,1 1-1 0 0,0-1 1 0 0,-1 0 0 0 0,1 1 0 0 0,-1-1 0 0 0,2 1 0 0 0,17 15 275 0 0,-2-2-61 0 0,-14-13-207 0 0,0 0-1 0 0,-1 0 0 0 0,1-1 1 0 0,0 1-1 0 0,0-1 1 0 0,0 1-1 0 0,-1-1 1 0 0,1 0-1 0 0,0 0 1 0 0,0 0-1 0 0,0 0 0 0 0,0-1 1 0 0,-1 1-1 0 0,1-1 1 0 0,0 0-1 0 0,0 0 1 0 0,-1 0-1 0 0,1 0 0 0 0,0 0 1 0 0,-1 0-1 0 0,4-3 1 0 0,5-3 53 0 0,0-1 0 0 0,-1-1 0 0 0,13-13-1 0 0,-4 5 71 0 0,-16 18 4 0 0,-1 8-77 0 0,-2 17-27 0 0,0-20-20 0 0,2 36 40 0 0,1-27-56 0 0</inkml:trace>
+  <inkml:trace contextRef="#ctx0" brushRef="#br0" timeOffset="562.91">16 219 4992 0 0,'24'-26'8943'0'0,"21"-5"-4652"0"0,-4 3-2942 0 0,-37 24-1135 0 0,11-8 632 0 0,21-23 0 0 0,-33 32-696 0 0,-1 0 1 0 0,1 0 0 0 0,0-1 0 0 0,-1 1-1 0 0,0-1 1 0 0,0 1 0 0 0,0-1 0 0 0,0 0-1 0 0,-1 1 1 0 0,0-1 0 0 0,1 0 0 0 0,-1 0 0 0 0,0-8-1 0 0,0 11-114 0 0,-1 0 0 0 0,0 0-1 0 0,0 0 1 0 0,0 0 0 0 0,0 0-1 0 0,-1 0 1 0 0,1 0 0 0 0,0 0 0 0 0,0 1-1 0 0,-1-1 1 0 0,1 0 0 0 0,0 0-1 0 0,-1 0 1 0 0,1 0 0 0 0,-1 1-1 0 0,1-1 1 0 0,-1 0 0 0 0,1 0 0 0 0,-1 1-1 0 0,0-1 1 0 0,1 0 0 0 0,-1 1-1 0 0,0-1 1 0 0,1 0 0 0 0,-1 1-1 0 0,0-1 1 0 0,0 1 0 0 0,0 0-1 0 0,1-1 1 0 0,-1 1 0 0 0,0 0 0 0 0,0-1-1 0 0,0 1 1 0 0,0 0 0 0 0,0 0-1 0 0,0 0 1 0 0,0 0 0 0 0,0 0-1 0 0,1 0 1 0 0,-1 0 0 0 0,0 0 0 0 0,0 0-1 0 0,0 0 1 0 0,-2 1 0 0 0,2-1-30 0 0,-1 0 0 0 0,1 1 1 0 0,0-1-1 0 0,-1 1 1 0 0,1-1-1 0 0,-1 1 0 0 0,1 0 1 0 0,0 0-1 0 0,0-1 1 0 0,-1 1-1 0 0,1 0 0 0 0,0 0 1 0 0,0 0-1 0 0,0 0 0 0 0,0 1 1 0 0,0-1-1 0 0,0 0 1 0 0,0 0-1 0 0,1 0 0 0 0,-1 1 1 0 0,0-1-1 0 0,1 0 1 0 0,-1 1-1 0 0,1-1 0 0 0,-1 1 1 0 0,1-1-1 0 0,-1 3 1 0 0,2 13 31 0 0,1 0 1 0 0,1 0 0 0 0,8 28 0 0 0,0 3 60 0 0,-4-14 40 0 0,1 40 1 0 0,-7-59-81 0 0,-1-1 0 0 0,0 1-1 0 0,-2-1 1 0 0,0 1 0 0 0,-5 20 0 0 0,8-37-12 0 0,16-50 345 0 0,-16 47-347 0 0,1 1 0 0 0,0-1 0 0 0,1 0 0 0 0,-1 0 0 0 0,1 1 0 0 0,0-1 0 0 0,0 1-1 0 0,1 0 1 0 0,7-7 0 0 0,-11 11-31 0 0,1-1 0 0 0,0 1 0 0 0,-1 0 0 0 0,1 0 0 0 0,0-1 0 0 0,-1 1 0 0 0,1 0 0 0 0,0 0 0 0 0,-1 0 0 0 0,1 0 0 0 0,0 0 0 0 0,0 0 0 0 0,-1 0 0 0 0,1 0 0 0 0,0 0 0 0 0,-1 1 0 0 0,1-1 0 0 0,0 0 0 0 0,-1 0 0 0 0,1 1-1 0 0,0-1 1 0 0,-1 0 0 0 0,1 1 0 0 0,-1-1 0 0 0,2 1 0 0 0,17 15 275 0 0,-2-2-61 0 0,-14-13-207 0 0,0 0-1 0 0,-1 0 0 0 0,1-1 1 0 0,0 1-1 0 0,0-1 1 0 0,0 1-1 0 0,-1-1 1 0 0,1 0-1 0 0,0 0 1 0 0,0 0-1 0 0,0 0 0 0 0,0-1 1 0 0,-1 1-1 0 0,1-1 1 0 0,0 0-1 0 0,0 0 1 0 0,-1 0-1 0 0,1 0 0 0 0,0 0 1 0 0,-1 0-1 0 0,4-3 1 0 0,5-3 53 0 0,0-1 0 0 0,-1-1 0 0 0,13-13-1 0 0,-4 5 71 0 0,-16 18 4 0 0,-1 8-77 0 0,-2 17-27 0 0,0-20-20 0 0,2 36 40 0 0,1-27-56 0 0</inkml:trace>
 </inkml:ink>
 </file>
 
@@ -11103,29 +11131,24 @@
       <inkml:brushProperty name="height" value="0.035" units="cm"/>
       <inkml:brushProperty name="color" value="#E71224"/>
     </inkml:brush>
-    <inkml:brush xml:id="br1">
-      <inkml:brushProperty name="width" value="0.035" units="cm"/>
-      <inkml:brushProperty name="height" value="0.035" units="cm"/>
-      <inkml:brushProperty name="color" value="#E71224"/>
-    </inkml:brush>
   </inkml:definitions>
   <inkml:trace contextRef="#ctx0" brushRef="#br0">825 597 4320 0 0,'0'0'12501'0'0,"7"20"-10076"0"0,-4 11-665 0 0,-1 46-1 0 0,1 24 147 0 0,-1-88-1730 0 0</inkml:trace>
   <inkml:trace contextRef="#ctx0" brushRef="#br0" timeOffset="217.32">1069 641 8 0 0,'0'0'888'0'0</inkml:trace>
   <inkml:trace contextRef="#ctx0" brushRef="#br0" timeOffset="378.24">1043 691 5056 0 0,'0'0'2864'0'0,"12"9"4288"0"0,3-9-6002 0 0,0 0 0 0 0,0-1 0 0 0,21-3 0 0 0,84-27 1339 0 0,-82 20-1603 0 0,-27 7-558 0 0</inkml:trace>
-  <inkml:trace contextRef="#ctx0" brushRef="#br0" timeOffset="585.83">1150 561 5856 0 0,'0'0'5758'0'0,"4"19"-139"0"0,2 15-4194 0 0,-1 1 0 0 0,-2-1-1 0 0,-3 69 1 0 0,-1-51-3246 0 0</inkml:trace>
+  <inkml:trace contextRef="#ctx0" brushRef="#br0" timeOffset="585.82">1150 561 5856 0 0,'0'0'5758'0'0,"4"19"-139"0"0,2 15-4194 0 0,-1 1 0 0 0,-2-1-1 0 0,-3 69 1 0 0,-1-51-3246 0 0</inkml:trace>
   <inkml:trace contextRef="#ctx0" brushRef="#br0" timeOffset="2722.75">1757 772 1952 0 0,'0'0'19777'0'0,"-11"26"-17161"0"0,20-33-3538 0 0</inkml:trace>
   <inkml:trace contextRef="#ctx0" brushRef="#br0" timeOffset="3532.71">2000 451 2720 0 0,'0'0'3542'0'0,"5"-12"8203"0"0,-4 13-11618 0 0,0-1-1 0 0,0 1 0 0 0,0 0 1 0 0,0-1-1 0 0,0 1 0 0 0,0-1 1 0 0,-1 1-1 0 0,1 0 0 0 0,0 0 1 0 0,0 0-1 0 0,0 0 0 0 0,-1-1 1 0 0,1 1-1 0 0,0 0 0 0 0,-1 0 1 0 0,1 0-1 0 0,-1 0 0 0 0,1 0 1 0 0,-1 1-1 0 0,0-1 0 0 0,1 0 1 0 0,-1 1-1 0 0,6 30 885 0 0,-5-25-768 0 0,2 26 549 0 0,-1 1 1 0 0,-4 44-1 0 0,1-43 160 0 0,5 68 1 0 0,-3-95-939 0 0,1 0-46 0 0</inkml:trace>
   <inkml:trace contextRef="#ctx0" brushRef="#br0" timeOffset="10621.7">727 459 3328 0 0,'-21'8'8313'0'0,"15"1"-7898"0"0,1 0 0 0 0,0 0 0 0 0,1 1 0 0 0,0-1 0 0 0,0 1 0 0 0,1 0 0 0 0,0 0 0 0 0,-2 19 0 0 0,-3 84 818 0 0,9 48 610 0 0,1-138-1455 0 0,1 0-1 0 0,1 0 1 0 0,1 0 0 0 0,15 42 0 0 0,-18-60-315 0 0,0 0 0 0 0,0 0 0 0 0,1 0-1 0 0,0-1 1 0 0,-1 1 0 0 0,2-1 0 0 0,-1 0 0 0 0,0 1-1 0 0,1-2 1 0 0,0 1 0 0 0,0 0 0 0 0,0-1-1 0 0,1 0 1 0 0,-1 0 0 0 0,1 0 0 0 0,-1 0 0 0 0,1-1-1 0 0,0 1 1 0 0,0-1 0 0 0,0-1 0 0 0,0 1-1 0 0,0-1 1 0 0,8 1 0 0 0,23 1-100 0 0</inkml:trace>
   <inkml:trace contextRef="#ctx0" brushRef="#br0" timeOffset="11229.33">2159 398 5024 0 0,'31'-5'8752'0'0,"-26"5"-8495"0"0,0 1 0 0 0,0 0 0 0 0,0 0 0 0 0,-1 1 0 0 0,1 0 0 0 0,-1-1 0 0 0,1 2 0 0 0,-1-1 0 0 0,0 0 0 0 0,0 1 0 0 0,0 0 0 0 0,0 0 0 0 0,0 0 0 0 0,0 0 0 0 0,-1 1 0 0 0,0-1 1 0 0,0 1-1 0 0,0 0 0 0 0,0 0 0 0 0,0 0 0 0 0,-1 0 0 0 0,0 0 0 0 0,3 7 0 0 0,1 4 4 0 0,0 1 0 0 0,-1 0 0 0 0,0 0 0 0 0,-1 0 0 0 0,2 27 0 0 0,-3-11 121 0 0,-1 0-1 0 0,-2-1 0 0 0,-1 1 1 0 0,-2 0-1 0 0,-1-1 0 0 0,-1 0 1 0 0,-2 0-1 0 0,-1 0 0 0 0,-1-1 1 0 0,-2 0-1 0 0,-18 37 0 0 0,24-56-234 0 0,5-9-107 0 0,-1 0 0 0 0,0 1 0 0 0,0-1 0 0 0,0 0 0 0 0,0 1 0 0 0,-1-1 0 0 0,1 0 0 0 0,0 0 0 0 0,-1 0 0 0 0,0 0 0 0 0,1 0 0 0 0,-1-1 0 0 0,0 1 0 0 0,-4 2 0 0 0,-2-3-51 0 0</inkml:trace>
   <inkml:trace contextRef="#ctx0" brushRef="#br0" timeOffset="12799.26">2499 117 352 0 0,'0'0'20377'0'0,"6"-9"-17003"0"0,-5 16-3467 0 0,0 0 0 0 0,1 0-1 0 0,-1 0 1 0 0,1-1 0 0 0,1 1-1 0 0,-1-1 1 0 0,1 0 0 0 0,0 0-1 0 0,1 0 1 0 0,5 8 0 0 0,-3-5 69 0 0,-1-1 0 0 0,-1 1 0 0 0,1 0 1 0 0,2 11-1 0 0,-6-20 24 0 0,-1 0-1 0 0,0 0 1 0 0,0 1-1 0 0,0-1 1 0 0,0 0 0 0 0,0 0-1 0 0,0 0 1 0 0,0 1 0 0 0,0-1-1 0 0,0 0 1 0 0,0 0-1 0 0,0 0 1 0 0,0 1 0 0 0,0-1-1 0 0,0 0 1 0 0,0 0 0 0 0,0 1-1 0 0,0-1 1 0 0,0 0-1 0 0,0 0 1 0 0,0 0 0 0 0,0 1-1 0 0,0-1 1 0 0,0 0 0 0 0,0 0-1 0 0,-1 0 1 0 0,1 0-1 0 0,0 1 1 0 0,0-1 0 0 0,0 0-1 0 0,0 0 1 0 0,0 0 0 0 0,-1 0-1 0 0,1 0 1 0 0,0 1-1 0 0,0-1 1 0 0,0 0 0 0 0,-1 0-1 0 0,0-1 33 0 0</inkml:trace>
   <inkml:trace contextRef="#ctx0" brushRef="#br0" timeOffset="12932.62">2503 60 5920 0 0,'0'0'5870'0'0,"26"-9"571"0"0,106-31-1769 0 0,-92 30-4536 0 0</inkml:trace>
-  <inkml:trace contextRef="#ctx0" brushRef="#br1" timeOffset="22357.82">3048 678 5312 0 0,'0'0'6080'0'0,"24"8"-130"0"0,0-7-4936 0 0,1-1-1 0 0,-1-1 1 0 0,0 0-1 0 0,0-2 1 0 0,28-7-1 0 0,-26 5-1029 0 0</inkml:trace>
-  <inkml:trace contextRef="#ctx0" brushRef="#br1" timeOffset="22555.54">3596 451 5568 0 0,'0'-1'331'0'0,"0"0"0"0"0,0-1 0 0 0,0 1 0 0 0,0 0 0 0 0,0 0 0 0 0,0 1 0 0 0,1-1 0 0 0,-1 0 0 0 0,0 0 0 0 0,0 0 0 0 0,1 0 0 0 0,-1 0 0 0 0,1 0 0 0 0,0-1 0 0 0,-1 2-167 0 0,0 0 0 0 0,1-1-1 0 0,-1 1 1 0 0,0 0 0 0 0,1 0 0 0 0,-1 0 0 0 0,0-1 0 0 0,0 1 0 0 0,1 0-1 0 0,-1 0 1 0 0,0 0 0 0 0,1 0 0 0 0,-1 0 0 0 0,0 0 0 0 0,1 0-1 0 0,-1 0 1 0 0,0 0 0 0 0,1 0 0 0 0,-1 0 0 0 0,1 0 0 0 0,-1 0 0 0 0,0 0-1 0 0,1 0 1 0 0,-1 0 0 0 0,0 0 0 0 0,1 0 0 0 0,1 1 59 0 0,-1 0 1 0 0,0 0 0 0 0,1 0-1 0 0,-1 0 1 0 0,0 0 0 0 0,1 0-1 0 0,-1 0 1 0 0,0 1 0 0 0,0-1-1 0 0,0 0 1 0 0,0 1 0 0 0,0-1-1 0 0,0 1 1 0 0,-1-1 0 0 0,2 3-1 0 0,5 15 460 0 0,-1 1 0 0 0,-2 0 0 0 0,1 1 0 0 0,1 26 0 0 0,-1 82-101 0 0,-5-82-2465 0 0</inkml:trace>
-  <inkml:trace contextRef="#ctx0" brushRef="#br1" timeOffset="24679.13">811 1362 928 0 0,'0'0'297'0'0,"29"-8"1830"0"0,113 1 4803 0 0,30 0-4414 0 0,-84 9-1094 0 0,126-12-1 0 0,-179 8-731 0 0,0 1-1 0 0,-1 2 1 0 0,56 8-1 0 0,-51-6 185 0 0,64-3 0 0 0,17 0 408 0 0,-54 5-611 0 0,-1-3 0 0 0,1-3 0 0 0,77-12 0 0 0,-105 9-315 0 0,43 2 0 0 0,-2 0 146 0 0,85-13 305 0 0,96 3 172 0 0,-25-22-272 0 0,-118 15-368 0 0,-15 1-66 0 0,49-7 102 0 0,-141 24-354 0 0,31-3 201 0 0,81 1 0 0 0,-82 8-100 0 0,14 1 204 0 0,-53-6-295 0 0</inkml:trace>
-  <inkml:trace contextRef="#ctx0" brushRef="#br1" timeOffset="25762.85">2374 2003 1088 0 0,'0'0'19377'0'0,"-2"28"-15219"0"0,4-26-4284 0 0,15 12-122 0 0,-17-14 252 0 0,1 0-1 0 0,-1 0 1 0 0,1 1 0 0 0,-1-1 0 0 0,1 0 0 0 0,-1 0 0 0 0,1 0-1 0 0,-1 0 1 0 0,1 0 0 0 0,-1 0 0 0 0,1 0 0 0 0,-1 0 0 0 0,1 0-1 0 0,-1-1 1 0 0,1 1 0 0 0,-1 0 0 0 0,1 0 0 0 0,-1 0 0 0 0,1-1 0 0 0,-1 1-1 0 0,1 0 1 0 0,-1 0 0 0 0,0-1 0 0 0,1 1 0 0 0,-1 0 0 0 0,1-1-1 0 0,-1 1 1 0 0,0 0 0 0 0,1-1 0 0 0,-1 1 0 0 0,0-1 0 0 0,0 1 0 0 0,1-1-1 0 0,-1 1 1 0 0,0-1 0 0 0,0 1 0 0 0,0-1 0 0 0,1 1 0 0 0,-1-1-1 0 0,0 1 1 0 0,0-1 0 0 0,0 0 0 0 0,-3-2-1467 0 0</inkml:trace>
-  <inkml:trace contextRef="#ctx0" brushRef="#br1" timeOffset="26050.98">2792 1667 5504 0 0,'0'0'2944'0'0,"14"1"5735"0"0,-12 3-8371 0 0,0 0 0 0 0,0 0-1 0 0,-1 0 1 0 0,1 1-1 0 0,-1-1 1 0 0,0 0-1 0 0,0 1 1 0 0,-1-1 0 0 0,1 6-1 0 0,-1 47 1027 0 0,0-33-769 0 0,-2 44 375 0 0,1-24 435 0 0,6 74 1 0 0,-2-94-1306 0 0</inkml:trace>
-  <inkml:trace contextRef="#ctx0" brushRef="#br1" timeOffset="26834.86">82 307 3456 0 0,'0'0'1169'0'0,"17"3"2348"0"0,1-3-2041 0 0,1-2 0 0 0,-1 0 0 0 0,0-2 1 0 0,30-8-1 0 0,71-32 790 0 0,-102 38-1790 0 0,18-8-462 0 0</inkml:trace>
-  <inkml:trace contextRef="#ctx0" brushRef="#br1" timeOffset="27394.96">13 396 1856 0 0,'-4'11'1838'0'0,"1"1"0"0"0,1 0 0 0 0,-2 17 0 0 0,4 38 1068 0 0,20 67-2325 0 0,-12-87 412 0 0,23 130 288 0 0,50 357 779 0 0,-24-190-1969 0 0,-25-168 70 0 0,-18-90 126 0 0,19 100 1095 0 0,-28-157-959 0 0,9 38 461 0 0,-12-62-763 0 0,0 1-1 0 0,0-1 1 0 0,0 1 0 0 0,1-1-1 0 0,0 0 1 0 0,0 0-1 0 0,0 0 1 0 0,0 0 0 0 0,5 4-1 0 0,-7-8-56 0 0,1 0-1 0 0,0 1 0 0 0,0-1 0 0 0,0 0 1 0 0,0 0-1 0 0,0 0 0 0 0,0 0 1 0 0,0-1-1 0 0,0 1 0 0 0,0 0 0 0 0,0-1 1 0 0,0 0-1 0 0,5 1 0 0 0,33-2 576 0 0,0 1-17 0 0,-34 1-554 0 0,-3 0-12 0 0,0 0-1 0 0,0 0 0 0 0,-1-1 1 0 0,1 1-1 0 0,0-1 0 0 0,0 0 1 0 0,0 0-1 0 0,0 0 0 0 0,0 0 0 0 0,0-1 1 0 0,-1 1-1 0 0,1-1 0 0 0,0 1 1 0 0,0-1-1 0 0,0 0 0 0 0,-1 0 1 0 0,1 0-1 0 0,-1-1 0 0 0,5-2 1 0 0,1-2 46 0 0</inkml:trace>
+  <inkml:trace contextRef="#ctx0" brushRef="#br0" timeOffset="22357.82">3048 678 5312 0 0,'0'0'6080'0'0,"24"8"-130"0"0,0-7-4936 0 0,1-1-1 0 0,-1-1 1 0 0,0 0-1 0 0,0-2 1 0 0,28-7-1 0 0,-26 5-1029 0 0</inkml:trace>
+  <inkml:trace contextRef="#ctx0" brushRef="#br0" timeOffset="22555.54">3596 451 5568 0 0,'0'-1'331'0'0,"0"0"0"0"0,0-1 0 0 0,0 1 0 0 0,0 0 0 0 0,0 0 0 0 0,0 1 0 0 0,1-1 0 0 0,-1 0 0 0 0,0 0 0 0 0,0 0 0 0 0,1 0 0 0 0,-1 0 0 0 0,1 0 0 0 0,0-1 0 0 0,-1 2-167 0 0,0 0 0 0 0,1-1-1 0 0,-1 1 1 0 0,0 0 0 0 0,1 0 0 0 0,-1 0 0 0 0,0-1 0 0 0,0 1 0 0 0,1 0-1 0 0,-1 0 1 0 0,0 0 0 0 0,1 0 0 0 0,-1 0 0 0 0,0 0 0 0 0,1 0-1 0 0,-1 0 1 0 0,0 0 0 0 0,1 0 0 0 0,-1 0 0 0 0,1 0 0 0 0,-1 0 0 0 0,0 0-1 0 0,1 0 1 0 0,-1 0 0 0 0,0 0 0 0 0,1 0 0 0 0,1 1 59 0 0,-1 0 1 0 0,0 0 0 0 0,1 0-1 0 0,-1 0 1 0 0,0 0 0 0 0,1 0-1 0 0,-1 0 1 0 0,0 1 0 0 0,0-1-1 0 0,0 0 1 0 0,0 1 0 0 0,0-1-1 0 0,0 1 1 0 0,-1-1 0 0 0,2 3-1 0 0,5 15 460 0 0,-1 1 0 0 0,-2 0 0 0 0,1 1 0 0 0,1 26 0 0 0,-1 82-101 0 0,-5-82-2465 0 0</inkml:trace>
+  <inkml:trace contextRef="#ctx0" brushRef="#br0" timeOffset="24679.12">811 1362 928 0 0,'0'0'297'0'0,"29"-8"1830"0"0,113 1 4803 0 0,30 0-4414 0 0,-84 9-1094 0 0,126-12-1 0 0,-179 8-731 0 0,0 1-1 0 0,-1 2 1 0 0,56 8-1 0 0,-51-6 185 0 0,64-3 0 0 0,17 0 408 0 0,-54 5-611 0 0,-1-3 0 0 0,1-3 0 0 0,77-12 0 0 0,-105 9-315 0 0,43 2 0 0 0,-2 0 146 0 0,85-13 305 0 0,96 3 172 0 0,-25-22-272 0 0,-118 15-368 0 0,-15 1-66 0 0,49-7 102 0 0,-141 24-354 0 0,31-3 201 0 0,81 1 0 0 0,-82 8-100 0 0,14 1 204 0 0,-53-6-295 0 0</inkml:trace>
+  <inkml:trace contextRef="#ctx0" brushRef="#br0" timeOffset="25762.85">2374 2003 1088 0 0,'0'0'19377'0'0,"-2"28"-15219"0"0,4-26-4284 0 0,15 12-122 0 0,-17-14 252 0 0,1 0-1 0 0,-1 0 1 0 0,1 1 0 0 0,-1-1 0 0 0,1 0 0 0 0,-1 0 0 0 0,1 0-1 0 0,-1 0 1 0 0,1 0 0 0 0,-1 0 0 0 0,1 0 0 0 0,-1 0 0 0 0,1 0-1 0 0,-1-1 1 0 0,1 1 0 0 0,-1 0 0 0 0,1 0 0 0 0,-1 0 0 0 0,1-1 0 0 0,-1 1-1 0 0,1 0 1 0 0,-1 0 0 0 0,0-1 0 0 0,1 1 0 0 0,-1 0 0 0 0,1-1-1 0 0,-1 1 1 0 0,0 0 0 0 0,1-1 0 0 0,-1 1 0 0 0,0-1 0 0 0,0 1 0 0 0,1-1-1 0 0,-1 1 1 0 0,0-1 0 0 0,0 1 0 0 0,0-1 0 0 0,1 1 0 0 0,-1-1-1 0 0,0 1 1 0 0,0-1 0 0 0,0 0 0 0 0,-3-2-1467 0 0</inkml:trace>
+  <inkml:trace contextRef="#ctx0" brushRef="#br0" timeOffset="26050.98">2792 1667 5504 0 0,'0'0'2944'0'0,"14"1"5735"0"0,-12 3-8371 0 0,0 0 0 0 0,0 0-1 0 0,-1 0 1 0 0,1 1-1 0 0,-1-1 1 0 0,0 0-1 0 0,0 1 1 0 0,-1-1 0 0 0,1 6-1 0 0,-1 47 1027 0 0,0-33-769 0 0,-2 44 375 0 0,1-24 435 0 0,6 74 1 0 0,-2-94-1306 0 0</inkml:trace>
+  <inkml:trace contextRef="#ctx0" brushRef="#br0" timeOffset="26834.86">82 307 3456 0 0,'0'0'1169'0'0,"17"3"2348"0"0,1-3-2041 0 0,1-2 0 0 0,-1 0 0 0 0,0-2 1 0 0,30-8-1 0 0,71-32 790 0 0,-102 38-1790 0 0,18-8-462 0 0</inkml:trace>
+  <inkml:trace contextRef="#ctx0" brushRef="#br0" timeOffset="27394.96">13 396 1856 0 0,'-4'11'1838'0'0,"1"1"0"0"0,1 0 0 0 0,-2 17 0 0 0,4 38 1068 0 0,20 67-2325 0 0,-12-87 412 0 0,23 130 288 0 0,50 357 779 0 0,-24-190-1969 0 0,-25-168 70 0 0,-18-90 126 0 0,19 100 1095 0 0,-28-157-959 0 0,9 38 461 0 0,-12-62-763 0 0,0 1-1 0 0,0-1 1 0 0,0 1 0 0 0,1-1-1 0 0,0 0 1 0 0,0 0-1 0 0,0 0 1 0 0,0 0 0 0 0,5 4-1 0 0,-7-8-56 0 0,1 0-1 0 0,0 1 0 0 0,0-1 0 0 0,0 0 1 0 0,0 0-1 0 0,0 0 0 0 0,0 0 1 0 0,0-1-1 0 0,0 1 0 0 0,0 0 0 0 0,0-1 1 0 0,0 0-1 0 0,5 1 0 0 0,33-2 576 0 0,0 1-17 0 0,-34 1-554 0 0,-3 0-12 0 0,0 0-1 0 0,0 0 0 0 0,-1-1 1 0 0,1 1-1 0 0,0-1 0 0 0,0 0 1 0 0,0 0-1 0 0,0 0 0 0 0,0 0 0 0 0,0-1 1 0 0,-1 1-1 0 0,1-1 0 0 0,0 1 1 0 0,0-1-1 0 0,0 0 0 0 0,-1 0 1 0 0,1 0-1 0 0,-1-1 0 0 0,5-2 1 0 0,1-2 46 0 0</inkml:trace>
 </inkml:ink>
 </file>
 
@@ -11192,7 +11215,7 @@
     </inkml:brush>
   </inkml:definitions>
   <inkml:trace contextRef="#ctx0" brushRef="#br0">0 6 4608 0 0,'9'-6'9064'0'0,"-3"25"-4884"0"0,-6 16-2915 0 0,0-21-487 0 0,-7 91 1837 0 0,4-74-1999 0 0,1 1 0 0 0,1-1 1 0 0,5 51-1 0 0,-1-64-560 0 0</inkml:trace>
-  <inkml:trace contextRef="#ctx0" brushRef="#br0" timeOffset="266.21">151 88 4320 0 0,'-2'1'552'0'0,"0"0"-1"0"0,1 0 1 0 0,-1 0 0 0 0,0 0 0 0 0,0 0-1 0 0,0 0 1 0 0,1 0 0 0 0,-1 1-1 0 0,0-1 1 0 0,1 0 0 0 0,-1 1 0 0 0,1 0-1 0 0,0-1 1 0 0,0 1 0 0 0,-1 0-1 0 0,1-1 1 0 0,-1 5 0 0 0,-15 33 2854 0 0,14-28-3132 0 0,0 1 0 0 0,1-1 0 0 0,0 0-1 0 0,1 1 1 0 0,0-1 0 0 0,1 1 0 0 0,0-1 0 0 0,1 0 0 0 0,0 1 0 0 0,4 11 0 0 0,-5-19-209 0 0,1-1 1 0 0,0 0-1 0 0,0 1 0 0 0,0-1 1 0 0,0 0-1 0 0,1 0 0 0 0,0 0 1 0 0,-1 0-1 0 0,1 0 0 0 0,0 0 1 0 0,0-1-1 0 0,0 1 0 0 0,1 0 1 0 0,-1-1-1 0 0,1 0 0 0 0,-1 0 1 0 0,1 0-1 0 0,0 0 0 0 0,0 0 1 0 0,0 0-1 0 0,0-1 0 0 0,0 1 1 0 0,0-1-1 0 0,0 0 0 0 0,0 0 1 0 0,1 0-1 0 0,-1 0 0 0 0,0 0 1 0 0,1-1-1 0 0,-1 0 0 0 0,1 0 1 0 0,-1 0-1 0 0,0 0 0 0 0,1 0 1 0 0,-1-1-1 0 0,1 1 0 0 0,3-2 1 0 0,-1 0-15 0 0,-1 0 0 0 0,0 0 0 0 0,1 0 0 0 0,-1-1 0 0 0,-1 0 0 0 0,1 0 0 0 0,0 0 0 0 0,-1-1 0 0 0,1 1 0 0 0,-1-1 0 0 0,0 0 0 0 0,0 0 0 0 0,0-1 0 0 0,-1 1 1 0 0,0-1-1 0 0,0 0 0 0 0,0 0 0 0 0,0 0 0 0 0,-1 0 0 0 0,0 0 0 0 0,0 0 0 0 0,0-1 0 0 0,2-10 0 0 0,-3 11-40 0 0,0-1 0 0 0,0 1 0 0 0,0-1 1 0 0,0 1-1 0 0,-1-1 0 0 0,0 0 0 0 0,0 1 0 0 0,-1-1 0 0 0,0 1 0 0 0,0-1 1 0 0,0 1-1 0 0,0-1 0 0 0,-1 1 0 0 0,0 0 0 0 0,0-1 0 0 0,0 1 0 0 0,-1 0 1 0 0,0 1-1 0 0,0-1 0 0 0,0 0 0 0 0,0 1 0 0 0,-1 0 0 0 0,0-1 0 0 0,-5-4 1 0 0,7 8-5 0 0,0 0 1 0 0,0-1 0 0 0,0 1 0 0 0,0 0-1 0 0,0 0 1 0 0,-1 0 0 0 0,1 0 0 0 0,0 0-1 0 0,0 0 1 0 0,-5 0 0 0 0,-12 0-3124 0 0</inkml:trace>
+  <inkml:trace contextRef="#ctx0" brushRef="#br0" timeOffset="266.2">151 88 4320 0 0,'-2'1'552'0'0,"0"0"-1"0"0,1 0 1 0 0,-1 0 0 0 0,0 0 0 0 0,0 0-1 0 0,0 0 1 0 0,1 0 0 0 0,-1 1-1 0 0,0-1 1 0 0,1 0 0 0 0,-1 1 0 0 0,1 0-1 0 0,0-1 1 0 0,0 1 0 0 0,-1 0-1 0 0,1-1 1 0 0,-1 5 0 0 0,-15 33 2854 0 0,14-28-3132 0 0,0 1 0 0 0,1-1 0 0 0,0 0-1 0 0,1 1 1 0 0,0-1 0 0 0,1 1 0 0 0,0-1 0 0 0,1 0 0 0 0,0 1 0 0 0,4 11 0 0 0,-5-19-209 0 0,1-1 1 0 0,0 0-1 0 0,0 1 0 0 0,0-1 1 0 0,0 0-1 0 0,1 0 0 0 0,0 0 1 0 0,-1 0-1 0 0,1 0 0 0 0,0 0 1 0 0,0-1-1 0 0,0 1 0 0 0,1 0 1 0 0,-1-1-1 0 0,1 0 0 0 0,-1 0 1 0 0,1 0-1 0 0,0 0 0 0 0,0 0 1 0 0,0 0-1 0 0,0-1 0 0 0,0 1 1 0 0,0-1-1 0 0,0 0 0 0 0,0 0 1 0 0,1 0-1 0 0,-1 0 0 0 0,0 0 1 0 0,1-1-1 0 0,-1 0 0 0 0,1 0 1 0 0,-1 0-1 0 0,0 0 0 0 0,1 0 1 0 0,-1-1-1 0 0,1 1 0 0 0,3-2 1 0 0,-1 0-15 0 0,-1 0 0 0 0,0 0 0 0 0,1 0 0 0 0,-1-1 0 0 0,-1 0 0 0 0,1 0 0 0 0,0 0 0 0 0,-1-1 0 0 0,1 1 0 0 0,-1-1 0 0 0,0 0 0 0 0,0 0 0 0 0,0-1 0 0 0,-1 1 1 0 0,0-1-1 0 0,0 0 0 0 0,0 0 0 0 0,0 0 0 0 0,-1 0 0 0 0,0 0 0 0 0,0 0 0 0 0,0-1 0 0 0,2-10 0 0 0,-3 11-40 0 0,0-1 0 0 0,0 1 0 0 0,0-1 1 0 0,0 1-1 0 0,-1-1 0 0 0,0 0 0 0 0,0 1 0 0 0,-1-1 0 0 0,0 1 0 0 0,0-1 1 0 0,0 1-1 0 0,0-1 0 0 0,-1 1 0 0 0,0 0 0 0 0,0-1 0 0 0,0 1 0 0 0,-1 0 1 0 0,0 1-1 0 0,0-1 0 0 0,0 0 0 0 0,0 1 0 0 0,-1 0 0 0 0,0-1 0 0 0,-5-4 1 0 0,7 8-5 0 0,0 0 1 0 0,0-1 0 0 0,0 1 0 0 0,0 0-1 0 0,0 0 1 0 0,-1 0 0 0 0,1 0 0 0 0,0 0-1 0 0,0 0 1 0 0,-5 0 0 0 0,-12 0-3124 0 0</inkml:trace>
   <inkml:trace contextRef="#ctx0" brushRef="#br0" timeOffset="530.01">397 44 3872 0 0,'-5'5'324'0'0,"0"-1"0"0"0,0 1 0 0 0,1 0 0 0 0,0 0 0 0 0,-6 11 0 0 0,5-7 736 0 0,1-1 0 0 0,0 1 0 0 0,0 0 0 0 0,1 1 0 0 0,0-1 0 0 0,-2 17 0 0 0,4-18-230 0 0,0 0 1 0 0,1 1-1 0 0,0-1 1 0 0,0 0-1 0 0,1 1 1 0 0,0-1-1 0 0,0 0 1 0 0,3 9-1 0 0,-3-12-575 0 0,1 0 0 0 0,0-1 1 0 0,0 1-1 0 0,1 0 0 0 0,-1-1 0 0 0,1 1 0 0 0,7 7 0 0 0,-9-10-203 0 0,0 0-1 0 0,1 0 0 0 0,-1-1 0 0 0,1 1 0 0 0,0 0 1 0 0,0-1-1 0 0,-1 1 0 0 0,1-1 0 0 0,0 0 1 0 0,0 1-1 0 0,1-1 0 0 0,-1 0 0 0 0,0 0 1 0 0,0-1-1 0 0,0 1 0 0 0,1 0 0 0 0,-1-1 0 0 0,0 1 1 0 0,1-1-1 0 0,-1 0 0 0 0,0 0 0 0 0,1 0 1 0 0,-1 0-1 0 0,0 0 0 0 0,1 0 0 0 0,-1-1 1 0 0,0 1-1 0 0,1-1 0 0 0,-1 1 0 0 0,0-1 1 0 0,0 0-1 0 0,1 0 0 0 0,-1 0 0 0 0,0 0 0 0 0,0 0 1 0 0,0-1-1 0 0,3-2 0 0 0,-1 0-8 0 0,-1 1 0 0 0,1-1 0 0 0,-1 0 0 0 0,0 0 0 0 0,0-1 0 0 0,0 1 0 0 0,-1-1 0 0 0,0 1 1 0 0,0-1-1 0 0,0 0 0 0 0,0 0 0 0 0,-1 0 0 0 0,1 0 0 0 0,-1 0 0 0 0,0 0 0 0 0,0-9 0 0 0,-2 9-42 0 0,1-1 1 0 0,-1 0-1 0 0,0 1 1 0 0,0-1-1 0 0,0 0 0 0 0,-1 1 1 0 0,0-1-1 0 0,0 1 1 0 0,0 0-1 0 0,-1 0 0 0 0,0 0 1 0 0,0 0-1 0 0,0 0 1 0 0,0 0-1 0 0,-1 1 0 0 0,0 0 1 0 0,-7-7-1 0 0,7 7 7 0 0</inkml:trace>
   <inkml:trace contextRef="#ctx0" brushRef="#br0" timeOffset="770.83">534 45 4320 0 0,'0'0'3478'0'0,"-1"26"5221"0"0,-3 0-6778 0 0,1-7-1045 0 0,1 0-1 0 0,0 0 0 0 0,2 29 0 0 0,0-44-769 0 0,0 0-1 0 0,1 0 1 0 0,-1 0-1 0 0,1 0 1 0 0,0 0-1 0 0,0-1 1 0 0,1 1-1 0 0,-1 0 0 0 0,1-1 1 0 0,-1 1-1 0 0,1-1 1 0 0,0 1-1 0 0,1-1 1 0 0,-1 0-1 0 0,1 0 1 0 0,-1 0-1 0 0,1 0 0 0 0,0 0 1 0 0,0 0-1 0 0,0-1 1 0 0,0 0-1 0 0,6 4 1 0 0,-7-5-64 0 0,1 0 0 0 0,-1 0 0 0 0,0 0 0 0 0,0-1 1 0 0,1 1-1 0 0,-1-1 0 0 0,0 1 0 0 0,1-1 0 0 0,-1 0 0 0 0,1 0 1 0 0,-1 0-1 0 0,0 0 0 0 0,1 0 0 0 0,-1-1 0 0 0,1 1 1 0 0,-1-1-1 0 0,0 0 0 0 0,1 1 0 0 0,-1-1 0 0 0,0 0 0 0 0,0 0 1 0 0,0 0-1 0 0,0-1 0 0 0,0 1 0 0 0,0 0 0 0 0,0-1 1 0 0,0 0-1 0 0,0 1 0 0 0,-1-1 0 0 0,1 0 0 0 0,-1 0 1 0 0,1 0-1 0 0,1-4 0 0 0,0 2 47 0 0,0-1 0 0 0,0 0 0 0 0,-1 0-1 0 0,0 0 1 0 0,0 0 0 0 0,-1 0 0 0 0,1-1 0 0 0,-1 1 0 0 0,0 0 0 0 0,-1-1 0 0 0,1 1-1 0 0,-1-1 1 0 0,-1-10 0 0 0,0 9 36 0 0,-1-1-1 0 0,0 1 0 0 0,0 0 1 0 0,-1 0-1 0 0,0 0 1 0 0,-3-7-1 0 0,3 11-404 0 0,1-1 0 0 0,0 1 0 0 0,-1 0-1 0 0,1 0 1 0 0,-1 0 0 0 0,0 0 0 0 0,0 0 0 0 0,0 1-1 0 0,0-1 1 0 0,-1 1 0 0 0,1 0 0 0 0,-1 0 0 0 0,1 0-1 0 0,-8-3 1 0 0</inkml:trace>
 </inkml:ink>
@@ -11295,9 +11318,9 @@
     </inkml:brush>
   </inkml:definitions>
   <inkml:trace contextRef="#ctx0" brushRef="#br0">0 108 3712 0 0,'0'0'8960'0'0,"10"-6"-2282"0"0,-9 7-6510 0 0,0 0 0 0 0,0 0-1 0 0,0 0 1 0 0,0 0 0 0 0,0 0 0 0 0,-1 0-1 0 0,1 1 1 0 0,0-1 0 0 0,0 0 0 0 0,-1 1-1 0 0,1-1 1 0 0,-1 0 0 0 0,1 1 0 0 0,-1-1-1 0 0,0 1 1 0 0,1-1 0 0 0,-1 3 0 0 0,2 29 950 0 0,-2-29-935 0 0,0 55 712 0 0,2 38 918 0 0,10-20-4375 0 0</inkml:trace>
-  <inkml:trace contextRef="#ctx0" brushRef="#br0" timeOffset="238.24">233 131 4832 0 0,'-2'1'518'0'0,"0"0"0"0"0,0 0 0 0 0,0 0 0 0 0,0 0 0 0 0,0 0 0 0 0,1 0 0 0 0,-1 1 0 0 0,0-1 0 0 0,0 1 0 0 0,1-1 0 0 0,-1 1 0 0 0,1-1 0 0 0,0 1 0 0 0,-1 0 0 0 0,1 0 0 0 0,0 0 0 0 0,0 0 0 0 0,-1 2-1 0 0,-15 39 3787 0 0,16-35-4030 0 0,-1 0-1 0 0,1 0 1 0 0,0-1 0 0 0,1 1 0 0 0,0 0 0 0 0,1 0 0 0 0,-1 0 0 0 0,1 0-1 0 0,3 9 1 0 0,-4-15-163 0 0,1 1-1 0 0,0 0 0 0 0,0 0 1 0 0,0-1-1 0 0,1 1 0 0 0,-1 0 1 0 0,1-1-1 0 0,-1 1 0 0 0,1-1 0 0 0,0 0 1 0 0,0 0-1 0 0,3 3 0 0 0,-4-4-49 0 0,1 0-1 0 0,-1 0 0 0 0,1 0 0 0 0,0 0 0 0 0,-1 0 0 0 0,1-1 0 0 0,0 1 0 0 0,0-1 0 0 0,-1 1 0 0 0,1-1 0 0 0,0 0 0 0 0,0 0 1 0 0,0 0-1 0 0,0 0 0 0 0,0 0 0 0 0,-1 0 0 0 0,1 0 0 0 0,0 0 0 0 0,0-1 0 0 0,0 1 0 0 0,2-2 0 0 0,-2 2 14 0 0,1-1 0 0 0,0-1 0 0 0,-1 1 0 0 0,1 0-1 0 0,0-1 1 0 0,-1 1 0 0 0,0-1 0 0 0,1 0 0 0 0,-1 0-1 0 0,0 0 1 0 0,0 0 0 0 0,0 0 0 0 0,0 0 0 0 0,0 0 0 0 0,-1-1-1 0 0,1 1 1 0 0,0-1 0 0 0,0-3 0 0 0,0 1-8 0 0,0 0 0 0 0,-1 0 1 0 0,0 0-1 0 0,0 0 0 0 0,0 0 0 0 0,0 0 1 0 0,-1-1-1 0 0,0 1 0 0 0,0 0 0 0 0,-1-6 1 0 0,0 5-52 0 0,0 0 0 0 0,0 0 1 0 0,0 0-1 0 0,-1 0 0 0 0,0 0 1 0 0,0 1-1 0 0,0-1 0 0 0,-1 0 1 0 0,0 1-1 0 0,0 0 0 0 0,0-1 1 0 0,-1 1-1 0 0,0 1 0 0 0,0-1 1 0 0,0 0-1 0 0,0 1 0 0 0,-1 0 1 0 0,-6-5-1 0 0,2 6-14 0 0,-3 1-1 0 0</inkml:trace>
+  <inkml:trace contextRef="#ctx0" brushRef="#br0" timeOffset="238.23">233 131 4832 0 0,'-2'1'518'0'0,"0"0"0"0"0,0 0 0 0 0,0 0 0 0 0,0 0 0 0 0,0 0 0 0 0,1 0 0 0 0,-1 1 0 0 0,0-1 0 0 0,0 1 0 0 0,1-1 0 0 0,-1 1 0 0 0,1-1 0 0 0,0 1 0 0 0,-1 0 0 0 0,1 0 0 0 0,0 0 0 0 0,0 0 0 0 0,-1 2-1 0 0,-15 39 3787 0 0,16-35-4030 0 0,-1 0-1 0 0,1 0 1 0 0,0-1 0 0 0,1 1 0 0 0,0 0 0 0 0,1 0 0 0 0,-1 0 0 0 0,1 0-1 0 0,3 9 1 0 0,-4-15-163 0 0,1 1-1 0 0,0 0 0 0 0,0 0 1 0 0,0-1-1 0 0,1 1 0 0 0,-1 0 1 0 0,1-1-1 0 0,-1 1 0 0 0,1-1 0 0 0,0 0 1 0 0,0 0-1 0 0,3 3 0 0 0,-4-4-49 0 0,1 0-1 0 0,-1 0 0 0 0,1 0 0 0 0,0 0 0 0 0,-1 0 0 0 0,1-1 0 0 0,0 1 0 0 0,0-1 0 0 0,-1 1 0 0 0,1-1 0 0 0,0 0 0 0 0,0 0 1 0 0,0 0-1 0 0,0 0 0 0 0,0 0 0 0 0,-1 0 0 0 0,1 0 0 0 0,0 0 0 0 0,0-1 0 0 0,0 1 0 0 0,2-2 0 0 0,-2 2 14 0 0,1-1 0 0 0,0-1 0 0 0,-1 1 0 0 0,1 0-1 0 0,0-1 1 0 0,-1 1 0 0 0,0-1 0 0 0,1 0 0 0 0,-1 0-1 0 0,0 0 1 0 0,0 0 0 0 0,0 0 0 0 0,0 0 0 0 0,0 0 0 0 0,-1-1-1 0 0,1 1 1 0 0,0-1 0 0 0,0-3 0 0 0,0 1-8 0 0,0 0 0 0 0,-1 0 1 0 0,0 0-1 0 0,0 0 0 0 0,0 0 0 0 0,0 0 1 0 0,-1-1-1 0 0,0 1 0 0 0,0 0 0 0 0,-1-6 1 0 0,0 5-52 0 0,0 0 0 0 0,0 0 1 0 0,0 0-1 0 0,-1 0 0 0 0,0 0 1 0 0,0 1-1 0 0,0-1 0 0 0,-1 0 1 0 0,0 1-1 0 0,0 0 0 0 0,0-1 1 0 0,-1 1-1 0 0,0 1 0 0 0,0-1 1 0 0,0 0-1 0 0,0 1 0 0 0,-1 0 1 0 0,-6-5-1 0 0,2 6-14 0 0,-3 1-1 0 0</inkml:trace>
   <inkml:trace contextRef="#ctx0" brushRef="#br0" timeOffset="495.37">370 12 4896 0 0,'-13'20'8697'0'0,"11"-12"-7786"0"0,0-1 0 0 0,1 1 0 0 0,0-1 0 0 0,0 1 0 0 0,1-1-1 0 0,0 1 1 0 0,0 0 0 0 0,2 9 0 0 0,-2-14-802 0 0,1 0 1 0 0,0 1-1 0 0,-1-1 0 0 0,2 0 0 0 0,-1 0 1 0 0,0 0-1 0 0,0 0 0 0 0,1-1 0 0 0,0 1 0 0 0,1 3 1 0 0,-1-5-21 0 0,-1 0 0 0 0,0 0 0 0 0,0 0 0 0 0,1 1 0 0 0,-1-1 0 0 0,0-1 0 0 0,1 1 0 0 0,-1 0 0 0 0,1 0 0 0 0,-1 0 0 0 0,1-1 1 0 0,0 1-1 0 0,-1-1 0 0 0,1 1 0 0 0,-1-1 0 0 0,1 0 0 0 0,0 0 0 0 0,0 0 0 0 0,-1 0 0 0 0,3 0 0 0 0,-2 0-49 0 0,0 0-1 0 0,1-1 1 0 0,-1 0-1 0 0,0 1 1 0 0,0-1-1 0 0,0 0 0 0 0,0 0 1 0 0,0 0-1 0 0,0 0 1 0 0,0 0-1 0 0,0-1 1 0 0,0 1-1 0 0,0-1 1 0 0,0 1-1 0 0,-1-1 1 0 0,1 0-1 0 0,-1 1 0 0 0,1-1 1 0 0,-1 0-1 0 0,0 0 1 0 0,0 0-1 0 0,0 0 1 0 0,0 0-1 0 0,0 0 1 0 0,0-1-1 0 0,0 1 0 0 0,-1 0 1 0 0,1 0-1 0 0,-1-1 1 0 0,0 1-1 0 0,0 0 1 0 0,0-3-1 0 0,1 1 24 0 0,-1-1 0 0 0,0 1 0 0 0,0 0-1 0 0,0 0 1 0 0,0 0 0 0 0,-1 0 0 0 0,0 0-1 0 0,0 0 1 0 0,0 1 0 0 0,0-1 0 0 0,-1 0 0 0 0,1 0-1 0 0,-1 1 1 0 0,0-1 0 0 0,0 1 0 0 0,0-1-1 0 0,-6-5 1 0 0,3 5-63 0 0</inkml:trace>
-  <inkml:trace contextRef="#ctx0" brushRef="#br0" timeOffset="644.8">505 0 8976 0 0,'-4'78'10733'0'0,"-10"38"-8325"0"0,3-28-1198 0 0,5-17-490 0 0,5-47-3692 0 0</inkml:trace>
+  <inkml:trace contextRef="#ctx0" brushRef="#br0" timeOffset="644.79">505 0 8976 0 0,'-4'78'10733'0'0,"-10"38"-8325"0"0,3-28-1198 0 0,5-17-490 0 0,5-47-3692 0 0</inkml:trace>
   <inkml:trace contextRef="#ctx0" brushRef="#br0" timeOffset="871.01">606 327 1952 0 0,'-2'4'146'0'0,"-4"5"1932"0"0,1 0 0 0 0,0 1 0 0 0,1-1 0 0 0,-4 13 0 0 0,7-21-1673 0 0,0 1 0 0 0,1 0 1 0 0,0 0-1 0 0,-1 0 1 0 0,1-1-1 0 0,0 1 0 0 0,0 0 1 0 0,0 0-1 0 0,0 0 0 0 0,0-1 1 0 0,1 1-1 0 0,-1 0 1 0 0,0 0-1 0 0,1 0 0 0 0,0-1 1 0 0,-1 1-1 0 0,2 2 1 0 0,-1-3-281 0 0,0 0 0 0 0,0 0 1 0 0,0 0-1 0 0,0 0 1 0 0,0 0-1 0 0,0 0 1 0 0,0-1-1 0 0,0 1 0 0 0,1 0 1 0 0,-1 0-1 0 0,0-1 1 0 0,1 1-1 0 0,-1-1 1 0 0,0 1-1 0 0,3-1 0 0 0,0 1 24 0 0,0-1-1 0 0,0 0 1 0 0,0 0 0 0 0,-1 0-1 0 0,1-1 1 0 0,0 1-1 0 0,0-1 1 0 0,-1 0-1 0 0,1 0 1 0 0,0 0-1 0 0,-1-1 1 0 0,1 1-1 0 0,-1-1 1 0 0,0 0-1 0 0,1 0 1 0 0,-1 0 0 0 0,3-3-1 0 0,-2 3-33 0 0,-1-1 0 0 0,0 0 0 0 0,0 1 0 0 0,0-1-1 0 0,-1 0 1 0 0,1-1 0 0 0,-1 1 0 0 0,1 0 0 0 0,-1-1 0 0 0,0 1 0 0 0,0-1 0 0 0,-1 0 0 0 0,1 1-1 0 0,-1-1 1 0 0,2-7 0 0 0,-3 10-86 0 0,0 0-1 0 0,0 0 1 0 0,0 0 0 0 0,0-1-1 0 0,0 1 1 0 0,0 0-1 0 0,0 0 1 0 0,-1 0 0 0 0,1 0-1 0 0,0 0 1 0 0,0 0 0 0 0,-1 0-1 0 0,1 0 1 0 0,-1 0-1 0 0,1 0 1 0 0,-1 0 0 0 0,0 1-1 0 0,1-1 1 0 0,-1 0-1 0 0,0 0 1 0 0,1 0 0 0 0,-1 1-1 0 0,0-1 1 0 0,0 0 0 0 0,0 1-1 0 0,1-1 1 0 0,-1 1-1 0 0,0-1 1 0 0,0 1 0 0 0,0-1-1 0 0,0 1 1 0 0,0 0-1 0 0,0-1 1 0 0,0 1 0 0 0,0 0-1 0 0,-2 0 1 0 0,-3-1-454 0 0,0 1 0 0 0,0 0 0 0 0,1 0 0 0 0,-1 0 0 0 0,0 1 0 0 0,0 0 0 0 0,-6 2 0 0 0</inkml:trace>
 </inkml:ink>
 </file>
@@ -11331,7 +11354,7 @@
     </inkml:brush>
   </inkml:definitions>
   <inkml:trace contextRef="#ctx0" brushRef="#br0">49 28 5280 0 0,'0'0'1761'0'0,"-6"12"11199"0"0,10-11-12541 0 0,0 0 1 0 0,0-1-1 0 0,0 0 1 0 0,0 0 0 0 0,1 0-1 0 0,-1 0 1 0 0,0 0-1 0 0,0-1 1 0 0,8-2 0 0 0,43-13 1153 0 0,-39 11-1020 0 0,1 0 1 0 0,-1 1-1 0 0,30-3 0 0 0,-39 7-3921 0 0</inkml:trace>
-  <inkml:trace contextRef="#ctx0" brushRef="#br0" timeOffset="209.21">1 253 6496 0 0,'0'0'1729'0'0,"21"1"6941"0"0,35-8-3641 0 0,-13-2-3095 0 0,44-17 1 0 0,-71 21-1537 0 0</inkml:trace>
+  <inkml:trace contextRef="#ctx0" brushRef="#br0" timeOffset="209.2">1 253 6496 0 0,'0'0'1729'0'0,"21"1"6941"0"0,35-8-3641 0 0,-13-2-3095 0 0,44-17 1 0 0,-71 21-1537 0 0</inkml:trace>
 </inkml:ink>
 </file>
 
@@ -11563,7 +11586,7 @@
   <inkml:trace contextRef="#ctx0" brushRef="#br0">24 146 1408 0 0,'3'-18'6104'0'0,"-4"51"-1793"0"0,-11 61 1 0 0,6-60-4116 0 0,2 0 0 0 0,1 0 0 0 0,3 47 0 0 0</inkml:trace>
   <inkml:trace contextRef="#ctx0" brushRef="#br0" timeOffset="605.54">194 182 8 0 0,'0'0'1488'0'0,"-5"-10"8712"0"0,4 13-9784 0 0,0 0 1 0 0,1-1-1 0 0,-1 1 1 0 0,1 0-1 0 0,0 1 1 0 0,0-1-1 0 0,0 0 1 0 0,0 0-1 0 0,1 4 1 0 0,-1 1 251 0 0,0-4-319 0 0,1 1 0 0 0,0-1 0 0 0,0 1 0 0 0,0-1 0 0 0,1 1 0 0 0,-1-1 0 0 0,1 0 0 0 0,0 0 0 0 0,4 7 0 0 0,0 0 1162 0 0,-6-11-1488 0 0,0 0-1 0 0,0 0 1 0 0,0 0-1 0 0,1 0 1 0 0,-1 0-1 0 0,0 0 1 0 0,0 0 0 0 0,0 0-1 0 0,0 0 1 0 0,0 0-1 0 0,0 0 1 0 0,0 0 0 0 0,0 0-1 0 0,0 0 1 0 0,0 0-1 0 0,0 0 1 0 0,0-1-1 0 0,0 1 1 0 0,0 0 0 0 0,1 0-1 0 0,-1 0 1 0 0,0 0-1 0 0,0 0 1 0 0,0 0-1 0 0,0 0 1 0 0,0 0 0 0 0,0 1-1 0 0,0-1 1 0 0,0 0-1 0 0,0 0 1 0 0,0 0 0 0 0,0 0-1 0 0,0 0 1 0 0,1 0-1 0 0,-1 0 1 0 0,0 0-1 0 0,0 0 1 0 0,0 0 0 0 0,0 0-1 0 0,0 0 1 0 0,0 0-1 0 0,0 0 1 0 0,0 0 0 0 0,0 0-1 0 0,0 0 1 0 0,0 0-1 0 0,0 1 1 0 0,0-5 1642 0 0,0 4-1647 0 0,0-1 0 0 0,0 1 1 0 0,0-1-1 0 0,0 1 0 0 0,0 0 0 0 0,0-1 0 0 0,0 1 0 0 0,0-1 0 0 0,0 1 0 0 0,0-1 0 0 0,1 1 0 0 0,-1 0 0 0 0,0-1 0 0 0,0 1 0 0 0,0-1 1 0 0,1 1-1 0 0,-1 0 0 0 0,0-1 0 0 0,0 1 0 0 0,1 0 0 0 0,-1-1 0 0 0,0 1 0 0 0,1 0 0 0 0,-1-1 0 0 0,0 1 0 0 0,1 0 0 0 0,-1 0 0 0 0,0-1 1 0 0,1 1-1 0 0,-1 0 0 0 0,1 0 0 0 0,14 2 263 0 0,-11 0-257 0 0,0 0 1 0 0,-1 0-1 0 0,0 0 1 0 0,1 0-1 0 0,-1 1 0 0 0,4 3 1 0 0,-6-4-8 0 0,1-1 1 0 0,-1 1 0 0 0,0 0-1 0 0,1 0 1 0 0,-1 0-1 0 0,0 0 1 0 0,0 0 0 0 0,0 0-1 0 0,-1 0 1 0 0,1 0-1 0 0,0 0 1 0 0,-1 0 0 0 0,1 0-1 0 0,-1 1 1 0 0,0-1-1 0 0,0 0 1 0 0,0 0-1 0 0,0 0 1 0 0,0 1 0 0 0,0-1-1 0 0,-1 0 1 0 0,1 0-1 0 0,-1 0 1 0 0,1 0 0 0 0,-2 3-1 0 0,-1 0-353 0 0,0 0 0 0 0,-1 0-1 0 0,1 0 1 0 0,-1-1 0 0 0,0 1 0 0 0,0-1-1 0 0,0 0 1 0 0,-1 0 0 0 0,-5 4 0 0 0</inkml:trace>
   <inkml:trace contextRef="#ctx0" brushRef="#br0" timeOffset="1028.22">183 167 3360 0 0,'0'0'8937'0'0,"16"-10"-3789"0"0,22-7-3557 0 0,0 1-1 0 0,43-12 1 0 0,-40 15-649 0 0,-40 13-901 0 0,0-1 0 0 0,0 1 0 0 0,0-1 0 0 0,0 1 0 0 0,0-1 0 0 0,0 1 0 0 0,0 0-1 0 0,0 0 1 0 0,0 0 0 0 0,0-1 0 0 0,0 1 0 0 0,0 0 0 0 0,0 0 0 0 0,0 0 0 0 0,0 1 0 0 0,0-1 0 0 0,0 0 0 0 0,0 0-1 0 0,0 0 1 0 0,0 1 0 0 0,0-1 0 0 0,0 0 0 0 0,-1 1 0 0 0,2 0 0 0 0,-1 0-11 0 0,-1 0 0 0 0,0 1 1 0 0,1-1-1 0 0,-1 0 0 0 0,0 0 1 0 0,0 1-1 0 0,0-1 0 0 0,0 0 1 0 0,0 0-1 0 0,0 1 0 0 0,0-1 0 0 0,-1 0 1 0 0,1 0-1 0 0,0 1 0 0 0,-1-1 1 0 0,1 0-1 0 0,-2 2 0 0 0,-4 15-5 0 0,-2 4-1 0 0,-7 29 0 0 0,14-45-25 0 0,0 1 1 0 0,0 0-1 0 0,0 0 0 0 0,1 0 0 0 0,0 0 0 0 0,0 0 0 0 0,1-1 0 0 0,3 14 1 0 0,-4-19 0 0 0,0 1-1 0 0,1-1 1 0 0,-1 1 0 0 0,1-1 0 0 0,-1 0 0 0 0,1 1 0 0 0,0-1 0 0 0,0 0 0 0 0,0 1 0 0 0,0-1 0 0 0,0 0 0 0 0,0 0 0 0 0,0 0 0 0 0,0 0 0 0 0,0 0 0 0 0,0 0 0 0 0,1 0 0 0 0,-1 0 0 0 0,0 0-1 0 0,1 0 1 0 0,-1-1 0 0 0,2 1 0 0 0,0 0 1 0 0,0 0-1 0 0,0-1 0 0 0,0 0 0 0 0,0 0 0 0 0,0 0 1 0 0,0 0-1 0 0,0 0 0 0 0,0 0 0 0 0,0-1 1 0 0,0 0-1 0 0,2 0 0 0 0,3-2 1 0 0,-1 1 1 0 0,0-1-1 0 0,0-1 0 0 0,0 1 1 0 0,0-1-1 0 0,-1-1 0 0 0,1 1 1 0 0,5-6-1 0 0,-10 8-1 0 0,0-1 1 0 0,1 1-1 0 0,-1-1 1 0 0,0 0-1 0 0,0 0 0 0 0,-1 1 1 0 0,1-1-1 0 0,-1 0 1 0 0,1 0-1 0 0,-1-1 0 0 0,0 1 1 0 0,0 0-1 0 0,0 0 1 0 0,-1-1-1 0 0,1 1 1 0 0,-1 0-1 0 0,0-1 0 0 0,1 1 1 0 0,-2 0-1 0 0,1-1 1 0 0,0 1-1 0 0,-1-4 0 0 0,0 4 8 0 0,0 0-1 0 0,-1 0 0 0 0,1 1 0 0 0,0-1 0 0 0,-1 0 0 0 0,1 1 0 0 0,-1 0 0 0 0,0-1 1 0 0,0 1-1 0 0,0 0 0 0 0,0 0 0 0 0,0 0 0 0 0,-1 0 0 0 0,1 0 0 0 0,0 0 0 0 0,-1 1 0 0 0,0-1 1 0 0,1 1-1 0 0,-1 0 0 0 0,0 0 0 0 0,1 0 0 0 0,-1 0 0 0 0,0 0 0 0 0,0 0 0 0 0,-4 0 1 0 0,-4 0 30 0 0</inkml:trace>
-  <inkml:trace contextRef="#ctx0" brushRef="#br0" timeOffset="1239.66">689 1 3264 0 0,'0'0'11232'0'0,"1"6"-7365"0"0,1 12-2895 0 0,-4 22 214 0 0,-2 0 0 0 0,-2 0-1 0 0,-12 42 1 0 0,-4 28 311 0 0,20-96-1361 0 0</inkml:trace>
+  <inkml:trace contextRef="#ctx0" brushRef="#br0" timeOffset="1239.65">689 1 3264 0 0,'0'0'11232'0'0,"1"6"-7365"0"0,1 12-2895 0 0,-4 22 214 0 0,-2 0 0 0 0,-2 0-1 0 0,-12 42 1 0 0,-4 28 311 0 0,20-96-1361 0 0</inkml:trace>
   <inkml:trace contextRef="#ctx0" brushRef="#br0" timeOffset="1408.26">815 101 3392 0 0,'0'-6'1094'0'0,"0"0"0"0"0,0 1 0 0 0,-1-1 0 0 0,0 1 0 0 0,0-1 0 0 0,-2-5 0 0 0,3 10-814 0 0,-1 0 1 0 0,1 0 0 0 0,0 0 0 0 0,-1 1 0 0 0,1-1 0 0 0,-1 0-1 0 0,1 0 1 0 0,-1 1 0 0 0,0-1 0 0 0,1 0 0 0 0,-1 1 0 0 0,1-1-1 0 0,-1 1 1 0 0,0-1 0 0 0,0 1 0 0 0,1-1 0 0 0,-1 1-1 0 0,-1-1 1 0 0,0 0-145 0 0,1 1-1 0 0,0 0 1 0 0,0 0-1 0 0,0 0 1 0 0,-1 1-1 0 0,1-1 1 0 0,0 0-1 0 0,0 0 1 0 0,0 1-1 0 0,0-1 1 0 0,0 0-1 0 0,-1 1 1 0 0,1-1-1 0 0,0 1 0 0 0,0 0 1 0 0,0-1-1 0 0,0 1 1 0 0,-1 1-1 0 0,-3 3 83 0 0,0 0 0 0 0,0 0-1 0 0,0 0 1 0 0,1 1-1 0 0,-1-1 1 0 0,2 1-1 0 0,-1 0 1 0 0,0 1 0 0 0,1-1-1 0 0,-3 9 1 0 0,2-3 60 0 0,0 1 0 0 0,0-1 0 0 0,2 0 0 0 0,-4 25 0 0 0,6-32-187 0 0,0 0 0 0 0,0 0 0 0 0,0 0 0 0 0,1-1 0 0 0,-1 1 0 0 0,1 0 0 0 0,0 0 0 0 0,0-1 0 0 0,1 1 0 0 0,-1-1 0 0 0,1 1 0 0 0,0-1 0 0 0,1 1 0 0 0,-1-1 0 0 0,4 5 0 0 0,-3-7-42 0 0,-1 1 1 0 0,1-1-1 0 0,-1 0 1 0 0,1 1-1 0 0,0-1 1 0 0,0-1-1 0 0,0 1 1 0 0,0 0-1 0 0,0-1 0 0 0,1 1 1 0 0,-1-1-1 0 0,0 0 1 0 0,1 0-1 0 0,-1-1 1 0 0,1 1-1 0 0,-1-1 1 0 0,1 1-1 0 0,-1-1 1 0 0,1 0-1 0 0,-1 0 1 0 0,6-1-1 0 0,2-1-8 0 0,0-1-1 0 0,-1 0 0 0 0,15-5 1 0 0,-8 1-3099 0 0</inkml:trace>
 </inkml:ink>
 </file>
@@ -11732,7 +11755,7 @@
   </inkml:definitions>
   <inkml:trace contextRef="#ctx0" brushRef="#br0">18 82 3200 0 0,'-2'-3'15233'0'0,"-7"90"-11206"0"0,3 43-2350 0 0,6-108-1359 0 0</inkml:trace>
   <inkml:trace contextRef="#ctx0" brushRef="#br0" timeOffset="272.86">193 63 1824 0 0,'0'0'1953'0'0,"-14"1"11488"0"0,13 3-13228 0 0,0 0-1 0 0,0 0 1 0 0,0 1 0 0 0,0-1-1 0 0,1 0 1 0 0,0 0-1 0 0,0 1 1 0 0,0-1-1 0 0,1 0 1 0 0,-1 1 0 0 0,1-1-1 0 0,0 0 1 0 0,0 0-1 0 0,1 1 1 0 0,-1-1 0 0 0,1 0-1 0 0,0 0 1 0 0,4 6-1 0 0,4 6 151 0 0,1-1 0 0 0,1 0 0 0 0,15 14 0 0 0,-7-6 289 0 0,-17-20-609 0 0,0 1 0 0 0,0 0 0 0 0,0 0 0 0 0,-1 0 0 0 0,0 0 0 0 0,0 0 0 0 0,0 1 0 0 0,0-1 0 0 0,-1 1 0 0 0,1-1 0 0 0,-1 1 0 0 0,0-1 0 0 0,-1 1 0 0 0,1 0 0 0 0,-1 0 0 0 0,0-1 0 0 0,0 1 0 0 0,0 0 0 0 0,-1-1 0 0 0,0 1 0 0 0,0 0 0 0 0,0-1 0 0 0,0 1 0 0 0,-1-1 0 0 0,1 1 0 0 0,-1-1 0 0 0,-1 0 0 0 0,1 0 0 0 0,0 0 0 0 0,-1 0 0 0 0,0 0 0 0 0,0 0 0 0 0,0-1 1 0 0,0 1-1 0 0,-1-1 0 0 0,-5 5 0 0 0,2-5-13 0 0,-3-1-22 0 0</inkml:trace>
-  <inkml:trace contextRef="#ctx0" brushRef="#br0" timeOffset="584.36">186 90 7432 0 0,'0'-2'391'0'0,"0"1"-1"0"0,0-1 1 0 0,0 1 0 0 0,0 0 0 0 0,1-1 0 0 0,-1 1-1 0 0,0 0 1 0 0,1 0 0 0 0,0-1 0 0 0,-1 1-1 0 0,1 0 1 0 0,0 0 0 0 0,-1 0 0 0 0,1 0 0 0 0,0-1-1 0 0,0 1 1 0 0,0 0 0 0 0,0 0 0 0 0,1 0 0 0 0,1-1-72 0 0,0 0 1 0 0,0 0-1 0 0,0 0 1 0 0,0 1-1 0 0,0-1 1 0 0,0 1 0 0 0,5-1-1 0 0,1 0-1 0 0,0 0 0 0 0,0 1 0 0 0,0 0 1 0 0,0 0-1 0 0,11 2 0 0 0,-15-1-203 0 0,-1 1 1 0 0,1-1-1 0 0,0 1 0 0 0,-1 0 1 0 0,1 1-1 0 0,-1-1 0 0 0,1 1 1 0 0,-1 0-1 0 0,0 0 1 0 0,0 0-1 0 0,0 1 0 0 0,0-1 1 0 0,0 1-1 0 0,0 0 1 0 0,-1 0-1 0 0,1 1 0 0 0,-1-1 1 0 0,0 1-1 0 0,0-1 0 0 0,0 1 1 0 0,-1 0-1 0 0,1 0 1 0 0,-1 0-1 0 0,0 0 0 0 0,0 1 1 0 0,0-1-1 0 0,-1 1 1 0 0,0-1-1 0 0,0 1 0 0 0,0-1 1 0 0,0 1-1 0 0,0 0 1 0 0,-1 0-1 0 0,0 7 0 0 0,-1 0 111 0 0,0 1 0 0 0,-6 22-1 0 0,4-26-146 0 0,1 0-1 0 0,1-1 0 0 0,0 1 0 0 0,0 0 0 0 0,0 0 0 0 0,2 15 0 0 0,-1-23-72 0 0,1 0-1 0 0,-1 0 1 0 0,0-1 0 0 0,0 1-1 0 0,0 0 1 0 0,1 0-1 0 0,-1-1 1 0 0,0 1-1 0 0,1 0 1 0 0,-1 0 0 0 0,0-1-1 0 0,1 1 1 0 0,-1-1-1 0 0,1 1 1 0 0,-1 0-1 0 0,1-1 1 0 0,0 1 0 0 0,-1-1-1 0 0,1 1 1 0 0,0-1-1 0 0,-1 0 1 0 0,1 1-1 0 0,0-1 1 0 0,-1 1 0 0 0,2-1-1 0 0,0 1-8 0 0,0-1 0 0 0,0 0 0 0 0,0 0 0 0 0,0 0 0 0 0,-1 0 0 0 0,1 0 0 0 0,0 0 0 0 0,0 0-1 0 0,0-1 1 0 0,2 0 0 0 0,2-1-17 0 0,1 0 1 0 0,-1 0-1 0 0,-1-1 0 0 0,1 0 0 0 0,7-5 0 0 0,-4 2 30 0 0,-1-1-1 0 0,0-1 0 0 0,0 0 0 0 0,0 0 1 0 0,10-14-1 0 0,-15 18 10 0 0,-1 0 1 0 0,1 0-1 0 0,0-1 0 0 0,-1 1 1 0 0,0-1-1 0 0,0 1 0 0 0,-1-1 0 0 0,1 0 1 0 0,-1 0-1 0 0,0 0 0 0 0,0 0 1 0 0,0 0-1 0 0,-1 0 0 0 0,0-8 1 0 0,0 11-7 0 0,-1 0 0 0 0,0 0 1 0 0,0 0-1 0 0,0 0 0 0 0,0 1 1 0 0,0-1-1 0 0,0 0 0 0 0,0 0 1 0 0,0 0-1 0 0,-1 1 0 0 0,1-1 1 0 0,-1 1-1 0 0,1-1 0 0 0,-1 1 1 0 0,1 0-1 0 0,-1-1 0 0 0,0 1 1 0 0,0 0-1 0 0,0 0 0 0 0,0 0 1 0 0,0 1-1 0 0,0-1 0 0 0,0 0 1 0 0,0 1-1 0 0,0-1 0 0 0,0 1 1 0 0,0 0-1 0 0,0-1 0 0 0,-4 1 1 0 0,-6 0 56 0 0</inkml:trace>
+  <inkml:trace contextRef="#ctx0" brushRef="#br0" timeOffset="584.35">186 90 7432 0 0,'0'-2'391'0'0,"0"1"-1"0"0,0-1 1 0 0,0 1 0 0 0,0 0 0 0 0,1-1 0 0 0,-1 1-1 0 0,0 0 1 0 0,1 0 0 0 0,0-1 0 0 0,-1 1-1 0 0,1 0 1 0 0,0 0 0 0 0,-1 0 0 0 0,1 0 0 0 0,0-1-1 0 0,0 1 1 0 0,0 0 0 0 0,0 0 0 0 0,1 0 0 0 0,1-1-72 0 0,0 0 1 0 0,0 0-1 0 0,0 0 1 0 0,0 1-1 0 0,0-1 1 0 0,0 1 0 0 0,5-1-1 0 0,1 0-1 0 0,0 0 0 0 0,0 1 0 0 0,0 0 1 0 0,0 0-1 0 0,11 2 0 0 0,-15-1-203 0 0,-1 1 1 0 0,1-1-1 0 0,0 1 0 0 0,-1 0 1 0 0,1 1-1 0 0,-1-1 0 0 0,1 1 1 0 0,-1 0-1 0 0,0 0 1 0 0,0 0-1 0 0,0 1 0 0 0,0-1 1 0 0,0 1-1 0 0,0 0 1 0 0,-1 0-1 0 0,1 1 0 0 0,-1-1 1 0 0,0 1-1 0 0,0-1 0 0 0,0 1 1 0 0,-1 0-1 0 0,1 0 1 0 0,-1 0-1 0 0,0 0 0 0 0,0 1 1 0 0,0-1-1 0 0,-1 1 1 0 0,0-1-1 0 0,0 1 0 0 0,0-1 1 0 0,0 1-1 0 0,0 0 1 0 0,-1 0-1 0 0,0 7 0 0 0,-1 0 111 0 0,0 1 0 0 0,-6 22-1 0 0,4-26-146 0 0,1 0-1 0 0,1-1 0 0 0,0 1 0 0 0,0 0 0 0 0,0 0 0 0 0,2 15 0 0 0,-1-23-72 0 0,1 0-1 0 0,-1 0 1 0 0,0-1 0 0 0,0 1-1 0 0,0 0 1 0 0,1 0-1 0 0,-1-1 1 0 0,0 1-1 0 0,1 0 1 0 0,-1 0 0 0 0,0-1-1 0 0,1 1 1 0 0,-1-1-1 0 0,1 1 1 0 0,-1 0-1 0 0,1-1 1 0 0,0 1 0 0 0,-1-1-1 0 0,1 1 1 0 0,0-1-1 0 0,-1 0 1 0 0,1 1-1 0 0,0-1 1 0 0,-1 1 0 0 0,2-1-1 0 0,0 1-8 0 0,0-1 0 0 0,0 0 0 0 0,0 0 0 0 0,0 0 0 0 0,-1 0 0 0 0,1 0 0 0 0,0 0 0 0 0,0 0-1 0 0,0-1 1 0 0,2 0 0 0 0,2-1-17 0 0,1 0 1 0 0,-1 0-1 0 0,-1-1 0 0 0,1 0 0 0 0,7-5 0 0 0,-4 2 30 0 0,-1-1-1 0 0,0-1 0 0 0,0 0 0 0 0,0 0 1 0 0,10-14-1 0 0,-15 18 10 0 0,-1 0 1 0 0,1 0-1 0 0,0-1 0 0 0,-1 1 1 0 0,0-1-1 0 0,0 1 0 0 0,-1-1 0 0 0,1 0 1 0 0,-1 0-1 0 0,0 0 0 0 0,0 0 1 0 0,0 0-1 0 0,-1 0 0 0 0,0-8 1 0 0,0 11-7 0 0,-1 0 0 0 0,0 0 1 0 0,0 0-1 0 0,0 0 0 0 0,0 1 1 0 0,0-1-1 0 0,0 0 0 0 0,0 0 1 0 0,0 0-1 0 0,-1 1 0 0 0,1-1 1 0 0,-1 1-1 0 0,1-1 0 0 0,-1 1 1 0 0,1 0-1 0 0,-1-1 0 0 0,0 1 1 0 0,0 0-1 0 0,0 0 0 0 0,0 0 1 0 0,0 1-1 0 0,0-1 0 0 0,0 0 1 0 0,0 1-1 0 0,0-1 0 0 0,0 1 1 0 0,0 0-1 0 0,0-1 0 0 0,-4 1 1 0 0,-6 0 56 0 0</inkml:trace>
   <inkml:trace contextRef="#ctx0" brushRef="#br0" timeOffset="769.05">596 0 4160 0 0,'2'23'9585'0'0,"-7"64"-2956"0"0,-8-5-3965 0 0,-7 83-3683 0 0</inkml:trace>
   <inkml:trace contextRef="#ctx0" brushRef="#br0" timeOffset="929.87">741 59 4768 0 0,'0'-1'332'0'0,"-1"1"1"0"0,0-1-1 0 0,0 0 0 0 0,1 1 1 0 0,-1-1-1 0 0,0 1 0 0 0,0-1 1 0 0,0 1-1 0 0,0-1 0 0 0,0 1 1 0 0,0-1-1 0 0,0 1 0 0 0,1 0 1 0 0,-1 0-1 0 0,0 0 0 0 0,0-1 1 0 0,0 1-1 0 0,0 0 0 0 0,0 0 1 0 0,0 0-1 0 0,0 0 0 0 0,0 1 1 0 0,0-1-1 0 0,0 0 0 0 0,0 0 1 0 0,-1 1-1 0 0,-1 0 145 0 0,0 1 1 0 0,1-1-1 0 0,-1 1 0 0 0,1 0 0 0 0,-1-1 1 0 0,1 1-1 0 0,0 0 0 0 0,-4 5 0 0 0,-2 3 28 0 0,0 1 0 0 0,1 0 0 0 0,-6 13-1 0 0,6-12-142 0 0,2 1 0 0 0,0 0-1 0 0,0 0 1 0 0,-4 24 0 0 0,8-32-258 0 0,0 0 0 0 0,0 0 0 0 0,0 0 0 0 0,1-1 0 0 0,0 1 0 0 0,0 0 0 0 0,1 0 0 0 0,-1 0 0 0 0,1 0 0 0 0,0 0 0 0 0,0-1 0 0 0,0 1 0 0 0,1 0 0 0 0,0-1 1 0 0,0 1-1 0 0,4 6 0 0 0,-4-9-51 0 0,-1-1 0 0 0,0 1 1 0 0,0-1-1 0 0,1 0 1 0 0,-1 0-1 0 0,1 0 1 0 0,-1 0-1 0 0,1 0 1 0 0,0 0-1 0 0,-1 0 0 0 0,1 0 1 0 0,3 0-1 0 0,9 2 291 0 0</inkml:trace>
 </inkml:ink>
@@ -11800,7 +11823,7 @@
     </inkml:brush>
   </inkml:definitions>
   <inkml:trace contextRef="#ctx0" brushRef="#br0">0 179 4736 0 0,'0'0'3280'0'0,"22"-5"4912"0"0,-7 1-7334 0 0,-1 0 0 0 0,1-2 0 0 0,0 1 0 0 0,-1-2 1 0 0,17-9-1 0 0,-25 12-621 0 0,1 0 0 0 0,-1-1 0 0 0,0 1 0 0 0,0-1 0 0 0,-1 0 0 0 0,1-1 0 0 0,-1 1 0 0 0,0-1 0 0 0,0 0 0 0 0,-1-1 0 0 0,0 1 0 0 0,6-13 0 0 0,-9 17-166 0 0,0 1-1 0 0,-1-1 1 0 0,1 0-1 0 0,-1 1 1 0 0,0-1-1 0 0,1 0 1 0 0,-1 1 0 0 0,0-1-1 0 0,0 0 1 0 0,0 0-1 0 0,0 1 1 0 0,0-1 0 0 0,0 0-1 0 0,0 1 1 0 0,-1-3-1 0 0,1 3-31 0 0,-1 1-1 0 0,1-1 1 0 0,-1 0-1 0 0,1 0 1 0 0,-1 1-1 0 0,1-1 1 0 0,-1 0-1 0 0,1 1 0 0 0,-1-1 1 0 0,0 1-1 0 0,1-1 1 0 0,-1 1-1 0 0,0-1 1 0 0,1 1-1 0 0,-1-1 1 0 0,0 1-1 0 0,1 0 1 0 0,-1 0-1 0 0,0-1 0 0 0,0 1 1 0 0,-1 0-1 0 0,-1-1-11 0 0,0 1-1 0 0,0 0 1 0 0,0 1-1 0 0,1-1 1 0 0,-1 0 0 0 0,0 1-1 0 0,0 0 1 0 0,0-1-1 0 0,1 1 1 0 0,-1 0-1 0 0,0 1 1 0 0,1-1-1 0 0,-1 0 1 0 0,1 1-1 0 0,-4 2 1 0 0,0 2-20 0 0,0 0-1 0 0,0 0 1 0 0,1 1 0 0 0,0-1 0 0 0,0 1 0 0 0,1 0-1 0 0,0 1 1 0 0,0-1 0 0 0,0 1 0 0 0,1-1 0 0 0,-3 13 0 0 0,4-14-2 0 0,0 1 0 0 0,1-1 0 0 0,-1 1 1 0 0,1-1-1 0 0,1 1 0 0 0,-1 0 1 0 0,1-1-1 0 0,1 1 0 0 0,-1 0 1 0 0,1-1-1 0 0,0 1 0 0 0,0-1 1 0 0,1 1-1 0 0,4 11 0 0 0,-5-16-4 0 0,1 1 0 0 0,-1 0 0 0 0,1-1 0 0 0,0 0 0 0 0,0 1 0 0 0,0-1-1 0 0,1 0 1 0 0,2 3 0 0 0,4 0-1 0 0</inkml:trace>
-  <inkml:trace contextRef="#ctx0" brushRef="#br0" timeOffset="272.71">257 124 3808 0 0,'0'-10'2157'0'0,"3"-6"11179"0"0,3 28-12599 0 0,0 3-51 0 0,0 0 1 0 0,1-1-1 0 0,0 0 0 0 0,16 22 1 0 0,-20-32-584 0 0,-1-1 1 0 0,1 0 0 0 0,0 0 0 0 0,0 0-1 0 0,0-1 1 0 0,0 1 0 0 0,1-1 0 0 0,-1 0-1 0 0,1 1 1 0 0,5 1 0 0 0,-7-3-47 0 0,1-1 0 0 0,-1 1 0 0 0,1-1 0 0 0,-1 1 0 0 0,1-1 0 0 0,0 0 0 0 0,-1 0 0 0 0,1 0 0 0 0,-1-1 1 0 0,1 1-1 0 0,-1 0 0 0 0,1-1 0 0 0,-1 0 0 0 0,1 0 0 0 0,-1 1 0 0 0,1-1 0 0 0,-1-1 0 0 0,3 0 0 0 0,-3 0-48 0 0,1 0-1 0 0,-1 0 0 0 0,1 0 1 0 0,-1 0-1 0 0,0-1 0 0 0,1 1 1 0 0,-1-1-1 0 0,0 1 1 0 0,-1-1-1 0 0,1 0 0 0 0,0 0 1 0 0,-1 0-1 0 0,0 0 1 0 0,1 0-1 0 0,-1 0 0 0 0,0 0 1 0 0,-1 0-1 0 0,2-5 0 0 0,0-6 13 0 0,-1 0-1 0 0,0-27 0 0 0,-1 27 66 0 0,0 5-48 0 0</inkml:trace>
+  <inkml:trace contextRef="#ctx0" brushRef="#br0" timeOffset="272.7">257 124 3808 0 0,'0'-10'2157'0'0,"3"-6"11179"0"0,3 28-12599 0 0,0 3-51 0 0,0 0 1 0 0,1-1-1 0 0,0 0 0 0 0,16 22 1 0 0,-20-32-584 0 0,-1-1 1 0 0,1 0 0 0 0,0 0 0 0 0,0 0-1 0 0,0-1 1 0 0,0 1 0 0 0,1-1 0 0 0,-1 0-1 0 0,1 1 1 0 0,5 1 0 0 0,-7-3-47 0 0,1-1 0 0 0,-1 1 0 0 0,1-1 0 0 0,-1 1 0 0 0,1-1 0 0 0,0 0 0 0 0,-1 0 0 0 0,1 0 0 0 0,-1-1 1 0 0,1 1-1 0 0,-1 0 0 0 0,1-1 0 0 0,-1 0 0 0 0,1 0 0 0 0,-1 1 0 0 0,1-1 0 0 0,-1-1 0 0 0,3 0 0 0 0,-3 0-48 0 0,1 0-1 0 0,-1 0 0 0 0,1 0 1 0 0,-1 0-1 0 0,0-1 0 0 0,1 1 1 0 0,-1-1-1 0 0,0 1 1 0 0,-1-1-1 0 0,1 0 0 0 0,0 0 1 0 0,-1 0-1 0 0,0 0 1 0 0,1 0-1 0 0,-1 0 0 0 0,0 0 1 0 0,-1 0-1 0 0,2-5 0 0 0,0-6 13 0 0,-1 0-1 0 0,0-27 0 0 0,-1 27 66 0 0,0 5-48 0 0</inkml:trace>
 </inkml:ink>
 </file>
 
@@ -11833,10 +11856,10 @@
     </inkml:brush>
   </inkml:definitions>
   <inkml:trace contextRef="#ctx0" brushRef="#br0">40 127 4224 0 0,'-2'-6'13295'0'0,"-1"10"-12893"0"0,1 1-1 0 0,1-1 1 0 0,-1 1-1 0 0,1 0 0 0 0,-1 0 1 0 0,1-1-1 0 0,0 10 1 0 0,-1-2 186 0 0,-2 9-16 0 0,-13 95 1496 0 0,16-94-1668 0 0</inkml:trace>
-  <inkml:trace contextRef="#ctx0" brushRef="#br0" timeOffset="270.71">174 107 1888 0 0,'0'0'2008'0'0,"-7"17"10616"0"0,5-11-10761 0 0,2-2-1608 0 0,1 0-1 0 0,0 0 1 0 0,0 0-1 0 0,0 0 1 0 0,0 0-1 0 0,1-1 1 0 0,0 1-1 0 0,0 0 0 0 0,0-1 1 0 0,0 1-1 0 0,0-1 1 0 0,0 0-1 0 0,1 1 1 0 0,0-1-1 0 0,3 3 1 0 0,-1-2 25 0 0,-2 1 0 0 0,1-1 1 0 0,0 1-1 0 0,-1 0 1 0 0,4 7-1 0 0,-6-9-216 0 0,0-1 0 0 0,-1 0 0 0 0,1 1 0 0 0,-1-1-1 0 0,1 0 1 0 0,-1 1 0 0 0,0-1 0 0 0,0 0 0 0 0,0 1 0 0 0,0-1 0 0 0,0 1 0 0 0,-1-1 0 0 0,1 0 0 0 0,-1 1 0 0 0,1-1-1 0 0,-1 0 1 0 0,-2 4 0 0 0,-19 37 506 0 0,16-33-596 0 0</inkml:trace>
+  <inkml:trace contextRef="#ctx0" brushRef="#br0" timeOffset="270.7">174 107 1888 0 0,'0'0'2008'0'0,"-7"17"10616"0"0,5-11-10761 0 0,2-2-1608 0 0,1 0-1 0 0,0 0 1 0 0,0 0-1 0 0,0 0 1 0 0,0 0-1 0 0,1-1 1 0 0,0 1-1 0 0,0 0 0 0 0,0-1 1 0 0,0 1-1 0 0,0-1 1 0 0,0 0-1 0 0,1 1 1 0 0,0-1-1 0 0,3 3 1 0 0,-1-2 25 0 0,-2 1 0 0 0,1-1 1 0 0,0 1-1 0 0,-1 0 1 0 0,4 7-1 0 0,-6-9-216 0 0,0-1 0 0 0,-1 0 0 0 0,1 1 0 0 0,-1-1-1 0 0,1 0 1 0 0,-1 1 0 0 0,0-1 0 0 0,0 0 0 0 0,0 1 0 0 0,0-1 0 0 0,0 1 0 0 0,-1-1 0 0 0,1 0 0 0 0,-1 1 0 0 0,1-1-1 0 0,-1 0 1 0 0,-2 4 0 0 0,-19 37 506 0 0,16-33-596 0 0</inkml:trace>
   <inkml:trace contextRef="#ctx0" brushRef="#br0" timeOffset="646.09">163 120 5664 0 0,'0'-3'225'0'0,"0"0"1"0"0,0 1 0 0 0,0-1-1 0 0,1 1 1 0 0,0-1 0 0 0,-1 1-1 0 0,1-1 1 0 0,0 1 0 0 0,0-1-1 0 0,0 1 1 0 0,0 0 0 0 0,1-1-1 0 0,-1 1 1 0 0,1 0 0 0 0,-1 0-1 0 0,1 0 1 0 0,0 0-1 0 0,0 0 1 0 0,0 1 0 0 0,0-1-1 0 0,0 0 1 0 0,0 1 0 0 0,0-1-1 0 0,0 1 1 0 0,1 0 0 0 0,-1 0-1 0 0,0 0 1 0 0,1 0 0 0 0,-1 0-1 0 0,1 1 1 0 0,4-2 0 0 0,9 0 1813 0 0,0 0 0 0 0,0 1 1 0 0,0 0-1 0 0,19 3 0 0 0,-8-2-951 0 0,-24 0-1014 0 0,-1 0 0 0 0,1 0 0 0 0,-1 0 0 0 0,1 0 0 0 0,-1 0 0 0 0,1 1 0 0 0,-1-1 0 0 0,1 1 1 0 0,-1 0-1 0 0,5 1 0 0 0,-7-1-57 0 0,1 0 0 0 0,0 0 0 0 0,-1 0 0 0 0,0 0 0 0 0,1 0 0 0 0,-1 0 0 0 0,1 0 0 0 0,-1 0 1 0 0,0 0-1 0 0,0 0 0 0 0,0 0 0 0 0,0 0 0 0 0,1 0 0 0 0,-1 0 0 0 0,-1 0 0 0 0,1 0 0 0 0,0 0 0 0 0,0 0 0 0 0,0 0 0 0 0,0 0 1 0 0,-1 0-1 0 0,1 0 0 0 0,0 0 0 0 0,-1 0 0 0 0,1 0 0 0 0,-1 0 0 0 0,1 0 0 0 0,-2 1 0 0 0,-8 20 2 0 0,-24 63 19 0 0,32-77-25 0 0,-1 0-1 0 0,2 0 0 0 0,-1 0 1 0 0,1 0-1 0 0,0 0 0 0 0,1 0 1 0 0,0 0-1 0 0,2 15 0 0 0,-2-21-8 0 0,0-1-1 0 0,0 1 1 0 0,0 0-1 0 0,0-1 1 0 0,1 1-1 0 0,-1-1 1 0 0,1 1-1 0 0,-1-1 1 0 0,1 1-1 0 0,0-1 1 0 0,-1 1-1 0 0,1-1 1 0 0,0 1-1 0 0,0-1 1 0 0,0 0-1 0 0,0 0 1 0 0,0 1-1 0 0,0-1 1 0 0,1 0-1 0 0,-1 0 1 0 0,0 0-1 0 0,1 0 1 0 0,-1 0-1 0 0,0-1 1 0 0,1 1-1 0 0,-1 0 1 0 0,1-1-1 0 0,-1 1 1 0 0,1-1-1 0 0,-1 1 1 0 0,1-1-1 0 0,0 0 1 0 0,-1 1-1 0 0,1-1 1 0 0,0 0-1 0 0,-1 0 1 0 0,1 0-1 0 0,-1 0 1 0 0,1-1-1 0 0,0 1 1 0 0,-1 0-1 0 0,1-1 1 0 0,2 0-1 0 0,2-2 1 0 0,0 1-1 0 0,0-1 0 0 0,0 0 0 0 0,-1-1 0 0 0,1 1 0 0 0,-1-1 0 0 0,0 0 0 0 0,0-1 0 0 0,8-7 1 0 0,-7 4 2 0 0,0 0 0 0 0,0 0 0 0 0,-1-1 0 0 0,0 0 0 0 0,0 0 1 0 0,5-16-1 0 0,-8 20 4 0 0,-1 0-1 0 0,1 0 1 0 0,-1 0 0 0 0,0 0 0 0 0,-1-1 0 0 0,1 1 0 0 0,-1 0-1 0 0,0 0 1 0 0,0 0 0 0 0,-1 0 0 0 0,1-1 0 0 0,-1 1 0 0 0,0 0-1 0 0,-4-9 1 0 0,5 13-3 0 0,-1-1 0 0 0,0 1 0 0 0,0-1 0 0 0,0 1 0 0 0,0-1 0 0 0,0 1 0 0 0,0 0 0 0 0,0-1 0 0 0,0 1 0 0 0,0 0 0 0 0,-1 0 0 0 0,1 0 0 0 0,-1 0 0 0 0,1 0 0 0 0,0 0 0 0 0,-1 0 0 0 0,0 1 0 0 0,1-1 0 0 0,-1 1 0 0 0,-1-1 0 0 0,-20-2-3278 0 0</inkml:trace>
   <inkml:trace contextRef="#ctx0" brushRef="#br0" timeOffset="818.16">585 30 8352 0 0,'-1'79'11231'0'0,"-1"-36"-9871"0"0,-2 0 0 0 0,-11 52 0 0 0,10-75-952 0 0</inkml:trace>
-  <inkml:trace contextRef="#ctx0" brushRef="#br0" timeOffset="1059.85">766 33 4800 0 0,'0'-1'401'0'0,"0"-1"0"0"0,0 0 1 0 0,0 1-1 0 0,0-1 0 0 0,0 0 1 0 0,-1 1-1 0 0,1-1 0 0 0,0 0 1 0 0,-1 1-1 0 0,1-1 0 0 0,-1 0 1 0 0,0 1-1 0 0,1-1 0 0 0,-1 1 1 0 0,0-1-1 0 0,0 1 0 0 0,-2-2 1 0 0,2 2-144 0 0,0 1 1 0 0,0 0-1 0 0,0-1 1 0 0,0 1-1 0 0,0 0 0 0 0,0 0 1 0 0,0-1-1 0 0,0 1 1 0 0,0 0-1 0 0,-1 0 1 0 0,1 0-1 0 0,0 0 1 0 0,0 1-1 0 0,0-1 1 0 0,0 0-1 0 0,0 0 1 0 0,0 1-1 0 0,0-1 1 0 0,0 1-1 0 0,0-1 1 0 0,0 1-1 0 0,0-1 1 0 0,0 1-1 0 0,0-1 0 0 0,0 1 1 0 0,0 0-1 0 0,0 0 1 0 0,-1 1-1 0 0,-9 7 190 0 0,0 1-1 0 0,0 1 0 0 0,1 0 1 0 0,0 0-1 0 0,1 1 0 0 0,-13 21 1 0 0,16-23-254 0 0,0 0 0 0 0,1 0 0 0 0,1 1 0 0 0,0 0 0 0 0,0 0 0 0 0,1 0 0 0 0,0 0 0 0 0,1 0 0 0 0,-1 15 0 0 0,3-24-131 0 0,0 1 1 0 0,0-1-1 0 0,0 1 0 0 0,0-1 0 0 0,0 1 0 0 0,1-1 1 0 0,-1 1-1 0 0,1-1 0 0 0,0 1 0 0 0,0-1 0 0 0,0 0 1 0 0,0 1-1 0 0,0-1 0 0 0,0 0 0 0 0,0 0 0 0 0,1 0 1 0 0,-1 0-1 0 0,1 0 0 0 0,0 0 0 0 0,0 0 0 0 0,-1-1 1 0 0,1 1-1 0 0,0-1 0 0 0,0 1 0 0 0,4 1 0 0 0,2 1 113 0 0,1-1 0 0 0,0 0 0 0 0,1 0-1 0 0,-1-1 1 0 0,15 2 0 0 0,-13-3-180 0 0,0 1 0 0 0,0 1 0 0 0,12 4 0 0 0,-13-2-14 0 0</inkml:trace>
+  <inkml:trace contextRef="#ctx0" brushRef="#br0" timeOffset="1059.84">766 33 4800 0 0,'0'-1'401'0'0,"0"-1"0"0"0,0 0 1 0 0,0 1-1 0 0,0-1 0 0 0,0 0 1 0 0,-1 1-1 0 0,1-1 0 0 0,0 0 1 0 0,-1 1-1 0 0,1-1 0 0 0,-1 0 1 0 0,0 1-1 0 0,1-1 0 0 0,-1 1 1 0 0,0-1-1 0 0,0 1 0 0 0,-2-2 1 0 0,2 2-144 0 0,0 1 1 0 0,0 0-1 0 0,0-1 1 0 0,0 1-1 0 0,0 0 0 0 0,0 0 1 0 0,0-1-1 0 0,0 1 1 0 0,0 0-1 0 0,-1 0 1 0 0,1 0-1 0 0,0 0 1 0 0,0 1-1 0 0,0-1 1 0 0,0 0-1 0 0,0 0 1 0 0,0 1-1 0 0,0-1 1 0 0,0 1-1 0 0,0-1 1 0 0,0 1-1 0 0,0-1 1 0 0,0 1-1 0 0,0-1 0 0 0,0 1 1 0 0,0 0-1 0 0,0 0 1 0 0,-1 1-1 0 0,-9 7 190 0 0,0 1-1 0 0,0 1 0 0 0,1 0 1 0 0,0 0-1 0 0,1 1 0 0 0,-13 21 1 0 0,16-23-254 0 0,0 0 0 0 0,1 0 0 0 0,1 1 0 0 0,0 0 0 0 0,0 0 0 0 0,1 0 0 0 0,0 0 0 0 0,1 0 0 0 0,-1 15 0 0 0,3-24-131 0 0,0 1 1 0 0,0-1-1 0 0,0 1 0 0 0,0-1 0 0 0,0 1 0 0 0,1-1 1 0 0,-1 1-1 0 0,1-1 0 0 0,0 1 0 0 0,0-1 0 0 0,0 0 1 0 0,0 1-1 0 0,0-1 0 0 0,0 0 0 0 0,0 0 0 0 0,1 0 1 0 0,-1 0-1 0 0,1 0 0 0 0,0 0 0 0 0,0 0 0 0 0,-1-1 1 0 0,1 1-1 0 0,0-1 0 0 0,0 1 0 0 0,4 1 0 0 0,2 1 113 0 0,1-1 0 0 0,0 0 0 0 0,1 0-1 0 0,-1-1 1 0 0,15 2 0 0 0,-13-3-180 0 0,0 1 0 0 0,0 1 0 0 0,12 4 0 0 0,-13-2-14 0 0</inkml:trace>
 </inkml:ink>
 </file>
 
@@ -11936,10 +11959,10 @@
     </inkml:brush>
   </inkml:definitions>
   <inkml:trace contextRef="#ctx0" brushRef="#br0">18 78 4576 0 0,'0'0'4072'0'0,"-2"20"1360"0"0,-4 15-3924 0 0,1 1 0 0 0,2 1 0 0 0,1 37 1 0 0,4-40-1391 0 0</inkml:trace>
-  <inkml:trace contextRef="#ctx0" brushRef="#br0" timeOffset="243.71">205 82 2464 0 0,'0'0'1705'0'0,"-15"12"8535"0"0,15-10-10005 0 0,0 0 0 0 0,0 0 0 0 0,0 0 0 0 0,0-1 0 0 0,0 1 0 0 0,0 0 0 0 0,0 0 0 0 0,1 0 0 0 0,-1 0 0 0 0,1 0 0 0 0,-1-1 0 0 0,1 1 0 0 0,0 0 0 0 0,0 0 0 0 0,-1-1 0 0 0,3 4 0 0 0,23 27 1106 0 0,-15-19-685 0 0,-6-7-384 0 0,0 1 1 0 0,0-1-1 0 0,-1 1 1 0 0,0 1 0 0 0,0-1-1 0 0,-1 0 1 0 0,5 15-1 0 0,-7-18-185 0 0,-1-1 0 0 0,1 1 0 0 0,-1 0 0 0 0,0-1 0 0 0,0 1 0 0 0,0 0 0 0 0,-1-1 0 0 0,1 1 0 0 0,-1-1 0 0 0,0 1 0 0 0,0-1 0 0 0,0 1 0 0 0,-1-1 0 0 0,1 1 0 0 0,-1-1 0 0 0,0 0-1 0 0,1 0 1 0 0,-2 0 0 0 0,1 0 0 0 0,-3 3 0 0 0,-10 10 99 0 0,7-9-220 0 0</inkml:trace>
-  <inkml:trace contextRef="#ctx0" brushRef="#br0" timeOffset="614.83">210 69 5376 0 0,'0'0'1449'0'0,"-6"-11"7263"0"0,10 9-8337 0 0,0 1 0 0 0,0-1-1 0 0,0 1 1 0 0,0-1 0 0 0,0 1 0 0 0,0 1 0 0 0,0-1 0 0 0,1 0-1 0 0,-1 1 1 0 0,0 0 0 0 0,7 1 0 0 0,4-2 343 0 0,6-1-127 0 0,-1 0-129 0 0,0 1 0 0 0,0 1-1 0 0,-1 0 1 0 0,22 4 0 0 0,-39-4-439 0 0,-1 0 1 0 0,0 1-1 0 0,0-1 1 0 0,0 0-1 0 0,1 1 1 0 0,-1-1-1 0 0,0 1 1 0 0,0-1-1 0 0,0 1 1 0 0,0 0-1 0 0,0-1 1 0 0,0 1-1 0 0,0 0 0 0 0,0 0 1 0 0,0 0-1 0 0,0 0 1 0 0,-1 0-1 0 0,1 0 1 0 0,0 0-1 0 0,-1 0 1 0 0,1 0-1 0 0,0 0 1 0 0,-1 0-1 0 0,0 0 1 0 0,1 1-1 0 0,-1-1 1 0 0,1 0-1 0 0,-1 0 1 0 0,0 1-1 0 0,0-1 1 0 0,0 0-1 0 0,0 0 1 0 0,0 1-1 0 0,0-1 1 0 0,0 0-1 0 0,0 0 1 0 0,-1 0-1 0 0,1 2 1 0 0,-3 7 43 0 0,0 0 1 0 0,0-1-1 0 0,0 0 1 0 0,-6 10-1 0 0,0 0-84 0 0,6-10 20 0 0,-13 42 27 0 0,15-49-28 0 0,1 1-1 0 0,-1 0 0 0 0,1 0 1 0 0,-1-1-1 0 0,1 1 0 0 0,0 0 1 0 0,0 0-1 0 0,1 0 0 0 0,-1-1 0 0 0,1 1 1 0 0,-1 0-1 0 0,1-1 0 0 0,0 1 1 0 0,0 0-1 0 0,2 4 0 0 0,-2-6-1 0 0,-1 0 0 0 0,1-1 0 0 0,0 1 0 0 0,-1 0 0 0 0,1 0 0 0 0,0 0 0 0 0,0-1 0 0 0,0 1 0 0 0,0-1 0 0 0,0 1 0 0 0,0 0 0 0 0,0-1 0 0 0,0 0 0 0 0,0 1 0 0 0,0-1 0 0 0,0 0 0 0 0,0 1 0 0 0,0-1 0 0 0,0 0 0 0 0,0 0 0 0 0,2 0 0 0 0,0 0 0 0 0,0 0 0 0 0,0-1 0 0 0,0 1 0 0 0,0-1 0 0 0,-1 0 0 0 0,1 0 0 0 0,5-2 0 0 0,-1-1 0 0 0,1 0 0 0 0,-2-1 0 0 0,1 1 0 0 0,-1-1 0 0 0,7-6 0 0 0,-8 5 6 0 0,0 0-1 0 0,0 0 1 0 0,0 0-1 0 0,-1-1 1 0 0,0 0 0 0 0,0 0-1 0 0,-1 0 1 0 0,4-11-1 0 0,-6 15-2 0 0,0 0 0 0 0,0 0 0 0 0,0 1-1 0 0,-1-1 1 0 0,1 0 0 0 0,-1 0 0 0 0,0 0 0 0 0,0 0-1 0 0,0 0 1 0 0,0 0 0 0 0,0 0 0 0 0,-1 0 0 0 0,1 0-1 0 0,-1 0 1 0 0,0 0 0 0 0,0 0 0 0 0,0 0 0 0 0,0 1-1 0 0,0-1 1 0 0,-1 0 0 0 0,1 1 0 0 0,-1-1 0 0 0,0 1-1 0 0,-4-5 1 0 0,-3 0-3108 0 0</inkml:trace>
-  <inkml:trace contextRef="#ctx0" brushRef="#br0" timeOffset="839.34">667 0 5024 0 0,'0'0'3254'0'0,"2"27"4885"0"0,-5 140-1970 0 0,2-150-5748 0 0,0 4-101 0 0</inkml:trace>
-  <inkml:trace contextRef="#ctx0" brushRef="#br0" timeOffset="1023.34">803 31 4416 0 0,'0'-2'163'0'0,"0"1"-1"0"0,0 0 1 0 0,-1-1 0 0 0,1 1-1 0 0,0 0 1 0 0,-1-1 0 0 0,1 1-1 0 0,-1 0 1 0 0,0 0 0 0 0,1 0 0 0 0,-1 0-1 0 0,0-1 1 0 0,0 1 0 0 0,0 0-1 0 0,0 0 1 0 0,0 0 0 0 0,0 1 0 0 0,0-1-1 0 0,0 0 1 0 0,0 0 0 0 0,0 0-1 0 0,0 1 1 0 0,0-1 0 0 0,-1 1-1 0 0,1-1 1 0 0,0 1 0 0 0,-1-1 0 0 0,1 1-1 0 0,0 0 1 0 0,0 0 0 0 0,-1-1-1 0 0,1 1 1 0 0,-1 0 0 0 0,1 0-1 0 0,0 0 1 0 0,-1 1 0 0 0,1-1 0 0 0,0 0-1 0 0,-1 0 1 0 0,1 1 0 0 0,0-1-1 0 0,0 1 1 0 0,-1-1 0 0 0,1 1 0 0 0,0-1-1 0 0,0 1 1 0 0,-2 1 0 0 0,-2 2 736 0 0,-1 0 0 0 0,1 0 1 0 0,0 0-1 0 0,1 1 0 0 0,-1 0 0 0 0,1-1 1 0 0,0 2-1 0 0,-6 8 0 0 0,6-5-615 0 0,-1 0 0 0 0,2 0 0 0 0,-1 1 0 0 0,1-1-1 0 0,1 1 1 0 0,-1-1 0 0 0,0 17 0 0 0,2-21-177 0 0,1 0 0 0 0,0 0 0 0 0,0 0 0 0 0,0 1 0 0 0,1-1 0 0 0,-1 0 0 0 0,1 0 0 0 0,1 0 0 0 0,-1 0 0 0 0,1 0 0 0 0,0 0 0 0 0,0-1 0 0 0,0 1 0 0 0,1 0 0 0 0,-1-1 0 0 0,5 5 0 0 0,-5-7-45 0 0,0 0 0 0 0,0 0 0 0 0,0 0 0 0 0,0-1 0 0 0,1 1 1 0 0,-1-1-1 0 0,1 0 0 0 0,-1 1 0 0 0,1-1 0 0 0,-1 0 1 0 0,1 0-1 0 0,0-1 0 0 0,-1 1 0 0 0,1-1 0 0 0,0 1 0 0 0,0-1 1 0 0,-1 0-1 0 0,1 0 0 0 0,0 0 0 0 0,0 0 0 0 0,3-1 1 0 0,23-4-9 0 0</inkml:trace>
+  <inkml:trace contextRef="#ctx0" brushRef="#br0" timeOffset="243.7">205 82 2464 0 0,'0'0'1705'0'0,"-15"12"8535"0"0,15-10-10005 0 0,0 0 0 0 0,0 0 0 0 0,0 0 0 0 0,0-1 0 0 0,0 1 0 0 0,0 0 0 0 0,0 0 0 0 0,1 0 0 0 0,-1 0 0 0 0,1 0 0 0 0,-1-1 0 0 0,1 1 0 0 0,0 0 0 0 0,0 0 0 0 0,-1-1 0 0 0,3 4 0 0 0,23 27 1106 0 0,-15-19-685 0 0,-6-7-384 0 0,0 1 1 0 0,0-1-1 0 0,-1 1 1 0 0,0 1 0 0 0,0-1-1 0 0,-1 0 1 0 0,5 15-1 0 0,-7-18-185 0 0,-1-1 0 0 0,1 1 0 0 0,-1 0 0 0 0,0-1 0 0 0,0 1 0 0 0,0 0 0 0 0,-1-1 0 0 0,1 1 0 0 0,-1-1 0 0 0,0 1 0 0 0,0-1 0 0 0,0 1 0 0 0,-1-1 0 0 0,1 1 0 0 0,-1-1 0 0 0,0 0-1 0 0,1 0 1 0 0,-2 0 0 0 0,1 0 0 0 0,-3 3 0 0 0,-10 10 99 0 0,7-9-220 0 0</inkml:trace>
+  <inkml:trace contextRef="#ctx0" brushRef="#br0" timeOffset="614.82">210 69 5376 0 0,'0'0'1449'0'0,"-6"-11"7263"0"0,10 9-8337 0 0,0 1 0 0 0,0-1-1 0 0,0 1 1 0 0,0-1 0 0 0,0 1 0 0 0,0 1 0 0 0,0-1 0 0 0,1 0-1 0 0,-1 1 1 0 0,0 0 0 0 0,7 1 0 0 0,4-2 343 0 0,6-1-127 0 0,-1 0-129 0 0,0 1 0 0 0,0 1-1 0 0,-1 0 1 0 0,22 4 0 0 0,-39-4-439 0 0,-1 0 1 0 0,0 1-1 0 0,0-1 1 0 0,0 0-1 0 0,1 1 1 0 0,-1-1-1 0 0,0 1 1 0 0,0-1-1 0 0,0 1 1 0 0,0 0-1 0 0,0-1 1 0 0,0 1-1 0 0,0 0 0 0 0,0 0 1 0 0,0 0-1 0 0,0 0 1 0 0,-1 0-1 0 0,1 0 1 0 0,0 0-1 0 0,-1 0 1 0 0,1 0-1 0 0,0 0 1 0 0,-1 0-1 0 0,0 0 1 0 0,1 1-1 0 0,-1-1 1 0 0,1 0-1 0 0,-1 0 1 0 0,0 1-1 0 0,0-1 1 0 0,0 0-1 0 0,0 0 1 0 0,0 1-1 0 0,0-1 1 0 0,0 0-1 0 0,0 0 1 0 0,-1 0-1 0 0,1 2 1 0 0,-3 7 43 0 0,0 0 1 0 0,0-1-1 0 0,0 0 1 0 0,-6 10-1 0 0,0 0-84 0 0,6-10 20 0 0,-13 42 27 0 0,15-49-28 0 0,1 1-1 0 0,-1 0 0 0 0,1 0 1 0 0,-1-1-1 0 0,1 1 0 0 0,0 0 1 0 0,0 0-1 0 0,1 0 0 0 0,-1-1 0 0 0,1 1 1 0 0,-1 0-1 0 0,1-1 0 0 0,0 1 1 0 0,0 0-1 0 0,2 4 0 0 0,-2-6-1 0 0,-1 0 0 0 0,1-1 0 0 0,0 1 0 0 0,-1 0 0 0 0,1 0 0 0 0,0 0 0 0 0,0-1 0 0 0,0 1 0 0 0,0-1 0 0 0,0 1 0 0 0,0 0 0 0 0,0-1 0 0 0,0 0 0 0 0,0 1 0 0 0,0-1 0 0 0,0 0 0 0 0,0 1 0 0 0,0-1 0 0 0,0 0 0 0 0,0 0 0 0 0,2 0 0 0 0,0 0 0 0 0,0 0 0 0 0,0-1 0 0 0,0 1 0 0 0,0-1 0 0 0,-1 0 0 0 0,1 0 0 0 0,5-2 0 0 0,-1-1 0 0 0,1 0 0 0 0,-2-1 0 0 0,1 1 0 0 0,-1-1 0 0 0,7-6 0 0 0,-8 5 6 0 0,0 0-1 0 0,0 0 1 0 0,0 0-1 0 0,-1-1 1 0 0,0 0 0 0 0,0 0-1 0 0,-1 0 1 0 0,4-11-1 0 0,-6 15-2 0 0,0 0 0 0 0,0 0 0 0 0,0 1-1 0 0,-1-1 1 0 0,1 0 0 0 0,-1 0 0 0 0,0 0 0 0 0,0 0-1 0 0,0 0 1 0 0,0 0 0 0 0,0 0 0 0 0,-1 0 0 0 0,1 0-1 0 0,-1 0 1 0 0,0 0 0 0 0,0 0 0 0 0,0 0 0 0 0,0 1-1 0 0,0-1 1 0 0,-1 0 0 0 0,1 1 0 0 0,-1-1 0 0 0,0 1-1 0 0,-4-5 1 0 0,-3 0-3108 0 0</inkml:trace>
+  <inkml:trace contextRef="#ctx0" brushRef="#br0" timeOffset="839.33">667 0 5024 0 0,'0'0'3254'0'0,"2"27"4885"0"0,-5 140-1970 0 0,2-150-5748 0 0,0 4-101 0 0</inkml:trace>
+  <inkml:trace contextRef="#ctx0" brushRef="#br0" timeOffset="1023.33">803 31 4416 0 0,'0'-2'163'0'0,"0"1"-1"0"0,0 0 1 0 0,-1-1 0 0 0,1 1-1 0 0,0 0 1 0 0,-1-1 0 0 0,1 1-1 0 0,-1 0 1 0 0,0 0 0 0 0,1 0 0 0 0,-1 0-1 0 0,0-1 1 0 0,0 1 0 0 0,0 0-1 0 0,0 0 1 0 0,0 0 0 0 0,0 1 0 0 0,0-1-1 0 0,0 0 1 0 0,0 0 0 0 0,0 0-1 0 0,0 1 1 0 0,0-1 0 0 0,-1 1-1 0 0,1-1 1 0 0,0 1 0 0 0,-1-1 0 0 0,1 1-1 0 0,0 0 1 0 0,0 0 0 0 0,-1-1-1 0 0,1 1 1 0 0,-1 0 0 0 0,1 0-1 0 0,0 0 1 0 0,-1 1 0 0 0,1-1 0 0 0,0 0-1 0 0,-1 0 1 0 0,1 1 0 0 0,0-1-1 0 0,0 1 1 0 0,-1-1 0 0 0,1 1 0 0 0,0-1-1 0 0,0 1 1 0 0,-2 1 0 0 0,-2 2 736 0 0,-1 0 0 0 0,1 0 1 0 0,0 0-1 0 0,1 1 0 0 0,-1 0 0 0 0,1-1 1 0 0,0 2-1 0 0,-6 8 0 0 0,6-5-615 0 0,-1 0 0 0 0,2 0 0 0 0,-1 1 0 0 0,1-1-1 0 0,1 1 1 0 0,-1-1 0 0 0,0 17 0 0 0,2-21-177 0 0,1 0 0 0 0,0 0 0 0 0,0 0 0 0 0,0 1 0 0 0,1-1 0 0 0,-1 0 0 0 0,1 0 0 0 0,1 0 0 0 0,-1 0 0 0 0,1 0 0 0 0,0 0 0 0 0,0-1 0 0 0,0 1 0 0 0,1 0 0 0 0,-1-1 0 0 0,5 5 0 0 0,-5-7-45 0 0,0 0 0 0 0,0 0 0 0 0,0 0 0 0 0,0-1 0 0 0,1 1 1 0 0,-1-1-1 0 0,1 0 0 0 0,-1 1 0 0 0,1-1 0 0 0,-1 0 1 0 0,1 0-1 0 0,0-1 0 0 0,-1 1 0 0 0,1-1 0 0 0,0 1 0 0 0,0-1 1 0 0,-1 0-1 0 0,1 0 0 0 0,0 0 0 0 0,0 0 0 0 0,3-1 1 0 0,23-4-9 0 0</inkml:trace>
 </inkml:ink>
 </file>
 
@@ -12152,7 +12175,7 @@
   <inkml:trace contextRef="#ctx0" brushRef="#br0" timeOffset="3102.05">3799 915 3040 0 0,'0'0'4681'0'0,"5"18"6"0"0,-2 33 68 0 0,4 55-1217 0 0,-4-76-3424 0 0</inkml:trace>
   <inkml:trace contextRef="#ctx0" brushRef="#br0" timeOffset="3501.8">3762 432 800 0 0,'3'-7'703'0'0,"-1"0"1"0"0,1 1-1 0 0,1 0 1 0 0,-1-1-1 0 0,1 1 1 0 0,0 0-1 0 0,0 1 1 0 0,1-1-1 0 0,-1 1 0 0 0,1 0 1 0 0,9-7-1 0 0,-11 9-308 0 0,0 0-1 0 0,0 1 1 0 0,1-1-1 0 0,-1 1 1 0 0,0 0-1 0 0,1 0 1 0 0,-1 0 0 0 0,1 1-1 0 0,0-1 1 0 0,0 1-1 0 0,0 0 1 0 0,-1 0-1 0 0,1 0 1 0 0,0 1-1 0 0,0-1 1 0 0,0 1-1 0 0,0 0 1 0 0,0 0-1 0 0,0 0 1 0 0,0 1-1 0 0,7 1 1 0 0,-10-1-321 0 0,1 0 1 0 0,0-1-1 0 0,-1 1 0 0 0,0 0 1 0 0,1 1-1 0 0,-1-1 1 0 0,0 0-1 0 0,1 0 1 0 0,-1 1-1 0 0,0-1 0 0 0,0 0 1 0 0,0 1-1 0 0,0-1 1 0 0,0 1-1 0 0,0 0 0 0 0,-1-1 1 0 0,1 1-1 0 0,0-1 1 0 0,-1 1-1 0 0,0 0 1 0 0,1 0-1 0 0,-1-1 0 0 0,0 1 1 0 0,0 0-1 0 0,0 0 1 0 0,0 2-1 0 0,0 7 222 0 0,-1 0 1 0 0,0 0-1 0 0,-4 13 0 0 0,1-3 302 0 0,4-18-504 0 0,-1 1 0 0 0,1-1 0 0 0,-1 0 0 0 0,1 0 0 0 0,0 0 0 0 0,0 1 0 0 0,1-1 1 0 0,-1 0-1 0 0,1 0 0 0 0,-1 0 0 0 0,1 0 0 0 0,0 0 0 0 0,0 1 0 0 0,1-1 0 0 0,-1-1 0 0 0,0 1 0 0 0,3 4 1 0 0,-1-5-257 0 0,1 0 0 0 0,-1 0 0 0 0,0 1 0 0 0,1-2 0 0 0,-1 1 0 0 0,1 0 0 0 0,-1-1 0 0 0,1 0 0 0 0,0 0 0 0 0,0 0 0 0 0,-1 0 0 0 0,1 0 0 0 0,0-1 0 0 0,0 0 0 0 0,0 0 0 0 0,8 0 0 0 0</inkml:trace>
   <inkml:trace contextRef="#ctx0" brushRef="#br0" timeOffset="4225.63">5734 894 3040 0 0,'0'0'6680'0'0,"3"6"-5016"0"0,-2-1 8 0 0,1 2 0 0 0,-1 2 0 0 0,1 1-1233 0 0,-1 1 1 0 0,1-1 0 0 0,0 3 0 0 0,1 0 0 0 0,1 0 0 0 0</inkml:trace>
-  <inkml:trace contextRef="#ctx0" brushRef="#br0" timeOffset="4999.4">5726 301 352 0 0,'0'0'5440'0'0,"-14"-7"3407"0"0,10 5-7845 0 0,5 0-951 0 0,0 0 1 0 0,-1 0 0 0 0,1 0-1 0 0,0 0 1 0 0,0 0 0 0 0,0 0-1 0 0,0 1 1 0 0,1-1-1 0 0,-1 0 1 0 0,0 1 0 0 0,1-1-1 0 0,-1 1 1 0 0,1 0-1 0 0,-1-1 1 0 0,1 1 0 0 0,3-2-1 0 0,31-18 88 0 0,-19 11-132 0 0,-13 8-15 0 0,-1-1 0 0 0,2 1 0 0 0,-1-1 0 0 0,0 1 0 0 0,0 0 0 0 0,1 1 0 0 0,-1-1 0 0 0,1 1 0 0 0,0 0 0 0 0,-1 0 0 0 0,1 0 0 0 0,7 1 0 0 0,-12 0 6 0 0,1 0 1 0 0,-1 0 0 0 0,1 1 0 0 0,-1-1 0 0 0,0 0 0 0 0,1 1 0 0 0,-1-1 0 0 0,0 0 0 0 0,1 1 0 0 0,-1-1 0 0 0,0 1 0 0 0,1-1 0 0 0,-1 1 0 0 0,0-1 0 0 0,0 0 0 0 0,0 1 0 0 0,1-1 0 0 0,-1 1 0 0 0,0-1 0 0 0,0 1 0 0 0,0-1 0 0 0,0 1 0 0 0,0-1 0 0 0,0 1 0 0 0,0-1 0 0 0,0 1 0 0 0,0-1 0 0 0,0 1 0 0 0,0-1 0 0 0,0 1 0 0 0,0-1 0 0 0,-1 1 0 0 0,1-1 0 0 0,0 1-1 0 0,0-1 1 0 0,-1 1 0 0 0,-7 21-14 0 0,8-22 14 0 0,-7 14 2 0 0,2 0 0 0 0,0-1 0 0 0,0 2 1 0 0,-3 21-1 0 0,7-32 19 0 0,0-1 0 0 0,1 0 0 0 0,0 1-1 0 0,0-1 1 0 0,0 0 0 0 0,0 1 0 0 0,0-1 0 0 0,1 0 0 0 0,-1 0 0 0 0,1 1-1 0 0,0-1 1 0 0,0 0 0 0 0,0 0 0 0 0,1 0 0 0 0,-1 0 0 0 0,1 0 0 0 0,-1 0 0 0 0,1 0-1 0 0,0 0 1 0 0,0-1 0 0 0,0 1 0 0 0,1-1 0 0 0,-1 0 0 0 0,1 1 0 0 0,-1-1 0 0 0,4 2-1 0 0,6 2 102 0 0,-9-5-42 0 0,-1 0 0 0 0,1 0 0 0 0,0 1-1 0 0,-1-1 1 0 0,1 1 0 0 0,-1-1-1 0 0,1 1 1 0 0,-1 0 0 0 0,0 0-1 0 0,0 0 1 0 0,0 0 0 0 0,3 4-1 0 0,-5-5-41 0 0,-1 0 0 0 0,1 0 0 0 0,0 0 0 0 0,-1 0 0 0 0,1 0 0 0 0,-1 0 0 0 0,1 0 0 0 0,-1 0-1 0 0,0 0 1 0 0,1-1 0 0 0,-1 1 0 0 0,0 0 0 0 0,1 0 0 0 0,-1 0 0 0 0,0-1 0 0 0,0 1 0 0 0,-1 0-1 0 0,-19 15 314 0 0,18-13-276 0 0,-39 29 622 0 0,24-19-648 0 0</inkml:trace>
+  <inkml:trace contextRef="#ctx0" brushRef="#br0" timeOffset="4999.39">5726 301 352 0 0,'0'0'5440'0'0,"-14"-7"3407"0"0,10 5-7845 0 0,5 0-951 0 0,0 0 1 0 0,-1 0 0 0 0,1 0-1 0 0,0 0 1 0 0,0 0 0 0 0,0 0-1 0 0,0 1 1 0 0,1-1-1 0 0,-1 0 1 0 0,0 1 0 0 0,1-1-1 0 0,-1 1 1 0 0,1 0-1 0 0,-1-1 1 0 0,1 1 0 0 0,3-2-1 0 0,31-18 88 0 0,-19 11-132 0 0,-13 8-15 0 0,-1-1 0 0 0,2 1 0 0 0,-1-1 0 0 0,0 1 0 0 0,0 0 0 0 0,1 1 0 0 0,-1-1 0 0 0,1 1 0 0 0,0 0 0 0 0,-1 0 0 0 0,1 0 0 0 0,7 1 0 0 0,-12 0 6 0 0,1 0 1 0 0,-1 0 0 0 0,1 1 0 0 0,-1-1 0 0 0,0 0 0 0 0,1 1 0 0 0,-1-1 0 0 0,0 0 0 0 0,1 1 0 0 0,-1-1 0 0 0,0 1 0 0 0,1-1 0 0 0,-1 1 0 0 0,0-1 0 0 0,0 0 0 0 0,0 1 0 0 0,1-1 0 0 0,-1 1 0 0 0,0-1 0 0 0,0 1 0 0 0,0-1 0 0 0,0 1 0 0 0,0-1 0 0 0,0 1 0 0 0,0-1 0 0 0,0 1 0 0 0,0-1 0 0 0,0 1 0 0 0,0-1 0 0 0,0 1 0 0 0,0-1 0 0 0,-1 1 0 0 0,1-1 0 0 0,0 1-1 0 0,0-1 1 0 0,-1 1 0 0 0,-7 21-14 0 0,8-22 14 0 0,-7 14 2 0 0,2 0 0 0 0,0-1 0 0 0,0 2 1 0 0,-3 21-1 0 0,7-32 19 0 0,0-1 0 0 0,1 0 0 0 0,0 1-1 0 0,0-1 1 0 0,0 0 0 0 0,0 1 0 0 0,0-1 0 0 0,1 0 0 0 0,-1 0 0 0 0,1 1-1 0 0,0-1 1 0 0,0 0 0 0 0,0 0 0 0 0,1 0 0 0 0,-1 0 0 0 0,1 0 0 0 0,-1 0 0 0 0,1 0-1 0 0,0 0 1 0 0,0-1 0 0 0,0 1 0 0 0,1-1 0 0 0,-1 0 0 0 0,1 1 0 0 0,-1-1 0 0 0,4 2-1 0 0,6 2 102 0 0,-9-5-42 0 0,-1 0 0 0 0,1 0 0 0 0,0 1-1 0 0,-1-1 1 0 0,1 1 0 0 0,-1-1-1 0 0,1 1 1 0 0,-1 0 0 0 0,0 0-1 0 0,0 0 1 0 0,0 0 0 0 0,3 4-1 0 0,-5-5-41 0 0,-1 0 0 0 0,1 0 0 0 0,0 0 0 0 0,-1 0 0 0 0,1 0 0 0 0,-1 0 0 0 0,1 0 0 0 0,-1 0-1 0 0,0 0 1 0 0,1-1 0 0 0,-1 1 0 0 0,0 0 0 0 0,1 0 0 0 0,-1 0 0 0 0,0-1 0 0 0,0 1 0 0 0,-1 0-1 0 0,-19 15 314 0 0,18-13-276 0 0,-39 29 622 0 0,24-19-648 0 0</inkml:trace>
   <inkml:trace contextRef="#ctx0" brushRef="#br0" timeOffset="5491.77">7766 917 4160 0 0,'0'0'7713'0'0,"1"18"-3248"0"0,5 97 695 0 0,-4-87-5043 0 0</inkml:trace>
   <inkml:trace contextRef="#ctx0" brushRef="#br0" timeOffset="6261.61">7712 199 576 0 0,'5'-6'17215'0'0,"-11"10"-16867"0"0,1 0 0 0 0,-1 1 0 0 0,1 0 0 0 0,0-1-1 0 0,0 2 1 0 0,1-1 0 0 0,-8 11 0 0 0,10-12-270 0 0,-1-1 0 0 0,1 1 0 0 0,0-1 0 0 0,1 1 0 0 0,-1 0 0 0 0,0 0 0 0 0,1 0 0 0 0,0 0 0 0 0,0 0 0 0 0,0 1 0 0 0,1-1 1 0 0,-1 0-1 0 0,1 0 0 0 0,0 5 0 0 0,1-7-61 0 0,0 1 0 0 0,0-1 0 0 0,0 0 0 0 0,0 0 0 0 0,0-1 0 0 0,0 1 0 0 0,1 0 1 0 0,-1 0-1 0 0,0 0 0 0 0,1-1 0 0 0,0 1 0 0 0,-1-1 0 0 0,1 1 0 0 0,0-1 0 0 0,0 0 0 0 0,0 0 1 0 0,0 1-1 0 0,0-1 0 0 0,0 0 0 0 0,0-1 0 0 0,0 1 0 0 0,0 0 0 0 0,0-1 0 0 0,0 1 0 0 0,1-1 1 0 0,-1 0-1 0 0,4 1 0 0 0,1-1 8 0 0,1 1 0 0 0,-1-1 0 0 0,0 0 0 0 0,1-1 0 0 0,-1 1 0 0 0,0-2 1 0 0,9-1-1 0 0,-7 0-38 0 0,0 0 0 0 0,-1 0 0 0 0,1-1 1 0 0,-1 0-1 0 0,0-1 0 0 0,14-9 0 0 0,-17 9-42 0 0,0 0 0 0 0,-1 1 0 0 0,0-1-1 0 0,0-1 1 0 0,0 1 0 0 0,0-1-1 0 0,-1 1 1 0 0,0-1 0 0 0,0 0 0 0 0,2-8-1 0 0,1-1-24 0 0,-2 4-384 0 0,-8 30 130 0 0,-1 6 256 0 0,-30 155-168 0 0,31-142 240 0 0</inkml:trace>
   <inkml:trace contextRef="#ctx0" brushRef="#br0" timeOffset="6833.69">9822 904 2464 0 0,'0'0'5160'0'0,"-7"24"1712"0"0,2-10-5952 0 0,1-1 1 0 0,1 1 0 0 0,0 0-1 0 0,1 0 1 0 0,1 1 0 0 0,0 27 0 0 0,3-20-807 0 0</inkml:trace>
@@ -12160,7 +12183,7 @@
   <inkml:trace contextRef="#ctx0" brushRef="#br0" timeOffset="7606.58">9791 158 4256 0 0,'0'0'0'0'0,"-2"-6"1576"0"0,2 2 8 0 0,0 1-8 0 0,-1 0 8 0 0,1 0-8 0 0,0 0 0 0 0,0 0 0 0 0,0 1 7 0 0,3-1-1063 0 0,1 0 8 0 0,3 2 0 0 0,2-2 0 0 0,3 0-8 0 0,4 1 8 0 0</inkml:trace>
   <inkml:trace contextRef="#ctx0" brushRef="#br0" timeOffset="8173.98">11718 811 4960 0 0,'0'0'1600'0'0,"12"11"4793"0"0,-5 30-1328 0 0,-6 21-2678 0 0,-1-37-1417 0 0,4 29 0 0 0,-1-25-852 0 0</inkml:trace>
   <inkml:trace contextRef="#ctx0" brushRef="#br0" timeOffset="8577.31">12109 104 2880 0 0,'0'0'5433'0'0,"-11"12"-2"0"0,-26 54-381 0 0,27-48-4616 0 0,2 1 0 0 0,0 1 1 0 0,2-1-1 0 0,0 1 0 0 0,1 0 0 0 0,-4 36 0 0 0,8-51-332 0 0,2 0 1 0 0,-1-1 0 0 0,0 1 0 0 0,1 0 0 0 0,0 0-1 0 0,0-1 1 0 0,0 1 0 0 0,1 0 0 0 0,0-1 0 0 0,0 1-1 0 0,0-1 1 0 0,0 0 0 0 0,0 0 0 0 0,1 0 0 0 0,6 7-1 0 0,-7-9-55 0 0,-1 0-1 0 0,1 0 1 0 0,0 0-1 0 0,0-1 1 0 0,1 1-1 0 0,-1-1 1 0 0,0 1-1 0 0,0-1 1 0 0,1 0-1 0 0,-1 0 0 0 0,1 0 1 0 0,-1 0-1 0 0,1 0 1 0 0,-1-1-1 0 0,1 1 1 0 0,0-1-1 0 0,-1 1 1 0 0,1-1-1 0 0,-1 0 1 0 0,1 0-1 0 0,0 0 1 0 0,-1-1-1 0 0,1 1 1 0 0,0-1-1 0 0,-1 1 1 0 0,1-1-1 0 0,-1 0 0 0 0,1 0 1 0 0,-1 0-1 0 0,3-2 1 0 0,-4 3-42 0 0,0 0-1 0 0,-1 0 1 0 0,1-1 0 0 0,0 1-1 0 0,-1 0 1 0 0,1-1 0 0 0,0 1-1 0 0,-1-1 1 0 0,1 1 0 0 0,-1-1-1 0 0,1 1 1 0 0,0-1 0 0 0,-1 1-1 0 0,1-1 1 0 0,-1 0 0 0 0,0 1-1 0 0,1-1 1 0 0,-1 0 0 0 0,0 1-1 0 0,1-1 1 0 0,-1 0 0 0 0,0 1-1 0 0,1-1 1 0 0,-1 0 0 0 0,0 0-1 0 0,0 0 1 0 0,0 1 0 0 0,0-2-1 0 0,0 1 10 0 0,-1-1-1 0 0,1 1 1 0 0,-1 0-1 0 0,0 0 1 0 0,1 0-1 0 0,-1 0 1 0 0,0-1-1 0 0,0 1 1 0 0,0 0-1 0 0,0 1 1 0 0,0-1-1 0 0,0 0 1 0 0,0 0-1 0 0,-2-1 1 0 0,-3-2 30 0 0,0 1-1 0 0,1 0 1 0 0,-2 0 0 0 0,1 1 0 0 0,-11-3 0 0 0,5 3-40 0 0,1 0-1 0 0,0 1 1 0 0,0 1-1 0 0,-1 0 1 0 0,-14 2 0 0 0,-14 4-2 0 0</inkml:trace>
-  <inkml:trace contextRef="#ctx0" brushRef="#br0" timeOffset="9413.85">12920 927 928 0 0,'-9'4'17974'0'0,"98"-3"-14591"0"0,44 5-2499 0 0,93-4-435 0 0,-123-3-493 0 0,92-13-469 0 0,-76 3 267 0 0,8 7 147 0 0,179 19 0 0 0,-301-15 110 0 0,15 2-28 0 0,-15-1 96 0 0,-11 1 142 0 0,1-1-155 0 0,-6 3-52 0 0</inkml:trace>
+  <inkml:trace contextRef="#ctx0" brushRef="#br0" timeOffset="9413.84">12920 927 928 0 0,'-9'4'17974'0'0,"98"-3"-14591"0"0,44 5-2499 0 0,93-4-435 0 0,-123-3-493 0 0,92-13-469 0 0,-76 3 267 0 0,8 7 147 0 0,179 19 0 0 0,-301-15 110 0 0,15 2-28 0 0,-15-1 96 0 0,-11 1 142 0 0,1-1-155 0 0,-6 3-52 0 0</inkml:trace>
   <inkml:trace contextRef="#ctx0" brushRef="#br0" timeOffset="9700.01">14146 746 3200 0 0,'0'0'12065'0'0,"0"3"-10543"0"0,-6 40 11 0 0,-1 0 0 0 0,-16 49 0 0 0,12-54-878 0 0,2 1-1 0 0,2 0 1 0 0,-4 58 0 0 0,11-69-597 0 0</inkml:trace>
   <inkml:trace contextRef="#ctx0" brushRef="#br0" timeOffset="10212.67">13938 48 2912 0 0,'0'0'1664'0'0,"10"-12"6648"0"0,-3 8-7325 0 0,0 0 0 0 0,0 0 0 0 0,1 1 0 0 0,14-5 0 0 0,-8 5-602 0 0,0 0 0 0 0,0 0 1 0 0,0 1-1 0 0,1 1 0 0 0,-1 1 0 0 0,1 0 0 0 0,18 3 1 0 0,-30-3-315 0 0,1 1 1 0 0,-1-1-1 0 0,1 1 0 0 0,-1 0 1 0 0,0 0-1 0 0,1 0 1 0 0,-1 1-1 0 0,0-1 0 0 0,0 1 1 0 0,0 0-1 0 0,0 0 1 0 0,0 0-1 0 0,0 0 0 0 0,-1 0 1 0 0,1 1-1 0 0,-1-1 1 0 0,4 5-1 0 0,-3-3 5 0 0,-1 0 0 0 0,-1 0 0 0 0,1 0 0 0 0,0 0 0 0 0,-1 0 1 0 0,0 0-1 0 0,0 1 0 0 0,0-1 0 0 0,-1 0 0 0 0,1 0 0 0 0,-1 1 0 0 0,0 5 0 0 0,-3 10 137 0 0,0-1-1 0 0,-1 0 1 0 0,-1 0 0 0 0,-14 35-1 0 0,18-53-205 0 0,-37 89 535 0 0,24-62-542 0 0</inkml:trace>
   <inkml:trace contextRef="#ctx0" brushRef="#br0" timeOffset="10353.42">14017 236 5760 0 0,'0'0'1448'0'0,"-8"-7"8"0"0,4 4-8 0 0,3-1 8 0 0,-1 3-8 0 0,0-2 1448 0 0,7 1-1441 0 0,2 2-983 0 0,4 0 8 0 0,2 0 0 0 0,5 2 0 0 0,6-1-8 0 0,6 2 8 0 0</inkml:trace>
@@ -12264,8 +12287,8 @@
   </inkml:definitions>
   <inkml:trace contextRef="#ctx0" brushRef="#br0">0 241 4224 0 0,'0'0'4057'0'0,"15"1"2367"0"0,-6 1-4953 0 0,-6 1-1196 0 0,0 1 1 0 0,0-1 0 0 0,-1 0-1 0 0,0 1 1 0 0,1 0 0 0 0,-1 0-1 0 0,-1-1 1 0 0,1 1 0 0 0,0 0-1 0 0,-1 1 1 0 0,0-1 0 0 0,0 0-1 0 0,0 0 1 0 0,-1 0 0 0 0,1 1-1 0 0,-1-1 1 0 0,0 0 0 0 0,-1 5-1 0 0,1-5-160 0 0,0 0-1 0 0,0-1 0 0 0,-1 1 1 0 0,1 0-1 0 0,-1-1 1 0 0,0 1-1 0 0,0-1 0 0 0,-1 1 1 0 0,1-1-1 0 0,-1 0 1 0 0,1 0-1 0 0,-1 1 0 0 0,0-1 1 0 0,0 0-1 0 0,-1 0 1 0 0,1-1-1 0 0,-1 1 0 0 0,1 0 1 0 0,-1-1-1 0 0,0 0 1 0 0,-4 4-1 0 0,7-6-114 0 0,0 0 0 0 0,-1 0-1 0 0,1 0 1 0 0,0 0 0 0 0,0 0 0 0 0,0 0 0 0 0,0 0 0 0 0,0 0-1 0 0,0 0 1 0 0,0 0 0 0 0,-1 0 0 0 0,1 0 0 0 0,0 1-1 0 0,0-1 1 0 0,0 0 0 0 0,0 0 0 0 0,0 0 0 0 0,0 0 0 0 0,-1 0-1 0 0,1 0 1 0 0,0 0 0 0 0,0 0 0 0 0,0-1 0 0 0,0 1-1 0 0,0 0 1 0 0,0 0 0 0 0,-1 0 0 0 0,1 0 0 0 0,0 0 0 0 0,0 0-1 0 0,0 0 1 0 0,0 0 0 0 0,0 0 0 0 0,0 0 0 0 0,0 0 0 0 0,-1 0-1 0 0,1 0 1 0 0,0-1 0 0 0,0 1 0 0 0,0 0 0 0 0,0 0-1 0 0,0 0 1 0 0,0 0 0 0 0,0 0 0 0 0,0 0 0 0 0,0 0 0 0 0,0-1-1 0 0,0 1 1 0 0,0 0 0 0 0,0 0 0 0 0,1-11-16 0 0,6-10 5 0 0,3-2 81 0 0,1 2 0 0 0,25-36 0 0 0,-30 48-52 0 0,1 0 1 0 0,0 1 0 0 0,0-1-1 0 0,1 2 1 0 0,0-1-1 0 0,0 1 1 0 0,1 0 0 0 0,13-7-1 0 0,-20 12-13 0 0,0 1 0 0 0,0 0 0 0 0,0 0 0 0 0,0 0 1 0 0,0 1-1 0 0,0-1 0 0 0,0 0 0 0 0,0 1 0 0 0,0-1 0 0 0,0 1 0 0 0,0 0 0 0 0,1 0 0 0 0,-1 0 0 0 0,0 0 0 0 0,0 0 0 0 0,0 0 0 0 0,0 0 0 0 0,0 1 0 0 0,0-1 0 0 0,0 1 0 0 0,1 0 0 0 0,-1-1 0 0 0,-1 1 1 0 0,1 0-1 0 0,0 0 0 0 0,0 0 0 0 0,0 1 0 0 0,0-1 0 0 0,2 2 0 0 0,0 3 13 0 0,0-1-1 0 0,0 1 1 0 0,0-1 0 0 0,-1 1 0 0 0,0 0 0 0 0,0 0 0 0 0,0 1-1 0 0,1 7 1 0 0,5 14-66 0 0,4 13 199 0 0,6-4-3170 0 0</inkml:trace>
   <inkml:trace contextRef="#ctx0" brushRef="#br0" timeOffset="235.22">564 282 4192 0 0,'-17'3'14073'0'0,"78"-7"-10090"0"0,29-11-2442 0 0,-69 11-1099 0 0,1 1-98 0 0</inkml:trace>
-  <inkml:trace contextRef="#ctx0" brushRef="#br0" timeOffset="425.49">530 415 6112 0 0,'0'0'6800'0'0,"15"-5"-2846"0"0,129-24 351 0 0,-69 13-2929 0 0,-20 5-1244 0 0</inkml:trace>
-  <inkml:trace contextRef="#ctx0" brushRef="#br0" timeOffset="790.35">1192 39 5536 0 0,'0'0'4545'0'0,"6"-11"1519"0"0,4 8-4915 0 0,9-3 319 0 0,0 0-1 0 0,26-4 1 0 0,-40 9-1335 0 0,-1 0 1 0 0,0 1-1 0 0,1 0 1 0 0,-1 0-1 0 0,1 0 1 0 0,-1 0-1 0 0,0 0 1 0 0,1 1-1 0 0,-1 0 1 0 0,0 0-1 0 0,1 0 0 0 0,-1 1 1 0 0,0-1-1 0 0,0 1 1 0 0,0 0-1 0 0,6 4 1 0 0,-8-3-41 0 0,1-1 0 0 0,-1 1 0 0 0,0 0 0 0 0,0 0 0 0 0,0 0 0 0 0,0 1 0 0 0,0-1 1 0 0,-1 0-1 0 0,0 0 0 0 0,1 1 0 0 0,-1-1 0 0 0,-1 1 0 0 0,1 0 0 0 0,0-1 0 0 0,-1 1 0 0 0,0-1 0 0 0,1 1 0 0 0,-2 6 0 0 0,0 9 187 0 0,-2 0 0 0 0,-5 24 0 0 0,5-29-101 0 0,-9 40 563 0 0,1-9-1103 0 0,3-3-2822 0 0</inkml:trace>
+  <inkml:trace contextRef="#ctx0" brushRef="#br0" timeOffset="425.48">530 415 6112 0 0,'0'0'6800'0'0,"15"-5"-2846"0"0,129-24 351 0 0,-69 13-2929 0 0,-20 5-1244 0 0</inkml:trace>
+  <inkml:trace contextRef="#ctx0" brushRef="#br0" timeOffset="790.34">1192 39 5536 0 0,'0'0'4545'0'0,"6"-11"1519"0"0,4 8-4915 0 0,9-3 319 0 0,0 0-1 0 0,26-4 1 0 0,-40 9-1335 0 0,-1 0 1 0 0,0 1-1 0 0,1 0 1 0 0,-1 0-1 0 0,1 0 1 0 0,-1 0-1 0 0,0 0 1 0 0,1 1-1 0 0,-1 0 1 0 0,0 0-1 0 0,1 0 0 0 0,-1 1 1 0 0,0-1-1 0 0,0 1 1 0 0,0 0-1 0 0,6 4 1 0 0,-8-3-41 0 0,1-1 0 0 0,-1 1 0 0 0,0 0 0 0 0,0 0 0 0 0,0 0 0 0 0,0 1 0 0 0,0-1 1 0 0,-1 0-1 0 0,0 0 0 0 0,1 1 0 0 0,-1-1 0 0 0,-1 1 0 0 0,1 0 0 0 0,0-1 0 0 0,-1 1 0 0 0,0-1 0 0 0,1 1 0 0 0,-2 6 0 0 0,0 9 187 0 0,-2 0 0 0 0,-5 24 0 0 0,5-29-101 0 0,-9 40 563 0 0,1-9-1103 0 0,3-3-2822 0 0</inkml:trace>
   <inkml:trace contextRef="#ctx0" brushRef="#br0" timeOffset="1010.95">1166 283 6720 0 0,'12'-11'8225'0'0,"53"-2"-2252"0"0,33 5-3288 0 0,17-2-753 0 0,-52 1-1788 0 0</inkml:trace>
 </inkml:ink>
 </file>
@@ -12575,7 +12598,7 @@
   <inkml:trace contextRef="#ctx0" brushRef="#br0" timeOffset="8681.79">420 1656 2720 0 0,'64'-11'12831'0'0,"0"7"-7293"0"0,67 9-5025 0 0,-47-1 963 0 0,966 2-3839 0 0,-637-8 2743 0 0,1409-64-3284 0 0,-748 27 2480 0 0,-943 42 375 0 0,156 4 68 0 0,-280-6 4 0 0,0-1 0 0 0,0 0-1 0 0,0-1 1 0 0,-1 1 0 0 0,1-1 0 0 0,8-3 0 0 0,-12 3-2222 0 0</inkml:trace>
   <inkml:trace contextRef="#ctx0" brushRef="#br0" timeOffset="9486.81">2653 2317 3168 0 0,'0'0'0'0'0,"-6"1"1648"0"0,1 2 1664 0 0,0-1-1656 0 0,2-2-8 0 0,-2 0 8 0 0,0 0 0 0 0,2 0 0 0 0,0 0-1113 0 0,0 0 9 0 0,0 0 1648 0 0</inkml:trace>
   <inkml:trace contextRef="#ctx0" brushRef="#br0" timeOffset="9806.18">3019 2019 4832 0 0,'-9'9'1992'0'0,"1"1"0"0"0,0 0 0 0 0,-8 13 0 0 0,10-13-969 0 0,0 0 0 0 0,1 1 0 0 0,-7 20 0 0 0,10-25-826 0 0,0 1 1 0 0,0-1-1 0 0,1 1 0 0 0,0 0 0 0 0,0-1 0 0 0,1 1 0 0 0,-1 0 0 0 0,2-1 0 0 0,-1 1 1 0 0,1 0-1 0 0,0-1 0 0 0,0 1 0 0 0,0 0 0 0 0,1-1 0 0 0,0 0 0 0 0,1 1 1 0 0,5 10-1 0 0,-6-14-124 0 0,0 0 1 0 0,0 0-1 0 0,0 0 1 0 0,1-1-1 0 0,-1 1 1 0 0,0-1-1 0 0,1 1 1 0 0,0-1-1 0 0,0 0 1 0 0,-1 0-1 0 0,1 0 1 0 0,0-1-1 0 0,1 1 1 0 0,-1-1-1 0 0,0 1 1 0 0,0-1-1 0 0,1 0 1 0 0,-1 0-1 0 0,0-1 1 0 0,1 1-1 0 0,-1-1 1 0 0,1 1-1 0 0,-1-1 1 0 0,1 0-1 0 0,-1 0 1 0 0,1-1-1 0 0,-1 1 1 0 0,0-1-1 0 0,1 0 1 0 0,-1 0-1 0 0,0 0 1 0 0,1 0-1 0 0,-1 0 0 0 0,4-3 1 0 0,-2 2 14 0 0,0-1 0 0 0,-1 0 0 0 0,1 0 0 0 0,0 0 1 0 0,-1-1-1 0 0,1 1 0 0 0,-1-1 0 0 0,0 0 0 0 0,-1-1 0 0 0,1 1 0 0 0,-1 0 0 0 0,1-1 0 0 0,-2 0 0 0 0,1 0 1 0 0,0 0-1 0 0,-1 0 0 0 0,0 0 0 0 0,0-1 0 0 0,0 1 0 0 0,1-10 0 0 0,-3 7-61 0 0,1 0 0 0 0,-2 0 0 0 0,1-1 0 0 0,-1 1 0 0 0,-1 0 0 0 0,1 0 0 0 0,-1-1 0 0 0,-1 2 0 0 0,1-1 0 0 0,-1 0 0 0 0,-1 0 0 0 0,0 1 0 0 0,0 0-1 0 0,0-1 1 0 0,-1 2 0 0 0,0-1 0 0 0,0 0 0 0 0,-11-10 0 0 0,8 12-11 0 0</inkml:trace>
-  <inkml:trace contextRef="#ctx0" brushRef="#br0" timeOffset="10231.3">3312 2002 1696 0 0,'0'0'16265'0'0,"25"6"-13881"0"0,55-15 366 0 0,-79 9-2730 0 0,-1 0-1 0 0,1 1 1 0 0,-1-1-1 0 0,0 0 0 0 0,1 1 1 0 0,-1-1-1 0 0,1 1 1 0 0,-1-1-1 0 0,0 1 0 0 0,1-1 1 0 0,-1 0-1 0 0,0 1 1 0 0,0-1-1 0 0,0 1 0 0 0,1-1 1 0 0,-1 1-1 0 0,0 0 1 0 0,0-1-1 0 0,0 1 0 0 0,0-1 1 0 0,0 1-1 0 0,0-1 1 0 0,0 1-1 0 0,0-1 1 0 0,0 1-1 0 0,0-1 0 0 0,0 1 1 0 0,0-1-1 0 0,0 1 1 0 0,0 0-1 0 0,-1 0 0 0 0,-4 20 154 0 0,-2-5-127 0 0,1 0 0 0 0,1 1 1 0 0,0 0-1 0 0,-4 29 0 0 0,8-42-42 0 0,1 0 0 0 0,0 0 0 0 0,0 0 0 0 0,0 0-1 0 0,1 0 1 0 0,-1 0 0 0 0,1 0 0 0 0,0 0 0 0 0,0 0 0 0 0,0 0-1 0 0,0 0 1 0 0,1 0 0 0 0,0-1 0 0 0,0 1 0 0 0,0-1-1 0 0,0 1 1 0 0,0-1 0 0 0,1 0 0 0 0,-1 0 0 0 0,1 0-1 0 0,0 0 1 0 0,0 0 0 0 0,0 0 0 0 0,0-1 0 0 0,0 0-1 0 0,5 3 1 0 0,-5-4 6 0 0,-1 0 0 0 0,0 0 0 0 0,0 0-1 0 0,-1 0 1 0 0,1 1 0 0 0,0-1 0 0 0,0 1-1 0 0,-1-1 1 0 0,1 1 0 0 0,-1 0 0 0 0,1 0 0 0 0,-1-1-1 0 0,1 1 1 0 0,-1 0 0 0 0,1 3 0 0 0,-2-3 3 0 0,1 0 0 0 0,-1 0 1 0 0,0 0-1 0 0,0-1 1 0 0,-1 1-1 0 0,1 0 0 0 0,0 0 1 0 0,0 0-1 0 0,-1-1 0 0 0,1 1 1 0 0,-1 0-1 0 0,0 0 1 0 0,0-1-1 0 0,1 1 0 0 0,-1 0 1 0 0,0-1-1 0 0,0 1 0 0 0,-1-1 1 0 0,-1 3-1 0 0,-49 56 395 0 0,43-50-344 0 0</inkml:trace>
+  <inkml:trace contextRef="#ctx0" brushRef="#br0" timeOffset="10231.29">3312 2002 1696 0 0,'0'0'16265'0'0,"25"6"-13881"0"0,55-15 366 0 0,-79 9-2730 0 0,-1 0-1 0 0,1 1 1 0 0,-1-1-1 0 0,0 0 0 0 0,1 1 1 0 0,-1-1-1 0 0,1 1 1 0 0,-1-1-1 0 0,0 1 0 0 0,1-1 1 0 0,-1 0-1 0 0,0 1 1 0 0,0-1-1 0 0,0 1 0 0 0,1-1 1 0 0,-1 1-1 0 0,0 0 1 0 0,0-1-1 0 0,0 1 0 0 0,0-1 1 0 0,0 1-1 0 0,0-1 1 0 0,0 1-1 0 0,0-1 1 0 0,0 1-1 0 0,0-1 0 0 0,0 1 1 0 0,0-1-1 0 0,0 1 1 0 0,0 0-1 0 0,-1 0 0 0 0,-4 20 154 0 0,-2-5-127 0 0,1 0 0 0 0,1 1 1 0 0,0 0-1 0 0,-4 29 0 0 0,8-42-42 0 0,1 0 0 0 0,0 0 0 0 0,0 0 0 0 0,0 0-1 0 0,1 0 1 0 0,-1 0 0 0 0,1 0 0 0 0,0 0 0 0 0,0 0 0 0 0,0 0-1 0 0,0 0 1 0 0,1 0 0 0 0,0-1 0 0 0,0 1 0 0 0,0-1-1 0 0,0 1 1 0 0,0-1 0 0 0,1 0 0 0 0,-1 0 0 0 0,1 0-1 0 0,0 0 1 0 0,0 0 0 0 0,0 0 0 0 0,0-1 0 0 0,0 0-1 0 0,5 3 1 0 0,-5-4 6 0 0,-1 0 0 0 0,0 0 0 0 0,0 0-1 0 0,-1 0 1 0 0,1 1 0 0 0,0-1 0 0 0,0 1-1 0 0,-1-1 1 0 0,1 1 0 0 0,-1 0 0 0 0,1 0 0 0 0,-1-1-1 0 0,1 1 1 0 0,-1 0 0 0 0,1 3 0 0 0,-2-3 3 0 0,1 0 0 0 0,-1 0 1 0 0,0 0-1 0 0,0-1 1 0 0,-1 1-1 0 0,1 0 0 0 0,0 0 1 0 0,0 0-1 0 0,-1-1 0 0 0,1 1 1 0 0,-1 0-1 0 0,0 0 1 0 0,0-1-1 0 0,1 1 0 0 0,-1 0 1 0 0,0-1-1 0 0,0 1 0 0 0,-1-1 1 0 0,-1 3-1 0 0,-49 56 395 0 0,43-50-344 0 0</inkml:trace>
   <inkml:trace contextRef="#ctx0" brushRef="#br0" timeOffset="10398.66">3622 1991 5440 0 0,'0'0'236'0'0,"1"0"1"0"0,-1 0-1 0 0,1 0 1 0 0,-1 0-1 0 0,1-1 1 0 0,0 1-1 0 0,-1 0 1 0 0,1 0-1 0 0,-1 0 1 0 0,1 1-1 0 0,0-1 1 0 0,-1 0-1 0 0,1 0 1 0 0,-1 0-1 0 0,1 0 1 0 0,-1 0-1 0 0,1 1 1 0 0,-1-1-1 0 0,1 0 1 0 0,-1 1-1 0 0,1-1 1 0 0,-1 0-1 0 0,1 1 1 0 0,-1-1-1 0 0,1 0 1 0 0,-1 1-1 0 0,1 0 1 0 0,7 19 3634 0 0,-6 26-748 0 0,-2-43-2898 0 0,-20 184 3132 0 0,1-31-1189 0 0,18-133-1775 0 0,-1-3-1 0 0</inkml:trace>
   <inkml:trace contextRef="#ctx0" brushRef="#br0" timeOffset="11599.11">5980 302 2688 0 0,'0'0'9240'0'0,"17"-7"-3911"0"0,7-2-4612 0 0,0 1 0 0 0,1 1 0 0 0,1 1 0 0 0,-1 2 1 0 0,1 0-1 0 0,0 1 0 0 0,0 2 0 0 0,29 2 0 0 0,-50-1-640 0 0,0 1 0 0 0,0 1-1 0 0,-1-1 1 0 0,1 0 0 0 0,0 1 0 0 0,-1 0-1 0 0,1 0 1 0 0,-1 1 0 0 0,0-1-1 0 0,0 1 1 0 0,0 0 0 0 0,0 0-1 0 0,0 0 1 0 0,0 1 0 0 0,-1-1 0 0 0,0 1-1 0 0,0 0 1 0 0,0 0 0 0 0,0 0-1 0 0,0 0 1 0 0,3 9 0 0 0,3 7-51 0 0,-1 0 1 0 0,-1 1 0 0 0,7 35-1 0 0,-12-44-20 0 0,15 69-32 0 0,6 94-1 0 0,-7 86-44 0 0,-4-47-59 0 0,-11-196 114 0 0,14 228-82 0 0,-14-179 86 0 0,-14 112-1 0 0,-2-46 302 0 0,3 153-1 0 0,11-246-188 0 0,0-15-6 0 0,1 1 0 0 0,1-1 0 0 0,1 1 0 0 0,7 29 0 0 0,-8-52-53 0 0,0 0 0 0 0,1 0 1 0 0,-1-1-1 0 0,1 1 1 0 0,0 0-1 0 0,0-1 1 0 0,0 1-1 0 0,0-1 0 0 0,0 0 1 0 0,1 0-1 0 0,3 3 1 0 0,-4-3 0 0 0,1 1 0 0 0,0-1 0 0 0,-1 0 0 0 0,1 1 0 0 0,-1 0 0 0 0,0 0 0 0 0,0 0 0 0 0,0 0 0 0 0,0 0 0 0 0,2 4 1 0 0,-3-4-7 0 0,0 0 1 0 0,0 0 0 0 0,-1 0-1 0 0,1 0 1 0 0,-1 0 0 0 0,0 0 0 0 0,1 0-1 0 0,-1 0 1 0 0,-1 0 0 0 0,1 0-1 0 0,0 0 1 0 0,-1-1 0 0 0,1 1 0 0 0,-1 0-1 0 0,0 0 1 0 0,0 0 0 0 0,0 0-1 0 0,0-1 1 0 0,-3 5 0 0 0,2-4-12 0 0,-1 0 0 0 0,0 0 0 0 0,0 0 0 0 0,0 0 0 0 0,0-1 0 0 0,0 1 0 0 0,0-1 0 0 0,-1 0 0 0 0,1 0 0 0 0,-1 0 0 0 0,1 0 0 0 0,-1-1 0 0 0,0 1 0 0 0,-5 0 0 0 0,-6 2 45 0 0,0-1-1 0 0,-22 2 1 0 0,21-5-30 0 0</inkml:trace>
   <inkml:trace contextRef="#ctx0" brushRef="#br0" timeOffset="12439.06">6857 1473 2688 0 0,'0'0'13608'0'0,"18"5"-10497"0"0,139-31 872 0 0,-12 1-2094 0 0,-131 24-1731 0 0,3 2-132 0 0</inkml:trace>
@@ -12648,10 +12671,10 @@
   <inkml:trace contextRef="#ctx0" brushRef="#br0" timeOffset="197.75">260 92 384 0 0,'0'0'896'0'0</inkml:trace>
   <inkml:trace contextRef="#ctx0" brushRef="#br0" timeOffset="483.26">248 76 544 0 0,'0'0'13417'0'0,"4"-11"-12026"0"0,-5 12-1338 0 0,0-1 0 0 0,-1 1 1 0 0,1 0-1 0 0,0 0 0 0 0,-1 0 1 0 0,1 0-1 0 0,0 0 1 0 0,0 1-1 0 0,0-1 0 0 0,0 0 1 0 0,0 0-1 0 0,0 1 0 0 0,0-1 1 0 0,0 1-1 0 0,1-1 1 0 0,-1 0-1 0 0,1 1 0 0 0,-1 0 1 0 0,1-1-1 0 0,-1 1 1 0 0,1 2-1 0 0,-10 40 276 0 0,9-38-309 0 0,1 0 0 0 0,-1 0-1 0 0,1 0 1 0 0,1 0 0 0 0,-1-1-1 0 0,1 1 1 0 0,0 0 0 0 0,0 0-1 0 0,1 0 1 0 0,-1-1-1 0 0,1 1 1 0 0,4 7 0 0 0,-1-5 24 0 0,0-1 0 0 0,0 1 0 0 0,1-1 1 0 0,0 0-1 0 0,0 0 0 0 0,1-1 1 0 0,9 8-1 0 0,-10-9 33 0 0,0-1 1 0 0,-1 2-1 0 0,1-1 1 0 0,-1 1-1 0 0,0-1 0 0 0,5 10 1 0 0,-9-13-20 0 0,0 1 0 0 0,1-1 0 0 0,-1 1 0 0 0,0 0 0 0 0,-1-1-1 0 0,1 1 1 0 0,0-1 0 0 0,-1 1 0 0 0,0 0 0 0 0,0 0 0 0 0,1-1 0 0 0,-1 1 0 0 0,-1 0 0 0 0,1 0 0 0 0,0-1 0 0 0,-1 1 0 0 0,1 0 0 0 0,-1-1 0 0 0,0 1-1 0 0,-2 4 1 0 0,1-3 49 0 0,0 0-1 0 0,0 1 0 0 0,-1-1 0 0 0,0 0 0 0 0,0 0 1 0 0,-5 6-1 0 0,-11 10-2276 0 0</inkml:trace>
   <inkml:trace contextRef="#ctx0" brushRef="#br0" timeOffset="828.17">213 106 5888 0 0,'12'-19'6993'0'0,"-6"14"-6038"0"0,0 2-1 0 0,1-1 1 0 0,0 0-1 0 0,8-2 1 0 0,58-16 540 0 0,-47 16-739 0 0,12-6 54 0 0,-21 6-300 0 0,0 1-1 0 0,0 1 0 0 0,1 0 1 0 0,30-1-1 0 0,-47 5-463 0 0,0 0-1 0 0,0 0 1 0 0,0 0-1 0 0,0 0 1 0 0,0 0-1 0 0,0 0 1 0 0,0 1 0 0 0,0-1-1 0 0,0 0 1 0 0,0 1-1 0 0,0-1 1 0 0,0 1 0 0 0,0-1-1 0 0,0 1 1 0 0,-1-1-1 0 0,1 1 1 0 0,0-1-1 0 0,0 1 1 0 0,-1 0 0 0 0,1 0-1 0 0,0-1 1 0 0,-1 1-1 0 0,1 0 1 0 0,-1 0-1 0 0,1 0 1 0 0,-1 0 0 0 0,1 0-1 0 0,-1-1 1 0 0,0 1-1 0 0,1 0 1 0 0,-1 0 0 0 0,0 0-1 0 0,0 0 1 0 0,0 0-1 0 0,0 0 1 0 0,0 0-1 0 0,0 0 1 0 0,0 0 0 0 0,0 0-1 0 0,0 0 1 0 0,0 0-1 0 0,0 0 1 0 0,-1 2 0 0 0,-1 7 102 0 0,-1 0 0 0 0,0 0 1 0 0,-6 14-1 0 0,4-10 78 0 0,-7 21 147 0 0,-17 60-74 0 0,27-87-309 0 0,0 1 1 0 0,1-1-1 0 0,0 1 0 0 0,1 0 0 0 0,0-1 1 0 0,0 1-1 0 0,1 0 0 0 0,3 15 0 0 0,-4-22 13 0 0,1 0 0 0 0,-1-1 0 0 0,1 1 0 0 0,0-1 0 0 0,0 1 0 0 0,0-1 0 0 0,0 1 0 0 0,0-1 0 0 0,0 1 1 0 0,0-1-1 0 0,0 0 0 0 0,0 1 0 0 0,1-1 0 0 0,-1 0 0 0 0,0 0 0 0 0,1 0 0 0 0,-1 0 0 0 0,1 0 0 0 0,-1-1 0 0 0,1 1 0 0 0,-1 0 0 0 0,1-1 0 0 0,0 1 0 0 0,-1-1 0 0 0,1 1 0 0 0,0-1 0 0 0,0 0 0 0 0,-1 0 0 0 0,1 0 0 0 0,0 0 0 0 0,0 0 0 0 0,-1 0 0 0 0,1 0 0 0 0,0 0 0 0 0,-1-1 0 0 0,4 0 0 0 0,1-1 22 0 0,0 1-1 0 0,0-2 0 0 0,0 1 0 0 0,-1 0 0 0 0,1-1 0 0 0,0 0 0 0 0,-1-1 0 0 0,10-7 1 0 0,-8 4 2 0 0,0 0 1 0 0,-1 0-1 0 0,1-1 1 0 0,-2 0-1 0 0,1 0 1 0 0,-1 0-1 0 0,0-1 1 0 0,-1 1-1 0 0,0-1 1 0 0,0-1-1 0 0,2-11 1 0 0,-4 16-8 0 0,-1-1 0 0 0,0 1 1 0 0,0 0-1 0 0,-1-1 0 0 0,1 1 1 0 0,-1 0-1 0 0,0-1 0 0 0,-1 1 1 0 0,0-1-1 0 0,1 1 0 0 0,-2 0 0 0 0,1 0 1 0 0,0-1-1 0 0,-1 1 0 0 0,0 0 1 0 0,0 0-1 0 0,-1 1 0 0 0,0-1 1 0 0,1 0-1 0 0,-2 1 0 0 0,1 0 1 0 0,-5-6-1 0 0,6 8 4 0 0,-1 0 0 0 0,0 0 0 0 0,0 0 0 0 0,1 1 1 0 0,-1-1-1 0 0,0 1 0 0 0,-1-1 0 0 0,1 1 0 0 0,0 0 0 0 0,0 0 1 0 0,0 0-1 0 0,-1 1 0 0 0,1-1 0 0 0,0 1 0 0 0,-1 0 0 0 0,-5 0 0 0 0,-11 0-1 0 0</inkml:trace>
-  <inkml:trace contextRef="#ctx0" brushRef="#br0" timeOffset="1237.61">939 332 4224 0 0,'0'0'5689'0'0,"0"15"2937"0"0,-2-3-7164 0 0,-20 48 1401 0 0,-3 5-1337 0 0,6-6-3494 0 0</inkml:trace>
+  <inkml:trace contextRef="#ctx0" brushRef="#br0" timeOffset="1237.6">939 332 4224 0 0,'0'0'5689'0'0,"0"15"2937"0"0,-2-3-7164 0 0,-20 48 1401 0 0,-3 5-1337 0 0,6-6-3494 0 0</inkml:trace>
   <inkml:trace contextRef="#ctx0" brushRef="#br0" timeOffset="1547.87">1165 158 5344 0 0,'-2'0'521'0'0,"-1"1"-1"0"0,1-1 1 0 0,0 1 0 0 0,0 0-1 0 0,-1 0 1 0 0,1 0 0 0 0,0 0-1 0 0,0 0 1 0 0,0 1 0 0 0,0-1-1 0 0,0 1 1 0 0,0-1 0 0 0,0 1-1 0 0,1 0 1 0 0,-1-1 0 0 0,0 1-1 0 0,1 0 1 0 0,0 0 0 0 0,-1 0-1 0 0,-1 4 1 0 0,-1 2 207 0 0,-1 1 0 0 0,1 0 0 0 0,-5 17 0 0 0,6-15-364 0 0,0 0 0 0 0,0 1 0 0 0,1-1 0 0 0,1 1 0 0 0,0-1 0 0 0,1 19 0 0 0,1-27-296 0 0,-1 0 1 0 0,0 0 0 0 0,1 0-1 0 0,0 0 1 0 0,-1 0-1 0 0,1 0 1 0 0,0 0-1 0 0,1 0 1 0 0,-1-1-1 0 0,0 1 1 0 0,1 0 0 0 0,0-1-1 0 0,-1 1 1 0 0,1-1-1 0 0,0 0 1 0 0,0 1-1 0 0,0-1 1 0 0,1 0 0 0 0,-1 0-1 0 0,1 0 1 0 0,-1-1-1 0 0,1 1 1 0 0,-1-1-1 0 0,1 1 1 0 0,0-1-1 0 0,0 0 1 0 0,-1 0 0 0 0,1 0-1 0 0,0 0 1 0 0,5 0-1 0 0,-4 0-5 0 0,0-1 0 0 0,0 0 0 0 0,1 0 1 0 0,-1 0-1 0 0,0-1 0 0 0,1 1 0 0 0,-1-1 0 0 0,0 0 0 0 0,0 0 0 0 0,0-1 0 0 0,0 1 0 0 0,0-1 0 0 0,0 0 0 0 0,0 0 0 0 0,-1 0 0 0 0,1 0 0 0 0,-1-1 0 0 0,1 0 0 0 0,-1 1 1 0 0,0-1-1 0 0,0-1 0 0 0,0 1 0 0 0,3-5 0 0 0,-1 1-5 0 0,-1 1 0 0 0,0-1 0 0 0,0 0 0 0 0,0 0 0 0 0,-1 0 0 0 0,0 0 0 0 0,-1-1 0 0 0,1 1 0 0 0,-1-1 0 0 0,-1 0 0 0 0,2-14 0 0 0,-3 12-59 0 0,-1 0 0 0 0,0 0 1 0 0,0 0-1 0 0,-1 0 1 0 0,-3-13-1 0 0,3 18 3 0 0,1 0 0 0 0,-1 1 0 0 0,0-1 0 0 0,0 0 0 0 0,-1 1 0 0 0,1 0 0 0 0,-1-1 0 0 0,0 1 0 0 0,0 0 0 0 0,-1 0 0 0 0,1 1 0 0 0,-6-6 0 0 0,-1 3 22 0 0</inkml:trace>
   <inkml:trace contextRef="#ctx0" brushRef="#br0" timeOffset="1823.65">1424 47 3200 0 0,'-2'0'788'0'0,"0"0"0"0"0,0 1 1 0 0,0-1-1 0 0,0 0 0 0 0,0 1 0 0 0,0 0 1 0 0,1-1-1 0 0,-1 1 0 0 0,0 0 0 0 0,0 0 1 0 0,1 0-1 0 0,-4 2 0 0 0,-18 21 4009 0 0,17-15-4232 0 0,0 1 0 0 0,0 0 1 0 0,-7 18-1 0 0,8-14-190 0 0,1 1 0 0 0,0-1 1 0 0,0 1-1 0 0,2 0 0 0 0,-2 29 0 0 0,3-39-274 0 0,1 1 0 0 0,0-1 0 0 0,1 0-1 0 0,-1 1 1 0 0,1-1 0 0 0,0 0-1 0 0,0 0 1 0 0,1 1 0 0 0,-1-1-1 0 0,1 0 1 0 0,0 0 0 0 0,1-1 0 0 0,-1 1-1 0 0,1 0 1 0 0,0-1 0 0 0,0 0-1 0 0,0 1 1 0 0,1-1 0 0 0,-1 0 0 0 0,6 3-1 0 0,-7-5-52 0 0,0-1-1 0 0,0 0 0 0 0,0 1 1 0 0,0-1-1 0 0,0 0 0 0 0,1 0 1 0 0,-1 0-1 0 0,0-1 0 0 0,1 1 1 0 0,-1-1-1 0 0,1 1 0 0 0,-1-1 1 0 0,1 0-1 0 0,-1 0 0 0 0,1 0 1 0 0,-1 0-1 0 0,1 0 0 0 0,3-1 1 0 0,-2 0-3 0 0,0-1 1 0 0,-1 1 0 0 0,1-1-1 0 0,-1 0 1 0 0,0 0 0 0 0,1 0-1 0 0,-1 0 1 0 0,0 0 0 0 0,0-1-1 0 0,0 0 1 0 0,2-2 0 0 0,1-3-10 0 0,0 1 1 0 0,0-1-1 0 0,-1 0 1 0 0,0 0-1 0 0,-1 0 1 0 0,0-1-1 0 0,0 0 1 0 0,5-18-1 0 0,-7 16-30 0 0,0-1-1 0 0,0 0 1 0 0,-1 0-1 0 0,0 0 1 0 0,-1 0-1 0 0,-1 0 1 0 0,0 0-1 0 0,0 0 1 0 0,-1 0 0 0 0,-1 0-1 0 0,0 1 1 0 0,-7-18-1 0 0,9 24-5 0 0,1 3 0 0 0</inkml:trace>
-  <inkml:trace contextRef="#ctx0" brushRef="#br0" timeOffset="2045.19">1595 66 2176 0 0,'0'0'2128'0'0,"11"1"8512"0"0,-12 23-5574 0 0,-14 16-4035 0 0,6-18-295 0 0,2-2-284 0 0,-17 59 841 0 0,22-70-1126 0 0,0 0 1 0 0,1 0-1 0 0,0 0 1 0 0,0 0-1 0 0,1 0 0 0 0,2 17 1 0 0,-2-23-123 0 0,0-1 0 0 0,1 0 0 0 0,-1 0-1 0 0,1 0 1 0 0,-1 1 0 0 0,1-1 0 0 0,0 0 0 0 0,0 0 0 0 0,0 0 0 0 0,0 0 0 0 0,0 0 0 0 0,0-1-1 0 0,1 1 1 0 0,-1 0 0 0 0,0 0 0 0 0,1-1 0 0 0,0 1 0 0 0,-1-1 0 0 0,1 1 0 0 0,0-1 0 0 0,0 0 0 0 0,0 0-1 0 0,0 0 1 0 0,0 0 0 0 0,0 0 0 0 0,0 0 0 0 0,0 0 0 0 0,0-1 0 0 0,0 1 0 0 0,0-1 0 0 0,0 0-1 0 0,1 1 1 0 0,-1-1 0 0 0,0 0 0 0 0,0 0 0 0 0,4-1 0 0 0,-1 0 16 0 0,0 0 0 0 0,1 0 0 0 0,-1 0 1 0 0,0-1-1 0 0,0 0 0 0 0,0 0 0 0 0,-1-1 0 0 0,1 1 0 0 0,0-1 1 0 0,-1 0-1 0 0,0 0 0 0 0,0 0 0 0 0,0-1 0 0 0,5-5 1 0 0,-4 2-55 0 0,0 0 1 0 0,0-1-1 0 0,-1 0 1 0 0,0 0-1 0 0,0 0 1 0 0,-1 0 0 0 0,0-1-1 0 0,0 1 1 0 0,-1-1-1 0 0,0 0 1 0 0,-1 0 0 0 0,0 0-1 0 0,0 0 1 0 0,-1 0-1 0 0,0 0 1 0 0,-1 0 0 0 0,0 0-1 0 0,0 1 1 0 0,-1-1-1 0 0,0 0 1 0 0,0 0 0 0 0,-5-10-1 0 0,4 14 225 0 0,-5-7 37 0 0,-8 0-4202 0 0</inkml:trace>
+  <inkml:trace contextRef="#ctx0" brushRef="#br0" timeOffset="2045.18">1595 66 2176 0 0,'0'0'2128'0'0,"11"1"8512"0"0,-12 23-5574 0 0,-14 16-4035 0 0,6-18-295 0 0,2-2-284 0 0,-17 59 841 0 0,22-70-1126 0 0,0 0 1 0 0,1 0-1 0 0,0 0 1 0 0,0 0-1 0 0,1 0 0 0 0,2 17 1 0 0,-2-23-123 0 0,0-1 0 0 0,1 0 0 0 0,-1 0-1 0 0,1 0 1 0 0,-1 1 0 0 0,1-1 0 0 0,0 0 0 0 0,0 0 0 0 0,0 0 0 0 0,0 0 0 0 0,0 0 0 0 0,0-1-1 0 0,1 1 1 0 0,-1 0 0 0 0,0 0 0 0 0,1-1 0 0 0,0 1 0 0 0,-1-1 0 0 0,1 1 0 0 0,0-1 0 0 0,0 0 0 0 0,0 0-1 0 0,0 0 1 0 0,0 0 0 0 0,0 0 0 0 0,0 0 0 0 0,0 0 0 0 0,0-1 0 0 0,0 1 0 0 0,0-1 0 0 0,0 0-1 0 0,1 1 1 0 0,-1-1 0 0 0,0 0 0 0 0,0 0 0 0 0,4-1 0 0 0,-1 0 16 0 0,0 0 0 0 0,1 0 0 0 0,-1 0 1 0 0,0-1-1 0 0,0 0 0 0 0,0 0 0 0 0,-1-1 0 0 0,1 1 0 0 0,0-1 1 0 0,-1 0-1 0 0,0 0 0 0 0,0 0 0 0 0,0-1 0 0 0,5-5 1 0 0,-4 2-55 0 0,0 0 1 0 0,0-1-1 0 0,-1 0 1 0 0,0 0-1 0 0,0 0 1 0 0,-1 0 0 0 0,0-1-1 0 0,0 1 1 0 0,-1-1-1 0 0,0 0 1 0 0,-1 0 0 0 0,0 0-1 0 0,0 0 1 0 0,-1 0-1 0 0,0 0 1 0 0,-1 0 0 0 0,0 0-1 0 0,0 1 1 0 0,-1-1-1 0 0,0 0 1 0 0,0 0 0 0 0,-5-10-1 0 0,4 14 225 0 0,-5-7 37 0 0,-8 0-4202 0 0</inkml:trace>
 </inkml:ink>
 </file>
 
@@ -12684,7 +12707,7 @@
     </inkml:brush>
   </inkml:definitions>
   <inkml:trace contextRef="#ctx0" brushRef="#br0">1 24 5312 0 0,'0'0'7718'0'0,"19"8"-218"0"0,22-6-5939 0 0,0-2 0 0 0,-1-2 0 0 0,77-13 1 0 0,-17 1-290 0 0,-70 11-856 0 0</inkml:trace>
-  <inkml:trace contextRef="#ctx0" brushRef="#br0" timeOffset="270.53">34 232 6112 0 0,'0'0'1609'0'0,"20"3"4847"0"0,83-9 270 0 0,53-17-4818 0 0,-94 13-564 0 0,6-1-1188 0 0</inkml:trace>
+  <inkml:trace contextRef="#ctx0" brushRef="#br0" timeOffset="270.52">34 232 6112 0 0,'0'0'1609'0'0,"20"3"4847"0"0,83-9 270 0 0,53-17-4818 0 0,-94 13-564 0 0,6-1-1188 0 0</inkml:trace>
 </inkml:ink>
 </file>
 
@@ -12719,7 +12742,7 @@
   <inkml:trace contextRef="#ctx0" brushRef="#br0">4 34 3616 0 0,'0'0'10600'0'0,"10"19"-6423"0"0,-3 17-2489 0 0,-1 1 0 0 0,0 52 0 0 0,-3-45-505 0 0,8 50 0 0 0,-7-77-940 0 0,5 6-198 0 0</inkml:trace>
   <inkml:trace contextRef="#ctx0" brushRef="#br0" timeOffset="166.39">45 75 4448 0 0,'0'0'6606'0'0,"21"-11"-186"0"0,27-5-4782 0 0,1 2 0 0 0,84-13-1 0 0,-110 23-1361 0 0,-3 1-2910 0 0</inkml:trace>
   <inkml:trace contextRef="#ctx0" brushRef="#br0" timeOffset="385.95">1 302 5824 0 0,'0'0'5104'0'0,"9"-4"-3832"0"0,0-2 0 0 0,0 3 0 0 0,4-2 8 0 0,5-1-809 0 0,5-3 9 0 0,2 0 0 0 0,6-1 0 0 0,2 1-8 0 0,1-1 8 0 0</inkml:trace>
-  <inkml:trace contextRef="#ctx0" brushRef="#br0" timeOffset="718.36">562 100 4768 0 0,'0'0'2960'0'0,"5"-12"5757"0"0,-3 14-8512 0 0,0 0-1 0 0,0 0 1 0 0,-1 0 0 0 0,1 0 0 0 0,-1 1 0 0 0,0-1-1 0 0,0 0 1 0 0,0 1 0 0 0,0-1 0 0 0,0 0 0 0 0,0 1-1 0 0,0 0 1 0 0,-1-1 0 0 0,1 4 0 0 0,1 4 197 0 0,5 13 537 0 0,1 0 0 0 0,19 37 0 0 0,-24-54-780 0 0,0 0 0 0 0,1 0 0 0 0,0-1-1 0 0,0 1 1 0 0,1-1 0 0 0,-1 0 0 0 0,1 0 0 0 0,0 0 0 0 0,1-1 0 0 0,-1 0 0 0 0,1 0 0 0 0,0 0-1 0 0,0-1 1 0 0,8 4 0 0 0,-11-6-104 0 0,0 0 1 0 0,0 0-1 0 0,1-1 0 0 0,-1 1 0 0 0,0-1 0 0 0,0 0 1 0 0,1 0-1 0 0,-1 0 0 0 0,0 0 0 0 0,0-1 1 0 0,1 1-1 0 0,-1-1 0 0 0,0 0 0 0 0,0 0 0 0 0,0 0 1 0 0,0 0-1 0 0,0-1 0 0 0,0 1 0 0 0,0-1 0 0 0,-1 0 1 0 0,1 0-1 0 0,0 1 0 0 0,-1-2 0 0 0,1 1 0 0 0,-1 0 1 0 0,0-1-1 0 0,2-2 0 0 0,2-2-69 0 0,0 0-1 0 0,-1-1 1 0 0,-1 1-1 0 0,1-1 1 0 0,-1 0-1 0 0,0 0 1 0 0,-1 0 0 0 0,4-16-1 0 0,5-57 111 0 0,-4 23 200 0 0,-5 39-200 0 0</inkml:trace>
+  <inkml:trace contextRef="#ctx0" brushRef="#br0" timeOffset="718.35">562 100 4768 0 0,'0'0'2960'0'0,"5"-12"5757"0"0,-3 14-8512 0 0,0 0-1 0 0,0 0 1 0 0,-1 0 0 0 0,1 0 0 0 0,-1 1 0 0 0,0-1-1 0 0,0 0 1 0 0,0 1 0 0 0,0-1 0 0 0,0 0 0 0 0,0 1-1 0 0,0 0 1 0 0,-1-1 0 0 0,1 4 0 0 0,1 4 197 0 0,5 13 537 0 0,1 0 0 0 0,19 37 0 0 0,-24-54-780 0 0,0 0 0 0 0,1 0 0 0 0,0-1-1 0 0,0 1 1 0 0,1-1 0 0 0,-1 0 0 0 0,1 0 0 0 0,0 0 0 0 0,1-1 0 0 0,-1 0 0 0 0,1 0 0 0 0,0 0-1 0 0,0-1 1 0 0,8 4 0 0 0,-11-6-104 0 0,0 0 1 0 0,0 0-1 0 0,1-1 0 0 0,-1 1 0 0 0,0-1 0 0 0,0 0 1 0 0,1 0-1 0 0,-1 0 0 0 0,0 0 0 0 0,0-1 1 0 0,1 1-1 0 0,-1-1 0 0 0,0 0 0 0 0,0 0 0 0 0,0 0 1 0 0,0 0-1 0 0,0-1 0 0 0,0 1 0 0 0,0-1 0 0 0,-1 0 1 0 0,1 0-1 0 0,0 1 0 0 0,-1-2 0 0 0,1 1 0 0 0,-1 0 1 0 0,0-1-1 0 0,2-2 0 0 0,2-2-69 0 0,0 0-1 0 0,-1-1 1 0 0,-1 1-1 0 0,1-1 1 0 0,-1 0-1 0 0,0 0 1 0 0,-1 0 0 0 0,4-16-1 0 0,5-57 111 0 0,-4 23 200 0 0,-5 39-200 0 0</inkml:trace>
 </inkml:ink>
 </file>
 
@@ -12785,7 +12808,7 @@
   </inkml:definitions>
   <inkml:trace contextRef="#ctx0" brushRef="#br0">14 163 3264 0 0,'-14'12'7448'0'0,"15"-12"-7196"0"0,0 1 0 0 0,0 0 0 0 0,0-1-1 0 0,0 1 1 0 0,0 0 0 0 0,0-1 0 0 0,0 1 0 0 0,0-1 0 0 0,0 0 0 0 0,1 1 0 0 0,-1-1 0 0 0,0 0 0 0 0,0 0 0 0 0,0 0 0 0 0,3 0 0 0 0,23 0 1235 0 0,-19 0-871 0 0,30-2 780 0 0,0-1-1 0 0,1-2 1 0 0,38-11-1 0 0,26-5-3154 0 0</inkml:trace>
   <inkml:trace contextRef="#ctx0" brushRef="#br0" timeOffset="232.75">102 243 1824 0 0,'-8'10'11224'0'0,"25"-11"-8956"0"0,0 0-1 0 0,17-4 1 0 0,68-20-42 0 0,-27 5-1088 0 0,6 1 165 0 0,-61 16-1254 0 0</inkml:trace>
-  <inkml:trace contextRef="#ctx0" brushRef="#br0" timeOffset="409.49">380 41 2784 0 0,'0'-1'474'0'0,"0"-1"0"0"0,0 1 0 0 0,0-1 0 0 0,1 1 0 0 0,-1 0 0 0 0,0-1 0 0 0,1 1 0 0 0,-1-1 0 0 0,1 1 0 0 0,-1 0 0 0 0,1 0 0 0 0,0-1 0 0 0,0 1 0 0 0,-1 0 0 0 0,1 0 0 0 0,0 0 0 0 0,0 0 0 0 0,2-2 0 0 0,-1 2 2 0 0,0-1 0 0 0,0 1 0 0 0,1-1-1 0 0,-1 1 1 0 0,1 0 0 0 0,-1 0 0 0 0,1 0 0 0 0,-1 0-1 0 0,5 0 1 0 0,-3 0-231 0 0,1 0 0 0 0,-1 1 0 0 0,1-1 0 0 0,-1 1 0 0 0,1 0 0 0 0,-1 1 0 0 0,1-1 0 0 0,-1 1 0 0 0,1 0 0 0 0,-1 0-1 0 0,8 3 1 0 0,-8-2-110 0 0,0 1 0 0 0,0-1 1 0 0,0 1-1 0 0,0 0 0 0 0,0 0 0 0 0,0 1 0 0 0,-1-1 0 0 0,0 1 0 0 0,0 0 0 0 0,0 0 0 0 0,0 0 0 0 0,0 0 0 0 0,1 5 0 0 0,0-1 30 0 0,-1 0 0 0 0,0 0-1 0 0,-1 0 1 0 0,0 0 0 0 0,0 0 0 0 0,-1 1-1 0 0,0 9 1 0 0,0-2 77 0 0,-2 0 0 0 0,0 0 0 0 0,-1 0 0 0 0,0-1 0 0 0,-1 1-1 0 0,-1 0 1 0 0,-9 23 0 0 0,8-26-315 0 0,-4 6 456 0 0,-9 12-3319 0 0</inkml:trace>
+  <inkml:trace contextRef="#ctx0" brushRef="#br0" timeOffset="409.48">380 41 2784 0 0,'0'-1'474'0'0,"0"-1"0"0"0,0 1 0 0 0,0-1 0 0 0,1 1 0 0 0,-1 0 0 0 0,0-1 0 0 0,1 1 0 0 0,-1-1 0 0 0,1 1 0 0 0,-1 0 0 0 0,1 0 0 0 0,0-1 0 0 0,0 1 0 0 0,-1 0 0 0 0,1 0 0 0 0,0 0 0 0 0,0 0 0 0 0,2-2 0 0 0,-1 2 2 0 0,0-1 0 0 0,0 1 0 0 0,1-1-1 0 0,-1 1 1 0 0,1 0 0 0 0,-1 0 0 0 0,1 0 0 0 0,-1 0-1 0 0,5 0 1 0 0,-3 0-231 0 0,1 0 0 0 0,-1 1 0 0 0,1-1 0 0 0,-1 1 0 0 0,1 0 0 0 0,-1 1 0 0 0,1-1 0 0 0,-1 1 0 0 0,1 0 0 0 0,-1 0-1 0 0,8 3 1 0 0,-8-2-110 0 0,0 1 0 0 0,0-1 1 0 0,0 1-1 0 0,0 0 0 0 0,0 0 0 0 0,0 1 0 0 0,-1-1 0 0 0,0 1 0 0 0,0 0 0 0 0,0 0 0 0 0,0 0 0 0 0,0 0 0 0 0,1 5 0 0 0,0-1 30 0 0,-1 0 0 0 0,0 0-1 0 0,-1 0 1 0 0,0 0 0 0 0,0 0 0 0 0,-1 1-1 0 0,0 9 1 0 0,0-2 77 0 0,-2 0 0 0 0,0 0 0 0 0,-1 0 0 0 0,0-1 0 0 0,-1 1-1 0 0,-1 0 1 0 0,-9 23 0 0 0,8-26-315 0 0,-4 6 456 0 0,-9 12-3319 0 0</inkml:trace>
 </inkml:ink>
 </file>
 
@@ -12952,11 +12975,11 @@
     </inkml:brush>
   </inkml:definitions>
   <inkml:trace contextRef="#ctx0" brushRef="#br0">1 367 2176 0 0,'0'0'3504'0'0,"5"-14"1297"0"0,-4 16-4481 0 0,1 0 0 0 0,0 0 0 0 0,-1 1-1 0 0,0-1 1 0 0,1 0 0 0 0,-1 0 0 0 0,0 0 0 0 0,0 1 0 0 0,0-1 0 0 0,-1 1-1 0 0,2 2 1 0 0,-1-2 87 0 0,1 5-37 0 0,26 63 2836 0 0,-24-62-2998 0 0,0-1 1 0 0,1 0-1 0 0,0 0 0 0 0,0 0 0 0 0,12 13 0 0 0,-16-20-191 0 0,-1-1-1 0 0,1 1 0 0 0,-1-1 0 0 0,1 0 0 0 0,-1 1 0 0 0,1-1 0 0 0,0 0 0 0 0,-1 0 0 0 0,1 1 0 0 0,0-1 1 0 0,-1 0-1 0 0,1 0 0 0 0,0 0 0 0 0,-1 0 0 0 0,1 1 0 0 0,0-1 0 0 0,-1 0 0 0 0,1 0 0 0 0,0-1 0 0 0,-1 1 1 0 0,1 0-1 0 0,0 0 0 0 0,-1 0 0 0 0,1 0 0 0 0,0 0 0 0 0,-1-1 0 0 0,1 1 0 0 0,-1 0 0 0 0,1-1 0 0 0,0 1 1 0 0,-1 0-1 0 0,1-1 0 0 0,-1 1 0 0 0,1-1 0 0 0,-1 1 0 0 0,1-1 0 0 0,-1 1 0 0 0,1-1 0 0 0,-1 1 0 0 0,0-1 1 0 0,1 0-1 0 0,-1 1 0 0 0,0-1 0 0 0,1 1 0 0 0,-1-2 0 0 0,17-34 706 0 0,-15 30-711 0 0,7-13 135 0 0,-1-2 90 0 0,1 1 0 0 0,18-29 0 0 0,-27 48-222 0 0,1 1-1 0 0,-1 0 0 0 0,1-1 1 0 0,-1 1-1 0 0,1 0 0 0 0,-1-1 1 0 0,1 1-1 0 0,-1 0 0 0 0,1 0 1 0 0,-1-1-1 0 0,1 1 0 0 0,-1 0 1 0 0,1 0-1 0 0,-1 0 0 0 0,1 0 1 0 0,-1 0-1 0 0,1 0 0 0 0,0 0 1 0 0,-1 0-1 0 0,1 0 0 0 0,-1 0 1 0 0,1 0-1 0 0,-1 0 0 0 0,1 0 1 0 0,0 1-1 0 0,-1-1 1 0 0,1 0-1 0 0,-1 0 0 0 0,1 1 1 0 0,-1-1-1 0 0,1 0 0 0 0,-1 1 1 0 0,1 0-1 0 0,22 15 303 0 0,-14-9-143 0 0,-5-4-112 0 0,0-1 0 0 0,0 1 0 0 0,1-1-1 0 0,-1 0 1 0 0,1-1 0 0 0,-1 1 0 0 0,1-1 0 0 0,0 0 0 0 0,7 1 0 0 0,-9-1-29 0 0,-1-1 0 0 0,1-1 1 0 0,-1 1-1 0 0,1 0 1 0 0,-1 0-1 0 0,1-1 1 0 0,-1 0-1 0 0,1 1 0 0 0,-1-1 1 0 0,0 0-1 0 0,1 0 1 0 0,-1 0-1 0 0,0-1 0 0 0,0 1 1 0 0,0 0-1 0 0,0-1 1 0 0,0 1-1 0 0,0-1 0 0 0,0 0 1 0 0,2-3-1 0 0,1-1 56 0 0</inkml:trace>
-  <inkml:trace contextRef="#ctx0" brushRef="#br0" timeOffset="141.21">513 233 2944 0 0,'0'0'0'0'0,"-3"7"1872"0"0,2-2 1880 0 0,1 0-1872 0 0,-2 2-8 0 0,1 0 8 0 0,-1 3-8 0 0,2 1 7 0 0,0 3-1439 0 0,0 0 8 0 0,0-1-8 0 0,0 2 8 0 0,0 1-8 0 0,0-1 8 0 0</inkml:trace>
+  <inkml:trace contextRef="#ctx0" brushRef="#br0" timeOffset="141.2">513 233 2944 0 0,'0'0'0'0'0,"-3"7"1872"0"0,2-2 1880 0 0,1 0-1872 0 0,-2 2-8 0 0,1 0 8 0 0,-1 3-8 0 0,2 1 7 0 0,0 3-1439 0 0,0 0 8 0 0,0-1-8 0 0,0 2 8 0 0,0 1-8 0 0,0-1 8 0 0</inkml:trace>
   <inkml:trace contextRef="#ctx0" brushRef="#br0" timeOffset="284.57">513 138 5024 0 0,'0'0'0'0'0,"-3"-10"0"0"0,2 5 1416 0 0,-2-1 8 0 0,1-1 0 0 0,-1 2 0 0 0,0 0-8 0 0,2 1 8 0 0</inkml:trace>
   <inkml:trace contextRef="#ctx0" brushRef="#br0" timeOffset="537.22">777 36 3328 0 0,'-1'0'444'0'0,"0"0"1"0"0,0 0-1 0 0,0 1 1 0 0,0-1-1 0 0,0 0 1 0 0,0 1-1 0 0,0-1 1 0 0,0 1-1 0 0,0-1 1 0 0,0 1-1 0 0,0 0 1 0 0,1-1-1 0 0,-1 1 1 0 0,0 0-1 0 0,0 0 1 0 0,1 0-1 0 0,-1-1 1 0 0,0 1-1 0 0,1 0 1 0 0,-2 2-1 0 0,2-1-89 0 0,0 1-1 0 0,0-1 1 0 0,0 0-1 0 0,0 0 1 0 0,0 1-1 0 0,1-1 1 0 0,-1 0-1 0 0,0 0 1 0 0,2 4 0 0 0,5 22 446 0 0,-1 0 0 0 0,-1 0 0 0 0,-2 1 1 0 0,-1-1-1 0 0,-1 32 0 0 0,-4-22-1361 0 0,-14 73-1 0 0</inkml:trace>
   <inkml:trace contextRef="#ctx0" brushRef="#br0" timeOffset="932.83">713 318 8064 0 0,'5'-10'2384'0'0,"1"1"0"0"0,0 0 0 0 0,13-15 0 0 0,53-45-1022 0 0,-49 48-194 0 0,-8 7-874 0 0,-2 3 93 0 0,0 0 0 0 0,-1-1 0 0 0,0-1 0 0 0,-1 0 0 0 0,0-1 0 0 0,17-29 0 0 0,-28 42-344 0 0,1-1-1 0 0,0 1 1 0 0,-1-1 0 0 0,1 1 0 0 0,-1-1 0 0 0,1 1 0 0 0,-1-1 0 0 0,0 0 0 0 0,0 1 0 0 0,1-1 0 0 0,-1 0 0 0 0,0 1 0 0 0,-1-1 0 0 0,1 0 0 0 0,0 1-1 0 0,-1-3 1 0 0,1 3-5 0 0,-1 0 0 0 0,1 0 0 0 0,-1 0 0 0 0,0 0 0 0 0,1 1 0 0 0,-1-1 0 0 0,0 0 0 0 0,1 0-1 0 0,-1 0 1 0 0,0 1 0 0 0,0-1 0 0 0,0 0 0 0 0,0 1 0 0 0,0-1 0 0 0,1 1 0 0 0,-1-1 0 0 0,0 1-1 0 0,0 0 1 0 0,-2-1 0 0 0,1 0 5 0 0,-1 1-1 0 0,0-1 1 0 0,0 1-1 0 0,0 0 1 0 0,0 0-1 0 0,0 0 1 0 0,0 0-1 0 0,0 1 1 0 0,0-1 0 0 0,0 1-1 0 0,0 0 1 0 0,0 0-1 0 0,1 0 1 0 0,-1 0-1 0 0,0 0 1 0 0,-3 2-1 0 0,3-1-41 0 0,1 0 0 0 0,-1 0 0 0 0,1 1 0 0 0,-1-1 0 0 0,1 0 0 0 0,0 1 0 0 0,0-1 0 0 0,0 1-1 0 0,0 0 1 0 0,1 0 0 0 0,-1 0 0 0 0,1 0 0 0 0,-1 0 0 0 0,1 0 0 0 0,0 0 0 0 0,0 0 0 0 0,1 0 0 0 0,-1 0 0 0 0,1 1 0 0 0,-1-1-1 0 0,1 0 1 0 0,0 5 0 0 0,2 7 25 0 0,-1 0 1 0 0,2 1-1 0 0,7 24 0 0 0,1 10 136 0 0,0 46 234 0 0,-4 116 0 0 0,-10-185-140 0 0,2-25-84 0 0,3-7-31 0 0,0-5-79 0 0,6-19 92 0 0,-2 7-35 0 0,11-29 0 0 0,-15 46-88 0 0,0 0 1 0 0,0 1-1 0 0,1-1 1 0 0,0 0-1 0 0,0 1 0 0 0,0 0 1 0 0,0-1-1 0 0,1 1 1 0 0,0 0-1 0 0,-1 1 1 0 0,7-5-1 0 0,-9 7-18 0 0,0 1 0 0 0,-1-1 0 0 0,1 1 0 0 0,0-1 0 0 0,0 1 0 0 0,0 0 0 0 0,0-1 0 0 0,0 1 0 0 0,0 0 0 0 0,0 0 0 0 0,1-1 0 0 0,-1 1 0 0 0,0 0 0 0 0,0 0 0 0 0,0 0 0 0 0,0 0 0 0 0,0 1 0 0 0,0-1 0 0 0,0 0 0 0 0,0 0 0 0 0,0 1 0 0 0,2 0 0 0 0,5 5 8 0 0</inkml:trace>
-  <inkml:trace contextRef="#ctx0" brushRef="#br0" timeOffset="1149.67">1072 391 2592 0 0,'0'0'2232'0'0,"18"-19"14431"0"0,-17 21-16464 0 0,1-1-1 0 0,-1 1 0 0 0,0 0 0 0 0,0 0 0 0 0,0 0 1 0 0,0 0-1 0 0,-1 1 0 0 0,1-1 0 0 0,-1 0 0 0 0,1 0 1 0 0,-1 0-1 0 0,0 0 0 0 0,1 1 0 0 0,-2 2 1 0 0,3 6 267 0 0,0-3-205 0 0,-1-3-53 0 0,0 0 0 0 0,0 1 0 0 0,0-1 0 0 0,1 0 0 0 0,0 0 0 0 0,0 0-1 0 0,1 0 1 0 0,-1 0 0 0 0,1 0 0 0 0,6 7 0 0 0,-9-12-188 0 0,1 1 1 0 0,0-1-1 0 0,-1 1 0 0 0,1-1 1 0 0,0 1-1 0 0,-1-1 0 0 0,1 0 0 0 0,0 1 1 0 0,0-1-1 0 0,0 0 0 0 0,-1 0 1 0 0,1 1-1 0 0,0-1 0 0 0,0 0 0 0 0,0 0 1 0 0,0 0-1 0 0,-1 0 0 0 0,1 0 1 0 0,0 0-1 0 0,0 0 0 0 0,0-1 1 0 0,0 1-1 0 0,-1 0 0 0 0,1 0 0 0 0,0-1 1 0 0,0 1-1 0 0,0 0 0 0 0,-1-1 1 0 0,1 1-1 0 0,0-1 0 0 0,-1 1 0 0 0,1-1 1 0 0,0 1-1 0 0,-1-1 0 0 0,1 1 1 0 0,-1-1-1 0 0,1 0 0 0 0,0 1 0 0 0,-1-1 1 0 0,0 0-1 0 0,1 0 0 0 0,0-1 1 0 0,1-1 31 0 0,0-1 1 0 0,0 0-1 0 0,0 0 1 0 0,0 1 0 0 0,-1-1-1 0 0,0 0 1 0 0,2-6-1 0 0,-3 3-48 0 0,1 1-1 0 0,-1-1 0 0 0,0 1 0 0 0,0-1 0 0 0,-1 1 0 0 0,0 0 0 0 0,0-1 0 0 0,0 1 0 0 0,-1 0 1 0 0,0 0-1 0 0,0 0 0 0 0,-1 0 0 0 0,1 0 0 0 0,-5-6 0 0 0,2 6-3 0 0</inkml:trace>
+  <inkml:trace contextRef="#ctx0" brushRef="#br0" timeOffset="1149.66">1072 391 2592 0 0,'0'0'2232'0'0,"18"-19"14431"0"0,-17 21-16464 0 0,1-1-1 0 0,-1 1 0 0 0,0 0 0 0 0,0 0 0 0 0,0 0 1 0 0,0 0-1 0 0,-1 1 0 0 0,1-1 0 0 0,-1 0 0 0 0,1 0 1 0 0,-1 0-1 0 0,0 0 0 0 0,1 1 0 0 0,-2 2 1 0 0,3 6 267 0 0,0-3-205 0 0,-1-3-53 0 0,0 0 0 0 0,0 1 0 0 0,0-1 0 0 0,1 0 0 0 0,0 0 0 0 0,0 0-1 0 0,1 0 1 0 0,-1 0 0 0 0,1 0 0 0 0,6 7 0 0 0,-9-12-188 0 0,1 1 1 0 0,0-1-1 0 0,-1 1 0 0 0,1-1 1 0 0,0 1-1 0 0,-1-1 0 0 0,1 0 0 0 0,0 1 1 0 0,0-1-1 0 0,0 0 0 0 0,-1 0 1 0 0,1 1-1 0 0,0-1 0 0 0,0 0 0 0 0,0 0 1 0 0,0 0-1 0 0,-1 0 0 0 0,1 0 1 0 0,0 0-1 0 0,0 0 0 0 0,0-1 1 0 0,0 1-1 0 0,-1 0 0 0 0,1 0 0 0 0,0-1 1 0 0,0 1-1 0 0,0 0 0 0 0,-1-1 1 0 0,1 1-1 0 0,0-1 0 0 0,-1 1 0 0 0,1-1 1 0 0,0 1-1 0 0,-1-1 0 0 0,1 1 1 0 0,-1-1-1 0 0,1 0 0 0 0,0 1 0 0 0,-1-1 1 0 0,0 0-1 0 0,1 0 0 0 0,0-1 1 0 0,1-1 31 0 0,0-1 1 0 0,0 0-1 0 0,0 0 1 0 0,0 1 0 0 0,-1-1-1 0 0,0 0 1 0 0,2-6-1 0 0,-3 3-48 0 0,1 1-1 0 0,-1-1 0 0 0,0 1 0 0 0,0-1 0 0 0,-1 1 0 0 0,0 0 0 0 0,0-1 0 0 0,0 1 0 0 0,-1 0 1 0 0,0 0-1 0 0,0 0 0 0 0,-1 0 0 0 0,1 0 0 0 0,-5-6 0 0 0,2 6-3 0 0</inkml:trace>
   <inkml:trace contextRef="#ctx0" brushRef="#br0" timeOffset="1449.78">1264 359 4480 0 0,'-2'9'1995'0'0,"0"0"1"0"0,1 0-1 0 0,0 0 1 0 0,1 0-1 0 0,0 0 1 0 0,3 17-1 0 0,-3-23-1853 0 0,0-1 0 0 0,1 1 0 0 0,-1-1-1 0 0,1 1 1 0 0,0-1 0 0 0,0 1-1 0 0,0-1 1 0 0,0 1 0 0 0,0-1 0 0 0,1 0-1 0 0,-1 1 1 0 0,1-1 0 0 0,-1 0 0 0 0,1 0-1 0 0,0 0 1 0 0,0 0 0 0 0,0 0-1 0 0,0-1 1 0 0,0 1 0 0 0,0-1 0 0 0,0 1-1 0 0,1-1 1 0 0,-1 0 0 0 0,1 0-1 0 0,-1 0 1 0 0,1 0 0 0 0,4 1 0 0 0,-4-2-58 0 0,1 0 0 0 0,-1 0 1 0 0,1-1-1 0 0,-1 1 1 0 0,1-1-1 0 0,-1 0 0 0 0,0 0 1 0 0,1 0-1 0 0,-1 0 0 0 0,0-1 1 0 0,0 1-1 0 0,0-1 1 0 0,0 0-1 0 0,0 0 0 0 0,0 0 1 0 0,0 0-1 0 0,-1-1 1 0 0,1 1-1 0 0,-1-1 0 0 0,0 1 1 0 0,3-5-1 0 0,2-1 37 0 0,-1 0 0 0 0,-1-1 0 0 0,1 0 0 0 0,-1 0-1 0 0,-1 0 1 0 0,4-10 0 0 0,-7 15-68 0 0,0 2-29 0 0,0 1 0 0 0,0-1 0 0 0,-1 0 0 0 0,1 0 0 0 0,0 1-1 0 0,-1-1 1 0 0,0 0 0 0 0,1 0 0 0 0,-1 0 0 0 0,0 0 0 0 0,0 0 0 0 0,0 0-1 0 0,0 1 1 0 0,0-1 0 0 0,-1 0 0 0 0,0-2 0 0 0,1 4-21 0 0,-1 0 0 0 0,1 0 0 0 0,-1 1 1 0 0,1-1-1 0 0,-1 0 0 0 0,1 1 0 0 0,-1-1 0 0 0,1 0 1 0 0,-1 1-1 0 0,1-1 0 0 0,0 0 0 0 0,-1 1 0 0 0,1-1 1 0 0,0 1-1 0 0,-1-1 0 0 0,1 1 0 0 0,0-1 0 0 0,-1 1 1 0 0,1-1-1 0 0,0 1 0 0 0,0-1 0 0 0,0 1 0 0 0,-1-1 1 0 0,1 1-1 0 0,0 0 0 0 0,0-1 0 0 0,0 1 0 0 0,0 0 1 0 0,-5 18 28 0 0,4-13-21 0 0,-1 24 12 0 0,5-7-25 0 0</inkml:trace>
   <inkml:trace contextRef="#ctx0" brushRef="#br0" timeOffset="1582.13">1565 186 2528 0 0,'0'0'1985'0'0,"-8"-8"7964"0"0,2 25-5261 0 0,5 17-3760 0 0,0-18-208 0 0,-2 149 2001 0 0,4-131-2361 0 0</inkml:trace>
   <inkml:trace contextRef="#ctx0" brushRef="#br0" timeOffset="1724.4">1540 247 5600 0 0,'0'0'0'0'0,"-7"6"0"0"0,1-2 1648 0 0,2-1 8 0 0,-1 0-8 0 0,0-1 8 0 0,0 1-8 0 0,2 0 1655 0 0,6 1-1647 0 0,2-2-1144 0 0,3-2 8 0 0</inkml:trace>
